--- a/public/resume.docx
+++ b/public/resume.docx
@@ -1,6 +1,6 @@
 
 <file path=word/document.xml><?xml version="1.0" encoding="utf-8"?>
-<w:document xmlns:wpc="http://schemas.microsoft.com/office/word/2010/wordprocessingCanvas" xmlns:cx="http://schemas.microsoft.com/office/drawing/2014/chartex" xmlns:cx1="http://schemas.microsoft.com/office/drawing/2015/9/8/chartex" xmlns:cx2="http://schemas.microsoft.com/office/drawing/2015/10/21/chartex" xmlns:cx3="http://schemas.microsoft.com/office/drawing/2016/5/9/chartex" xmlns:cx4="http://schemas.microsoft.com/office/drawing/2016/5/10/chartex" xmlns:cx5="http://schemas.microsoft.com/office/drawing/2016/5/11/chartex" xmlns:cx6="http://schemas.microsoft.com/office/drawing/2016/5/12/chartex" xmlns:cx7="http://schemas.microsoft.com/office/drawing/2016/5/13/chartex" xmlns:cx8="http://schemas.microsoft.com/office/drawing/2016/5/14/chartex" xmlns:mc="http://schemas.openxmlformats.org/markup-compatibility/2006" xmlns:aink="http://schemas.microsoft.com/office/drawing/2016/ink" xmlns:am3d="http://schemas.microsoft.com/office/drawing/2017/model3d" xmlns:o="urn:schemas-microsoft-com:office:office" xmlns:oel="http://schemas.microsoft.com/office/2019/extlst" xmlns:r="http://schemas.openxmlformats.org/officeDocument/2006/relationships" xmlns:m="http://schemas.openxmlformats.org/officeDocument/2006/math" xmlns:v="urn:schemas-microsoft-com:vml" xmlns:wp14="http://schemas.microsoft.com/office/word/2010/wordprocessingDrawing" xmlns:wp="http://schemas.openxmlformats.org/drawingml/2006/wordprocessingDrawing" xmlns:w10="urn:schemas-microsoft-com:office:word" xmlns:w="http://schemas.openxmlformats.org/wordprocessingml/2006/main" xmlns:w14="http://schemas.microsoft.com/office/word/2010/wordml" xmlns:w15="http://schemas.microsoft.com/office/word/2012/wordml" xmlns:w16cex="http://schemas.microsoft.com/office/word/2018/wordml/cex" xmlns:w16cid="http://schemas.microsoft.com/office/word/2016/wordml/cid" xmlns:w16="http://schemas.microsoft.com/office/word/2018/wordml" xmlns:w16sdtdh="http://schemas.microsoft.com/office/word/2020/wordml/sdtdatahash" xmlns:w16se="http://schemas.microsoft.com/office/word/2015/wordml/symex" xmlns:wpg="http://schemas.microsoft.com/office/word/2010/wordprocessingGroup" xmlns:wpi="http://schemas.microsoft.com/office/word/2010/wordprocessingInk" xmlns:wne="http://schemas.microsoft.com/office/word/2006/wordml" xmlns:wps="http://schemas.microsoft.com/office/word/2010/wordprocessingShape" mc:Ignorable="w14 w15 w16se w16cid w16 w16cex w16sdtdh wp14">
+<w:document xmlns:wpc="http://schemas.microsoft.com/office/word/2010/wordprocessingCanvas" xmlns:cx="http://schemas.microsoft.com/office/drawing/2014/chartex" xmlns:cx1="http://schemas.microsoft.com/office/drawing/2015/9/8/chartex" xmlns:cx2="http://schemas.microsoft.com/office/drawing/2015/10/21/chartex" xmlns:cx3="http://schemas.microsoft.com/office/drawing/2016/5/9/chartex" xmlns:cx4="http://schemas.microsoft.com/office/drawing/2016/5/10/chartex" xmlns:cx5="http://schemas.microsoft.com/office/drawing/2016/5/11/chartex" xmlns:cx6="http://schemas.microsoft.com/office/drawing/2016/5/12/chartex" xmlns:cx7="http://schemas.microsoft.com/office/drawing/2016/5/13/chartex" xmlns:cx8="http://schemas.microsoft.com/office/drawing/2016/5/14/chartex" xmlns:mc="http://schemas.openxmlformats.org/markup-compatibility/2006" xmlns:aink="http://schemas.microsoft.com/office/drawing/2016/ink" xmlns:am3d="http://schemas.microsoft.com/office/drawing/2017/model3d" xmlns:o="urn:schemas-microsoft-com:office:office" xmlns:oel="http://schemas.microsoft.com/office/2019/extlst" xmlns:r="http://schemas.openxmlformats.org/officeDocument/2006/relationships" xmlns:m="http://schemas.openxmlformats.org/officeDocument/2006/math" xmlns:v="urn:schemas-microsoft-com:vml" xmlns:wp14="http://schemas.microsoft.com/office/word/2010/wordprocessingDrawing" xmlns:wp="http://schemas.openxmlformats.org/drawingml/2006/wordprocessingDrawing" xmlns:w10="urn:schemas-microsoft-com:office:word" xmlns:w="http://schemas.openxmlformats.org/wordprocessingml/2006/main" xmlns:w14="http://schemas.microsoft.com/office/word/2010/wordml" xmlns:w15="http://schemas.microsoft.com/office/word/2012/wordml" xmlns:w16cex="http://schemas.microsoft.com/office/word/2018/wordml/cex" xmlns:w16cid="http://schemas.microsoft.com/office/word/2016/wordml/cid" xmlns:w16="http://schemas.microsoft.com/office/word/2018/wordml" xmlns:w16du="http://schemas.microsoft.com/office/word/2023/wordml/word16du" xmlns:w16sdtdh="http://schemas.microsoft.com/office/word/2020/wordml/sdtdatahash" xmlns:w16se="http://schemas.microsoft.com/office/word/2015/wordml/symex" xmlns:wpg="http://schemas.microsoft.com/office/word/2010/wordprocessingGroup" xmlns:wpi="http://schemas.microsoft.com/office/word/2010/wordprocessingInk" xmlns:wne="http://schemas.microsoft.com/office/word/2006/wordml" xmlns:wps="http://schemas.microsoft.com/office/word/2010/wordprocessingShape" mc:Ignorable="w14 w15 w16se w16cid w16 w16cex w16sdtdh w16du wp14">
   <w:body>
     <w:p>
       <w:pPr>
@@ -45,6 +45,680 @@
           <w:tab w:val="left" w:pos="990"/>
         </w:tabs>
         <w:ind w:left="990" w:hanging="960"/>
+        <w:rPr>
+          <w:rStyle w:val="Gray0"/>
+          <w:color w:val="000000"/>
+        </w:rPr>
+      </w:pPr>
+      <w:r>
+        <w:rPr>
+          <w:rStyle w:val="Gray0"/>
+          <w:b/>
+          <w:color w:val="000000"/>
+        </w:rPr>
+        <w:t xml:space="preserve">Director of </w:t>
+      </w:r>
+      <w:r>
+        <w:rPr>
+          <w:rStyle w:val="Gray0"/>
+          <w:b/>
+          <w:color w:val="000000"/>
+        </w:rPr>
+        <w:t>XBRL Technolog</w:t>
+      </w:r>
+      <w:r>
+        <w:rPr>
+          <w:rStyle w:val="Gray0"/>
+          <w:b/>
+          <w:color w:val="000000"/>
+        </w:rPr>
+        <w:t>ies</w:t>
+      </w:r>
+      <w:r>
+        <w:rPr>
+          <w:rStyle w:val="Gray0"/>
+          <w:b/>
+          <w:color w:val="000000"/>
+        </w:rPr>
+        <w:t xml:space="preserve">, </w:t>
+      </w:r>
+      <w:proofErr w:type="spellStart"/>
+      <w:r>
+        <w:rPr>
+          <w:rStyle w:val="Gray0"/>
+          <w:b/>
+          <w:color w:val="000000"/>
+        </w:rPr>
+        <w:t>SECdirect</w:t>
+      </w:r>
+      <w:proofErr w:type="spellEnd"/>
+      <w:r>
+        <w:rPr>
+          <w:rStyle w:val="Gray0"/>
+          <w:b/>
+          <w:color w:val="000000"/>
+        </w:rPr>
+        <w:t xml:space="preserve">; </w:t>
+      </w:r>
+      <w:r>
+        <w:rPr>
+          <w:rStyle w:val="Gray0"/>
+          <w:b/>
+          <w:color w:val="000000"/>
+        </w:rPr>
+        <w:t>Durham</w:t>
+      </w:r>
+      <w:r>
+        <w:rPr>
+          <w:rStyle w:val="Gray0"/>
+          <w:b/>
+          <w:color w:val="000000"/>
+        </w:rPr>
+        <w:t>, NC</w:t>
+      </w:r>
+      <w:r>
+        <w:rPr>
+          <w:rStyle w:val="Gray0"/>
+          <w:b/>
+          <w:color w:val="000000"/>
+        </w:rPr>
+        <w:t xml:space="preserve"> (remote)</w:t>
+      </w:r>
+      <w:r>
+        <w:rPr>
+          <w:rStyle w:val="Gray0"/>
+          <w:b/>
+          <w:color w:val="000000"/>
+        </w:rPr>
+        <w:t xml:space="preserve"> –</w:t>
+      </w:r>
+      <w:r>
+        <w:rPr>
+          <w:rStyle w:val="Gray0"/>
+          <w:b/>
+          <w:color w:val="000000"/>
+        </w:rPr>
+        <w:t xml:space="preserve"> January</w:t>
+      </w:r>
+      <w:r>
+        <w:rPr>
+          <w:rStyle w:val="Gray0"/>
+          <w:b/>
+          <w:color w:val="000000"/>
+        </w:rPr>
+        <w:t xml:space="preserve"> </w:t>
+      </w:r>
+      <w:r>
+        <w:rPr>
+          <w:rStyle w:val="Gray0"/>
+          <w:b/>
+          <w:color w:val="000000"/>
+        </w:rPr>
+        <w:t>2026</w:t>
+      </w:r>
+      <w:r>
+        <w:rPr>
+          <w:rStyle w:val="Gray0"/>
+          <w:b/>
+          <w:color w:val="000000"/>
+        </w:rPr>
+        <w:t>–</w:t>
+      </w:r>
+      <w:r>
+        <w:rPr>
+          <w:rStyle w:val="Gray0"/>
+          <w:b/>
+          <w:color w:val="000000"/>
+        </w:rPr>
+        <w:t>August</w:t>
+      </w:r>
+      <w:r>
+        <w:rPr>
+          <w:rStyle w:val="Gray0"/>
+          <w:b/>
+          <w:color w:val="000000"/>
+        </w:rPr>
+        <w:t xml:space="preserve"> </w:t>
+      </w:r>
+      <w:r>
+        <w:rPr>
+          <w:rStyle w:val="Gray0"/>
+          <w:b/>
+          <w:color w:val="000000"/>
+        </w:rPr>
+        <w:t>2026</w:t>
+      </w:r>
+    </w:p>
+    <w:p>
+      <w:pPr>
+        <w:pStyle w:val="Body2"/>
+        <w:tabs>
+          <w:tab w:val="clear" w:pos="2400"/>
+          <w:tab w:val="left" w:pos="990"/>
+        </w:tabs>
+        <w:ind w:left="990" w:hanging="960"/>
+      </w:pPr>
+      <w:r>
+        <w:rPr>
+          <w:rStyle w:val="Gray0"/>
+          <w:color w:val="000000"/>
+        </w:rPr>
+        <w:tab/>
+      </w:r>
+      <w:r>
+        <w:t xml:space="preserve">I continued my role from </w:t>
+      </w:r>
+      <w:proofErr w:type="spellStart"/>
+      <w:r>
+        <w:t>Awther</w:t>
+      </w:r>
+      <w:proofErr w:type="spellEnd"/>
+      <w:r>
+        <w:t xml:space="preserve"> to </w:t>
+      </w:r>
+      <w:proofErr w:type="spellStart"/>
+      <w:r>
+        <w:t>SECdirect</w:t>
+      </w:r>
+      <w:proofErr w:type="spellEnd"/>
+      <w:r>
+        <w:t xml:space="preserve">, a spinoff of </w:t>
+      </w:r>
+      <w:proofErr w:type="spellStart"/>
+      <w:r>
+        <w:t>Awther</w:t>
+      </w:r>
+      <w:proofErr w:type="spellEnd"/>
+      <w:r>
+        <w:t>.  I was once again in charge of an engineering team that maintained a diverse array of web services and test automations of varying tech stack (</w:t>
+      </w:r>
+      <w:proofErr w:type="spellStart"/>
+      <w:r>
+        <w:t>dotnetcore</w:t>
+      </w:r>
+      <w:proofErr w:type="spellEnd"/>
+      <w:r>
+        <w:t xml:space="preserve">, </w:t>
+      </w:r>
+      <w:proofErr w:type="spellStart"/>
+      <w:r>
+        <w:t>nodejs</w:t>
+      </w:r>
+      <w:proofErr w:type="spellEnd"/>
+      <w:r>
+        <w:t xml:space="preserve">, </w:t>
+      </w:r>
+      <w:proofErr w:type="spellStart"/>
+      <w:r>
+        <w:t>golang</w:t>
+      </w:r>
+      <w:proofErr w:type="spellEnd"/>
+      <w:r>
+        <w:t xml:space="preserve">, and python).  I continued to review every PR (pull request) and approved deployments to the many different environments including production.  </w:t>
+      </w:r>
+      <w:r>
+        <w:t xml:space="preserve">I </w:t>
+      </w:r>
+      <w:r>
+        <w:t xml:space="preserve">continued to </w:t>
+      </w:r>
+      <w:r>
+        <w:t>h</w:t>
+      </w:r>
+      <w:r>
+        <w:t>o</w:t>
+      </w:r>
+      <w:r>
+        <w:t>ld the responsibility of full employee lifecycle, which includes interviewing, onboarding, performance evaluations, and separations</w:t>
+      </w:r>
+      <w:r>
+        <w:t>.</w:t>
+      </w:r>
+    </w:p>
+    <w:p>
+      <w:pPr>
+        <w:pStyle w:val="Body2"/>
+        <w:tabs>
+          <w:tab w:val="clear" w:pos="2400"/>
+          <w:tab w:val="left" w:pos="990"/>
+        </w:tabs>
+        <w:ind w:left="990" w:hanging="960"/>
+      </w:pPr>
+    </w:p>
+    <w:p>
+      <w:pPr>
+        <w:pStyle w:val="Body2"/>
+        <w:tabs>
+          <w:tab w:val="clear" w:pos="2400"/>
+          <w:tab w:val="left" w:pos="990"/>
+        </w:tabs>
+        <w:ind w:left="990" w:hanging="960"/>
+        <w:rPr>
+          <w:rStyle w:val="Gray"/>
+          <w:color w:val="000000"/>
+        </w:rPr>
+      </w:pPr>
+      <w:r>
+        <w:tab/>
+        <w:t xml:space="preserve">While in this role, I was also given the role of a product owner.  I regularly met with stakeholders and customers to better understand their needs which identified that gaps in our product offering.  I have personally sat through over 30 customer discovery calls and created work items afterwards (in Jira) for the engineering team to work on.  My </w:t>
+      </w:r>
+      <w:r>
+        <w:t>team’s work</w:t>
+      </w:r>
+      <w:r>
+        <w:t xml:space="preserve"> </w:t>
+      </w:r>
+      <w:r>
+        <w:t>under my guidance has</w:t>
+      </w:r>
+      <w:r>
+        <w:t xml:space="preserve"> been effective because the sales team achieved a 17% sales funnel</w:t>
+      </w:r>
+      <w:r>
+        <w:t xml:space="preserve"> with the new releases of the product.</w:t>
+      </w:r>
+    </w:p>
+    <w:p>
+      <w:pPr>
+        <w:pStyle w:val="Heading2"/>
+      </w:pPr>
+    </w:p>
+    <w:p>
+      <w:pPr>
+        <w:pStyle w:val="Body2"/>
+        <w:tabs>
+          <w:tab w:val="clear" w:pos="2400"/>
+          <w:tab w:val="left" w:pos="990"/>
+        </w:tabs>
+        <w:ind w:left="990" w:hanging="960"/>
+        <w:rPr>
+          <w:rStyle w:val="Gray0"/>
+          <w:color w:val="000000"/>
+        </w:rPr>
+      </w:pPr>
+      <w:r>
+        <w:rPr>
+          <w:rStyle w:val="Gray0"/>
+          <w:b/>
+          <w:color w:val="000000"/>
+        </w:rPr>
+        <w:t>XBRL Technol</w:t>
+      </w:r>
+      <w:r>
+        <w:rPr>
+          <w:rStyle w:val="Gray0"/>
+          <w:b/>
+          <w:color w:val="000000"/>
+        </w:rPr>
+        <w:t>o</w:t>
+      </w:r>
+      <w:r>
+        <w:rPr>
+          <w:rStyle w:val="Gray0"/>
+          <w:b/>
+          <w:color w:val="000000"/>
+        </w:rPr>
+        <w:t>gist and Founder</w:t>
+      </w:r>
+      <w:r>
+        <w:rPr>
+          <w:rStyle w:val="Gray0"/>
+          <w:b/>
+          <w:color w:val="000000"/>
+        </w:rPr>
+        <w:t xml:space="preserve">, </w:t>
+      </w:r>
+      <w:r>
+        <w:rPr>
+          <w:rStyle w:val="Gray0"/>
+          <w:b/>
+          <w:color w:val="000000"/>
+        </w:rPr>
+        <w:t>ECKSBEE</w:t>
+      </w:r>
+      <w:r>
+        <w:rPr>
+          <w:rStyle w:val="Gray0"/>
+          <w:b/>
+          <w:color w:val="000000"/>
+        </w:rPr>
+        <w:t xml:space="preserve">; </w:t>
+      </w:r>
+      <w:r>
+        <w:rPr>
+          <w:rStyle w:val="Gray0"/>
+          <w:b/>
+          <w:color w:val="000000"/>
+        </w:rPr>
+        <w:t>Durham</w:t>
+      </w:r>
+      <w:r>
+        <w:rPr>
+          <w:rStyle w:val="Gray0"/>
+          <w:b/>
+          <w:color w:val="000000"/>
+        </w:rPr>
+        <w:t>, NC</w:t>
+      </w:r>
+      <w:r>
+        <w:rPr>
+          <w:rStyle w:val="Gray0"/>
+          <w:b/>
+          <w:color w:val="000000"/>
+        </w:rPr>
+        <w:t xml:space="preserve"> (remote)</w:t>
+      </w:r>
+      <w:r>
+        <w:rPr>
+          <w:rStyle w:val="Gray0"/>
+          <w:b/>
+          <w:color w:val="000000"/>
+        </w:rPr>
+        <w:t xml:space="preserve"> –</w:t>
+      </w:r>
+      <w:r>
+        <w:rPr>
+          <w:rStyle w:val="Gray0"/>
+          <w:b/>
+          <w:color w:val="000000"/>
+        </w:rPr>
+        <w:t xml:space="preserve"> January</w:t>
+      </w:r>
+      <w:r>
+        <w:rPr>
+          <w:rStyle w:val="Gray0"/>
+          <w:b/>
+          <w:color w:val="000000"/>
+        </w:rPr>
+        <w:t xml:space="preserve"> </w:t>
+      </w:r>
+      <w:r>
+        <w:rPr>
+          <w:rStyle w:val="Gray0"/>
+          <w:b/>
+          <w:color w:val="000000"/>
+        </w:rPr>
+        <w:t>2022</w:t>
+      </w:r>
+      <w:r>
+        <w:rPr>
+          <w:rStyle w:val="Gray0"/>
+          <w:b/>
+          <w:color w:val="000000"/>
+        </w:rPr>
+        <w:t>–</w:t>
+      </w:r>
+      <w:r>
+        <w:rPr>
+          <w:rStyle w:val="Gray0"/>
+          <w:b/>
+          <w:color w:val="000000"/>
+        </w:rPr>
+        <w:t>December</w:t>
+      </w:r>
+      <w:r>
+        <w:rPr>
+          <w:rStyle w:val="Gray0"/>
+          <w:b/>
+          <w:color w:val="000000"/>
+        </w:rPr>
+        <w:t xml:space="preserve"> 2025</w:t>
+      </w:r>
+    </w:p>
+    <w:p>
+      <w:pPr>
+        <w:pStyle w:val="Body2"/>
+        <w:tabs>
+          <w:tab w:val="clear" w:pos="2400"/>
+          <w:tab w:val="left" w:pos="990"/>
+        </w:tabs>
+        <w:ind w:left="990" w:hanging="960"/>
+        <w:rPr>
+          <w:rStyle w:val="Gray"/>
+          <w:color w:val="000000"/>
+        </w:rPr>
+      </w:pPr>
+      <w:r>
+        <w:rPr>
+          <w:rStyle w:val="Gray0"/>
+          <w:color w:val="000000"/>
+        </w:rPr>
+        <w:tab/>
+      </w:r>
+      <w:r>
+        <w:t xml:space="preserve">I did consulting for a tech startup, </w:t>
+      </w:r>
+      <w:proofErr w:type="spellStart"/>
+      <w:r>
+        <w:t>Awther</w:t>
+      </w:r>
+      <w:proofErr w:type="spellEnd"/>
+      <w:r>
+        <w:t xml:space="preserve"> Inc</w:t>
+      </w:r>
+      <w:r>
+        <w:t>,</w:t>
+      </w:r>
+      <w:r>
+        <w:t xml:space="preserve"> as an XBRL technologist</w:t>
+      </w:r>
+      <w:r>
+        <w:t xml:space="preserve"> and the subject matter expert on the XBRL technical specifications</w:t>
+      </w:r>
+      <w:r>
+        <w:t xml:space="preserve">.  In this role at </w:t>
+      </w:r>
+      <w:proofErr w:type="spellStart"/>
+      <w:r>
+        <w:t>Awther</w:t>
+      </w:r>
+      <w:proofErr w:type="spellEnd"/>
+      <w:r>
+        <w:t xml:space="preserve">, I have developed, tested, and deployed a </w:t>
+      </w:r>
+      <w:proofErr w:type="spellStart"/>
+      <w:r>
+        <w:t>golang</w:t>
+      </w:r>
+      <w:proofErr w:type="spellEnd"/>
+      <w:r>
+        <w:t xml:space="preserve"> microservice that maintains search indices of different XBRL taxonomies</w:t>
+      </w:r>
+      <w:r>
+        <w:t>,</w:t>
+      </w:r>
+      <w:r>
+        <w:t xml:space="preserve"> like USGAAP and IFRS</w:t>
+      </w:r>
+      <w:r>
+        <w:t>,</w:t>
+      </w:r>
+      <w:r>
+        <w:t xml:space="preserve"> deployed in an Azure Kubernetes Service.  I also designed and co-developed tagging and rendering C# microservices with a react frontend.  </w:t>
+      </w:r>
+      <w:r>
+        <w:t>I have built a real-time collaborative document editor using CRDT (convergent replicated data type) technology.</w:t>
+      </w:r>
+      <w:r>
+        <w:t xml:space="preserve">  </w:t>
+      </w:r>
+      <w:r>
+        <w:t xml:space="preserve">I have created document-comparison algorithms that allows the software to automatically tag a document without the use of AI.  </w:t>
+      </w:r>
+      <w:r>
+        <w:t xml:space="preserve">My contributions allowed </w:t>
+      </w:r>
+      <w:proofErr w:type="spellStart"/>
+      <w:r>
+        <w:t>Awther</w:t>
+      </w:r>
+      <w:proofErr w:type="spellEnd"/>
+      <w:r>
+        <w:t xml:space="preserve"> to enter the market for SEC disclosure software (as </w:t>
+      </w:r>
+      <w:proofErr w:type="spellStart"/>
+      <w:r>
+        <w:t>SECdirect</w:t>
+      </w:r>
+      <w:proofErr w:type="spellEnd"/>
+      <w:r>
+        <w:t xml:space="preserve">) and retained the interest of many investors year after year.  Also, I built a global development team consisting of software engineers, quality testers, and </w:t>
+      </w:r>
+      <w:proofErr w:type="spellStart"/>
+      <w:r>
+        <w:t>devops</w:t>
+      </w:r>
+      <w:proofErr w:type="spellEnd"/>
+      <w:r>
+        <w:t xml:space="preserve"> engineer.  As the head of implementation, I held the responsibility of full employee lifecycle, which includes</w:t>
+      </w:r>
+      <w:r>
+        <w:t xml:space="preserve"> interviewing, onboarding, performance evaluations, and separations.  My team, under my hands-on supervision, created microservices on Kubernetes, created playwright test automation with high coverage, </w:t>
+      </w:r>
+      <w:r>
+        <w:t xml:space="preserve">built a load-distributed infrastructure with high availability, </w:t>
+      </w:r>
+      <w:r>
+        <w:t xml:space="preserve">and maintained CI/CD pipelines on </w:t>
+      </w:r>
+      <w:proofErr w:type="spellStart"/>
+      <w:r>
+        <w:t>github</w:t>
+      </w:r>
+      <w:proofErr w:type="spellEnd"/>
+      <w:r>
+        <w:t xml:space="preserve"> actions.  The team is capable of rapid deployments of new features or bug fixes within a week.  I personally maintained a Jira board and roadmap to keep the contributors and stakeholders on track.</w:t>
+      </w:r>
+      <w:r>
+        <w:t xml:space="preserve">  I engaged stakeholders and contributors in conversations every day to level expectations.</w:t>
+      </w:r>
+      <w:r>
+        <w:rPr>
+          <w:rStyle w:val="Gray0"/>
+          <w:color w:val="000000"/>
+        </w:rPr>
+        <w:br/>
+      </w:r>
+      <w:r>
+        <w:rPr>
+          <w:rStyle w:val="Gray0"/>
+          <w:color w:val="000000"/>
+        </w:rPr>
+        <w:br/>
+      </w:r>
+      <w:r>
+        <w:rPr>
+          <w:rStyle w:val="Gray"/>
+          <w:color w:val="000000"/>
+        </w:rPr>
+        <w:t xml:space="preserve">As the founder, I have bootstrapped the company and personally developed </w:t>
+      </w:r>
+      <w:r>
+        <w:t>many bleeding-edge XBRL technologies</w:t>
+      </w:r>
+      <w:r>
+        <w:t xml:space="preserve">, such </w:t>
+      </w:r>
+      <w:proofErr w:type="spellStart"/>
+      <w:r>
+        <w:t>telefacts</w:t>
+      </w:r>
+      <w:proofErr w:type="spellEnd"/>
+      <w:r>
+        <w:t>.</w:t>
+      </w:r>
+      <w:r>
+        <w:t xml:space="preserve">  </w:t>
+      </w:r>
+      <w:proofErr w:type="spellStart"/>
+      <w:r>
+        <w:t>Telefacts</w:t>
+      </w:r>
+      <w:proofErr w:type="spellEnd"/>
+      <w:r>
+        <w:t xml:space="preserve"> is an open-source </w:t>
+      </w:r>
+      <w:proofErr w:type="spellStart"/>
+      <w:r>
+        <w:t>golang</w:t>
+      </w:r>
+      <w:proofErr w:type="spellEnd"/>
+      <w:r>
+        <w:t xml:space="preserve"> software that can process and render XBRL files.  A few clients have adopted it as part of their XBRL platform.  I have utilized </w:t>
+      </w:r>
+      <w:proofErr w:type="spellStart"/>
+      <w:r>
+        <w:t>telefacts</w:t>
+      </w:r>
+      <w:proofErr w:type="spellEnd"/>
+      <w:r>
+        <w:t xml:space="preserve"> to scaped the SEC’s (Stock Exchange Commission) website with home-grown rate-limiter and home-grown user-agent spoofing to render the </w:t>
+      </w:r>
+      <w:r>
+        <w:lastRenderedPageBreak/>
+        <w:t>XBRL facts in a s</w:t>
+      </w:r>
+      <w:proofErr w:type="spellStart"/>
+      <w:r>
+        <w:t>olidjs</w:t>
+      </w:r>
+      <w:proofErr w:type="spellEnd"/>
+      <w:r>
+        <w:t xml:space="preserve"> web app.</w:t>
+      </w:r>
+      <w:r>
+        <w:rPr>
+          <w:rStyle w:val="Gray0"/>
+          <w:color w:val="000000"/>
+        </w:rPr>
+        <w:br/>
+      </w:r>
+      <w:r>
+        <w:rPr>
+          <w:rStyle w:val="Gray0"/>
+          <w:color w:val="000000"/>
+        </w:rPr>
+        <w:br/>
+      </w:r>
+      <w:r>
+        <w:rPr>
+          <w:rStyle w:val="Gray"/>
+          <w:color w:val="000000"/>
+        </w:rPr>
+        <w:t>Also, I have done research and development on incubation projects on ESG (Environment, Social, Governance) disclosure technology with a laser-precision focus on GHG emission (greenhouse gas) concepts within IFRS’ sustainability XBRL taxonomy as outlined within TCFD</w:t>
+      </w:r>
+      <w:r>
+        <w:rPr>
+          <w:rStyle w:val="Gray"/>
+          <w:color w:val="000000"/>
+        </w:rPr>
+        <w:t xml:space="preserve"> (</w:t>
+      </w:r>
+      <w:r>
+        <w:t>Task Force on Climate-related Financial Disclosures</w:t>
+      </w:r>
+      <w:r>
+        <w:t>).  I have attended sustainability conferences and networked with ESG professionals to learn more about scopes 1, 2, and 3 of the GHG emission disclosures.</w:t>
+      </w:r>
+    </w:p>
+    <w:p>
+      <w:pPr>
+        <w:pStyle w:val="Body2"/>
+        <w:tabs>
+          <w:tab w:val="clear" w:pos="2400"/>
+          <w:tab w:val="left" w:pos="990"/>
+        </w:tabs>
+        <w:ind w:left="990" w:hanging="960"/>
+      </w:pPr>
+    </w:p>
+    <w:p>
+      <w:pPr>
+        <w:pStyle w:val="Body2"/>
+        <w:tabs>
+          <w:tab w:val="clear" w:pos="2400"/>
+          <w:tab w:val="left" w:pos="990"/>
+        </w:tabs>
+        <w:ind w:left="990" w:hanging="960"/>
       </w:pPr>
       <w:r>
         <w:rPr>
@@ -102,7 +776,7 @@
           <w:b/>
           <w:color w:val="000000"/>
         </w:rPr>
-        <w:t>Present</w:t>
+        <w:t>November 2025</w:t>
       </w:r>
     </w:p>
     <w:p>
@@ -433,7 +1107,11 @@
         <w:t xml:space="preserve"> writing any code.</w:t>
       </w:r>
       <w:r>
-        <w:t xml:space="preserve">  I personally contributed on developing software modules that handled </w:t>
+        <w:t xml:space="preserve">  I personally contributed </w:t>
+      </w:r>
+      <w:r>
+        <w:lastRenderedPageBreak/>
+        <w:t xml:space="preserve">on developing software modules that handled </w:t>
       </w:r>
       <w:r>
         <w:t xml:space="preserve">OAuth </w:t>
@@ -537,11 +1215,7 @@
         <w:t xml:space="preserve">for </w:t>
       </w:r>
       <w:r>
-        <w:t xml:space="preserve">an IAM (Identity-Access Management) system which can provision an account for a human or machine user in a domain through the wiring of IDP (identity providers like </w:t>
-      </w:r>
-      <w:r>
-        <w:lastRenderedPageBreak/>
-        <w:t>Active Directory Federation Server), STS (security token services), and Microsoft SQL Server instances.</w:t>
+        <w:t>an IAM (Identity-Access Management) system which can provision an account for a human or machine user in a domain through the wiring of IDP (identity providers like Active Directory Federation Server), STS (security token services), and Microsoft SQL Server instances.</w:t>
       </w:r>
     </w:p>
     <w:p>
@@ -1557,7 +2231,15 @@
           <w:rStyle w:val="Gray0"/>
           <w:color w:val="000000"/>
         </w:rPr>
-        <w:t xml:space="preserve"> classes for database tables that hydrates a </w:t>
+        <w:t xml:space="preserve"> classes for database </w:t>
+      </w:r>
+      <w:r>
+        <w:rPr>
+          <w:rStyle w:val="Gray0"/>
+          <w:color w:val="000000"/>
+        </w:rPr>
+        <w:lastRenderedPageBreak/>
+        <w:t xml:space="preserve">tables that hydrates a </w:t>
       </w:r>
       <w:r>
         <w:rPr>
@@ -1690,15 +2372,7 @@
           <w:rStyle w:val="Gray"/>
           <w:color w:val="000000"/>
         </w:rPr>
-        <w:t xml:space="preserve">24 x 7 high availability and disaster recovery of 85+ vSphere VMs </w:t>
-      </w:r>
-      <w:r>
-        <w:rPr>
-          <w:rStyle w:val="Gray"/>
-          <w:color w:val="000000"/>
-        </w:rPr>
-        <w:lastRenderedPageBreak/>
-        <w:t>through Veeam Backup and vSphere Fault Tolerance with at least 99.5</w:t>
+        <w:t>24 x 7 high availability and disaster recovery of 85+ vSphere VMs through Veeam Backup and vSphere Fault Tolerance with at least 99.5</w:t>
       </w:r>
       <w:r>
         <w:rPr>
@@ -2324,6 +2998,7 @@
         <w:spacing w:before="0"/>
       </w:pPr>
       <w:r>
+        <w:lastRenderedPageBreak/>
         <w:t>Military Background</w:t>
       </w:r>
     </w:p>
@@ -2431,7 +3106,6 @@
           <w:bdr w:val="none" w:sz="0" w:space="0" w:color="auto"/>
           <w:lang w:eastAsia="ja-JP"/>
         </w:rPr>
-        <w:lastRenderedPageBreak/>
         <w:t>Raised</w:t>
       </w:r>
       <w:r>
@@ -2559,7 +3233,7 @@
 </file>
 
 <file path=word/endnotes.xml><?xml version="1.0" encoding="utf-8"?>
-<w:endnotes xmlns:wpc="http://schemas.microsoft.com/office/word/2010/wordprocessingCanvas" xmlns:cx="http://schemas.microsoft.com/office/drawing/2014/chartex" xmlns:cx1="http://schemas.microsoft.com/office/drawing/2015/9/8/chartex" xmlns:cx2="http://schemas.microsoft.com/office/drawing/2015/10/21/chartex" xmlns:cx3="http://schemas.microsoft.com/office/drawing/2016/5/9/chartex" xmlns:cx4="http://schemas.microsoft.com/office/drawing/2016/5/10/chartex" xmlns:cx5="http://schemas.microsoft.com/office/drawing/2016/5/11/chartex" xmlns:cx6="http://schemas.microsoft.com/office/drawing/2016/5/12/chartex" xmlns:cx7="http://schemas.microsoft.com/office/drawing/2016/5/13/chartex" xmlns:cx8="http://schemas.microsoft.com/office/drawing/2016/5/14/chartex" xmlns:mc="http://schemas.openxmlformats.org/markup-compatibility/2006" xmlns:aink="http://schemas.microsoft.com/office/drawing/2016/ink" xmlns:am3d="http://schemas.microsoft.com/office/drawing/2017/model3d" xmlns:o="urn:schemas-microsoft-com:office:office" xmlns:oel="http://schemas.microsoft.com/office/2019/extlst" xmlns:r="http://schemas.openxmlformats.org/officeDocument/2006/relationships" xmlns:m="http://schemas.openxmlformats.org/officeDocument/2006/math" xmlns:v="urn:schemas-microsoft-com:vml" xmlns:wp14="http://schemas.microsoft.com/office/word/2010/wordprocessingDrawing" xmlns:wp="http://schemas.openxmlformats.org/drawingml/2006/wordprocessingDrawing" xmlns:w10="urn:schemas-microsoft-com:office:word" xmlns:w="http://schemas.openxmlformats.org/wordprocessingml/2006/main" xmlns:w14="http://schemas.microsoft.com/office/word/2010/wordml" xmlns:w15="http://schemas.microsoft.com/office/word/2012/wordml" xmlns:w16cex="http://schemas.microsoft.com/office/word/2018/wordml/cex" xmlns:w16cid="http://schemas.microsoft.com/office/word/2016/wordml/cid" xmlns:w16="http://schemas.microsoft.com/office/word/2018/wordml" xmlns:w16sdtdh="http://schemas.microsoft.com/office/word/2020/wordml/sdtdatahash" xmlns:w16se="http://schemas.microsoft.com/office/word/2015/wordml/symex" xmlns:wpg="http://schemas.microsoft.com/office/word/2010/wordprocessingGroup" xmlns:wpi="http://schemas.microsoft.com/office/word/2010/wordprocessingInk" xmlns:wne="http://schemas.microsoft.com/office/word/2006/wordml" xmlns:wps="http://schemas.microsoft.com/office/word/2010/wordprocessingShape" mc:Ignorable="w14 w15 w16se w16cid w16 w16cex w16sdtdh wp14">
+<w:endnotes xmlns:wpc="http://schemas.microsoft.com/office/word/2010/wordprocessingCanvas" xmlns:cx="http://schemas.microsoft.com/office/drawing/2014/chartex" xmlns:cx1="http://schemas.microsoft.com/office/drawing/2015/9/8/chartex" xmlns:cx2="http://schemas.microsoft.com/office/drawing/2015/10/21/chartex" xmlns:cx3="http://schemas.microsoft.com/office/drawing/2016/5/9/chartex" xmlns:cx4="http://schemas.microsoft.com/office/drawing/2016/5/10/chartex" xmlns:cx5="http://schemas.microsoft.com/office/drawing/2016/5/11/chartex" xmlns:cx6="http://schemas.microsoft.com/office/drawing/2016/5/12/chartex" xmlns:cx7="http://schemas.microsoft.com/office/drawing/2016/5/13/chartex" xmlns:cx8="http://schemas.microsoft.com/office/drawing/2016/5/14/chartex" xmlns:mc="http://schemas.openxmlformats.org/markup-compatibility/2006" xmlns:aink="http://schemas.microsoft.com/office/drawing/2016/ink" xmlns:am3d="http://schemas.microsoft.com/office/drawing/2017/model3d" xmlns:o="urn:schemas-microsoft-com:office:office" xmlns:oel="http://schemas.microsoft.com/office/2019/extlst" xmlns:r="http://schemas.openxmlformats.org/officeDocument/2006/relationships" xmlns:m="http://schemas.openxmlformats.org/officeDocument/2006/math" xmlns:v="urn:schemas-microsoft-com:vml" xmlns:wp14="http://schemas.microsoft.com/office/word/2010/wordprocessingDrawing" xmlns:wp="http://schemas.openxmlformats.org/drawingml/2006/wordprocessingDrawing" xmlns:w10="urn:schemas-microsoft-com:office:word" xmlns:w="http://schemas.openxmlformats.org/wordprocessingml/2006/main" xmlns:w14="http://schemas.microsoft.com/office/word/2010/wordml" xmlns:w15="http://schemas.microsoft.com/office/word/2012/wordml" xmlns:w16cex="http://schemas.microsoft.com/office/word/2018/wordml/cex" xmlns:w16cid="http://schemas.microsoft.com/office/word/2016/wordml/cid" xmlns:w16="http://schemas.microsoft.com/office/word/2018/wordml" xmlns:w16du="http://schemas.microsoft.com/office/word/2023/wordml/word16du" xmlns:w16sdtdh="http://schemas.microsoft.com/office/word/2020/wordml/sdtdatahash" xmlns:w16se="http://schemas.microsoft.com/office/word/2015/wordml/symex" xmlns:wpg="http://schemas.microsoft.com/office/word/2010/wordprocessingGroup" xmlns:wpi="http://schemas.microsoft.com/office/word/2010/wordprocessingInk" xmlns:wne="http://schemas.microsoft.com/office/word/2006/wordml" xmlns:wps="http://schemas.microsoft.com/office/word/2010/wordprocessingShape" mc:Ignorable="w14 w15 w16se w16cid w16 w16cex w16sdtdh w16du wp14">
   <w:endnote w:type="separator" w:id="-1">
     <w:p>
       <w:r>
@@ -2578,7 +3252,7 @@
 </file>
 
 <file path=word/footer1.xml><?xml version="1.0" encoding="utf-8"?>
-<w:ftr xmlns:wpc="http://schemas.microsoft.com/office/word/2010/wordprocessingCanvas" xmlns:cx="http://schemas.microsoft.com/office/drawing/2014/chartex" xmlns:cx1="http://schemas.microsoft.com/office/drawing/2015/9/8/chartex" xmlns:cx2="http://schemas.microsoft.com/office/drawing/2015/10/21/chartex" xmlns:cx3="http://schemas.microsoft.com/office/drawing/2016/5/9/chartex" xmlns:cx4="http://schemas.microsoft.com/office/drawing/2016/5/10/chartex" xmlns:cx5="http://schemas.microsoft.com/office/drawing/2016/5/11/chartex" xmlns:cx6="http://schemas.microsoft.com/office/drawing/2016/5/12/chartex" xmlns:cx7="http://schemas.microsoft.com/office/drawing/2016/5/13/chartex" xmlns:cx8="http://schemas.microsoft.com/office/drawing/2016/5/14/chartex" xmlns:mc="http://schemas.openxmlformats.org/markup-compatibility/2006" xmlns:aink="http://schemas.microsoft.com/office/drawing/2016/ink" xmlns:am3d="http://schemas.microsoft.com/office/drawing/2017/model3d" xmlns:o="urn:schemas-microsoft-com:office:office" xmlns:oel="http://schemas.microsoft.com/office/2019/extlst" xmlns:r="http://schemas.openxmlformats.org/officeDocument/2006/relationships" xmlns:m="http://schemas.openxmlformats.org/officeDocument/2006/math" xmlns:v="urn:schemas-microsoft-com:vml" xmlns:wp14="http://schemas.microsoft.com/office/word/2010/wordprocessingDrawing" xmlns:wp="http://schemas.openxmlformats.org/drawingml/2006/wordprocessingDrawing" xmlns:w10="urn:schemas-microsoft-com:office:word" xmlns:w="http://schemas.openxmlformats.org/wordprocessingml/2006/main" xmlns:w14="http://schemas.microsoft.com/office/word/2010/wordml" xmlns:w15="http://schemas.microsoft.com/office/word/2012/wordml" xmlns:w16cex="http://schemas.microsoft.com/office/word/2018/wordml/cex" xmlns:w16cid="http://schemas.microsoft.com/office/word/2016/wordml/cid" xmlns:w16="http://schemas.microsoft.com/office/word/2018/wordml" xmlns:w16sdtdh="http://schemas.microsoft.com/office/word/2020/wordml/sdtdatahash" xmlns:w16se="http://schemas.microsoft.com/office/word/2015/wordml/symex" xmlns:wpg="http://schemas.microsoft.com/office/word/2010/wordprocessingGroup" xmlns:wpi="http://schemas.microsoft.com/office/word/2010/wordprocessingInk" xmlns:wne="http://schemas.microsoft.com/office/word/2006/wordml" xmlns:wps="http://schemas.microsoft.com/office/word/2010/wordprocessingShape" mc:Ignorable="w14 w15 w16se w16cid w16 w16cex w16sdtdh wp14">
+<w:ftr xmlns:wpc="http://schemas.microsoft.com/office/word/2010/wordprocessingCanvas" xmlns:cx="http://schemas.microsoft.com/office/drawing/2014/chartex" xmlns:cx1="http://schemas.microsoft.com/office/drawing/2015/9/8/chartex" xmlns:cx2="http://schemas.microsoft.com/office/drawing/2015/10/21/chartex" xmlns:cx3="http://schemas.microsoft.com/office/drawing/2016/5/9/chartex" xmlns:cx4="http://schemas.microsoft.com/office/drawing/2016/5/10/chartex" xmlns:cx5="http://schemas.microsoft.com/office/drawing/2016/5/11/chartex" xmlns:cx6="http://schemas.microsoft.com/office/drawing/2016/5/12/chartex" xmlns:cx7="http://schemas.microsoft.com/office/drawing/2016/5/13/chartex" xmlns:cx8="http://schemas.microsoft.com/office/drawing/2016/5/14/chartex" xmlns:mc="http://schemas.openxmlformats.org/markup-compatibility/2006" xmlns:aink="http://schemas.microsoft.com/office/drawing/2016/ink" xmlns:am3d="http://schemas.microsoft.com/office/drawing/2017/model3d" xmlns:o="urn:schemas-microsoft-com:office:office" xmlns:oel="http://schemas.microsoft.com/office/2019/extlst" xmlns:r="http://schemas.openxmlformats.org/officeDocument/2006/relationships" xmlns:m="http://schemas.openxmlformats.org/officeDocument/2006/math" xmlns:v="urn:schemas-microsoft-com:vml" xmlns:wp14="http://schemas.microsoft.com/office/word/2010/wordprocessingDrawing" xmlns:wp="http://schemas.openxmlformats.org/drawingml/2006/wordprocessingDrawing" xmlns:w10="urn:schemas-microsoft-com:office:word" xmlns:w="http://schemas.openxmlformats.org/wordprocessingml/2006/main" xmlns:w14="http://schemas.microsoft.com/office/word/2010/wordml" xmlns:w15="http://schemas.microsoft.com/office/word/2012/wordml" xmlns:w16cex="http://schemas.microsoft.com/office/word/2018/wordml/cex" xmlns:w16cid="http://schemas.microsoft.com/office/word/2016/wordml/cid" xmlns:w16="http://schemas.microsoft.com/office/word/2018/wordml" xmlns:w16du="http://schemas.microsoft.com/office/word/2023/wordml/word16du" xmlns:w16sdtdh="http://schemas.microsoft.com/office/word/2020/wordml/sdtdatahash" xmlns:w16se="http://schemas.microsoft.com/office/word/2015/wordml/symex" xmlns:wpg="http://schemas.microsoft.com/office/word/2010/wordprocessingGroup" xmlns:wpi="http://schemas.microsoft.com/office/word/2010/wordprocessingInk" xmlns:wne="http://schemas.microsoft.com/office/word/2006/wordml" xmlns:wps="http://schemas.microsoft.com/office/word/2010/wordprocessingShape" mc:Ignorable="w14 w15 w16se w16cid w16 w16cex w16sdtdh w16du wp14">
   <w:p>
     <w:pPr>
       <w:pStyle w:val="Footer"/>
@@ -2588,7 +3262,7 @@
 </file>
 
 <file path=word/footer2.xml><?xml version="1.0" encoding="utf-8"?>
-<w:ftr xmlns:wpc="http://schemas.microsoft.com/office/word/2010/wordprocessingCanvas" xmlns:cx="http://schemas.microsoft.com/office/drawing/2014/chartex" xmlns:cx1="http://schemas.microsoft.com/office/drawing/2015/9/8/chartex" xmlns:cx2="http://schemas.microsoft.com/office/drawing/2015/10/21/chartex" xmlns:cx3="http://schemas.microsoft.com/office/drawing/2016/5/9/chartex" xmlns:cx4="http://schemas.microsoft.com/office/drawing/2016/5/10/chartex" xmlns:cx5="http://schemas.microsoft.com/office/drawing/2016/5/11/chartex" xmlns:cx6="http://schemas.microsoft.com/office/drawing/2016/5/12/chartex" xmlns:cx7="http://schemas.microsoft.com/office/drawing/2016/5/13/chartex" xmlns:cx8="http://schemas.microsoft.com/office/drawing/2016/5/14/chartex" xmlns:mc="http://schemas.openxmlformats.org/markup-compatibility/2006" xmlns:aink="http://schemas.microsoft.com/office/drawing/2016/ink" xmlns:am3d="http://schemas.microsoft.com/office/drawing/2017/model3d" xmlns:o="urn:schemas-microsoft-com:office:office" xmlns:oel="http://schemas.microsoft.com/office/2019/extlst" xmlns:r="http://schemas.openxmlformats.org/officeDocument/2006/relationships" xmlns:m="http://schemas.openxmlformats.org/officeDocument/2006/math" xmlns:v="urn:schemas-microsoft-com:vml" xmlns:wp14="http://schemas.microsoft.com/office/word/2010/wordprocessingDrawing" xmlns:wp="http://schemas.openxmlformats.org/drawingml/2006/wordprocessingDrawing" xmlns:w10="urn:schemas-microsoft-com:office:word" xmlns:w="http://schemas.openxmlformats.org/wordprocessingml/2006/main" xmlns:w14="http://schemas.microsoft.com/office/word/2010/wordml" xmlns:w15="http://schemas.microsoft.com/office/word/2012/wordml" xmlns:w16cex="http://schemas.microsoft.com/office/word/2018/wordml/cex" xmlns:w16cid="http://schemas.microsoft.com/office/word/2016/wordml/cid" xmlns:w16="http://schemas.microsoft.com/office/word/2018/wordml" xmlns:w16sdtdh="http://schemas.microsoft.com/office/word/2020/wordml/sdtdatahash" xmlns:w16se="http://schemas.microsoft.com/office/word/2015/wordml/symex" xmlns:wpg="http://schemas.microsoft.com/office/word/2010/wordprocessingGroup" xmlns:wpi="http://schemas.microsoft.com/office/word/2010/wordprocessingInk" xmlns:wne="http://schemas.microsoft.com/office/word/2006/wordml" xmlns:wps="http://schemas.microsoft.com/office/word/2010/wordprocessingShape" mc:Ignorable="w14 w15 w16se w16cid w16 w16cex w16sdtdh wp14">
+<w:ftr xmlns:wpc="http://schemas.microsoft.com/office/word/2010/wordprocessingCanvas" xmlns:cx="http://schemas.microsoft.com/office/drawing/2014/chartex" xmlns:cx1="http://schemas.microsoft.com/office/drawing/2015/9/8/chartex" xmlns:cx2="http://schemas.microsoft.com/office/drawing/2015/10/21/chartex" xmlns:cx3="http://schemas.microsoft.com/office/drawing/2016/5/9/chartex" xmlns:cx4="http://schemas.microsoft.com/office/drawing/2016/5/10/chartex" xmlns:cx5="http://schemas.microsoft.com/office/drawing/2016/5/11/chartex" xmlns:cx6="http://schemas.microsoft.com/office/drawing/2016/5/12/chartex" xmlns:cx7="http://schemas.microsoft.com/office/drawing/2016/5/13/chartex" xmlns:cx8="http://schemas.microsoft.com/office/drawing/2016/5/14/chartex" xmlns:mc="http://schemas.openxmlformats.org/markup-compatibility/2006" xmlns:aink="http://schemas.microsoft.com/office/drawing/2016/ink" xmlns:am3d="http://schemas.microsoft.com/office/drawing/2017/model3d" xmlns:o="urn:schemas-microsoft-com:office:office" xmlns:oel="http://schemas.microsoft.com/office/2019/extlst" xmlns:r="http://schemas.openxmlformats.org/officeDocument/2006/relationships" xmlns:m="http://schemas.openxmlformats.org/officeDocument/2006/math" xmlns:v="urn:schemas-microsoft-com:vml" xmlns:wp14="http://schemas.microsoft.com/office/word/2010/wordprocessingDrawing" xmlns:wp="http://schemas.openxmlformats.org/drawingml/2006/wordprocessingDrawing" xmlns:w10="urn:schemas-microsoft-com:office:word" xmlns:w="http://schemas.openxmlformats.org/wordprocessingml/2006/main" xmlns:w14="http://schemas.microsoft.com/office/word/2010/wordml" xmlns:w15="http://schemas.microsoft.com/office/word/2012/wordml" xmlns:w16cex="http://schemas.microsoft.com/office/word/2018/wordml/cex" xmlns:w16cid="http://schemas.microsoft.com/office/word/2016/wordml/cid" xmlns:w16="http://schemas.microsoft.com/office/word/2018/wordml" xmlns:w16du="http://schemas.microsoft.com/office/word/2023/wordml/word16du" xmlns:w16sdtdh="http://schemas.microsoft.com/office/word/2020/wordml/sdtdatahash" xmlns:w16se="http://schemas.microsoft.com/office/word/2015/wordml/symex" xmlns:wpg="http://schemas.microsoft.com/office/word/2010/wordprocessingGroup" xmlns:wpi="http://schemas.microsoft.com/office/word/2010/wordprocessingInk" xmlns:wne="http://schemas.microsoft.com/office/word/2006/wordml" xmlns:wps="http://schemas.microsoft.com/office/word/2010/wordprocessingShape" mc:Ignorable="w14 w15 w16se w16cid w16 w16cex w16sdtdh w16du wp14">
   <w:p>
     <w:pPr>
       <w:pStyle w:val="Footer"/>
@@ -2598,7 +3272,7 @@
 </file>
 
 <file path=word/footer3.xml><?xml version="1.0" encoding="utf-8"?>
-<w:ftr xmlns:wpc="http://schemas.microsoft.com/office/word/2010/wordprocessingCanvas" xmlns:cx="http://schemas.microsoft.com/office/drawing/2014/chartex" xmlns:cx1="http://schemas.microsoft.com/office/drawing/2015/9/8/chartex" xmlns:cx2="http://schemas.microsoft.com/office/drawing/2015/10/21/chartex" xmlns:cx3="http://schemas.microsoft.com/office/drawing/2016/5/9/chartex" xmlns:cx4="http://schemas.microsoft.com/office/drawing/2016/5/10/chartex" xmlns:cx5="http://schemas.microsoft.com/office/drawing/2016/5/11/chartex" xmlns:cx6="http://schemas.microsoft.com/office/drawing/2016/5/12/chartex" xmlns:cx7="http://schemas.microsoft.com/office/drawing/2016/5/13/chartex" xmlns:cx8="http://schemas.microsoft.com/office/drawing/2016/5/14/chartex" xmlns:mc="http://schemas.openxmlformats.org/markup-compatibility/2006" xmlns:aink="http://schemas.microsoft.com/office/drawing/2016/ink" xmlns:am3d="http://schemas.microsoft.com/office/drawing/2017/model3d" xmlns:o="urn:schemas-microsoft-com:office:office" xmlns:oel="http://schemas.microsoft.com/office/2019/extlst" xmlns:r="http://schemas.openxmlformats.org/officeDocument/2006/relationships" xmlns:m="http://schemas.openxmlformats.org/officeDocument/2006/math" xmlns:v="urn:schemas-microsoft-com:vml" xmlns:wp14="http://schemas.microsoft.com/office/word/2010/wordprocessingDrawing" xmlns:wp="http://schemas.openxmlformats.org/drawingml/2006/wordprocessingDrawing" xmlns:w10="urn:schemas-microsoft-com:office:word" xmlns:w="http://schemas.openxmlformats.org/wordprocessingml/2006/main" xmlns:w14="http://schemas.microsoft.com/office/word/2010/wordml" xmlns:w15="http://schemas.microsoft.com/office/word/2012/wordml" xmlns:w16cex="http://schemas.microsoft.com/office/word/2018/wordml/cex" xmlns:w16cid="http://schemas.microsoft.com/office/word/2016/wordml/cid" xmlns:w16="http://schemas.microsoft.com/office/word/2018/wordml" xmlns:w16sdtdh="http://schemas.microsoft.com/office/word/2020/wordml/sdtdatahash" xmlns:w16se="http://schemas.microsoft.com/office/word/2015/wordml/symex" xmlns:wpg="http://schemas.microsoft.com/office/word/2010/wordprocessingGroup" xmlns:wpi="http://schemas.microsoft.com/office/word/2010/wordprocessingInk" xmlns:wne="http://schemas.microsoft.com/office/word/2006/wordml" xmlns:wps="http://schemas.microsoft.com/office/word/2010/wordprocessingShape" mc:Ignorable="w14 w15 w16se w16cid w16 w16cex w16sdtdh wp14">
+<w:ftr xmlns:wpc="http://schemas.microsoft.com/office/word/2010/wordprocessingCanvas" xmlns:cx="http://schemas.microsoft.com/office/drawing/2014/chartex" xmlns:cx1="http://schemas.microsoft.com/office/drawing/2015/9/8/chartex" xmlns:cx2="http://schemas.microsoft.com/office/drawing/2015/10/21/chartex" xmlns:cx3="http://schemas.microsoft.com/office/drawing/2016/5/9/chartex" xmlns:cx4="http://schemas.microsoft.com/office/drawing/2016/5/10/chartex" xmlns:cx5="http://schemas.microsoft.com/office/drawing/2016/5/11/chartex" xmlns:cx6="http://schemas.microsoft.com/office/drawing/2016/5/12/chartex" xmlns:cx7="http://schemas.microsoft.com/office/drawing/2016/5/13/chartex" xmlns:cx8="http://schemas.microsoft.com/office/drawing/2016/5/14/chartex" xmlns:mc="http://schemas.openxmlformats.org/markup-compatibility/2006" xmlns:aink="http://schemas.microsoft.com/office/drawing/2016/ink" xmlns:am3d="http://schemas.microsoft.com/office/drawing/2017/model3d" xmlns:o="urn:schemas-microsoft-com:office:office" xmlns:oel="http://schemas.microsoft.com/office/2019/extlst" xmlns:r="http://schemas.openxmlformats.org/officeDocument/2006/relationships" xmlns:m="http://schemas.openxmlformats.org/officeDocument/2006/math" xmlns:v="urn:schemas-microsoft-com:vml" xmlns:wp14="http://schemas.microsoft.com/office/word/2010/wordprocessingDrawing" xmlns:wp="http://schemas.openxmlformats.org/drawingml/2006/wordprocessingDrawing" xmlns:w10="urn:schemas-microsoft-com:office:word" xmlns:w="http://schemas.openxmlformats.org/wordprocessingml/2006/main" xmlns:w14="http://schemas.microsoft.com/office/word/2010/wordml" xmlns:w15="http://schemas.microsoft.com/office/word/2012/wordml" xmlns:w16cex="http://schemas.microsoft.com/office/word/2018/wordml/cex" xmlns:w16cid="http://schemas.microsoft.com/office/word/2016/wordml/cid" xmlns:w16="http://schemas.microsoft.com/office/word/2018/wordml" xmlns:w16du="http://schemas.microsoft.com/office/word/2023/wordml/word16du" xmlns:w16sdtdh="http://schemas.microsoft.com/office/word/2020/wordml/sdtdatahash" xmlns:w16se="http://schemas.microsoft.com/office/word/2015/wordml/symex" xmlns:wpg="http://schemas.microsoft.com/office/word/2010/wordprocessingGroup" xmlns:wpi="http://schemas.microsoft.com/office/word/2010/wordprocessingInk" xmlns:wne="http://schemas.microsoft.com/office/word/2006/wordml" xmlns:wps="http://schemas.microsoft.com/office/word/2010/wordprocessingShape" mc:Ignorable="w14 w15 w16se w16cid w16 w16cex w16sdtdh w16du wp14">
   <w:p>
     <w:pPr>
       <w:pStyle w:val="Footer"/>
@@ -2608,7 +3282,7 @@
 </file>
 
 <file path=word/footnotes.xml><?xml version="1.0" encoding="utf-8"?>
-<w:footnotes xmlns:wpc="http://schemas.microsoft.com/office/word/2010/wordprocessingCanvas" xmlns:cx="http://schemas.microsoft.com/office/drawing/2014/chartex" xmlns:cx1="http://schemas.microsoft.com/office/drawing/2015/9/8/chartex" xmlns:cx2="http://schemas.microsoft.com/office/drawing/2015/10/21/chartex" xmlns:cx3="http://schemas.microsoft.com/office/drawing/2016/5/9/chartex" xmlns:cx4="http://schemas.microsoft.com/office/drawing/2016/5/10/chartex" xmlns:cx5="http://schemas.microsoft.com/office/drawing/2016/5/11/chartex" xmlns:cx6="http://schemas.microsoft.com/office/drawing/2016/5/12/chartex" xmlns:cx7="http://schemas.microsoft.com/office/drawing/2016/5/13/chartex" xmlns:cx8="http://schemas.microsoft.com/office/drawing/2016/5/14/chartex" xmlns:mc="http://schemas.openxmlformats.org/markup-compatibility/2006" xmlns:aink="http://schemas.microsoft.com/office/drawing/2016/ink" xmlns:am3d="http://schemas.microsoft.com/office/drawing/2017/model3d" xmlns:o="urn:schemas-microsoft-com:office:office" xmlns:oel="http://schemas.microsoft.com/office/2019/extlst" xmlns:r="http://schemas.openxmlformats.org/officeDocument/2006/relationships" xmlns:m="http://schemas.openxmlformats.org/officeDocument/2006/math" xmlns:v="urn:schemas-microsoft-com:vml" xmlns:wp14="http://schemas.microsoft.com/office/word/2010/wordprocessingDrawing" xmlns:wp="http://schemas.openxmlformats.org/drawingml/2006/wordprocessingDrawing" xmlns:w10="urn:schemas-microsoft-com:office:word" xmlns:w="http://schemas.openxmlformats.org/wordprocessingml/2006/main" xmlns:w14="http://schemas.microsoft.com/office/word/2010/wordml" xmlns:w15="http://schemas.microsoft.com/office/word/2012/wordml" xmlns:w16cex="http://schemas.microsoft.com/office/word/2018/wordml/cex" xmlns:w16cid="http://schemas.microsoft.com/office/word/2016/wordml/cid" xmlns:w16="http://schemas.microsoft.com/office/word/2018/wordml" xmlns:w16sdtdh="http://schemas.microsoft.com/office/word/2020/wordml/sdtdatahash" xmlns:w16se="http://schemas.microsoft.com/office/word/2015/wordml/symex" xmlns:wpg="http://schemas.microsoft.com/office/word/2010/wordprocessingGroup" xmlns:wpi="http://schemas.microsoft.com/office/word/2010/wordprocessingInk" xmlns:wne="http://schemas.microsoft.com/office/word/2006/wordml" xmlns:wps="http://schemas.microsoft.com/office/word/2010/wordprocessingShape" mc:Ignorable="w14 w15 w16se w16cid w16 w16cex w16sdtdh wp14">
+<w:footnotes xmlns:wpc="http://schemas.microsoft.com/office/word/2010/wordprocessingCanvas" xmlns:cx="http://schemas.microsoft.com/office/drawing/2014/chartex" xmlns:cx1="http://schemas.microsoft.com/office/drawing/2015/9/8/chartex" xmlns:cx2="http://schemas.microsoft.com/office/drawing/2015/10/21/chartex" xmlns:cx3="http://schemas.microsoft.com/office/drawing/2016/5/9/chartex" xmlns:cx4="http://schemas.microsoft.com/office/drawing/2016/5/10/chartex" xmlns:cx5="http://schemas.microsoft.com/office/drawing/2016/5/11/chartex" xmlns:cx6="http://schemas.microsoft.com/office/drawing/2016/5/12/chartex" xmlns:cx7="http://schemas.microsoft.com/office/drawing/2016/5/13/chartex" xmlns:cx8="http://schemas.microsoft.com/office/drawing/2016/5/14/chartex" xmlns:mc="http://schemas.openxmlformats.org/markup-compatibility/2006" xmlns:aink="http://schemas.microsoft.com/office/drawing/2016/ink" xmlns:am3d="http://schemas.microsoft.com/office/drawing/2017/model3d" xmlns:o="urn:schemas-microsoft-com:office:office" xmlns:oel="http://schemas.microsoft.com/office/2019/extlst" xmlns:r="http://schemas.openxmlformats.org/officeDocument/2006/relationships" xmlns:m="http://schemas.openxmlformats.org/officeDocument/2006/math" xmlns:v="urn:schemas-microsoft-com:vml" xmlns:wp14="http://schemas.microsoft.com/office/word/2010/wordprocessingDrawing" xmlns:wp="http://schemas.openxmlformats.org/drawingml/2006/wordprocessingDrawing" xmlns:w10="urn:schemas-microsoft-com:office:word" xmlns:w="http://schemas.openxmlformats.org/wordprocessingml/2006/main" xmlns:w14="http://schemas.microsoft.com/office/word/2010/wordml" xmlns:w15="http://schemas.microsoft.com/office/word/2012/wordml" xmlns:w16cex="http://schemas.microsoft.com/office/word/2018/wordml/cex" xmlns:w16cid="http://schemas.microsoft.com/office/word/2016/wordml/cid" xmlns:w16="http://schemas.microsoft.com/office/word/2018/wordml" xmlns:w16du="http://schemas.microsoft.com/office/word/2023/wordml/word16du" xmlns:w16sdtdh="http://schemas.microsoft.com/office/word/2020/wordml/sdtdatahash" xmlns:w16se="http://schemas.microsoft.com/office/word/2015/wordml/symex" xmlns:wpg="http://schemas.microsoft.com/office/word/2010/wordprocessingGroup" xmlns:wpi="http://schemas.microsoft.com/office/word/2010/wordprocessingInk" xmlns:wne="http://schemas.microsoft.com/office/word/2006/wordml" xmlns:wps="http://schemas.microsoft.com/office/word/2010/wordprocessingShape" mc:Ignorable="w14 w15 w16se w16cid w16 w16cex w16sdtdh w16du wp14">
   <w:footnote w:type="separator" w:id="-1">
     <w:p>
       <w:r>
@@ -2627,7 +3301,7 @@
 </file>
 
 <file path=word/header1.xml><?xml version="1.0" encoding="utf-8"?>
-<w:hdr xmlns:wpc="http://schemas.microsoft.com/office/word/2010/wordprocessingCanvas" xmlns:cx="http://schemas.microsoft.com/office/drawing/2014/chartex" xmlns:cx1="http://schemas.microsoft.com/office/drawing/2015/9/8/chartex" xmlns:cx2="http://schemas.microsoft.com/office/drawing/2015/10/21/chartex" xmlns:cx3="http://schemas.microsoft.com/office/drawing/2016/5/9/chartex" xmlns:cx4="http://schemas.microsoft.com/office/drawing/2016/5/10/chartex" xmlns:cx5="http://schemas.microsoft.com/office/drawing/2016/5/11/chartex" xmlns:cx6="http://schemas.microsoft.com/office/drawing/2016/5/12/chartex" xmlns:cx7="http://schemas.microsoft.com/office/drawing/2016/5/13/chartex" xmlns:cx8="http://schemas.microsoft.com/office/drawing/2016/5/14/chartex" xmlns:mc="http://schemas.openxmlformats.org/markup-compatibility/2006" xmlns:aink="http://schemas.microsoft.com/office/drawing/2016/ink" xmlns:am3d="http://schemas.microsoft.com/office/drawing/2017/model3d" xmlns:o="urn:schemas-microsoft-com:office:office" xmlns:oel="http://schemas.microsoft.com/office/2019/extlst" xmlns:r="http://schemas.openxmlformats.org/officeDocument/2006/relationships" xmlns:m="http://schemas.openxmlformats.org/officeDocument/2006/math" xmlns:v="urn:schemas-microsoft-com:vml" xmlns:wp14="http://schemas.microsoft.com/office/word/2010/wordprocessingDrawing" xmlns:wp="http://schemas.openxmlformats.org/drawingml/2006/wordprocessingDrawing" xmlns:w10="urn:schemas-microsoft-com:office:word" xmlns:w="http://schemas.openxmlformats.org/wordprocessingml/2006/main" xmlns:w14="http://schemas.microsoft.com/office/word/2010/wordml" xmlns:w15="http://schemas.microsoft.com/office/word/2012/wordml" xmlns:w16cex="http://schemas.microsoft.com/office/word/2018/wordml/cex" xmlns:w16cid="http://schemas.microsoft.com/office/word/2016/wordml/cid" xmlns:w16="http://schemas.microsoft.com/office/word/2018/wordml" xmlns:w16sdtdh="http://schemas.microsoft.com/office/word/2020/wordml/sdtdatahash" xmlns:w16se="http://schemas.microsoft.com/office/word/2015/wordml/symex" xmlns:wpg="http://schemas.microsoft.com/office/word/2010/wordprocessingGroup" xmlns:wpi="http://schemas.microsoft.com/office/word/2010/wordprocessingInk" xmlns:wne="http://schemas.microsoft.com/office/word/2006/wordml" xmlns:wps="http://schemas.microsoft.com/office/word/2010/wordprocessingShape" mc:Ignorable="w14 w15 w16se w16cid w16 w16cex w16sdtdh wp14">
+<w:hdr xmlns:wpc="http://schemas.microsoft.com/office/word/2010/wordprocessingCanvas" xmlns:cx="http://schemas.microsoft.com/office/drawing/2014/chartex" xmlns:cx1="http://schemas.microsoft.com/office/drawing/2015/9/8/chartex" xmlns:cx2="http://schemas.microsoft.com/office/drawing/2015/10/21/chartex" xmlns:cx3="http://schemas.microsoft.com/office/drawing/2016/5/9/chartex" xmlns:cx4="http://schemas.microsoft.com/office/drawing/2016/5/10/chartex" xmlns:cx5="http://schemas.microsoft.com/office/drawing/2016/5/11/chartex" xmlns:cx6="http://schemas.microsoft.com/office/drawing/2016/5/12/chartex" xmlns:cx7="http://schemas.microsoft.com/office/drawing/2016/5/13/chartex" xmlns:cx8="http://schemas.microsoft.com/office/drawing/2016/5/14/chartex" xmlns:mc="http://schemas.openxmlformats.org/markup-compatibility/2006" xmlns:aink="http://schemas.microsoft.com/office/drawing/2016/ink" xmlns:am3d="http://schemas.microsoft.com/office/drawing/2017/model3d" xmlns:o="urn:schemas-microsoft-com:office:office" xmlns:oel="http://schemas.microsoft.com/office/2019/extlst" xmlns:r="http://schemas.openxmlformats.org/officeDocument/2006/relationships" xmlns:m="http://schemas.openxmlformats.org/officeDocument/2006/math" xmlns:v="urn:schemas-microsoft-com:vml" xmlns:wp14="http://schemas.microsoft.com/office/word/2010/wordprocessingDrawing" xmlns:wp="http://schemas.openxmlformats.org/drawingml/2006/wordprocessingDrawing" xmlns:w10="urn:schemas-microsoft-com:office:word" xmlns:w="http://schemas.openxmlformats.org/wordprocessingml/2006/main" xmlns:w14="http://schemas.microsoft.com/office/word/2010/wordml" xmlns:w15="http://schemas.microsoft.com/office/word/2012/wordml" xmlns:w16cex="http://schemas.microsoft.com/office/word/2018/wordml/cex" xmlns:w16cid="http://schemas.microsoft.com/office/word/2016/wordml/cid" xmlns:w16="http://schemas.microsoft.com/office/word/2018/wordml" xmlns:w16du="http://schemas.microsoft.com/office/word/2023/wordml/word16du" xmlns:w16sdtdh="http://schemas.microsoft.com/office/word/2020/wordml/sdtdatahash" xmlns:w16se="http://schemas.microsoft.com/office/word/2015/wordml/symex" xmlns:wpg="http://schemas.microsoft.com/office/word/2010/wordprocessingGroup" xmlns:wpi="http://schemas.microsoft.com/office/word/2010/wordprocessingInk" xmlns:wne="http://schemas.microsoft.com/office/word/2006/wordml" xmlns:wps="http://schemas.microsoft.com/office/word/2010/wordprocessingShape" mc:Ignorable="w14 w15 w16se w16cid w16 w16cex w16sdtdh w16du wp14">
   <w:sdt>
     <w:sdtPr>
       <w:rPr>
@@ -2679,7 +3353,7 @@
 </file>
 
 <file path=word/header2.xml><?xml version="1.0" encoding="utf-8"?>
-<w:hdr xmlns:wpc="http://schemas.microsoft.com/office/word/2010/wordprocessingCanvas" xmlns:cx="http://schemas.microsoft.com/office/drawing/2014/chartex" xmlns:cx1="http://schemas.microsoft.com/office/drawing/2015/9/8/chartex" xmlns:cx2="http://schemas.microsoft.com/office/drawing/2015/10/21/chartex" xmlns:cx3="http://schemas.microsoft.com/office/drawing/2016/5/9/chartex" xmlns:cx4="http://schemas.microsoft.com/office/drawing/2016/5/10/chartex" xmlns:cx5="http://schemas.microsoft.com/office/drawing/2016/5/11/chartex" xmlns:cx6="http://schemas.microsoft.com/office/drawing/2016/5/12/chartex" xmlns:cx7="http://schemas.microsoft.com/office/drawing/2016/5/13/chartex" xmlns:cx8="http://schemas.microsoft.com/office/drawing/2016/5/14/chartex" xmlns:mc="http://schemas.openxmlformats.org/markup-compatibility/2006" xmlns:aink="http://schemas.microsoft.com/office/drawing/2016/ink" xmlns:am3d="http://schemas.microsoft.com/office/drawing/2017/model3d" xmlns:o="urn:schemas-microsoft-com:office:office" xmlns:oel="http://schemas.microsoft.com/office/2019/extlst" xmlns:r="http://schemas.openxmlformats.org/officeDocument/2006/relationships" xmlns:m="http://schemas.openxmlformats.org/officeDocument/2006/math" xmlns:v="urn:schemas-microsoft-com:vml" xmlns:wp14="http://schemas.microsoft.com/office/word/2010/wordprocessingDrawing" xmlns:wp="http://schemas.openxmlformats.org/drawingml/2006/wordprocessingDrawing" xmlns:w10="urn:schemas-microsoft-com:office:word" xmlns:w="http://schemas.openxmlformats.org/wordprocessingml/2006/main" xmlns:w14="http://schemas.microsoft.com/office/word/2010/wordml" xmlns:w15="http://schemas.microsoft.com/office/word/2012/wordml" xmlns:w16cex="http://schemas.microsoft.com/office/word/2018/wordml/cex" xmlns:w16cid="http://schemas.microsoft.com/office/word/2016/wordml/cid" xmlns:w16="http://schemas.microsoft.com/office/word/2018/wordml" xmlns:w16sdtdh="http://schemas.microsoft.com/office/word/2020/wordml/sdtdatahash" xmlns:w16se="http://schemas.microsoft.com/office/word/2015/wordml/symex" xmlns:wpg="http://schemas.microsoft.com/office/word/2010/wordprocessingGroup" xmlns:wpi="http://schemas.microsoft.com/office/word/2010/wordprocessingInk" xmlns:wne="http://schemas.microsoft.com/office/word/2006/wordml" xmlns:wps="http://schemas.microsoft.com/office/word/2010/wordprocessingShape" mc:Ignorable="w14 w15 w16se w16cid w16 w16cex w16sdtdh wp14">
+<w:hdr xmlns:wpc="http://schemas.microsoft.com/office/word/2010/wordprocessingCanvas" xmlns:cx="http://schemas.microsoft.com/office/drawing/2014/chartex" xmlns:cx1="http://schemas.microsoft.com/office/drawing/2015/9/8/chartex" xmlns:cx2="http://schemas.microsoft.com/office/drawing/2015/10/21/chartex" xmlns:cx3="http://schemas.microsoft.com/office/drawing/2016/5/9/chartex" xmlns:cx4="http://schemas.microsoft.com/office/drawing/2016/5/10/chartex" xmlns:cx5="http://schemas.microsoft.com/office/drawing/2016/5/11/chartex" xmlns:cx6="http://schemas.microsoft.com/office/drawing/2016/5/12/chartex" xmlns:cx7="http://schemas.microsoft.com/office/drawing/2016/5/13/chartex" xmlns:cx8="http://schemas.microsoft.com/office/drawing/2016/5/14/chartex" xmlns:mc="http://schemas.openxmlformats.org/markup-compatibility/2006" xmlns:aink="http://schemas.microsoft.com/office/drawing/2016/ink" xmlns:am3d="http://schemas.microsoft.com/office/drawing/2017/model3d" xmlns:o="urn:schemas-microsoft-com:office:office" xmlns:oel="http://schemas.microsoft.com/office/2019/extlst" xmlns:r="http://schemas.openxmlformats.org/officeDocument/2006/relationships" xmlns:m="http://schemas.openxmlformats.org/officeDocument/2006/math" xmlns:v="urn:schemas-microsoft-com:vml" xmlns:wp14="http://schemas.microsoft.com/office/word/2010/wordprocessingDrawing" xmlns:wp="http://schemas.openxmlformats.org/drawingml/2006/wordprocessingDrawing" xmlns:w10="urn:schemas-microsoft-com:office:word" xmlns:w="http://schemas.openxmlformats.org/wordprocessingml/2006/main" xmlns:w14="http://schemas.microsoft.com/office/word/2010/wordml" xmlns:w15="http://schemas.microsoft.com/office/word/2012/wordml" xmlns:w16cex="http://schemas.microsoft.com/office/word/2018/wordml/cex" xmlns:w16cid="http://schemas.microsoft.com/office/word/2016/wordml/cid" xmlns:w16="http://schemas.microsoft.com/office/word/2018/wordml" xmlns:w16du="http://schemas.microsoft.com/office/word/2023/wordml/word16du" xmlns:w16sdtdh="http://schemas.microsoft.com/office/word/2020/wordml/sdtdatahash" xmlns:w16se="http://schemas.microsoft.com/office/word/2015/wordml/symex" xmlns:wpg="http://schemas.microsoft.com/office/word/2010/wordprocessingGroup" xmlns:wpi="http://schemas.microsoft.com/office/word/2010/wordprocessingInk" xmlns:wne="http://schemas.microsoft.com/office/word/2006/wordml" xmlns:wps="http://schemas.microsoft.com/office/word/2010/wordprocessingShape" mc:Ignorable="w14 w15 w16se w16cid w16 w16cex w16sdtdh w16du wp14">
   <w:sdt>
     <w:sdtPr>
       <w:rPr>
@@ -2755,7 +3429,7 @@
 </file>
 
 <file path=word/header3.xml><?xml version="1.0" encoding="utf-8"?>
-<w:hdr xmlns:wpc="http://schemas.microsoft.com/office/word/2010/wordprocessingCanvas" xmlns:cx="http://schemas.microsoft.com/office/drawing/2014/chartex" xmlns:cx1="http://schemas.microsoft.com/office/drawing/2015/9/8/chartex" xmlns:cx2="http://schemas.microsoft.com/office/drawing/2015/10/21/chartex" xmlns:cx3="http://schemas.microsoft.com/office/drawing/2016/5/9/chartex" xmlns:cx4="http://schemas.microsoft.com/office/drawing/2016/5/10/chartex" xmlns:cx5="http://schemas.microsoft.com/office/drawing/2016/5/11/chartex" xmlns:cx6="http://schemas.microsoft.com/office/drawing/2016/5/12/chartex" xmlns:cx7="http://schemas.microsoft.com/office/drawing/2016/5/13/chartex" xmlns:cx8="http://schemas.microsoft.com/office/drawing/2016/5/14/chartex" xmlns:mc="http://schemas.openxmlformats.org/markup-compatibility/2006" xmlns:aink="http://schemas.microsoft.com/office/drawing/2016/ink" xmlns:am3d="http://schemas.microsoft.com/office/drawing/2017/model3d" xmlns:o="urn:schemas-microsoft-com:office:office" xmlns:oel="http://schemas.microsoft.com/office/2019/extlst" xmlns:r="http://schemas.openxmlformats.org/officeDocument/2006/relationships" xmlns:m="http://schemas.openxmlformats.org/officeDocument/2006/math" xmlns:v="urn:schemas-microsoft-com:vml" xmlns:wp14="http://schemas.microsoft.com/office/word/2010/wordprocessingDrawing" xmlns:wp="http://schemas.openxmlformats.org/drawingml/2006/wordprocessingDrawing" xmlns:w10="urn:schemas-microsoft-com:office:word" xmlns:w="http://schemas.openxmlformats.org/wordprocessingml/2006/main" xmlns:w14="http://schemas.microsoft.com/office/word/2010/wordml" xmlns:w15="http://schemas.microsoft.com/office/word/2012/wordml" xmlns:w16cex="http://schemas.microsoft.com/office/word/2018/wordml/cex" xmlns:w16cid="http://schemas.microsoft.com/office/word/2016/wordml/cid" xmlns:w16="http://schemas.microsoft.com/office/word/2018/wordml" xmlns:w16sdtdh="http://schemas.microsoft.com/office/word/2020/wordml/sdtdatahash" xmlns:w16se="http://schemas.microsoft.com/office/word/2015/wordml/symex" xmlns:wpg="http://schemas.microsoft.com/office/word/2010/wordprocessingGroup" xmlns:wpi="http://schemas.microsoft.com/office/word/2010/wordprocessingInk" xmlns:wne="http://schemas.microsoft.com/office/word/2006/wordml" xmlns:wps="http://schemas.microsoft.com/office/word/2010/wordprocessingShape" mc:Ignorable="w14 w15 w16se w16cid w16 w16cex w16sdtdh wp14">
+<w:hdr xmlns:wpc="http://schemas.microsoft.com/office/word/2010/wordprocessingCanvas" xmlns:cx="http://schemas.microsoft.com/office/drawing/2014/chartex" xmlns:cx1="http://schemas.microsoft.com/office/drawing/2015/9/8/chartex" xmlns:cx2="http://schemas.microsoft.com/office/drawing/2015/10/21/chartex" xmlns:cx3="http://schemas.microsoft.com/office/drawing/2016/5/9/chartex" xmlns:cx4="http://schemas.microsoft.com/office/drawing/2016/5/10/chartex" xmlns:cx5="http://schemas.microsoft.com/office/drawing/2016/5/11/chartex" xmlns:cx6="http://schemas.microsoft.com/office/drawing/2016/5/12/chartex" xmlns:cx7="http://schemas.microsoft.com/office/drawing/2016/5/13/chartex" xmlns:cx8="http://schemas.microsoft.com/office/drawing/2016/5/14/chartex" xmlns:mc="http://schemas.openxmlformats.org/markup-compatibility/2006" xmlns:aink="http://schemas.microsoft.com/office/drawing/2016/ink" xmlns:am3d="http://schemas.microsoft.com/office/drawing/2017/model3d" xmlns:o="urn:schemas-microsoft-com:office:office" xmlns:oel="http://schemas.microsoft.com/office/2019/extlst" xmlns:r="http://schemas.openxmlformats.org/officeDocument/2006/relationships" xmlns:m="http://schemas.openxmlformats.org/officeDocument/2006/math" xmlns:v="urn:schemas-microsoft-com:vml" xmlns:wp14="http://schemas.microsoft.com/office/word/2010/wordprocessingDrawing" xmlns:wp="http://schemas.openxmlformats.org/drawingml/2006/wordprocessingDrawing" xmlns:w10="urn:schemas-microsoft-com:office:word" xmlns:w="http://schemas.openxmlformats.org/wordprocessingml/2006/main" xmlns:w14="http://schemas.microsoft.com/office/word/2010/wordml" xmlns:w15="http://schemas.microsoft.com/office/word/2012/wordml" xmlns:w16cex="http://schemas.microsoft.com/office/word/2018/wordml/cex" xmlns:w16cid="http://schemas.microsoft.com/office/word/2016/wordml/cid" xmlns:w16="http://schemas.microsoft.com/office/word/2018/wordml" xmlns:w16du="http://schemas.microsoft.com/office/word/2023/wordml/word16du" xmlns:w16sdtdh="http://schemas.microsoft.com/office/word/2020/wordml/sdtdatahash" xmlns:w16se="http://schemas.microsoft.com/office/word/2015/wordml/symex" xmlns:wpg="http://schemas.microsoft.com/office/word/2010/wordprocessingGroup" xmlns:wpi="http://schemas.microsoft.com/office/word/2010/wordprocessingInk" xmlns:wne="http://schemas.microsoft.com/office/word/2006/wordml" xmlns:wps="http://schemas.microsoft.com/office/word/2010/wordprocessingShape" mc:Ignorable="w14 w15 w16se w16cid w16 w16cex w16sdtdh w16du wp14">
   <w:p>
     <w:pPr>
       <w:pStyle w:val="Header"/>
@@ -2765,7 +3439,7 @@
 </file>
 
 <file path=word/numbering.xml><?xml version="1.0" encoding="utf-8"?>
-<w:numbering xmlns:wpc="http://schemas.microsoft.com/office/word/2010/wordprocessingCanvas" xmlns:cx="http://schemas.microsoft.com/office/drawing/2014/chartex" xmlns:cx1="http://schemas.microsoft.com/office/drawing/2015/9/8/chartex" xmlns:cx2="http://schemas.microsoft.com/office/drawing/2015/10/21/chartex" xmlns:cx3="http://schemas.microsoft.com/office/drawing/2016/5/9/chartex" xmlns:cx4="http://schemas.microsoft.com/office/drawing/2016/5/10/chartex" xmlns:cx5="http://schemas.microsoft.com/office/drawing/2016/5/11/chartex" xmlns:cx6="http://schemas.microsoft.com/office/drawing/2016/5/12/chartex" xmlns:cx7="http://schemas.microsoft.com/office/drawing/2016/5/13/chartex" xmlns:cx8="http://schemas.microsoft.com/office/drawing/2016/5/14/chartex" xmlns:mc="http://schemas.openxmlformats.org/markup-compatibility/2006" xmlns:aink="http://schemas.microsoft.com/office/drawing/2016/ink" xmlns:am3d="http://schemas.microsoft.com/office/drawing/2017/model3d" xmlns:o="urn:schemas-microsoft-com:office:office" xmlns:oel="http://schemas.microsoft.com/office/2019/extlst" xmlns:r="http://schemas.openxmlformats.org/officeDocument/2006/relationships" xmlns:m="http://schemas.openxmlformats.org/officeDocument/2006/math" xmlns:v="urn:schemas-microsoft-com:vml" xmlns:wp14="http://schemas.microsoft.com/office/word/2010/wordprocessingDrawing" xmlns:wp="http://schemas.openxmlformats.org/drawingml/2006/wordprocessingDrawing" xmlns:w10="urn:schemas-microsoft-com:office:word" xmlns:w="http://schemas.openxmlformats.org/wordprocessingml/2006/main" xmlns:w14="http://schemas.microsoft.com/office/word/2010/wordml" xmlns:w15="http://schemas.microsoft.com/office/word/2012/wordml" xmlns:w16cex="http://schemas.microsoft.com/office/word/2018/wordml/cex" xmlns:w16cid="http://schemas.microsoft.com/office/word/2016/wordml/cid" xmlns:w16="http://schemas.microsoft.com/office/word/2018/wordml" xmlns:w16sdtdh="http://schemas.microsoft.com/office/word/2020/wordml/sdtdatahash" xmlns:w16se="http://schemas.microsoft.com/office/word/2015/wordml/symex" xmlns:wpg="http://schemas.microsoft.com/office/word/2010/wordprocessingGroup" xmlns:wpi="http://schemas.microsoft.com/office/word/2010/wordprocessingInk" xmlns:wne="http://schemas.microsoft.com/office/word/2006/wordml" xmlns:wps="http://schemas.microsoft.com/office/word/2010/wordprocessingShape" mc:Ignorable="w14 w15 w16se w16cid w16 w16cex w16sdtdh wp14">
+<w:numbering xmlns:wpc="http://schemas.microsoft.com/office/word/2010/wordprocessingCanvas" xmlns:cx="http://schemas.microsoft.com/office/drawing/2014/chartex" xmlns:cx1="http://schemas.microsoft.com/office/drawing/2015/9/8/chartex" xmlns:cx2="http://schemas.microsoft.com/office/drawing/2015/10/21/chartex" xmlns:cx3="http://schemas.microsoft.com/office/drawing/2016/5/9/chartex" xmlns:cx4="http://schemas.microsoft.com/office/drawing/2016/5/10/chartex" xmlns:cx5="http://schemas.microsoft.com/office/drawing/2016/5/11/chartex" xmlns:cx6="http://schemas.microsoft.com/office/drawing/2016/5/12/chartex" xmlns:cx7="http://schemas.microsoft.com/office/drawing/2016/5/13/chartex" xmlns:cx8="http://schemas.microsoft.com/office/drawing/2016/5/14/chartex" xmlns:mc="http://schemas.openxmlformats.org/markup-compatibility/2006" xmlns:aink="http://schemas.microsoft.com/office/drawing/2016/ink" xmlns:am3d="http://schemas.microsoft.com/office/drawing/2017/model3d" xmlns:o="urn:schemas-microsoft-com:office:office" xmlns:oel="http://schemas.microsoft.com/office/2019/extlst" xmlns:r="http://schemas.openxmlformats.org/officeDocument/2006/relationships" xmlns:m="http://schemas.openxmlformats.org/officeDocument/2006/math" xmlns:v="urn:schemas-microsoft-com:vml" xmlns:wp14="http://schemas.microsoft.com/office/word/2010/wordprocessingDrawing" xmlns:wp="http://schemas.openxmlformats.org/drawingml/2006/wordprocessingDrawing" xmlns:w10="urn:schemas-microsoft-com:office:word" xmlns:w="http://schemas.openxmlformats.org/wordprocessingml/2006/main" xmlns:w14="http://schemas.microsoft.com/office/word/2010/wordml" xmlns:w15="http://schemas.microsoft.com/office/word/2012/wordml" xmlns:w16cex="http://schemas.microsoft.com/office/word/2018/wordml/cex" xmlns:w16cid="http://schemas.microsoft.com/office/word/2016/wordml/cid" xmlns:w16="http://schemas.microsoft.com/office/word/2018/wordml" xmlns:w16du="http://schemas.microsoft.com/office/word/2023/wordml/word16du" xmlns:w16sdtdh="http://schemas.microsoft.com/office/word/2020/wordml/sdtdatahash" xmlns:w16se="http://schemas.microsoft.com/office/word/2015/wordml/symex" xmlns:wpg="http://schemas.microsoft.com/office/word/2010/wordprocessingGroup" xmlns:wpi="http://schemas.microsoft.com/office/word/2010/wordprocessingInk" xmlns:wne="http://schemas.microsoft.com/office/word/2006/wordml" xmlns:wps="http://schemas.microsoft.com/office/word/2010/wordprocessingShape" mc:Ignorable="w14 w15 w16se w16cid w16 w16cex w16sdtdh w16du wp14">
   <w:abstractNum w:abstractNumId="0" w15:restartNumberingAfterBreak="0">
     <w:nsid w:val="FFFFFF89"/>
     <w:multiLevelType w:val="singleLevel"/>
@@ -3722,7 +4396,7 @@
 </file>
 
 <file path=word/styles.xml><?xml version="1.0" encoding="utf-8"?>
-<w:styles xmlns:mc="http://schemas.openxmlformats.org/markup-compatibility/2006" xmlns:r="http://schemas.openxmlformats.org/officeDocument/2006/relationships" xmlns:w="http://schemas.openxmlformats.org/wordprocessingml/2006/main" xmlns:w14="http://schemas.microsoft.com/office/word/2010/wordml" xmlns:w15="http://schemas.microsoft.com/office/word/2012/wordml" xmlns:w16cex="http://schemas.microsoft.com/office/word/2018/wordml/cex" xmlns:w16cid="http://schemas.microsoft.com/office/word/2016/wordml/cid" xmlns:w16="http://schemas.microsoft.com/office/word/2018/wordml" xmlns:w16sdtdh="http://schemas.microsoft.com/office/word/2020/wordml/sdtdatahash" xmlns:w16se="http://schemas.microsoft.com/office/word/2015/wordml/symex" mc:Ignorable="w14 w15 w16se w16cid w16 w16cex w16sdtdh">
+<w:styles xmlns:mc="http://schemas.openxmlformats.org/markup-compatibility/2006" xmlns:r="http://schemas.openxmlformats.org/officeDocument/2006/relationships" xmlns:w="http://schemas.openxmlformats.org/wordprocessingml/2006/main" xmlns:w14="http://schemas.microsoft.com/office/word/2010/wordml" xmlns:w15="http://schemas.microsoft.com/office/word/2012/wordml" xmlns:w16cex="http://schemas.microsoft.com/office/word/2018/wordml/cex" xmlns:w16cid="http://schemas.microsoft.com/office/word/2016/wordml/cid" xmlns:w16="http://schemas.microsoft.com/office/word/2018/wordml" xmlns:w16du="http://schemas.microsoft.com/office/word/2023/wordml/word16du" xmlns:w16sdtdh="http://schemas.microsoft.com/office/word/2020/wordml/sdtdatahash" xmlns:w16se="http://schemas.microsoft.com/office/word/2015/wordml/symex" mc:Ignorable="w14 w15 w16se w16cid w16 w16cex w16sdtdh w16du">
   <w:docDefaults>
     <w:rPrDefault>
       <w:rPr>
@@ -4175,7 +4849,6 @@
   <w:style w:type="character" w:default="1" w:styleId="DefaultParagraphFont">
     <w:name w:val="Default Paragraph Font"/>
     <w:uiPriority w:val="1"/>
-    <w:semiHidden/>
     <w:unhideWhenUsed/>
   </w:style>
   <w:style w:type="table" w:default="1" w:styleId="TableNormal">

--- a/public/resume.docx
+++ b/public/resume.docx
@@ -1,6 +1,6 @@
 
 <file path=word/document.xml><?xml version="1.0" encoding="utf-8"?>
-<w:document xmlns:wpc="http://schemas.microsoft.com/office/word/2010/wordprocessingCanvas" xmlns:cx="http://schemas.microsoft.com/office/drawing/2014/chartex" xmlns:cx1="http://schemas.microsoft.com/office/drawing/2015/9/8/chartex" xmlns:cx2="http://schemas.microsoft.com/office/drawing/2015/10/21/chartex" xmlns:cx3="http://schemas.microsoft.com/office/drawing/2016/5/9/chartex" xmlns:cx4="http://schemas.microsoft.com/office/drawing/2016/5/10/chartex" xmlns:cx5="http://schemas.microsoft.com/office/drawing/2016/5/11/chartex" xmlns:cx6="http://schemas.microsoft.com/office/drawing/2016/5/12/chartex" xmlns:cx7="http://schemas.microsoft.com/office/drawing/2016/5/13/chartex" xmlns:cx8="http://schemas.microsoft.com/office/drawing/2016/5/14/chartex" xmlns:mc="http://schemas.openxmlformats.org/markup-compatibility/2006" xmlns:aink="http://schemas.microsoft.com/office/drawing/2016/ink" xmlns:am3d="http://schemas.microsoft.com/office/drawing/2017/model3d" xmlns:o="urn:schemas-microsoft-com:office:office" xmlns:oel="http://schemas.microsoft.com/office/2019/extlst" xmlns:r="http://schemas.openxmlformats.org/officeDocument/2006/relationships" xmlns:m="http://schemas.openxmlformats.org/officeDocument/2006/math" xmlns:v="urn:schemas-microsoft-com:vml" xmlns:wp14="http://schemas.microsoft.com/office/word/2010/wordprocessingDrawing" xmlns:wp="http://schemas.openxmlformats.org/drawingml/2006/wordprocessingDrawing" xmlns:w10="urn:schemas-microsoft-com:office:word" xmlns:w="http://schemas.openxmlformats.org/wordprocessingml/2006/main" xmlns:w14="http://schemas.microsoft.com/office/word/2010/wordml" xmlns:w15="http://schemas.microsoft.com/office/word/2012/wordml" xmlns:w16cex="http://schemas.microsoft.com/office/word/2018/wordml/cex" xmlns:w16cid="http://schemas.microsoft.com/office/word/2016/wordml/cid" xmlns:w16="http://schemas.microsoft.com/office/word/2018/wordml" xmlns:w16du="http://schemas.microsoft.com/office/word/2023/wordml/word16du" xmlns:w16sdtdh="http://schemas.microsoft.com/office/word/2020/wordml/sdtdatahash" xmlns:w16se="http://schemas.microsoft.com/office/word/2015/wordml/symex" xmlns:wpg="http://schemas.microsoft.com/office/word/2010/wordprocessingGroup" xmlns:wpi="http://schemas.microsoft.com/office/word/2010/wordprocessingInk" xmlns:wne="http://schemas.microsoft.com/office/word/2006/wordml" xmlns:wps="http://schemas.microsoft.com/office/word/2010/wordprocessingShape" mc:Ignorable="w14 w15 w16se w16cid w16 w16cex w16sdtdh w16du wp14">
+<w:document xmlns:wpc="http://schemas.microsoft.com/office/word/2010/wordprocessingCanvas" xmlns:cx="http://schemas.microsoft.com/office/drawing/2014/chartex" xmlns:cx1="http://schemas.microsoft.com/office/drawing/2015/9/8/chartex" xmlns:cx2="http://schemas.microsoft.com/office/drawing/2015/10/21/chartex" xmlns:cx3="http://schemas.microsoft.com/office/drawing/2016/5/9/chartex" xmlns:cx4="http://schemas.microsoft.com/office/drawing/2016/5/10/chartex" xmlns:cx5="http://schemas.microsoft.com/office/drawing/2016/5/11/chartex" xmlns:cx6="http://schemas.microsoft.com/office/drawing/2016/5/12/chartex" xmlns:cx7="http://schemas.microsoft.com/office/drawing/2016/5/13/chartex" xmlns:cx8="http://schemas.microsoft.com/office/drawing/2016/5/14/chartex" xmlns:mc="http://schemas.openxmlformats.org/markup-compatibility/2006" xmlns:m="http://schemas.openxmlformats.org/officeDocument/2006/math" xmlns:aink="http://schemas.microsoft.com/office/drawing/2016/ink" xmlns:am3d="http://schemas.microsoft.com/office/drawing/2017/model3d" xmlns:oel="http://schemas.microsoft.com/office/2019/extlst" xmlns:r="http://schemas.openxmlformats.org/officeDocument/2006/relationships" xmlns:wp14="http://schemas.microsoft.com/office/word/2010/wordprocessingDrawing" xmlns:wp="http://schemas.openxmlformats.org/drawingml/2006/wordprocessingDrawing" xmlns:wpg="http://schemas.microsoft.com/office/word/2010/wordprocessingGroup" xmlns:wpi="http://schemas.microsoft.com/office/word/2010/wordprocessingInk" xmlns:wps="http://schemas.microsoft.com/office/word/2010/wordprocessingShape" xmlns:o="urn:schemas-microsoft-com:office:office" xmlns:v="urn:schemas-microsoft-com:vml" xmlns:w10="urn:schemas-microsoft-com:office:word" xmlns:w="http://schemas.openxmlformats.org/wordprocessingml/2006/main" xmlns:w14="http://schemas.microsoft.com/office/word/2010/wordml" xmlns:w15="http://schemas.microsoft.com/office/word/2012/wordml" xmlns:w16cex="http://schemas.microsoft.com/office/word/2018/wordml/cex" xmlns:w16cid="http://schemas.microsoft.com/office/word/2016/wordml/cid" xmlns:w16="http://schemas.microsoft.com/office/word/2018/wordml" xmlns:w16sdtdh="http://schemas.microsoft.com/office/word/2020/wordml/sdtdatahash" xmlns:w16sdtfl="http://schemas.microsoft.com/office/word/2024/wordml/sdtformatlock" xmlns:w16se="http://schemas.microsoft.com/office/word/2015/wordml/symex" xmlns:w16du="http://schemas.microsoft.com/office/word/2023/wordml/word16du" xmlns:wne="http://schemas.microsoft.com/office/word/2006/wordml" mc:Ignorable="w14 w15 w16se w16cid w16 w16cex w16sdtdh w16sdtfl w16du wp14">
   <w:body>
     <w:p>
       <w:pPr>
@@ -47,98 +47,25 @@
         <w:ind w:left="990" w:hanging="960"/>
         <w:rPr>
           <w:rStyle w:val="Gray0"/>
-          <w:color w:val="000000"/>
-        </w:rPr>
-      </w:pPr>
-      <w:r>
-        <w:rPr>
-          <w:rStyle w:val="Gray0"/>
-          <w:b/>
-          <w:color w:val="000000"/>
-        </w:rPr>
-        <w:t xml:space="preserve">Director of </w:t>
-      </w:r>
-      <w:r>
-        <w:rPr>
-          <w:rStyle w:val="Gray0"/>
-          <w:b/>
-          <w:color w:val="000000"/>
-        </w:rPr>
-        <w:t>XBRL Technolog</w:t>
-      </w:r>
-      <w:r>
-        <w:rPr>
-          <w:rStyle w:val="Gray0"/>
-          <w:b/>
-          <w:color w:val="000000"/>
-        </w:rPr>
-        <w:t>ies</w:t>
-      </w:r>
-      <w:r>
-        <w:rPr>
-          <w:rStyle w:val="Gray0"/>
-          <w:b/>
-          <w:color w:val="000000"/>
-        </w:rPr>
-        <w:t xml:space="preserve">, </w:t>
-      </w:r>
-      <w:proofErr w:type="spellStart"/>
-      <w:r>
-        <w:rPr>
-          <w:rStyle w:val="Gray0"/>
-          <w:b/>
-          <w:color w:val="000000"/>
-        </w:rPr>
-        <w:t>SECdirect</w:t>
-      </w:r>
-      <w:proofErr w:type="spellEnd"/>
-      <w:r>
-        <w:rPr>
-          <w:rStyle w:val="Gray0"/>
-          <w:b/>
-          <w:color w:val="000000"/>
-        </w:rPr>
-        <w:t xml:space="preserve">; </w:t>
-      </w:r>
-      <w:r>
-        <w:rPr>
-          <w:rStyle w:val="Gray0"/>
-          <w:b/>
-          <w:color w:val="000000"/>
-        </w:rPr>
-        <w:t>Durham</w:t>
-      </w:r>
-      <w:r>
-        <w:rPr>
-          <w:rStyle w:val="Gray0"/>
-          <w:b/>
-          <w:color w:val="000000"/>
-        </w:rPr>
-        <w:t>, NC</w:t>
-      </w:r>
-      <w:r>
-        <w:rPr>
-          <w:rStyle w:val="Gray0"/>
-          <w:b/>
-          <w:color w:val="000000"/>
-        </w:rPr>
-        <w:t xml:space="preserve"> (remote)</w:t>
-      </w:r>
-      <w:r>
-        <w:rPr>
-          <w:rStyle w:val="Gray0"/>
-          <w:b/>
-          <w:color w:val="000000"/>
-        </w:rPr>
-        <w:t xml:space="preserve"> –</w:t>
-      </w:r>
-      <w:r>
-        <w:rPr>
-          <w:rStyle w:val="Gray0"/>
-          <w:b/>
-          <w:color w:val="000000"/>
-        </w:rPr>
-        <w:t xml:space="preserve"> January</w:t>
+          <w:b/>
+          <w:color w:val="000000"/>
+        </w:rPr>
+      </w:pPr>
+      <w:r>
+        <w:rPr>
+          <w:rStyle w:val="Gray0"/>
+          <w:b/>
+          <w:color w:val="000000"/>
+        </w:rPr>
+        <w:t>Director of XBRL Technologies</w:t>
+      </w:r>
+      <w:r>
+        <w:rPr>
+          <w:rStyle w:val="Gray0"/>
+          <w:b/>
+          <w:color w:val="000000"/>
+        </w:rPr>
+        <w:t xml:space="preserve"> (January</w:t>
       </w:r>
       <w:r>
         <w:rPr>
@@ -170,23 +97,7 @@
           <w:b/>
           <w:color w:val="000000"/>
         </w:rPr>
-        <w:t>August</w:t>
-      </w:r>
-      <w:r>
-        <w:rPr>
-          <w:rStyle w:val="Gray0"/>
-          <w:b/>
-          <w:color w:val="000000"/>
-        </w:rPr>
-        <w:t xml:space="preserve"> </w:t>
-      </w:r>
-      <w:r>
-        <w:rPr>
-          <w:rStyle w:val="Gray0"/>
-          <w:b/>
-          <w:color w:val="000000"/>
-        </w:rPr>
-        <w:t>2026</w:t>
+        <w:t>August 2026)</w:t>
       </w:r>
     </w:p>
     <w:p>
@@ -197,82 +108,52 @@
           <w:tab w:val="left" w:pos="990"/>
         </w:tabs>
         <w:ind w:left="990" w:hanging="960"/>
-      </w:pPr>
-      <w:r>
-        <w:rPr>
-          <w:rStyle w:val="Gray0"/>
-          <w:color w:val="000000"/>
-        </w:rPr>
-        <w:tab/>
-      </w:r>
-      <w:r>
-        <w:t xml:space="preserve">I continued my role from </w:t>
-      </w:r>
-      <w:proofErr w:type="spellStart"/>
-      <w:r>
-        <w:t>Awther</w:t>
-      </w:r>
-      <w:proofErr w:type="spellEnd"/>
-      <w:r>
-        <w:t xml:space="preserve"> to </w:t>
-      </w:r>
-      <w:proofErr w:type="spellStart"/>
-      <w:r>
+        <w:rPr>
+          <w:rStyle w:val="Gray0"/>
+          <w:color w:val="000000"/>
+        </w:rPr>
+      </w:pPr>
+      <w:proofErr w:type="spellStart"/>
+      <w:r>
+        <w:rPr>
+          <w:rStyle w:val="Gray0"/>
+          <w:b/>
+          <w:color w:val="000000"/>
+        </w:rPr>
         <w:t>SECdirect</w:t>
       </w:r>
       <w:proofErr w:type="spellEnd"/>
       <w:r>
-        <w:t xml:space="preserve">, a spinoff of </w:t>
-      </w:r>
-      <w:proofErr w:type="spellStart"/>
-      <w:r>
-        <w:t>Awther</w:t>
-      </w:r>
-      <w:proofErr w:type="spellEnd"/>
-      <w:r>
-        <w:t>.  I was once again in charge of an engineering team that maintained a diverse array of web services and test automations of varying tech stack (</w:t>
-      </w:r>
-      <w:proofErr w:type="spellStart"/>
-      <w:r>
-        <w:t>dotnetcore</w:t>
-      </w:r>
-      <w:proofErr w:type="spellEnd"/>
-      <w:r>
-        <w:t xml:space="preserve">, </w:t>
-      </w:r>
-      <w:proofErr w:type="spellStart"/>
-      <w:r>
-        <w:t>nodejs</w:t>
-      </w:r>
-      <w:proofErr w:type="spellEnd"/>
-      <w:r>
-        <w:t xml:space="preserve">, </w:t>
-      </w:r>
-      <w:proofErr w:type="spellStart"/>
-      <w:r>
-        <w:t>golang</w:t>
-      </w:r>
-      <w:proofErr w:type="spellEnd"/>
-      <w:r>
-        <w:t xml:space="preserve">, and python).  I continued to review every PR (pull request) and approved deployments to the many different environments including production.  </w:t>
-      </w:r>
-      <w:r>
-        <w:t xml:space="preserve">I </w:t>
-      </w:r>
-      <w:r>
-        <w:t xml:space="preserve">continued to </w:t>
-      </w:r>
-      <w:r>
-        <w:t>h</w:t>
-      </w:r>
-      <w:r>
-        <w:t>o</w:t>
-      </w:r>
-      <w:r>
-        <w:t>ld the responsibility of full employee lifecycle, which includes interviewing, onboarding, performance evaluations, and separations</w:t>
-      </w:r>
-      <w:r>
-        <w:t>.</w:t>
+        <w:rPr>
+          <w:rStyle w:val="Gray0"/>
+          <w:b/>
+          <w:color w:val="000000"/>
+        </w:rPr>
+        <w:t xml:space="preserve">; </w:t>
+      </w:r>
+      <w:r>
+        <w:rPr>
+          <w:rStyle w:val="Gray0"/>
+          <w:b/>
+          <w:color w:val="000000"/>
+        </w:rPr>
+        <w:t>Durham</w:t>
+      </w:r>
+      <w:r>
+        <w:rPr>
+          <w:rStyle w:val="Gray0"/>
+          <w:b/>
+          <w:color w:val="000000"/>
+        </w:rPr>
+        <w:t>, NC</w:t>
+      </w:r>
+      <w:r>
+        <w:rPr>
+          <w:rStyle w:val="Gray0"/>
+          <w:b/>
+          <w:color w:val="000000"/>
+        </w:rPr>
+        <w:t xml:space="preserve"> (remote)</w:t>
       </w:r>
     </w:p>
     <w:p>
@@ -284,6 +165,80 @@
         </w:tabs>
         <w:ind w:left="990" w:hanging="960"/>
       </w:pPr>
+      <w:r>
+        <w:rPr>
+          <w:rStyle w:val="Gray0"/>
+          <w:color w:val="000000"/>
+        </w:rPr>
+        <w:tab/>
+      </w:r>
+      <w:r>
+        <w:t xml:space="preserve">I continued my role from </w:t>
+      </w:r>
+      <w:proofErr w:type="spellStart"/>
+      <w:r>
+        <w:t>Awther</w:t>
+      </w:r>
+      <w:proofErr w:type="spellEnd"/>
+      <w:r>
+        <w:t xml:space="preserve"> to </w:t>
+      </w:r>
+      <w:proofErr w:type="spellStart"/>
+      <w:r>
+        <w:t>SECdirect</w:t>
+      </w:r>
+      <w:proofErr w:type="spellEnd"/>
+      <w:r>
+        <w:t xml:space="preserve">, a spinoff of </w:t>
+      </w:r>
+      <w:proofErr w:type="spellStart"/>
+      <w:r>
+        <w:t>Awther</w:t>
+      </w:r>
+      <w:proofErr w:type="spellEnd"/>
+      <w:r>
+        <w:t>.  I was once again in charge of an engineering team that maintained a diverse array of web services and test automations of varying tech stack (</w:t>
+      </w:r>
+      <w:proofErr w:type="spellStart"/>
+      <w:r>
+        <w:t>dotnetcore</w:t>
+      </w:r>
+      <w:proofErr w:type="spellEnd"/>
+      <w:r>
+        <w:t xml:space="preserve">, </w:t>
+      </w:r>
+      <w:proofErr w:type="spellStart"/>
+      <w:r>
+        <w:t>nodejs</w:t>
+      </w:r>
+      <w:proofErr w:type="spellEnd"/>
+      <w:r>
+        <w:t xml:space="preserve">, </w:t>
+      </w:r>
+      <w:proofErr w:type="spellStart"/>
+      <w:r>
+        <w:t>golang</w:t>
+      </w:r>
+      <w:proofErr w:type="spellEnd"/>
+      <w:r>
+        <w:t xml:space="preserve">, python, </w:t>
+      </w:r>
+      <w:proofErr w:type="spellStart"/>
+      <w:r>
+        <w:t>postgres</w:t>
+      </w:r>
+      <w:proofErr w:type="spellEnd"/>
+      <w:r>
+        <w:t xml:space="preserve">, and </w:t>
+      </w:r>
+      <w:proofErr w:type="spellStart"/>
+      <w:r>
+        <w:t>mongodb</w:t>
+      </w:r>
+      <w:proofErr w:type="spellEnd"/>
+      <w:r>
+        <w:t>).  I continued to review every PR (pull request) and approved deployments to the many different environments including production.  I continued to hold the responsibility of full employee lifecycle, which includes interviewing, onboarding, performance evaluations, and separations.</w:t>
+      </w:r>
     </w:p>
     <w:p>
       <w:pPr>
@@ -293,34 +248,6 @@
           <w:tab w:val="left" w:pos="990"/>
         </w:tabs>
         <w:ind w:left="990" w:hanging="960"/>
-        <w:rPr>
-          <w:rStyle w:val="Gray"/>
-          <w:color w:val="000000"/>
-        </w:rPr>
-      </w:pPr>
-      <w:r>
-        <w:tab/>
-        <w:t xml:space="preserve">While in this role, I was also given the role of a product owner.  I regularly met with stakeholders and customers to better understand their needs which identified that gaps in our product offering.  I have personally sat through over 30 customer discovery calls and created work items afterwards (in Jira) for the engineering team to work on.  My </w:t>
-      </w:r>
-      <w:r>
-        <w:t>team’s work</w:t>
-      </w:r>
-      <w:r>
-        <w:t xml:space="preserve"> </w:t>
-      </w:r>
-      <w:r>
-        <w:t>under my guidance has</w:t>
-      </w:r>
-      <w:r>
-        <w:t xml:space="preserve"> been effective because the sales team achieved a 17% sales funnel</w:t>
-      </w:r>
-      <w:r>
-        <w:t xml:space="preserve"> with the new releases of the product.</w:t>
-      </w:r>
-    </w:p>
-    <w:p>
-      <w:pPr>
-        <w:pStyle w:val="Heading2"/>
       </w:pPr>
     </w:p>
     <w:p>
@@ -332,138 +259,46 @@
         </w:tabs>
         <w:ind w:left="990" w:hanging="960"/>
         <w:rPr>
-          <w:rStyle w:val="Gray0"/>
-          <w:color w:val="000000"/>
-        </w:rPr>
-      </w:pPr>
-      <w:r>
-        <w:rPr>
-          <w:rStyle w:val="Gray0"/>
-          <w:b/>
-          <w:color w:val="000000"/>
-        </w:rPr>
-        <w:t>XBRL Technol</w:t>
-      </w:r>
-      <w:r>
-        <w:rPr>
-          <w:rStyle w:val="Gray0"/>
-          <w:b/>
-          <w:color w:val="000000"/>
-        </w:rPr>
-        <w:t>o</w:t>
-      </w:r>
-      <w:r>
-        <w:rPr>
-          <w:rStyle w:val="Gray0"/>
-          <w:b/>
-          <w:color w:val="000000"/>
-        </w:rPr>
-        <w:t>gist and Founder</w:t>
-      </w:r>
-      <w:r>
-        <w:rPr>
-          <w:rStyle w:val="Gray0"/>
-          <w:b/>
-          <w:color w:val="000000"/>
-        </w:rPr>
-        <w:t xml:space="preserve">, </w:t>
-      </w:r>
-      <w:r>
-        <w:rPr>
-          <w:rStyle w:val="Gray0"/>
-          <w:b/>
-          <w:color w:val="000000"/>
-        </w:rPr>
-        <w:t>ECKSBEE</w:t>
-      </w:r>
-      <w:r>
-        <w:rPr>
-          <w:rStyle w:val="Gray0"/>
-          <w:b/>
-          <w:color w:val="000000"/>
-        </w:rPr>
-        <w:t xml:space="preserve">; </w:t>
-      </w:r>
-      <w:r>
-        <w:rPr>
-          <w:rStyle w:val="Gray0"/>
-          <w:b/>
-          <w:color w:val="000000"/>
-        </w:rPr>
-        <w:t>Durham</w:t>
-      </w:r>
-      <w:r>
-        <w:rPr>
-          <w:rStyle w:val="Gray0"/>
-          <w:b/>
-          <w:color w:val="000000"/>
-        </w:rPr>
-        <w:t>, NC</w:t>
-      </w:r>
-      <w:r>
-        <w:rPr>
-          <w:rStyle w:val="Gray0"/>
-          <w:b/>
-          <w:color w:val="000000"/>
-        </w:rPr>
-        <w:t xml:space="preserve"> (remote)</w:t>
-      </w:r>
-      <w:r>
-        <w:rPr>
-          <w:rStyle w:val="Gray0"/>
-          <w:b/>
-          <w:color w:val="000000"/>
-        </w:rPr>
-        <w:t xml:space="preserve"> –</w:t>
-      </w:r>
-      <w:r>
-        <w:rPr>
-          <w:rStyle w:val="Gray0"/>
-          <w:b/>
-          <w:color w:val="000000"/>
-        </w:rPr>
-        <w:t xml:space="preserve"> January</w:t>
-      </w:r>
-      <w:r>
-        <w:rPr>
-          <w:rStyle w:val="Gray0"/>
-          <w:b/>
-          <w:color w:val="000000"/>
-        </w:rPr>
+          <w:rStyle w:val="Gray"/>
+          <w:color w:val="000000"/>
+        </w:rPr>
+      </w:pPr>
+      <w:r>
+        <w:tab/>
+        <w:t xml:space="preserve">While in this role, I was also given the role of a product owner.  I regularly met with stakeholders and customers to better understand their needs which identified </w:t>
+      </w:r>
+      <w:r>
+        <w:t>w</w:t>
+      </w:r>
+      <w:r>
+        <w:t>hat gaps</w:t>
+      </w:r>
+      <w:r>
+        <w:t xml:space="preserve"> are</w:t>
+      </w:r>
+      <w:r>
+        <w:t xml:space="preserve"> in our product offering.  I have personally sat through over 30 customer discovery calls and created work items afterwards (in Jira) for the engineering team to work on.  My </w:t>
+      </w:r>
+      <w:r>
+        <w:t>team’s work</w:t>
+      </w:r>
+      <w:r>
         <w:t xml:space="preserve"> </w:t>
       </w:r>
       <w:r>
-        <w:rPr>
-          <w:rStyle w:val="Gray0"/>
-          <w:b/>
-          <w:color w:val="000000"/>
-        </w:rPr>
-        <w:t>2022</w:t>
-      </w:r>
-      <w:r>
-        <w:rPr>
-          <w:rStyle w:val="Gray0"/>
-          <w:b/>
-          <w:color w:val="000000"/>
-        </w:rPr>
-        <w:t>–</w:t>
-      </w:r>
-      <w:r>
-        <w:rPr>
-          <w:rStyle w:val="Gray0"/>
-          <w:b/>
-          <w:color w:val="000000"/>
-        </w:rPr>
-        <w:t>December</w:t>
-      </w:r>
-      <w:r>
-        <w:rPr>
-          <w:rStyle w:val="Gray0"/>
-          <w:b/>
-          <w:color w:val="000000"/>
-        </w:rPr>
-        <w:t xml:space="preserve"> 2025</w:t>
-      </w:r>
+        <w:t>under my guidance has</w:t>
+      </w:r>
+      <w:r>
+        <w:t xml:space="preserve"> been effective because the sales team achieved a 17% sales funnel</w:t>
+      </w:r>
+      <w:r>
+        <w:t xml:space="preserve"> with the new releases of the product.</w:t>
+      </w:r>
+    </w:p>
+    <w:p>
+      <w:pPr>
+        <w:pStyle w:val="Heading2"/>
+      </w:pPr>
     </w:p>
     <w:p>
       <w:pPr>
@@ -474,231 +309,82 @@
         </w:tabs>
         <w:ind w:left="990" w:hanging="960"/>
         <w:rPr>
-          <w:rStyle w:val="Gray"/>
-          <w:color w:val="000000"/>
-        </w:rPr>
-      </w:pPr>
-      <w:r>
-        <w:rPr>
-          <w:rStyle w:val="Gray0"/>
-          <w:color w:val="000000"/>
-        </w:rPr>
-        <w:tab/>
-      </w:r>
-      <w:r>
-        <w:t xml:space="preserve">I did consulting for a tech startup, </w:t>
-      </w:r>
-      <w:proofErr w:type="spellStart"/>
-      <w:r>
-        <w:t>Awther</w:t>
-      </w:r>
-      <w:proofErr w:type="spellEnd"/>
-      <w:r>
-        <w:t xml:space="preserve"> Inc</w:t>
-      </w:r>
-      <w:r>
+          <w:rStyle w:val="Gray0"/>
+          <w:b/>
+          <w:color w:val="000000"/>
+        </w:rPr>
+      </w:pPr>
+      <w:r>
+        <w:rPr>
+          <w:rStyle w:val="Gray0"/>
+          <w:b/>
+          <w:color w:val="000000"/>
+        </w:rPr>
+        <w:t>XBRL Technol</w:t>
+      </w:r>
+      <w:r>
+        <w:rPr>
+          <w:rStyle w:val="Gray0"/>
+          <w:b/>
+          <w:color w:val="000000"/>
+        </w:rPr>
+        <w:t>o</w:t>
+      </w:r>
+      <w:r>
+        <w:rPr>
+          <w:rStyle w:val="Gray0"/>
+          <w:b/>
+          <w:color w:val="000000"/>
+        </w:rPr>
+        <w:t>gist and Founder</w:t>
+      </w:r>
+      <w:r>
+        <w:rPr>
+          <w:rStyle w:val="Gray0"/>
+          <w:b/>
+          <w:color w:val="000000"/>
+        </w:rPr>
+        <w:t xml:space="preserve"> (January</w:t>
+      </w:r>
+      <w:r>
+        <w:rPr>
+          <w:rStyle w:val="Gray0"/>
+          <w:b/>
+          <w:color w:val="000000"/>
+        </w:rPr>
+        <w:t xml:space="preserve"> </w:t>
+      </w:r>
+      <w:r>
+        <w:rPr>
+          <w:rStyle w:val="Gray0"/>
+          <w:b/>
+          <w:color w:val="000000"/>
+        </w:rPr>
+        <w:t>2022</w:t>
+      </w:r>
+      <w:r>
+        <w:rPr>
+          <w:rStyle w:val="Gray0"/>
+          <w:b/>
+          <w:color w:val="000000"/>
+        </w:rPr>
+        <w:t>–</w:t>
+      </w:r>
+      <w:r>
+        <w:rPr>
+          <w:rStyle w:val="Gray0"/>
+          <w:b/>
+          <w:color w:val="000000"/>
+        </w:rPr>
+        <w:t>December 2025)</w:t>
+      </w:r>
+      <w:r>
+        <w:rPr>
+          <w:rStyle w:val="Gray0"/>
+          <w:b/>
+          <w:color w:val="000000"/>
+        </w:rPr>
         <w:t>,</w:t>
-      </w:r>
-      <w:r>
-        <w:t xml:space="preserve"> as an XBRL technologist</w:t>
-      </w:r>
-      <w:r>
-        <w:t xml:space="preserve"> and the subject matter expert on the XBRL technical specifications</w:t>
-      </w:r>
-      <w:r>
-        <w:t xml:space="preserve">.  In this role at </w:t>
-      </w:r>
-      <w:proofErr w:type="spellStart"/>
-      <w:r>
-        <w:t>Awther</w:t>
-      </w:r>
-      <w:proofErr w:type="spellEnd"/>
-      <w:r>
-        <w:t xml:space="preserve">, I have developed, tested, and deployed a </w:t>
-      </w:r>
-      <w:proofErr w:type="spellStart"/>
-      <w:r>
-        <w:t>golang</w:t>
-      </w:r>
-      <w:proofErr w:type="spellEnd"/>
-      <w:r>
-        <w:t xml:space="preserve"> microservice that maintains search indices of different XBRL taxonomies</w:t>
-      </w:r>
-      <w:r>
-        <w:t>,</w:t>
-      </w:r>
-      <w:r>
-        <w:t xml:space="preserve"> like USGAAP and IFRS</w:t>
-      </w:r>
-      <w:r>
-        <w:t>,</w:t>
-      </w:r>
-      <w:r>
-        <w:t xml:space="preserve"> deployed in an Azure Kubernetes Service.  I also designed and co-developed tagging and rendering C# microservices with a react frontend.  </w:t>
-      </w:r>
-      <w:r>
-        <w:t>I have built a real-time collaborative document editor using CRDT (convergent replicated data type) technology.</w:t>
-      </w:r>
-      <w:r>
-        <w:t xml:space="preserve">  </w:t>
-      </w:r>
-      <w:r>
-        <w:t xml:space="preserve">I have created document-comparison algorithms that allows the software to automatically tag a document without the use of AI.  </w:t>
-      </w:r>
-      <w:r>
-        <w:t xml:space="preserve">My contributions allowed </w:t>
-      </w:r>
-      <w:proofErr w:type="spellStart"/>
-      <w:r>
-        <w:t>Awther</w:t>
-      </w:r>
-      <w:proofErr w:type="spellEnd"/>
-      <w:r>
-        <w:t xml:space="preserve"> to enter the market for SEC disclosure software (as </w:t>
-      </w:r>
-      <w:proofErr w:type="spellStart"/>
-      <w:r>
-        <w:t>SECdirect</w:t>
-      </w:r>
-      <w:proofErr w:type="spellEnd"/>
-      <w:r>
-        <w:t xml:space="preserve">) and retained the interest of many investors year after year.  Also, I built a global development team consisting of software engineers, quality testers, and </w:t>
-      </w:r>
-      <w:proofErr w:type="spellStart"/>
-      <w:r>
-        <w:t>devops</w:t>
-      </w:r>
-      <w:proofErr w:type="spellEnd"/>
-      <w:r>
-        <w:t xml:space="preserve"> engineer.  As the head of implementation, I held the responsibility of full employee lifecycle, which includes</w:t>
-      </w:r>
-      <w:r>
-        <w:t xml:space="preserve"> interviewing, onboarding, performance evaluations, and separations.  My team, under my hands-on supervision, created microservices on Kubernetes, created playwright test automation with high coverage, </w:t>
-      </w:r>
-      <w:r>
-        <w:t xml:space="preserve">built a load-distributed infrastructure with high availability, </w:t>
-      </w:r>
-      <w:r>
-        <w:t xml:space="preserve">and maintained CI/CD pipelines on </w:t>
-      </w:r>
-      <w:proofErr w:type="spellStart"/>
-      <w:r>
-        <w:t>github</w:t>
-      </w:r>
-      <w:proofErr w:type="spellEnd"/>
-      <w:r>
-        <w:t xml:space="preserve"> actions.  The team is capable of rapid deployments of new features or bug fixes within a week.  I personally maintained a Jira board and roadmap to keep the contributors and stakeholders on track.</w:t>
-      </w:r>
-      <w:r>
-        <w:t xml:space="preserve">  I engaged stakeholders and contributors in conversations every day to level expectations.</w:t>
-      </w:r>
-      <w:r>
-        <w:rPr>
-          <w:rStyle w:val="Gray0"/>
-          <w:color w:val="000000"/>
-        </w:rPr>
-        <w:br/>
-      </w:r>
-      <w:r>
-        <w:rPr>
-          <w:rStyle w:val="Gray0"/>
-          <w:color w:val="000000"/>
-        </w:rPr>
-        <w:br/>
-      </w:r>
-      <w:r>
-        <w:rPr>
-          <w:rStyle w:val="Gray"/>
-          <w:color w:val="000000"/>
-        </w:rPr>
-        <w:t xml:space="preserve">As the founder, I have bootstrapped the company and personally developed </w:t>
-      </w:r>
-      <w:r>
-        <w:t>many bleeding-edge XBRL technologies</w:t>
-      </w:r>
-      <w:r>
-        <w:t xml:space="preserve">, such </w:t>
-      </w:r>
-      <w:proofErr w:type="spellStart"/>
-      <w:r>
-        <w:t>telefacts</w:t>
-      </w:r>
-      <w:proofErr w:type="spellEnd"/>
-      <w:r>
-        <w:t>.</w:t>
-      </w:r>
-      <w:r>
-        <w:t xml:space="preserve">  </w:t>
-      </w:r>
-      <w:proofErr w:type="spellStart"/>
-      <w:r>
-        <w:t>Telefacts</w:t>
-      </w:r>
-      <w:proofErr w:type="spellEnd"/>
-      <w:r>
-        <w:t xml:space="preserve"> is an open-source </w:t>
-      </w:r>
-      <w:proofErr w:type="spellStart"/>
-      <w:r>
-        <w:t>golang</w:t>
-      </w:r>
-      <w:proofErr w:type="spellEnd"/>
-      <w:r>
-        <w:t xml:space="preserve"> software that can process and render XBRL files.  A few clients have adopted it as part of their XBRL platform.  I have utilized </w:t>
-      </w:r>
-      <w:proofErr w:type="spellStart"/>
-      <w:r>
-        <w:t>telefacts</w:t>
-      </w:r>
-      <w:proofErr w:type="spellEnd"/>
-      <w:r>
-        <w:t xml:space="preserve"> to scaped the SEC’s (Stock Exchange Commission) website with home-grown rate-limiter and home-grown user-agent spoofing to render the </w:t>
-      </w:r>
-      <w:r>
-        <w:lastRenderedPageBreak/>
-        <w:t>XBRL facts in a s</w:t>
-      </w:r>
-      <w:proofErr w:type="spellStart"/>
-      <w:r>
-        <w:t>olidjs</w:t>
-      </w:r>
-      <w:proofErr w:type="spellEnd"/>
-      <w:r>
-        <w:t xml:space="preserve"> web app.</w:t>
-      </w:r>
-      <w:r>
-        <w:rPr>
-          <w:rStyle w:val="Gray0"/>
-          <w:color w:val="000000"/>
-        </w:rPr>
-        <w:br/>
-      </w:r>
-      <w:r>
-        <w:rPr>
-          <w:rStyle w:val="Gray0"/>
-          <w:color w:val="000000"/>
-        </w:rPr>
-        <w:br/>
-      </w:r>
-      <w:r>
-        <w:rPr>
-          <w:rStyle w:val="Gray"/>
-          <w:color w:val="000000"/>
-        </w:rPr>
-        <w:t>Also, I have done research and development on incubation projects on ESG (Environment, Social, Governance) disclosure technology with a laser-precision focus on GHG emission (greenhouse gas) concepts within IFRS’ sustainability XBRL taxonomy as outlined within TCFD</w:t>
-      </w:r>
-      <w:r>
-        <w:rPr>
-          <w:rStyle w:val="Gray"/>
-          <w:color w:val="000000"/>
-        </w:rPr>
-        <w:t xml:space="preserve"> (</w:t>
-      </w:r>
-      <w:r>
-        <w:t>Task Force on Climate-related Financial Disclosures</w:t>
-      </w:r>
-      <w:r>
-        <w:t>).  I have attended sustainability conferences and networked with ESG professionals to learn more about scopes 1, 2, and 3 of the GHG emission disclosures.</w:t>
       </w:r>
     </w:p>
     <w:p>
@@ -709,7 +395,60 @@
           <w:tab w:val="left" w:pos="990"/>
         </w:tabs>
         <w:ind w:left="990" w:hanging="960"/>
-      </w:pPr>
+        <w:rPr>
+          <w:rStyle w:val="Gray0"/>
+          <w:b/>
+          <w:color w:val="000000"/>
+        </w:rPr>
+      </w:pPr>
+      <w:r>
+        <w:rPr>
+          <w:rStyle w:val="Gray0"/>
+          <w:b/>
+          <w:color w:val="000000"/>
+        </w:rPr>
+        <w:t>ECKSBEE</w:t>
+      </w:r>
+      <w:r>
+        <w:rPr>
+          <w:rStyle w:val="Gray0"/>
+          <w:b/>
+          <w:color w:val="000000"/>
+        </w:rPr>
+        <w:t xml:space="preserve"> LLC</w:t>
+      </w:r>
+      <w:r>
+        <w:rPr>
+          <w:rStyle w:val="Gray0"/>
+          <w:b/>
+          <w:color w:val="000000"/>
+        </w:rPr>
+        <w:t xml:space="preserve">; </w:t>
+      </w:r>
+      <w:r>
+        <w:rPr>
+          <w:rStyle w:val="Gray0"/>
+          <w:b/>
+          <w:color w:val="000000"/>
+        </w:rPr>
+        <w:t>Durham</w:t>
+      </w:r>
+      <w:r>
+        <w:rPr>
+          <w:rStyle w:val="Gray0"/>
+          <w:b/>
+          <w:color w:val="000000"/>
+        </w:rPr>
+        <w:t>, NC</w:t>
+      </w:r>
+      <w:r>
+        <w:rPr>
+          <w:rStyle w:val="Gray0"/>
+          <w:b/>
+          <w:color w:val="000000"/>
+        </w:rPr>
+        <w:t xml:space="preserve"> (remote)</w:t>
+      </w:r>
     </w:p>
     <w:p>
       <w:pPr>
@@ -719,15 +458,404 @@
           <w:tab w:val="left" w:pos="990"/>
         </w:tabs>
         <w:ind w:left="990" w:hanging="960"/>
-      </w:pPr>
-      <w:r>
-        <w:rPr>
-          <w:rStyle w:val="Gray0"/>
-          <w:b/>
-          <w:color w:val="000000"/>
-        </w:rPr>
-        <w:t xml:space="preserve">Software Engineer, </w:t>
-      </w:r>
+        <w:rPr>
+          <w:rStyle w:val="Gray"/>
+          <w:color w:val="000000"/>
+        </w:rPr>
+      </w:pPr>
+      <w:r>
+        <w:rPr>
+          <w:rStyle w:val="Gray0"/>
+          <w:color w:val="000000"/>
+        </w:rPr>
+        <w:tab/>
+      </w:r>
+      <w:r>
+        <w:t xml:space="preserve">I did </w:t>
+      </w:r>
+      <w:proofErr w:type="gramStart"/>
+      <w:r>
+        <w:t>consulting</w:t>
+      </w:r>
+      <w:proofErr w:type="gramEnd"/>
+      <w:r>
+        <w:t xml:space="preserve"> for a tech startup, </w:t>
+      </w:r>
+      <w:proofErr w:type="spellStart"/>
+      <w:r>
+        <w:t>Awther</w:t>
+      </w:r>
+      <w:proofErr w:type="spellEnd"/>
+      <w:r>
+        <w:t xml:space="preserve"> Inc</w:t>
+      </w:r>
+      <w:r>
+        <w:t>,</w:t>
+      </w:r>
+      <w:r>
+        <w:t xml:space="preserve"> as an XBRL technologist</w:t>
+      </w:r>
+      <w:r>
+        <w:t xml:space="preserve"> and the subject matter expert on the XBRL technical specifications</w:t>
+      </w:r>
+      <w:r>
+        <w:t xml:space="preserve">.  In this role at </w:t>
+      </w:r>
+      <w:proofErr w:type="spellStart"/>
+      <w:r>
+        <w:t>Awther</w:t>
+      </w:r>
+      <w:proofErr w:type="spellEnd"/>
+      <w:r>
+        <w:t xml:space="preserve">, I have developed, tested, and deployed a </w:t>
+      </w:r>
+      <w:proofErr w:type="spellStart"/>
+      <w:r>
+        <w:t>golang</w:t>
+      </w:r>
+      <w:proofErr w:type="spellEnd"/>
+      <w:r>
+        <w:t xml:space="preserve"> microservice that maintains search indices of different XBRL taxonomies</w:t>
+      </w:r>
+      <w:r>
+        <w:t>,</w:t>
+      </w:r>
+      <w:r>
+        <w:t xml:space="preserve"> like USGAAP and IFRS</w:t>
+      </w:r>
+      <w:r>
+        <w:t>,</w:t>
+      </w:r>
+      <w:r>
+        <w:t xml:space="preserve"> deployed in an Azure Kubernetes Service.  I also designed and co-developed tagging and rendering C# microservices with a react frontend.  </w:t>
+      </w:r>
+      <w:r>
+        <w:t>I have built a real-time collaborative document editor using CRDT (convergent replicated data type) technology.</w:t>
+      </w:r>
+      <w:r>
+        <w:t xml:space="preserve">  </w:t>
+      </w:r>
+      <w:r>
+        <w:t xml:space="preserve">I have created document-comparison algorithms that allows the software to automatically tag a document without the use of AI.  </w:t>
+      </w:r>
+      <w:r>
+        <w:t xml:space="preserve">My contributions allowed </w:t>
+      </w:r>
+      <w:proofErr w:type="spellStart"/>
+      <w:r>
+        <w:t>Awther</w:t>
+      </w:r>
+      <w:proofErr w:type="spellEnd"/>
+      <w:r>
+        <w:t xml:space="preserve"> to enter the market for SEC disclosure software (as </w:t>
+      </w:r>
+      <w:proofErr w:type="spellStart"/>
+      <w:r>
+        <w:t>SECdirect</w:t>
+      </w:r>
+      <w:proofErr w:type="spellEnd"/>
+      <w:r>
+        <w:t xml:space="preserve">) and retained the interest of many investors year after year.  Also, I built a global development team consisting of software engineers, quality testers, and </w:t>
+      </w:r>
+      <w:proofErr w:type="spellStart"/>
+      <w:r>
+        <w:t>devops</w:t>
+      </w:r>
+      <w:proofErr w:type="spellEnd"/>
+      <w:r>
+        <w:t xml:space="preserve"> engineer.  As the head of implementation, I held the responsibility of full employee lifecycle, which includes</w:t>
+      </w:r>
+      <w:r>
+        <w:t xml:space="preserve"> interviewing, onboarding, performance evaluations, and separations.  My team, under my hands-on supervision, created microservices on Kubernetes, created playwright test automation with high coverage, </w:t>
+      </w:r>
+      <w:r>
+        <w:t xml:space="preserve">built a load-distributed infrastructure with high availability, </w:t>
+      </w:r>
+      <w:r>
+        <w:t xml:space="preserve">and maintained CI/CD pipelines on </w:t>
+      </w:r>
+      <w:proofErr w:type="spellStart"/>
+      <w:r>
+        <w:t>github</w:t>
+      </w:r>
+      <w:proofErr w:type="spellEnd"/>
+      <w:r>
+        <w:t xml:space="preserve"> actions.  The team is capable of rapid deployments of new features or bug fixes within a week.  I personally maintained a Jira board and roadmap to keep the contributors and stakeholders on track.</w:t>
+      </w:r>
+      <w:r>
+        <w:t xml:space="preserve">  I engaged stakeholders and contributors in conversations every day to level expectations.</w:t>
+      </w:r>
+      <w:r>
+        <w:rPr>
+          <w:rStyle w:val="Gray0"/>
+          <w:color w:val="000000"/>
+        </w:rPr>
+        <w:br/>
+      </w:r>
+      <w:r>
+        <w:rPr>
+          <w:rStyle w:val="Gray0"/>
+          <w:color w:val="000000"/>
+        </w:rPr>
+        <w:br/>
+      </w:r>
+      <w:r>
+        <w:rPr>
+          <w:rStyle w:val="Gray"/>
+          <w:color w:val="000000"/>
+        </w:rPr>
+        <w:t xml:space="preserve">As the founder, I have bootstrapped the company and personally developed </w:t>
+      </w:r>
+      <w:r>
+        <w:t>many bleeding-edge XBRL technologies</w:t>
+      </w:r>
+      <w:r>
+        <w:t xml:space="preserve">, such </w:t>
+      </w:r>
+      <w:proofErr w:type="spellStart"/>
+      <w:r>
+        <w:t>telefacts</w:t>
+      </w:r>
+      <w:proofErr w:type="spellEnd"/>
+      <w:r>
+        <w:t>.</w:t>
+      </w:r>
+      <w:r>
+        <w:t xml:space="preserve">  </w:t>
+      </w:r>
+      <w:proofErr w:type="spellStart"/>
+      <w:r>
+        <w:t>Telefacts</w:t>
+      </w:r>
+      <w:proofErr w:type="spellEnd"/>
+      <w:r>
+        <w:t xml:space="preserve"> is an open-source </w:t>
+      </w:r>
+      <w:proofErr w:type="spellStart"/>
+      <w:r>
+        <w:t>golang</w:t>
+      </w:r>
+      <w:proofErr w:type="spellEnd"/>
+      <w:r>
+        <w:t xml:space="preserve"> software that can process and render XBRL files.  A few clients have adopted it as part of their XBRL </w:t>
+      </w:r>
+      <w:r>
+        <w:lastRenderedPageBreak/>
+        <w:t xml:space="preserve">platform.  I have utilized </w:t>
+      </w:r>
+      <w:proofErr w:type="spellStart"/>
+      <w:r>
+        <w:t>telefacts</w:t>
+      </w:r>
+      <w:proofErr w:type="spellEnd"/>
+      <w:r>
+        <w:t xml:space="preserve"> to sc</w:t>
+      </w:r>
+      <w:r>
+        <w:t>r</w:t>
+      </w:r>
+      <w:r>
+        <w:t xml:space="preserve">ape the SEC’s (Stock Exchange Commission) website with home-grown rate-limiter and home-grown user-agent spoofing to render the XBRL facts in a </w:t>
+      </w:r>
+      <w:proofErr w:type="spellStart"/>
+      <w:r>
+        <w:t>solidjs</w:t>
+      </w:r>
+      <w:proofErr w:type="spellEnd"/>
+      <w:r>
+        <w:t xml:space="preserve"> web app.</w:t>
+      </w:r>
+      <w:r>
+        <w:rPr>
+          <w:rStyle w:val="Gray0"/>
+          <w:color w:val="000000"/>
+        </w:rPr>
+        <w:br/>
+      </w:r>
+      <w:r>
+        <w:rPr>
+          <w:rStyle w:val="Gray0"/>
+          <w:color w:val="000000"/>
+        </w:rPr>
+        <w:br/>
+      </w:r>
+      <w:r>
+        <w:rPr>
+          <w:rStyle w:val="Gray"/>
+          <w:color w:val="000000"/>
+        </w:rPr>
+        <w:t>Also, I have done research and development on incubation projects on ESG (Environment, Social, Governance) disclosure technology with a laser-precision focus on GHG emission (greenhouse gas) concepts within IFRS’ sustainability XBRL taxonomy as outlined within TCFD</w:t>
+      </w:r>
+      <w:r>
+        <w:rPr>
+          <w:rStyle w:val="Gray"/>
+          <w:color w:val="000000"/>
+        </w:rPr>
+        <w:t xml:space="preserve"> (</w:t>
+      </w:r>
+      <w:r>
+        <w:t>Task Force on Climate-related Financial Disclosures</w:t>
+      </w:r>
+      <w:r>
+        <w:t>).  I have attended sustainability conferences and networked with ESG professionals to learn more about scopes 1, 2, and 3 of the GHG emission disclosures.</w:t>
+      </w:r>
+    </w:p>
+    <w:p>
+      <w:pPr>
+        <w:pStyle w:val="Body2"/>
+        <w:tabs>
+          <w:tab w:val="clear" w:pos="2400"/>
+          <w:tab w:val="left" w:pos="990"/>
+        </w:tabs>
+        <w:ind w:left="990" w:hanging="960"/>
+      </w:pPr>
+    </w:p>
+    <w:p>
+      <w:pPr>
+        <w:pStyle w:val="Body2"/>
+        <w:tabs>
+          <w:tab w:val="clear" w:pos="2400"/>
+          <w:tab w:val="left" w:pos="990"/>
+        </w:tabs>
+        <w:ind w:left="990" w:hanging="960"/>
+        <w:rPr>
+          <w:rStyle w:val="Gray0"/>
+          <w:b/>
+          <w:color w:val="000000"/>
+        </w:rPr>
+      </w:pPr>
+      <w:r>
+        <w:rPr>
+          <w:rStyle w:val="Gray0"/>
+          <w:b/>
+          <w:color w:val="000000"/>
+        </w:rPr>
+        <w:t xml:space="preserve">Senior </w:t>
+      </w:r>
+      <w:r>
+        <w:rPr>
+          <w:rStyle w:val="Gray0"/>
+          <w:b/>
+          <w:color w:val="000000"/>
+        </w:rPr>
+        <w:t>Software Engineer</w:t>
+      </w:r>
+      <w:r>
+        <w:rPr>
+          <w:rStyle w:val="Gray0"/>
+          <w:b/>
+          <w:color w:val="000000"/>
+        </w:rPr>
+        <w:t xml:space="preserve"> (</w:t>
+      </w:r>
+      <w:r>
+        <w:rPr>
+          <w:rStyle w:val="Gray0"/>
+          <w:b/>
+          <w:color w:val="000000"/>
+        </w:rPr>
+        <w:t xml:space="preserve">February </w:t>
+      </w:r>
+      <w:r>
+        <w:rPr>
+          <w:rStyle w:val="Gray0"/>
+          <w:b/>
+          <w:color w:val="000000"/>
+        </w:rPr>
+        <w:t>2023</w:t>
+      </w:r>
+      <w:r>
+        <w:rPr>
+          <w:rStyle w:val="Gray0"/>
+          <w:b/>
+          <w:color w:val="000000"/>
+        </w:rPr>
+        <w:t>–</w:t>
+      </w:r>
+      <w:r>
+        <w:rPr>
+          <w:rStyle w:val="Gray0"/>
+          <w:b/>
+          <w:color w:val="000000"/>
+        </w:rPr>
+        <w:t>November 2025)</w:t>
+      </w:r>
+      <w:r>
+        <w:rPr>
+          <w:rStyle w:val="Gray0"/>
+          <w:b/>
+          <w:color w:val="000000"/>
+        </w:rPr>
+        <w:t>,</w:t>
+      </w:r>
+    </w:p>
+    <w:p>
+      <w:pPr>
+        <w:pStyle w:val="Body2"/>
+        <w:tabs>
+          <w:tab w:val="clear" w:pos="2400"/>
+          <w:tab w:val="left" w:pos="990"/>
+        </w:tabs>
+        <w:ind w:left="990" w:hanging="960"/>
+        <w:rPr>
+          <w:rStyle w:val="Gray0"/>
+          <w:b/>
+          <w:color w:val="000000"/>
+        </w:rPr>
+      </w:pPr>
+      <w:r>
+        <w:rPr>
+          <w:rStyle w:val="Gray0"/>
+          <w:b/>
+          <w:color w:val="000000"/>
+        </w:rPr>
+        <w:t>Software Engineer</w:t>
+      </w:r>
+      <w:r>
+        <w:rPr>
+          <w:rStyle w:val="Gray0"/>
+          <w:b/>
+          <w:color w:val="000000"/>
+        </w:rPr>
+        <w:t xml:space="preserve"> (</w:t>
+      </w:r>
+      <w:r>
+        <w:rPr>
+          <w:rStyle w:val="Gray0"/>
+          <w:b/>
+          <w:color w:val="000000"/>
+        </w:rPr>
+        <w:t>February 2019–</w:t>
+      </w:r>
+      <w:r>
+        <w:rPr>
+          <w:rStyle w:val="Gray0"/>
+          <w:b/>
+          <w:color w:val="000000"/>
+        </w:rPr>
+        <w:t>January 2023)</w:t>
+      </w:r>
+      <w:r>
+        <w:rPr>
+          <w:rStyle w:val="Gray0"/>
+          <w:b/>
+          <w:color w:val="000000"/>
+        </w:rPr>
+        <w:t>,</w:t>
+      </w:r>
+    </w:p>
+    <w:p>
+      <w:pPr>
+        <w:pStyle w:val="Body2"/>
+        <w:tabs>
+          <w:tab w:val="clear" w:pos="2400"/>
+          <w:tab w:val="left" w:pos="990"/>
+        </w:tabs>
+        <w:ind w:left="990" w:hanging="960"/>
+        <w:rPr>
+          <w:b/>
+        </w:rPr>
+      </w:pPr>
       <w:proofErr w:type="spellStart"/>
       <w:r>
         <w:rPr>
@@ -760,23 +888,15 @@
           <w:b/>
           <w:color w:val="000000"/>
         </w:rPr>
-        <w:t xml:space="preserve"> before 2023)</w:t>
-      </w:r>
-      <w:r>
-        <w:rPr>
-          <w:rStyle w:val="Gray0"/>
-          <w:b/>
-          <w:color w:val="000000"/>
-        </w:rPr>
-        <w:t>; Raleigh, NC – February 2019–</w:t>
-      </w:r>
-      <w:r>
-        <w:rPr>
-          <w:rStyle w:val="Gray0"/>
-          <w:b/>
-          <w:color w:val="000000"/>
-        </w:rPr>
-        <w:t>November 2025</w:t>
+        <w:t>)</w:t>
+      </w:r>
+      <w:r>
+        <w:rPr>
+          <w:rStyle w:val="Gray0"/>
+          <w:b/>
+          <w:color w:val="000000"/>
+        </w:rPr>
+        <w:t>; Raleigh, NC</w:t>
       </w:r>
     </w:p>
     <w:p>
@@ -788,7 +908,7 @@
         <w:ind w:left="1680" w:hanging="960"/>
       </w:pPr>
       <w:r>
-        <w:t>EHR</w:t>
+        <w:t>Digital prescription infrastructure</w:t>
       </w:r>
       <w:r>
         <w:t xml:space="preserve">: I </w:t>
@@ -826,19 +946,7 @@
       </w:r>
       <w:proofErr w:type="spellEnd"/>
       <w:r>
-        <w:t xml:space="preserve"> applications </w:t>
-      </w:r>
-      <w:r>
-        <w:t xml:space="preserve">while </w:t>
-      </w:r>
-      <w:r>
-        <w:t xml:space="preserve">introducing zero regressions or detrimental impacts on the </w:t>
-      </w:r>
-      <w:r>
-        <w:t>brownfield</w:t>
-      </w:r>
-      <w:r>
-        <w:t xml:space="preserve"> systems used by 8 million patients and 200,000 medical professionals.  My sprinting team always guaranteed delivery to production environment every two weeks, which kept </w:t>
+        <w:t xml:space="preserve"> applications while introducing zero regressions or detrimental impacts on the brownfield systems used by 8 million patients and 200,000 medical professionals.  My sprinting team always guaranteed delivery to production environment every two weeks, which kept </w:t>
       </w:r>
       <w:proofErr w:type="spellStart"/>
       <w:r>
@@ -846,32 +954,18 @@
       </w:r>
       <w:proofErr w:type="spellEnd"/>
       <w:r>
-        <w:t xml:space="preserve"> interest in the project </w:t>
-      </w:r>
-      <w:r>
-        <w:t>piqued</w:t>
-      </w:r>
-      <w:r>
-        <w:t xml:space="preserve"> and vocal.  The project was pronounced </w:t>
-      </w:r>
-      <w:r>
-        <w:t>feature</w:t>
-      </w:r>
-      <w:r>
-        <w:t>-</w:t>
-      </w:r>
-      <w:r>
-        <w:t>complete</w:t>
-      </w:r>
-      <w:r>
-        <w:t xml:space="preserve"> after six months</w:t>
-      </w:r>
-      <w:r>
-        <w:t xml:space="preserve"> of sprinting</w:t>
-      </w:r>
-      <w:r>
-        <w:t xml:space="preserve"> on April 2023, and it was projected to realize $5 million of annual recurring revenue (ARR).</w:t>
-      </w:r>
+        <w:t xml:space="preserve"> interest in the project piqued and vocal.  The project was pronounced feature-complete after six months of sprinting on April 2023, and it was projected to realize $5 million of annual recurring revenue (ARR).</w:t>
+      </w:r>
+    </w:p>
+    <w:p>
+      <w:pPr>
+        <w:pStyle w:val="Body2"/>
+        <w:tabs>
+          <w:tab w:val="clear" w:pos="2400"/>
+          <w:tab w:val="left" w:pos="990"/>
+        </w:tabs>
+        <w:ind w:left="990" w:hanging="960"/>
+      </w:pPr>
     </w:p>
     <w:p>
       <w:pPr>
@@ -881,60 +975,90 @@
         </w:tabs>
         <w:ind w:left="1680" w:hanging="960"/>
       </w:pPr>
-      <w:proofErr w:type="spellStart"/>
-      <w:r>
-        <w:t>JAMStack</w:t>
-      </w:r>
-      <w:proofErr w:type="spellEnd"/>
-      <w:r>
-        <w:t xml:space="preserve">: I deployed a </w:t>
-      </w:r>
-      <w:proofErr w:type="spellStart"/>
-      <w:r>
-        <w:t>JAMStack</w:t>
-      </w:r>
-      <w:proofErr w:type="spellEnd"/>
-      <w:r>
-        <w:t xml:space="preserve"> with </w:t>
-      </w:r>
-      <w:proofErr w:type="spellStart"/>
-      <w:r>
-        <w:t>Gatsbyjs</w:t>
-      </w:r>
-      <w:proofErr w:type="spellEnd"/>
-      <w:r>
-        <w:t xml:space="preserve">’ static site generator (SSG).  Due to the growing popularity in North America and India, the </w:t>
-      </w:r>
-      <w:r>
-        <w:t xml:space="preserve">web </w:t>
-      </w:r>
-      <w:r>
-        <w:t>pages</w:t>
-      </w:r>
-      <w:r>
-        <w:t xml:space="preserve"> </w:t>
-      </w:r>
-      <w:r>
-        <w:t>were</w:t>
-      </w:r>
-      <w:r>
-        <w:t xml:space="preserve"> eventually ported over to SSR (server-side rendered) </w:t>
-      </w:r>
-      <w:proofErr w:type="spellStart"/>
-      <w:r>
-        <w:t>Nextjs</w:t>
-      </w:r>
-      <w:proofErr w:type="spellEnd"/>
-      <w:r>
-        <w:t xml:space="preserve"> web app hosted on Azure Blob Storage and Azure App Service.  To accommodate the growing worldwide userbase and to serve content with faster response times, the web app is hosted from a </w:t>
-      </w:r>
-      <w:proofErr w:type="spellStart"/>
-      <w:r>
-        <w:t>nodejs</w:t>
-      </w:r>
-      <w:proofErr w:type="spellEnd"/>
-      <w:r>
-        <w:t xml:space="preserve"> memory cache.  Also, the web app utilizes single-sign on workflow through Azure Active Directory.</w:t>
+      <w:r>
+        <w:t>EHR</w:t>
+      </w:r>
+      <w:r>
+        <w:t xml:space="preserve">: I </w:t>
+      </w:r>
+      <w:r>
+        <w:t xml:space="preserve">developed Net4.8 http applications, WCF services, and </w:t>
+      </w:r>
+      <w:proofErr w:type="spellStart"/>
+      <w:r>
+        <w:t>Emberjs</w:t>
+      </w:r>
+      <w:proofErr w:type="spellEnd"/>
+      <w:r>
+        <w:t xml:space="preserve"> components for </w:t>
+      </w:r>
+      <w:proofErr w:type="spellStart"/>
+      <w:r>
+        <w:t>PracticeFusion</w:t>
+      </w:r>
+      <w:proofErr w:type="spellEnd"/>
+      <w:r>
+        <w:t xml:space="preserve">.  The new codebase allowed </w:t>
+      </w:r>
+      <w:proofErr w:type="spellStart"/>
+      <w:r>
+        <w:t>PracticeFusion</w:t>
+      </w:r>
+      <w:proofErr w:type="spellEnd"/>
+      <w:r>
+        <w:t xml:space="preserve"> services to be integrated with </w:t>
+      </w:r>
+      <w:proofErr w:type="spellStart"/>
+      <w:r>
+        <w:t>ZocDoc</w:t>
+      </w:r>
+      <w:proofErr w:type="spellEnd"/>
+      <w:r>
+        <w:t xml:space="preserve"> applications </w:t>
+      </w:r>
+      <w:r>
+        <w:t xml:space="preserve">while </w:t>
+      </w:r>
+      <w:r>
+        <w:t xml:space="preserve">introducing zero regressions or detrimental impacts on the </w:t>
+      </w:r>
+      <w:r>
+        <w:t>brownfield</w:t>
+      </w:r>
+      <w:r>
+        <w:t xml:space="preserve"> systems used by 8 million patients and 200,000 medical professionals.  My sprinting team always guaranteed delivery to production environment every two weeks, which kept </w:t>
+      </w:r>
+      <w:proofErr w:type="spellStart"/>
+      <w:r>
+        <w:t>ZocDoc’s</w:t>
+      </w:r>
+      <w:proofErr w:type="spellEnd"/>
+      <w:r>
+        <w:t xml:space="preserve"> interest in the project </w:t>
+      </w:r>
+      <w:r>
+        <w:t>piqued</w:t>
+      </w:r>
+      <w:r>
+        <w:t xml:space="preserve"> and vocal.  The project was pronounced </w:t>
+      </w:r>
+      <w:r>
+        <w:t>feature</w:t>
+      </w:r>
+      <w:r>
+        <w:t>-</w:t>
+      </w:r>
+      <w:r>
+        <w:t>complete</w:t>
+      </w:r>
+      <w:r>
+        <w:t xml:space="preserve"> after six months</w:t>
+      </w:r>
+      <w:r>
+        <w:t xml:space="preserve"> of sprinting</w:t>
+      </w:r>
+      <w:r>
+        <w:t xml:space="preserve"> on April 2023, and it was projected to realize $5 million of annual recurring revenue (ARR).</w:t>
       </w:r>
     </w:p>
     <w:p>
@@ -945,38 +1069,52 @@
         </w:tabs>
         <w:ind w:left="1680" w:hanging="960"/>
       </w:pPr>
-      <w:r>
-        <w:t xml:space="preserve">Lift and shift: I </w:t>
-      </w:r>
-      <w:r>
-        <w:t>created</w:t>
-      </w:r>
-      <w:r>
-        <w:t xml:space="preserve"> an infrastructure deployment template for Microsoft Azure that deploys VMSS (virtual machine scale sets) and load balancers, which then spins up instances of flatcar OS (fork of </w:t>
-      </w:r>
-      <w:proofErr w:type="spellStart"/>
-      <w:r>
-        <w:t>coreOS</w:t>
-      </w:r>
-      <w:proofErr w:type="spellEnd"/>
-      <w:r>
-        <w:t xml:space="preserve">) that hosts an </w:t>
-      </w:r>
-      <w:proofErr w:type="spellStart"/>
-      <w:r>
-        <w:t>etcd</w:t>
-      </w:r>
-      <w:proofErr w:type="spellEnd"/>
-      <w:r>
-        <w:t xml:space="preserve"> cluster and a docker swarm of microservices of </w:t>
-      </w:r>
-      <w:proofErr w:type="spellStart"/>
-      <w:r>
-        <w:t>netcore</w:t>
-      </w:r>
-      <w:proofErr w:type="spellEnd"/>
-      <w:r>
-        <w:t xml:space="preserve">, </w:t>
+      <w:proofErr w:type="spellStart"/>
+      <w:r>
+        <w:t>JAMStack</w:t>
+      </w:r>
+      <w:proofErr w:type="spellEnd"/>
+      <w:r>
+        <w:t xml:space="preserve">: I deployed a </w:t>
+      </w:r>
+      <w:proofErr w:type="spellStart"/>
+      <w:r>
+        <w:t>JAMStack</w:t>
+      </w:r>
+      <w:proofErr w:type="spellEnd"/>
+      <w:r>
+        <w:t xml:space="preserve"> with </w:t>
+      </w:r>
+      <w:proofErr w:type="spellStart"/>
+      <w:r>
+        <w:t>Gatsbyjs</w:t>
+      </w:r>
+      <w:proofErr w:type="spellEnd"/>
+      <w:r>
+        <w:t xml:space="preserve">’ static site generator (SSG).  Due to the growing popularity in North America and India, the </w:t>
+      </w:r>
+      <w:r>
+        <w:t xml:space="preserve">web </w:t>
+      </w:r>
+      <w:r>
+        <w:t>pages</w:t>
+      </w:r>
+      <w:r>
+        <w:t xml:space="preserve"> </w:t>
+      </w:r>
+      <w:r>
+        <w:t>were</w:t>
+      </w:r>
+      <w:r>
+        <w:t xml:space="preserve"> eventually ported over to SSR (server-side rendered) </w:t>
+      </w:r>
+      <w:proofErr w:type="spellStart"/>
+      <w:r>
+        <w:t>Nextjs</w:t>
+      </w:r>
+      <w:proofErr w:type="spellEnd"/>
+      <w:r>
+        <w:t xml:space="preserve"> web app hosted on Azure Blob Storage and Azure App Service.  To accommodate the growing worldwide userbase and to serve content with faster response times, the web app is hosted from a </w:t>
       </w:r>
       <w:proofErr w:type="spellStart"/>
       <w:r>
@@ -984,61 +1122,7 @@
       </w:r>
       <w:proofErr w:type="spellEnd"/>
       <w:r>
-        <w:t xml:space="preserve">, and </w:t>
-      </w:r>
-      <w:proofErr w:type="spellStart"/>
-      <w:r>
-        <w:t>golang</w:t>
-      </w:r>
-      <w:proofErr w:type="spellEnd"/>
-      <w:r>
-        <w:t xml:space="preserve"> containers.  </w:t>
-      </w:r>
-      <w:proofErr w:type="spellStart"/>
-      <w:r>
-        <w:t>Etcd</w:t>
-      </w:r>
-      <w:proofErr w:type="spellEnd"/>
-      <w:r>
-        <w:t xml:space="preserve"> and docker are spun up through </w:t>
-      </w:r>
-      <w:proofErr w:type="spellStart"/>
-      <w:r>
-        <w:t>systemd</w:t>
-      </w:r>
-      <w:proofErr w:type="spellEnd"/>
-      <w:r>
-        <w:t xml:space="preserve">.  The infrastructure template was eventually deployed to production and hosted webservices with </w:t>
-      </w:r>
-      <w:r>
-        <w:t xml:space="preserve">uptime of at least </w:t>
-      </w:r>
-      <w:r>
-        <w:t>four nines (99.99%) which were utilized by end users</w:t>
-      </w:r>
-      <w:r>
-        <w:t xml:space="preserve"> within the United State</w:t>
-      </w:r>
-      <w:r>
-        <w:t>s</w:t>
-      </w:r>
-      <w:r>
-        <w:t>.</w:t>
-      </w:r>
-      <w:r>
-        <w:t xml:space="preserve">  This </w:t>
-      </w:r>
-      <w:r>
-        <w:t>effort was</w:t>
-      </w:r>
-      <w:r>
-        <w:t xml:space="preserve"> part of </w:t>
-      </w:r>
-      <w:r>
-        <w:t>a</w:t>
-      </w:r>
-      <w:r>
-        <w:t xml:space="preserve"> lift-and-shift strategy to migrate from on-premise hosting to Azure cloud hosting.</w:t>
+        <w:t xml:space="preserve"> memory cache.  Also, the web app utilizes single-sign on workflow through Azure Active Directory.</w:t>
       </w:r>
     </w:p>
     <w:p>
@@ -1050,10 +1134,45 @@
         <w:ind w:left="1680" w:hanging="960"/>
       </w:pPr>
       <w:r>
-        <w:t xml:space="preserve">24/7 load generator: </w:t>
-      </w:r>
-      <w:r>
-        <w:t xml:space="preserve">I developed a </w:t>
+        <w:t xml:space="preserve">Lift and shift: I </w:t>
+      </w:r>
+      <w:r>
+        <w:t>created</w:t>
+      </w:r>
+      <w:r>
+        <w:t xml:space="preserve"> an infrastructure deployment template for Microsoft Azure that deploys VMSS (virtual machine scale sets) and load balancers, which then spins up instances of flatcar OS (fork of </w:t>
+      </w:r>
+      <w:proofErr w:type="spellStart"/>
+      <w:r>
+        <w:t>coreOS</w:t>
+      </w:r>
+      <w:proofErr w:type="spellEnd"/>
+      <w:r>
+        <w:t xml:space="preserve">) that hosts an </w:t>
+      </w:r>
+      <w:proofErr w:type="spellStart"/>
+      <w:r>
+        <w:t>etcd</w:t>
+      </w:r>
+      <w:proofErr w:type="spellEnd"/>
+      <w:r>
+        <w:t xml:space="preserve"> cluster and a docker swarm of microservices of </w:t>
+      </w:r>
+      <w:proofErr w:type="spellStart"/>
+      <w:r>
+        <w:t>netcore</w:t>
+      </w:r>
+      <w:proofErr w:type="spellEnd"/>
+      <w:r>
+        <w:t xml:space="preserve">, </w:t>
+      </w:r>
+      <w:proofErr w:type="spellStart"/>
+      <w:r>
+        <w:t>nodejs</w:t>
+      </w:r>
+      <w:proofErr w:type="spellEnd"/>
+      <w:r>
+        <w:t xml:space="preserve">, and </w:t>
       </w:r>
       <w:proofErr w:type="spellStart"/>
       <w:r>
@@ -1061,23 +1180,57 @@
       </w:r>
       <w:proofErr w:type="spellEnd"/>
       <w:r>
-        <w:t xml:space="preserve"> container that applies constant rate of http calls (up to 200 </w:t>
-      </w:r>
-      <w:proofErr w:type="spellStart"/>
-      <w:r>
-        <w:t>rps</w:t>
-      </w:r>
-      <w:proofErr w:type="spellEnd"/>
-      <w:r>
-        <w:t xml:space="preserve">) to a system-under-test which then displayed the real-time performance results in Datadog and deployed the load generator into a </w:t>
-      </w:r>
-      <w:proofErr w:type="spellStart"/>
-      <w:r>
-        <w:t>kubernetes</w:t>
-      </w:r>
-      <w:proofErr w:type="spellEnd"/>
-      <w:r>
-        <w:t xml:space="preserve"> pod through helm chart.  The immediate performance result feedback allowed developers to optimize software in hours instead of months.</w:t>
+        <w:t xml:space="preserve"> containers.  </w:t>
+      </w:r>
+      <w:proofErr w:type="spellStart"/>
+      <w:r>
+        <w:t>Etcd</w:t>
+      </w:r>
+      <w:proofErr w:type="spellEnd"/>
+      <w:r>
+        <w:t xml:space="preserve"> and docker are spun up through </w:t>
+      </w:r>
+      <w:proofErr w:type="spellStart"/>
+      <w:r>
+        <w:t>systemd</w:t>
+      </w:r>
+      <w:proofErr w:type="spellEnd"/>
+      <w:r>
+        <w:t xml:space="preserve">.  The infrastructure template was eventually deployed to </w:t>
+      </w:r>
+      <w:r>
+        <w:lastRenderedPageBreak/>
+        <w:t xml:space="preserve">production and hosted webservices with </w:t>
+      </w:r>
+      <w:r>
+        <w:t xml:space="preserve">uptime of at least </w:t>
+      </w:r>
+      <w:r>
+        <w:t>four nines (99.99%) which were utilized by end users</w:t>
+      </w:r>
+      <w:r>
+        <w:t xml:space="preserve"> within the United State</w:t>
+      </w:r>
+      <w:r>
+        <w:t>s</w:t>
+      </w:r>
+      <w:r>
+        <w:t>.</w:t>
+      </w:r>
+      <w:r>
+        <w:t xml:space="preserve">  This </w:t>
+      </w:r>
+      <w:r>
+        <w:t>effort was</w:t>
+      </w:r>
+      <w:r>
+        <w:t xml:space="preserve"> part of </w:t>
+      </w:r>
+      <w:r>
+        <w:t>a</w:t>
+      </w:r>
+      <w:r>
+        <w:t xml:space="preserve"> lift-and-shift strategy to migrate from on-premise hosting to Azure cloud hosting.</w:t>
       </w:r>
     </w:p>
     <w:p>
@@ -1089,6 +1242,45 @@
         <w:ind w:left="1680" w:hanging="960"/>
       </w:pPr>
       <w:r>
+        <w:t xml:space="preserve">24/7 load generator: </w:t>
+      </w:r>
+      <w:r>
+        <w:t xml:space="preserve">I developed a </w:t>
+      </w:r>
+      <w:proofErr w:type="spellStart"/>
+      <w:r>
+        <w:t>golang</w:t>
+      </w:r>
+      <w:proofErr w:type="spellEnd"/>
+      <w:r>
+        <w:t xml:space="preserve"> container that applies constant rate of http calls (up to 200 </w:t>
+      </w:r>
+      <w:proofErr w:type="spellStart"/>
+      <w:r>
+        <w:t>rps</w:t>
+      </w:r>
+      <w:proofErr w:type="spellEnd"/>
+      <w:r>
+        <w:t xml:space="preserve">) to a system-under-test which then displayed the real-time performance results in Datadog and deployed the load generator into a </w:t>
+      </w:r>
+      <w:proofErr w:type="spellStart"/>
+      <w:r>
+        <w:t>kubernetes</w:t>
+      </w:r>
+      <w:proofErr w:type="spellEnd"/>
+      <w:r>
+        <w:t xml:space="preserve"> pod through helm chart.  The immediate performance result feedback allowed developers to optimize software in hours instead of months.</w:t>
+      </w:r>
+    </w:p>
+    <w:p>
+      <w:pPr>
+        <w:pStyle w:val="Body2"/>
+        <w:tabs>
+          <w:tab w:val="left" w:pos="990"/>
+        </w:tabs>
+        <w:ind w:left="1680" w:hanging="960"/>
+      </w:pPr>
+      <w:r>
         <w:t xml:space="preserve">OIDC Server: I </w:t>
       </w:r>
       <w:r>
@@ -1107,11 +1299,7 @@
         <w:t xml:space="preserve"> writing any code.</w:t>
       </w:r>
       <w:r>
-        <w:t xml:space="preserve">  I personally contributed </w:t>
-      </w:r>
-      <w:r>
-        <w:lastRenderedPageBreak/>
-        <w:t xml:space="preserve">on developing software modules that handled </w:t>
+        <w:t xml:space="preserve">  I personally contributed on developing software modules that handled </w:t>
       </w:r>
       <w:r>
         <w:t xml:space="preserve">OAuth </w:t>
@@ -1242,16 +1430,49 @@
         <w:ind w:left="990" w:hanging="960"/>
         <w:rPr>
           <w:rStyle w:val="Gray0"/>
-          <w:color w:val="000000"/>
-        </w:rPr>
-      </w:pPr>
-      <w:r>
-        <w:rPr>
-          <w:rStyle w:val="Gray0"/>
-          <w:b/>
-          <w:color w:val="000000"/>
-        </w:rPr>
-        <w:t>Software Engineer, Issuer Direct; Morrisville, NC – July 2016–October 2018</w:t>
+          <w:b/>
+          <w:color w:val="000000"/>
+        </w:rPr>
+      </w:pPr>
+      <w:r>
+        <w:rPr>
+          <w:rStyle w:val="Gray0"/>
+          <w:b/>
+          <w:color w:val="000000"/>
+        </w:rPr>
+        <w:t>Software Engineer</w:t>
+      </w:r>
+      <w:r>
+        <w:rPr>
+          <w:rStyle w:val="Gray0"/>
+          <w:b/>
+          <w:color w:val="000000"/>
+        </w:rPr>
+        <w:t xml:space="preserve"> (</w:t>
+      </w:r>
+      <w:r>
+        <w:rPr>
+          <w:rStyle w:val="Gray0"/>
+          <w:b/>
+          <w:color w:val="000000"/>
+        </w:rPr>
+        <w:t>July 2016–October 2018</w:t>
+      </w:r>
+      <w:r>
+        <w:rPr>
+          <w:rStyle w:val="Gray0"/>
+          <w:b/>
+          <w:color w:val="000000"/>
+        </w:rPr>
+        <w:t>)</w:t>
+      </w:r>
+      <w:r>
+        <w:rPr>
+          <w:rStyle w:val="Gray0"/>
+          <w:b/>
+          <w:color w:val="000000"/>
+        </w:rPr>
+        <w:t>,</w:t>
       </w:r>
     </w:p>
     <w:p>
@@ -1264,688 +1485,17 @@
         <w:ind w:left="990" w:hanging="960"/>
         <w:rPr>
           <w:rStyle w:val="Gray0"/>
-          <w:color w:val="000000"/>
-        </w:rPr>
-      </w:pPr>
-      <w:r>
-        <w:rPr>
-          <w:rStyle w:val="Gray0"/>
-          <w:color w:val="000000"/>
-        </w:rPr>
-        <w:tab/>
-      </w:r>
-      <w:r>
-        <w:t>Conceptualized, architected, designed, developed</w:t>
-      </w:r>
-      <w:r>
-        <w:t>, and deployed</w:t>
-      </w:r>
-      <w:r>
-        <w:t xml:space="preserve"> a financial accounting application that meets the regulatory disclosures mandated by the Stock Exchange Commission (SEC)</w:t>
-      </w:r>
-      <w:r>
-        <w:t xml:space="preserve"> that caters to an audience of accountants, auditors, and lawyers</w:t>
-      </w:r>
-      <w:r>
-        <w:t>.</w:t>
-      </w:r>
-      <w:r>
-        <w:rPr>
-          <w:rStyle w:val="Gray"/>
-          <w:color w:val="000000"/>
-        </w:rPr>
-        <w:t xml:space="preserve">  </w:t>
-      </w:r>
-      <w:r>
-        <w:rPr>
-          <w:rStyle w:val="Gray"/>
-          <w:color w:val="000000"/>
-        </w:rPr>
-        <w:t>The team employed scrum methodology with CI/CD environment with Jenkins churning user stories/developer task</w:t>
-      </w:r>
-      <w:r>
-        <w:rPr>
-          <w:rStyle w:val="Gray"/>
-          <w:color w:val="000000"/>
-        </w:rPr>
-        <w:t>s</w:t>
-      </w:r>
-      <w:r>
-        <w:rPr>
-          <w:rStyle w:val="Gray"/>
-          <w:color w:val="000000"/>
-        </w:rPr>
-        <w:t xml:space="preserve"> into </w:t>
-      </w:r>
-      <w:r>
-        <w:rPr>
-          <w:rStyle w:val="Gray"/>
-          <w:color w:val="000000"/>
-        </w:rPr>
-        <w:t>usable software</w:t>
-      </w:r>
-      <w:r>
-        <w:rPr>
-          <w:rStyle w:val="Gray"/>
-          <w:color w:val="000000"/>
-        </w:rPr>
-        <w:t xml:space="preserve"> every two weeks.  </w:t>
-      </w:r>
-      <w:r>
-        <w:rPr>
-          <w:rStyle w:val="Gray"/>
-          <w:color w:val="000000"/>
-        </w:rPr>
-        <w:t>The green</w:t>
-      </w:r>
-      <w:r>
-        <w:rPr>
-          <w:rStyle w:val="Gray"/>
-          <w:color w:val="000000"/>
-        </w:rPr>
-        <w:t>-</w:t>
-      </w:r>
-      <w:r>
-        <w:rPr>
-          <w:rStyle w:val="Gray"/>
-          <w:color w:val="000000"/>
-        </w:rPr>
-        <w:t xml:space="preserve">field project, part of Issuer </w:t>
-      </w:r>
-      <w:proofErr w:type="spellStart"/>
-      <w:r>
-        <w:rPr>
-          <w:rStyle w:val="Gray"/>
-          <w:color w:val="000000"/>
-        </w:rPr>
-        <w:t>Direct’s</w:t>
-      </w:r>
-      <w:proofErr w:type="spellEnd"/>
-      <w:r>
-        <w:rPr>
-          <w:rStyle w:val="Gray"/>
-          <w:color w:val="000000"/>
-        </w:rPr>
-        <w:t xml:space="preserve"> Blueprint product line</w:t>
-      </w:r>
-      <w:r>
-        <w:rPr>
-          <w:rStyle w:val="Gray"/>
-          <w:color w:val="000000"/>
-        </w:rPr>
-        <w:t xml:space="preserve">, is deployed in Google Cloud Platform with a </w:t>
-      </w:r>
-      <w:r>
-        <w:rPr>
-          <w:rStyle w:val="Gray"/>
-          <w:color w:val="000000"/>
-        </w:rPr>
-        <w:t>docker/</w:t>
-      </w:r>
-      <w:proofErr w:type="spellStart"/>
-      <w:r>
-        <w:rPr>
-          <w:rStyle w:val="Gray"/>
-          <w:color w:val="000000"/>
-        </w:rPr>
-        <w:t>kubernetes</w:t>
-      </w:r>
-      <w:proofErr w:type="spellEnd"/>
-      <w:r>
-        <w:rPr>
-          <w:rStyle w:val="Gray"/>
-          <w:color w:val="000000"/>
-        </w:rPr>
-        <w:t xml:space="preserve"> setup</w:t>
-      </w:r>
-      <w:r>
-        <w:rPr>
-          <w:rStyle w:val="Gray"/>
-          <w:color w:val="000000"/>
-        </w:rPr>
-        <w:t>.</w:t>
-      </w:r>
-      <w:r>
-        <w:rPr>
-          <w:rStyle w:val="Gray"/>
-          <w:color w:val="000000"/>
-        </w:rPr>
-        <w:t xml:space="preserve">  The software application follows a multi-tier architecture that involved the following: a </w:t>
-      </w:r>
-      <w:r>
-        <w:rPr>
-          <w:rStyle w:val="Gray"/>
-          <w:color w:val="000000"/>
-        </w:rPr>
-        <w:t>s</w:t>
-      </w:r>
-      <w:r>
-        <w:rPr>
-          <w:rStyle w:val="Gray"/>
-          <w:color w:val="000000"/>
-        </w:rPr>
-        <w:t>ingle</w:t>
-      </w:r>
-      <w:r>
-        <w:rPr>
-          <w:rStyle w:val="Gray"/>
-          <w:color w:val="000000"/>
-        </w:rPr>
-        <w:t xml:space="preserve"> p</w:t>
-      </w:r>
-      <w:r>
-        <w:rPr>
-          <w:rStyle w:val="Gray"/>
-          <w:color w:val="000000"/>
-        </w:rPr>
-        <w:t>age</w:t>
-      </w:r>
-      <w:r>
-        <w:rPr>
-          <w:rStyle w:val="Gray"/>
-          <w:color w:val="000000"/>
-        </w:rPr>
-        <w:t xml:space="preserve"> a</w:t>
-      </w:r>
-      <w:r>
-        <w:rPr>
-          <w:rStyle w:val="Gray"/>
-          <w:color w:val="000000"/>
-        </w:rPr>
-        <w:t xml:space="preserve">pplication </w:t>
-      </w:r>
-      <w:r>
-        <w:rPr>
-          <w:rStyle w:val="Gray"/>
-          <w:color w:val="000000"/>
-        </w:rPr>
-        <w:t>built</w:t>
-      </w:r>
-      <w:r>
-        <w:rPr>
-          <w:rStyle w:val="Gray"/>
-          <w:color w:val="000000"/>
-        </w:rPr>
-        <w:t xml:space="preserve"> with </w:t>
-      </w:r>
-      <w:proofErr w:type="spellStart"/>
-      <w:r>
-        <w:rPr>
-          <w:rStyle w:val="Gray"/>
-          <w:color w:val="000000"/>
-        </w:rPr>
-        <w:t>r</w:t>
-      </w:r>
-      <w:r>
-        <w:rPr>
-          <w:rStyle w:val="Gray"/>
-          <w:color w:val="000000"/>
-        </w:rPr>
-        <w:t>eactjs</w:t>
-      </w:r>
-      <w:proofErr w:type="spellEnd"/>
-      <w:r>
-        <w:rPr>
-          <w:rStyle w:val="Gray"/>
-          <w:color w:val="000000"/>
-        </w:rPr>
-        <w:t>/</w:t>
-      </w:r>
-      <w:proofErr w:type="spellStart"/>
-      <w:r>
-        <w:rPr>
-          <w:rStyle w:val="Gray"/>
-          <w:color w:val="000000"/>
-        </w:rPr>
-        <w:t>r</w:t>
-      </w:r>
-      <w:r>
-        <w:rPr>
-          <w:rStyle w:val="Gray"/>
-          <w:color w:val="000000"/>
-        </w:rPr>
-        <w:t>eduxjs</w:t>
-      </w:r>
-      <w:proofErr w:type="spellEnd"/>
-      <w:r>
-        <w:rPr>
-          <w:rStyle w:val="Gray"/>
-          <w:color w:val="000000"/>
-        </w:rPr>
-        <w:t xml:space="preserve">; </w:t>
-      </w:r>
-      <w:r>
-        <w:rPr>
-          <w:rStyle w:val="Gray"/>
-          <w:color w:val="000000"/>
-        </w:rPr>
-        <w:t xml:space="preserve">and </w:t>
-      </w:r>
-      <w:r>
-        <w:rPr>
-          <w:rStyle w:val="Gray"/>
-          <w:color w:val="000000"/>
-        </w:rPr>
-        <w:t>a .</w:t>
-      </w:r>
-      <w:r>
-        <w:rPr>
-          <w:rStyle w:val="Gray"/>
-          <w:color w:val="000000"/>
-        </w:rPr>
-        <w:t>n</w:t>
-      </w:r>
-      <w:r>
-        <w:rPr>
-          <w:rStyle w:val="Gray"/>
-          <w:color w:val="000000"/>
-        </w:rPr>
-        <w:t xml:space="preserve">et </w:t>
-      </w:r>
-      <w:r>
-        <w:rPr>
-          <w:rStyle w:val="Gray"/>
-          <w:color w:val="000000"/>
-        </w:rPr>
-        <w:t>c</w:t>
-      </w:r>
-      <w:r>
-        <w:rPr>
-          <w:rStyle w:val="Gray"/>
-          <w:color w:val="000000"/>
-        </w:rPr>
-        <w:t xml:space="preserve">ore </w:t>
-      </w:r>
-      <w:r>
-        <w:rPr>
-          <w:rStyle w:val="Gray"/>
-          <w:color w:val="000000"/>
-        </w:rPr>
-        <w:t>docker container</w:t>
-      </w:r>
-      <w:r>
-        <w:rPr>
-          <w:rStyle w:val="Gray"/>
-          <w:color w:val="000000"/>
-        </w:rPr>
-        <w:t xml:space="preserve"> with </w:t>
-      </w:r>
-      <w:proofErr w:type="spellStart"/>
-      <w:r>
-        <w:rPr>
-          <w:rStyle w:val="Gray"/>
-          <w:color w:val="000000"/>
-        </w:rPr>
-        <w:t>MemoryCache</w:t>
-      </w:r>
-      <w:proofErr w:type="spellEnd"/>
-      <w:r>
-        <w:rPr>
-          <w:rStyle w:val="Gray"/>
-          <w:color w:val="000000"/>
-        </w:rPr>
-        <w:t>,</w:t>
-      </w:r>
-      <w:r>
-        <w:rPr>
-          <w:rStyle w:val="Gray"/>
-          <w:color w:val="000000"/>
-        </w:rPr>
-        <w:t xml:space="preserve"> </w:t>
-      </w:r>
-      <w:proofErr w:type="spellStart"/>
-      <w:r>
-        <w:rPr>
-          <w:rStyle w:val="Gray"/>
-          <w:color w:val="000000"/>
-        </w:rPr>
-        <w:t>MySql</w:t>
-      </w:r>
-      <w:proofErr w:type="spellEnd"/>
-      <w:r>
-        <w:rPr>
-          <w:rStyle w:val="Gray"/>
-          <w:color w:val="000000"/>
-        </w:rPr>
-        <w:t xml:space="preserve"> client, </w:t>
-      </w:r>
-      <w:proofErr w:type="spellStart"/>
-      <w:r>
-        <w:rPr>
-          <w:rStyle w:val="Gray"/>
-          <w:color w:val="000000"/>
-        </w:rPr>
-        <w:t>ElasticSearch</w:t>
-      </w:r>
-      <w:proofErr w:type="spellEnd"/>
-      <w:r>
-        <w:rPr>
-          <w:rStyle w:val="Gray"/>
-          <w:color w:val="000000"/>
-        </w:rPr>
-        <w:t xml:space="preserve"> client, and business logic</w:t>
-      </w:r>
-      <w:r>
-        <w:rPr>
-          <w:rStyle w:val="Gray"/>
-          <w:color w:val="000000"/>
-        </w:rPr>
-        <w:t xml:space="preserve"> layer</w:t>
-      </w:r>
-      <w:r>
-        <w:rPr>
-          <w:rStyle w:val="Gray"/>
-          <w:color w:val="000000"/>
-        </w:rPr>
-        <w:t xml:space="preserve">.  The business domain involved heavy business analysis of the financial and accounting domain knowledge: </w:t>
-      </w:r>
-      <w:r>
-        <w:rPr>
-          <w:rStyle w:val="Gray"/>
-          <w:color w:val="000000"/>
-        </w:rPr>
-        <w:t>specifically,</w:t>
-      </w:r>
-      <w:r>
-        <w:rPr>
-          <w:rStyle w:val="Gray"/>
-          <w:color w:val="000000"/>
-        </w:rPr>
-        <w:t xml:space="preserve"> the technical specification of </w:t>
-      </w:r>
-      <w:r>
-        <w:rPr>
-          <w:rStyle w:val="Gray"/>
-          <w:color w:val="000000"/>
-        </w:rPr>
-        <w:t>XBRL (</w:t>
-      </w:r>
-      <w:proofErr w:type="spellStart"/>
-      <w:r>
-        <w:rPr>
-          <w:rStyle w:val="Gray"/>
-          <w:color w:val="000000"/>
-        </w:rPr>
-        <w:t>eXtensible</w:t>
-      </w:r>
-      <w:proofErr w:type="spellEnd"/>
-      <w:r>
-        <w:rPr>
-          <w:rStyle w:val="Gray"/>
-          <w:color w:val="000000"/>
-        </w:rPr>
-        <w:t xml:space="preserve"> Business Reporting Language) and its application to financial accounting concepts such US GAAP taxonomies, mutual fund/risk return taxonomies, and IFRS taxonomies.  The </w:t>
-      </w:r>
-      <w:r>
-        <w:rPr>
-          <w:rStyle w:val="Gray"/>
-          <w:color w:val="000000"/>
-        </w:rPr>
-        <w:t>software product</w:t>
-      </w:r>
-      <w:r>
-        <w:rPr>
-          <w:rStyle w:val="Gray"/>
-          <w:color w:val="000000"/>
-        </w:rPr>
-        <w:t xml:space="preserve"> is stovepipe engineered into</w:t>
-      </w:r>
-      <w:r>
-        <w:rPr>
-          <w:rStyle w:val="Gray"/>
-          <w:color w:val="000000"/>
-        </w:rPr>
-        <w:t xml:space="preserve"> Disclosure Management System, Issuer </w:t>
-      </w:r>
-      <w:proofErr w:type="spellStart"/>
-      <w:r>
-        <w:rPr>
-          <w:rStyle w:val="Gray"/>
-          <w:color w:val="000000"/>
-        </w:rPr>
-        <w:t>Direct’s</w:t>
-      </w:r>
-      <w:proofErr w:type="spellEnd"/>
-      <w:r>
-        <w:rPr>
-          <w:rStyle w:val="Gray"/>
-          <w:color w:val="000000"/>
-        </w:rPr>
-        <w:t xml:space="preserve"> flagship product and a </w:t>
-      </w:r>
-      <w:r>
-        <w:rPr>
-          <w:rStyle w:val="Gray"/>
-          <w:color w:val="000000"/>
-        </w:rPr>
-        <w:t>S</w:t>
-      </w:r>
-      <w:r>
-        <w:rPr>
-          <w:rStyle w:val="Gray"/>
-          <w:color w:val="000000"/>
-        </w:rPr>
-        <w:t>aaS business communication platform.</w:t>
-      </w:r>
-      <w:r>
-        <w:rPr>
-          <w:rStyle w:val="Gray0"/>
-          <w:color w:val="000000"/>
-        </w:rPr>
-        <w:t xml:space="preserve"> </w:t>
-      </w:r>
-      <w:r>
-        <w:rPr>
-          <w:rStyle w:val="Gray0"/>
-          <w:color w:val="000000"/>
-        </w:rPr>
-        <w:br/>
-      </w:r>
-      <w:r>
-        <w:rPr>
-          <w:rStyle w:val="Gray0"/>
-          <w:color w:val="000000"/>
-        </w:rPr>
-        <w:br/>
-      </w:r>
-      <w:r>
-        <w:rPr>
-          <w:rStyle w:val="Gray"/>
-          <w:color w:val="000000"/>
-        </w:rPr>
-        <w:t>Other tasks included:</w:t>
-      </w:r>
-      <w:r>
-        <w:rPr>
-          <w:rStyle w:val="Gray"/>
-          <w:color w:val="000000"/>
-        </w:rPr>
-        <w:t xml:space="preserve"> Assisted in development or bug-fixing of new and legacy Angular components and </w:t>
-      </w:r>
-      <w:proofErr w:type="spellStart"/>
-      <w:r>
-        <w:rPr>
-          <w:rStyle w:val="Gray"/>
-          <w:color w:val="000000"/>
-        </w:rPr>
-        <w:t>yii</w:t>
-      </w:r>
-      <w:proofErr w:type="spellEnd"/>
-      <w:r>
-        <w:rPr>
-          <w:rStyle w:val="Gray"/>
-          <w:color w:val="000000"/>
-        </w:rPr>
-        <w:t xml:space="preserve"> (</w:t>
-      </w:r>
-      <w:proofErr w:type="spellStart"/>
-      <w:r>
-        <w:rPr>
-          <w:rStyle w:val="Gray"/>
-          <w:color w:val="000000"/>
-        </w:rPr>
-        <w:t>php</w:t>
-      </w:r>
-      <w:proofErr w:type="spellEnd"/>
-      <w:r>
-        <w:rPr>
-          <w:rStyle w:val="Gray"/>
-          <w:color w:val="000000"/>
-        </w:rPr>
-        <w:t xml:space="preserve">) modules.  </w:t>
-      </w:r>
-      <w:r>
-        <w:rPr>
-          <w:rStyle w:val="Gray"/>
-          <w:color w:val="000000"/>
-        </w:rPr>
-        <w:t>Developed a rate-throttled event-driven</w:t>
-      </w:r>
-      <w:r>
-        <w:rPr>
-          <w:rStyle w:val="Gray"/>
-          <w:color w:val="000000"/>
-        </w:rPr>
-        <w:t xml:space="preserve"> sticky session load balancer</w:t>
-      </w:r>
-      <w:r>
-        <w:rPr>
-          <w:rStyle w:val="Gray"/>
-          <w:color w:val="000000"/>
-        </w:rPr>
-        <w:t xml:space="preserve"> in Golang as part of an incubation project</w:t>
-      </w:r>
-      <w:r>
-        <w:rPr>
-          <w:rStyle w:val="Gray"/>
-          <w:color w:val="000000"/>
-        </w:rPr>
-        <w:t xml:space="preserve"> of </w:t>
-      </w:r>
-      <w:r>
-        <w:rPr>
-          <w:rStyle w:val="Gray"/>
-          <w:color w:val="000000"/>
-        </w:rPr>
-        <w:t>a</w:t>
-      </w:r>
-      <w:r>
-        <w:rPr>
-          <w:rStyle w:val="Gray"/>
-          <w:color w:val="000000"/>
-        </w:rPr>
-        <w:t xml:space="preserve"> nginx http routing middleware</w:t>
-      </w:r>
-      <w:r>
-        <w:rPr>
-          <w:rStyle w:val="Gray"/>
-          <w:color w:val="000000"/>
-        </w:rPr>
-        <w:t xml:space="preserve">. Developed a JSON-based Convergent Replicated Data Type (CRDT) with </w:t>
-      </w:r>
-      <w:proofErr w:type="spellStart"/>
-      <w:r>
-        <w:rPr>
-          <w:rStyle w:val="Gray"/>
-          <w:color w:val="000000"/>
-        </w:rPr>
-        <w:t>reduxjs</w:t>
-      </w:r>
-      <w:proofErr w:type="spellEnd"/>
-      <w:r>
-        <w:rPr>
-          <w:rStyle w:val="Gray"/>
-          <w:color w:val="000000"/>
-        </w:rPr>
-        <w:t xml:space="preserve"> and .</w:t>
-      </w:r>
-      <w:r>
-        <w:rPr>
-          <w:rStyle w:val="Gray"/>
-          <w:color w:val="000000"/>
-        </w:rPr>
-        <w:t>n</w:t>
-      </w:r>
-      <w:r>
-        <w:rPr>
-          <w:rStyle w:val="Gray"/>
-          <w:color w:val="000000"/>
-        </w:rPr>
-        <w:t xml:space="preserve">et </w:t>
-      </w:r>
-      <w:r>
-        <w:rPr>
-          <w:rStyle w:val="Gray"/>
-          <w:color w:val="000000"/>
-        </w:rPr>
-        <w:t>c</w:t>
-      </w:r>
-      <w:r>
-        <w:rPr>
-          <w:rStyle w:val="Gray"/>
-          <w:color w:val="000000"/>
-        </w:rPr>
-        <w:t xml:space="preserve">ore as part of an incubation project of a real time </w:t>
-      </w:r>
-      <w:r>
-        <w:rPr>
-          <w:rStyle w:val="Gray"/>
-          <w:color w:val="000000"/>
-        </w:rPr>
-        <w:t xml:space="preserve">collaborative </w:t>
-      </w:r>
-      <w:r>
-        <w:rPr>
-          <w:rStyle w:val="Gray"/>
-          <w:color w:val="000000"/>
-        </w:rPr>
-        <w:t>document editor</w:t>
-      </w:r>
-      <w:r>
-        <w:rPr>
-          <w:rStyle w:val="Gray"/>
-          <w:color w:val="000000"/>
-        </w:rPr>
-        <w:t xml:space="preserve"> that employed B.A.S.E. data consistency and real time collaboration within 10,000 milliseconds</w:t>
-      </w:r>
-      <w:r>
-        <w:rPr>
-          <w:rStyle w:val="Gray"/>
-          <w:color w:val="000000"/>
-        </w:rPr>
-        <w:t xml:space="preserve">.  Developed jQuery plugins for </w:t>
-      </w:r>
-      <w:proofErr w:type="spellStart"/>
-      <w:r>
-        <w:rPr>
-          <w:rStyle w:val="Gray"/>
-          <w:color w:val="000000"/>
-        </w:rPr>
-        <w:t>froala</w:t>
-      </w:r>
-      <w:proofErr w:type="spellEnd"/>
-      <w:r>
-        <w:rPr>
-          <w:rStyle w:val="Gray"/>
-          <w:color w:val="000000"/>
-        </w:rPr>
-        <w:t xml:space="preserve">, a popular </w:t>
-      </w:r>
-      <w:proofErr w:type="spellStart"/>
-      <w:r>
-        <w:rPr>
-          <w:rStyle w:val="Gray"/>
-          <w:color w:val="000000"/>
-        </w:rPr>
-        <w:t>richtext</w:t>
-      </w:r>
-      <w:proofErr w:type="spellEnd"/>
-      <w:r>
-        <w:rPr>
-          <w:rStyle w:val="Gray"/>
-          <w:color w:val="000000"/>
-        </w:rPr>
-        <w:t xml:space="preserve"> editor.</w:t>
+          <w:b/>
+          <w:color w:val="000000"/>
+        </w:rPr>
+      </w:pPr>
+      <w:r>
+        <w:rPr>
+          <w:rStyle w:val="Gray0"/>
+          <w:b/>
+          <w:color w:val="000000"/>
+        </w:rPr>
+        <w:t>Issuer Direct; Morrisville, NC</w:t>
       </w:r>
     </w:p>
     <w:p>
@@ -1961,6 +1511,662 @@
           <w:color w:val="000000"/>
         </w:rPr>
       </w:pPr>
+      <w:r>
+        <w:rPr>
+          <w:rStyle w:val="Gray0"/>
+          <w:color w:val="000000"/>
+        </w:rPr>
+        <w:tab/>
+      </w:r>
+      <w:r>
+        <w:t>Conceptualized, architected, designed, developed</w:t>
+      </w:r>
+      <w:r>
+        <w:t>, and deployed</w:t>
+      </w:r>
+      <w:r>
+        <w:t xml:space="preserve"> a financial accounting application that meets the regulatory disclosures mandated by the Stock Exchange Commission (SEC)</w:t>
+      </w:r>
+      <w:r>
+        <w:t xml:space="preserve"> that caters to an audience of accountants, auditors, and lawyers</w:t>
+      </w:r>
+      <w:r>
+        <w:t>.</w:t>
+      </w:r>
+      <w:r>
+        <w:rPr>
+          <w:rStyle w:val="Gray"/>
+          <w:color w:val="000000"/>
+        </w:rPr>
+        <w:t xml:space="preserve">  </w:t>
+      </w:r>
+      <w:r>
+        <w:rPr>
+          <w:rStyle w:val="Gray"/>
+          <w:color w:val="000000"/>
+        </w:rPr>
+        <w:t>The team employed scrum methodology with CI/CD environment with Jenkins churning user stories/developer task</w:t>
+      </w:r>
+      <w:r>
+        <w:rPr>
+          <w:rStyle w:val="Gray"/>
+          <w:color w:val="000000"/>
+        </w:rPr>
+        <w:t>s</w:t>
+      </w:r>
+      <w:r>
+        <w:rPr>
+          <w:rStyle w:val="Gray"/>
+          <w:color w:val="000000"/>
+        </w:rPr>
+        <w:t xml:space="preserve"> into </w:t>
+      </w:r>
+      <w:r>
+        <w:rPr>
+          <w:rStyle w:val="Gray"/>
+          <w:color w:val="000000"/>
+        </w:rPr>
+        <w:t>usable software</w:t>
+      </w:r>
+      <w:r>
+        <w:rPr>
+          <w:rStyle w:val="Gray"/>
+          <w:color w:val="000000"/>
+        </w:rPr>
+        <w:t xml:space="preserve"> every two weeks.  </w:t>
+      </w:r>
+      <w:r>
+        <w:rPr>
+          <w:rStyle w:val="Gray"/>
+          <w:color w:val="000000"/>
+        </w:rPr>
+        <w:t>The green</w:t>
+      </w:r>
+      <w:r>
+        <w:rPr>
+          <w:rStyle w:val="Gray"/>
+          <w:color w:val="000000"/>
+        </w:rPr>
+        <w:t>-</w:t>
+      </w:r>
+      <w:r>
+        <w:rPr>
+          <w:rStyle w:val="Gray"/>
+          <w:color w:val="000000"/>
+        </w:rPr>
+        <w:t>field project, part of Issuer Direct’s</w:t>
+      </w:r>
+      <w:r>
+        <w:rPr>
+          <w:rStyle w:val="Gray"/>
+          <w:color w:val="000000"/>
+        </w:rPr>
+        <w:t xml:space="preserve"> Blueprint product line</w:t>
+      </w:r>
+      <w:r>
+        <w:rPr>
+          <w:rStyle w:val="Gray"/>
+          <w:color w:val="000000"/>
+        </w:rPr>
+        <w:t xml:space="preserve">, is deployed in Google Cloud Platform with a </w:t>
+      </w:r>
+      <w:r>
+        <w:rPr>
+          <w:rStyle w:val="Gray"/>
+          <w:color w:val="000000"/>
+        </w:rPr>
+        <w:t>docker/</w:t>
+      </w:r>
+      <w:proofErr w:type="spellStart"/>
+      <w:r>
+        <w:rPr>
+          <w:rStyle w:val="Gray"/>
+          <w:color w:val="000000"/>
+        </w:rPr>
+        <w:t>kubernetes</w:t>
+      </w:r>
+      <w:proofErr w:type="spellEnd"/>
+      <w:r>
+        <w:rPr>
+          <w:rStyle w:val="Gray"/>
+          <w:color w:val="000000"/>
+        </w:rPr>
+        <w:t xml:space="preserve"> setup</w:t>
+      </w:r>
+      <w:r>
+        <w:rPr>
+          <w:rStyle w:val="Gray"/>
+          <w:color w:val="000000"/>
+        </w:rPr>
+        <w:t>.</w:t>
+      </w:r>
+      <w:r>
+        <w:rPr>
+          <w:rStyle w:val="Gray"/>
+          <w:color w:val="000000"/>
+        </w:rPr>
+        <w:t xml:space="preserve">  The software application follows a multi-tier architecture that involved the following: a </w:t>
+      </w:r>
+      <w:r>
+        <w:rPr>
+          <w:rStyle w:val="Gray"/>
+          <w:color w:val="000000"/>
+        </w:rPr>
+        <w:t>s</w:t>
+      </w:r>
+      <w:r>
+        <w:rPr>
+          <w:rStyle w:val="Gray"/>
+          <w:color w:val="000000"/>
+        </w:rPr>
+        <w:t>ingle</w:t>
+      </w:r>
+      <w:r>
+        <w:rPr>
+          <w:rStyle w:val="Gray"/>
+          <w:color w:val="000000"/>
+        </w:rPr>
+        <w:t xml:space="preserve"> p</w:t>
+      </w:r>
+      <w:r>
+        <w:rPr>
+          <w:rStyle w:val="Gray"/>
+          <w:color w:val="000000"/>
+        </w:rPr>
+        <w:t>age</w:t>
+      </w:r>
+      <w:r>
+        <w:rPr>
+          <w:rStyle w:val="Gray"/>
+          <w:color w:val="000000"/>
+        </w:rPr>
+        <w:t xml:space="preserve"> a</w:t>
+      </w:r>
+      <w:r>
+        <w:rPr>
+          <w:rStyle w:val="Gray"/>
+          <w:color w:val="000000"/>
+        </w:rPr>
+        <w:t xml:space="preserve">pplication </w:t>
+      </w:r>
+      <w:r>
+        <w:rPr>
+          <w:rStyle w:val="Gray"/>
+          <w:color w:val="000000"/>
+        </w:rPr>
+        <w:t>built</w:t>
+      </w:r>
+      <w:r>
+        <w:rPr>
+          <w:rStyle w:val="Gray"/>
+          <w:color w:val="000000"/>
+        </w:rPr>
+        <w:t xml:space="preserve"> with </w:t>
+      </w:r>
+      <w:proofErr w:type="spellStart"/>
+      <w:r>
+        <w:rPr>
+          <w:rStyle w:val="Gray"/>
+          <w:color w:val="000000"/>
+        </w:rPr>
+        <w:t>r</w:t>
+      </w:r>
+      <w:r>
+        <w:rPr>
+          <w:rStyle w:val="Gray"/>
+          <w:color w:val="000000"/>
+        </w:rPr>
+        <w:t>eactjs</w:t>
+      </w:r>
+      <w:proofErr w:type="spellEnd"/>
+      <w:r>
+        <w:rPr>
+          <w:rStyle w:val="Gray"/>
+          <w:color w:val="000000"/>
+        </w:rPr>
+        <w:t>/</w:t>
+      </w:r>
+      <w:proofErr w:type="spellStart"/>
+      <w:r>
+        <w:rPr>
+          <w:rStyle w:val="Gray"/>
+          <w:color w:val="000000"/>
+        </w:rPr>
+        <w:t>r</w:t>
+      </w:r>
+      <w:r>
+        <w:rPr>
+          <w:rStyle w:val="Gray"/>
+          <w:color w:val="000000"/>
+        </w:rPr>
+        <w:t>eduxjs</w:t>
+      </w:r>
+      <w:proofErr w:type="spellEnd"/>
+      <w:r>
+        <w:rPr>
+          <w:rStyle w:val="Gray"/>
+          <w:color w:val="000000"/>
+        </w:rPr>
+        <w:t xml:space="preserve">; </w:t>
+      </w:r>
+      <w:r>
+        <w:rPr>
+          <w:rStyle w:val="Gray"/>
+          <w:color w:val="000000"/>
+        </w:rPr>
+        <w:t xml:space="preserve">and </w:t>
+      </w:r>
+      <w:r>
+        <w:rPr>
+          <w:rStyle w:val="Gray"/>
+          <w:color w:val="000000"/>
+        </w:rPr>
+        <w:t>a .</w:t>
+      </w:r>
+      <w:r>
+        <w:rPr>
+          <w:rStyle w:val="Gray"/>
+          <w:color w:val="000000"/>
+        </w:rPr>
+        <w:t>n</w:t>
+      </w:r>
+      <w:r>
+        <w:rPr>
+          <w:rStyle w:val="Gray"/>
+          <w:color w:val="000000"/>
+        </w:rPr>
+        <w:t xml:space="preserve">et </w:t>
+      </w:r>
+      <w:r>
+        <w:rPr>
+          <w:rStyle w:val="Gray"/>
+          <w:color w:val="000000"/>
+        </w:rPr>
+        <w:t>c</w:t>
+      </w:r>
+      <w:r>
+        <w:rPr>
+          <w:rStyle w:val="Gray"/>
+          <w:color w:val="000000"/>
+        </w:rPr>
+        <w:t xml:space="preserve">ore </w:t>
+      </w:r>
+      <w:r>
+        <w:rPr>
+          <w:rStyle w:val="Gray"/>
+          <w:color w:val="000000"/>
+        </w:rPr>
+        <w:t>docker container</w:t>
+      </w:r>
+      <w:r>
+        <w:rPr>
+          <w:rStyle w:val="Gray"/>
+          <w:color w:val="000000"/>
+        </w:rPr>
+        <w:t xml:space="preserve"> with </w:t>
+      </w:r>
+      <w:proofErr w:type="spellStart"/>
+      <w:r>
+        <w:rPr>
+          <w:rStyle w:val="Gray"/>
+          <w:color w:val="000000"/>
+        </w:rPr>
+        <w:t>MemoryCache</w:t>
+      </w:r>
+      <w:proofErr w:type="spellEnd"/>
+      <w:r>
+        <w:rPr>
+          <w:rStyle w:val="Gray"/>
+          <w:color w:val="000000"/>
+        </w:rPr>
+        <w:t>,</w:t>
+      </w:r>
+      <w:r>
+        <w:rPr>
+          <w:rStyle w:val="Gray"/>
+          <w:color w:val="000000"/>
+        </w:rPr>
+        <w:t xml:space="preserve"> </w:t>
+      </w:r>
+      <w:proofErr w:type="spellStart"/>
+      <w:r>
+        <w:rPr>
+          <w:rStyle w:val="Gray"/>
+          <w:color w:val="000000"/>
+        </w:rPr>
+        <w:t>MySql</w:t>
+      </w:r>
+      <w:proofErr w:type="spellEnd"/>
+      <w:r>
+        <w:rPr>
+          <w:rStyle w:val="Gray"/>
+          <w:color w:val="000000"/>
+        </w:rPr>
+        <w:t xml:space="preserve"> client, </w:t>
+      </w:r>
+      <w:proofErr w:type="spellStart"/>
+      <w:r>
+        <w:rPr>
+          <w:rStyle w:val="Gray"/>
+          <w:color w:val="000000"/>
+        </w:rPr>
+        <w:t>ElasticSearch</w:t>
+      </w:r>
+      <w:proofErr w:type="spellEnd"/>
+      <w:r>
+        <w:rPr>
+          <w:rStyle w:val="Gray"/>
+          <w:color w:val="000000"/>
+        </w:rPr>
+        <w:t xml:space="preserve"> client, and business logic</w:t>
+      </w:r>
+      <w:r>
+        <w:rPr>
+          <w:rStyle w:val="Gray"/>
+          <w:color w:val="000000"/>
+        </w:rPr>
+        <w:t xml:space="preserve"> layer</w:t>
+      </w:r>
+      <w:r>
+        <w:rPr>
+          <w:rStyle w:val="Gray"/>
+          <w:color w:val="000000"/>
+        </w:rPr>
+        <w:t xml:space="preserve">.  The business domain involved heavy business analysis of the financial and accounting domain knowledge: </w:t>
+      </w:r>
+      <w:r>
+        <w:rPr>
+          <w:rStyle w:val="Gray"/>
+          <w:color w:val="000000"/>
+        </w:rPr>
+        <w:t>specifically,</w:t>
+      </w:r>
+      <w:r>
+        <w:rPr>
+          <w:rStyle w:val="Gray"/>
+          <w:color w:val="000000"/>
+        </w:rPr>
+        <w:t xml:space="preserve"> the technical specification of </w:t>
+      </w:r>
+      <w:r>
+        <w:rPr>
+          <w:rStyle w:val="Gray"/>
+          <w:color w:val="000000"/>
+        </w:rPr>
+        <w:t>XBRL (</w:t>
+      </w:r>
+      <w:proofErr w:type="spellStart"/>
+      <w:r>
+        <w:rPr>
+          <w:rStyle w:val="Gray"/>
+          <w:color w:val="000000"/>
+        </w:rPr>
+        <w:t>eXtensible</w:t>
+      </w:r>
+      <w:proofErr w:type="spellEnd"/>
+      <w:r>
+        <w:rPr>
+          <w:rStyle w:val="Gray"/>
+          <w:color w:val="000000"/>
+        </w:rPr>
+        <w:t xml:space="preserve"> Business Reporting Language) and its application to financial accounting concepts such US GAAP taxonomies, mutual fund/risk return taxonomies, and IFRS taxonomies.  The </w:t>
+      </w:r>
+      <w:r>
+        <w:rPr>
+          <w:rStyle w:val="Gray"/>
+          <w:color w:val="000000"/>
+        </w:rPr>
+        <w:t>software product</w:t>
+      </w:r>
+      <w:r>
+        <w:rPr>
+          <w:rStyle w:val="Gray"/>
+          <w:color w:val="000000"/>
+        </w:rPr>
+        <w:t xml:space="preserve"> is stovepipe engineered into</w:t>
+      </w:r>
+      <w:r>
+        <w:rPr>
+          <w:rStyle w:val="Gray"/>
+          <w:color w:val="000000"/>
+        </w:rPr>
+        <w:t xml:space="preserve"> Disclosure Management System, Issuer Direct’s flagship product and a </w:t>
+      </w:r>
+      <w:r>
+        <w:rPr>
+          <w:rStyle w:val="Gray"/>
+          <w:color w:val="000000"/>
+        </w:rPr>
+        <w:t>S</w:t>
+      </w:r>
+      <w:r>
+        <w:rPr>
+          <w:rStyle w:val="Gray"/>
+          <w:color w:val="000000"/>
+        </w:rPr>
+        <w:t>aaS business communication platform.</w:t>
+      </w:r>
+      <w:r>
+        <w:rPr>
+          <w:rStyle w:val="Gray0"/>
+          <w:color w:val="000000"/>
+        </w:rPr>
+        <w:t xml:space="preserve"> </w:t>
+      </w:r>
+      <w:r>
+        <w:rPr>
+          <w:rStyle w:val="Gray0"/>
+          <w:color w:val="000000"/>
+        </w:rPr>
+        <w:br/>
+      </w:r>
+      <w:r>
+        <w:rPr>
+          <w:rStyle w:val="Gray0"/>
+          <w:color w:val="000000"/>
+        </w:rPr>
+        <w:br/>
+      </w:r>
+      <w:r>
+        <w:rPr>
+          <w:rStyle w:val="Gray"/>
+          <w:color w:val="000000"/>
+        </w:rPr>
+        <w:t>Other tasks included:</w:t>
+      </w:r>
+      <w:r>
+        <w:rPr>
+          <w:rStyle w:val="Gray"/>
+          <w:color w:val="000000"/>
+        </w:rPr>
+        <w:t xml:space="preserve"> Assisted in development or bug-fixing of new and legacy Angular components and </w:t>
+      </w:r>
+      <w:proofErr w:type="spellStart"/>
+      <w:r>
+        <w:rPr>
+          <w:rStyle w:val="Gray"/>
+          <w:color w:val="000000"/>
+        </w:rPr>
+        <w:t>yii</w:t>
+      </w:r>
+      <w:proofErr w:type="spellEnd"/>
+      <w:r>
+        <w:rPr>
+          <w:rStyle w:val="Gray"/>
+          <w:color w:val="000000"/>
+        </w:rPr>
+        <w:t xml:space="preserve"> (</w:t>
+      </w:r>
+      <w:proofErr w:type="spellStart"/>
+      <w:r>
+        <w:rPr>
+          <w:rStyle w:val="Gray"/>
+          <w:color w:val="000000"/>
+        </w:rPr>
+        <w:t>php</w:t>
+      </w:r>
+      <w:proofErr w:type="spellEnd"/>
+      <w:r>
+        <w:rPr>
+          <w:rStyle w:val="Gray"/>
+          <w:color w:val="000000"/>
+        </w:rPr>
+        <w:t xml:space="preserve">) modules.  </w:t>
+      </w:r>
+      <w:r>
+        <w:rPr>
+          <w:rStyle w:val="Gray"/>
+          <w:color w:val="000000"/>
+        </w:rPr>
+        <w:t>Developed a rate-throttled event-driven</w:t>
+      </w:r>
+      <w:r>
+        <w:rPr>
+          <w:rStyle w:val="Gray"/>
+          <w:color w:val="000000"/>
+        </w:rPr>
+        <w:t xml:space="preserve"> sticky session load balancer</w:t>
+      </w:r>
+      <w:r>
+        <w:rPr>
+          <w:rStyle w:val="Gray"/>
+          <w:color w:val="000000"/>
+        </w:rPr>
+        <w:t xml:space="preserve"> in Golang as part of an incubation project</w:t>
+      </w:r>
+      <w:r>
+        <w:rPr>
+          <w:rStyle w:val="Gray"/>
+          <w:color w:val="000000"/>
+        </w:rPr>
+        <w:t xml:space="preserve"> of </w:t>
+      </w:r>
+      <w:r>
+        <w:rPr>
+          <w:rStyle w:val="Gray"/>
+          <w:color w:val="000000"/>
+        </w:rPr>
+        <w:t>a</w:t>
+      </w:r>
+      <w:r>
+        <w:rPr>
+          <w:rStyle w:val="Gray"/>
+          <w:color w:val="000000"/>
+        </w:rPr>
+        <w:t xml:space="preserve"> nginx http routing middleware</w:t>
+      </w:r>
+      <w:r>
+        <w:rPr>
+          <w:rStyle w:val="Gray"/>
+          <w:color w:val="000000"/>
+        </w:rPr>
+        <w:t xml:space="preserve">. Developed a JSON-based Convergent Replicated Data Type (CRDT) with </w:t>
+      </w:r>
+      <w:proofErr w:type="spellStart"/>
+      <w:r>
+        <w:rPr>
+          <w:rStyle w:val="Gray"/>
+          <w:color w:val="000000"/>
+        </w:rPr>
+        <w:t>reduxjs</w:t>
+      </w:r>
+      <w:proofErr w:type="spellEnd"/>
+      <w:r>
+        <w:rPr>
+          <w:rStyle w:val="Gray"/>
+          <w:color w:val="000000"/>
+        </w:rPr>
+        <w:t xml:space="preserve"> and .</w:t>
+      </w:r>
+      <w:r>
+        <w:rPr>
+          <w:rStyle w:val="Gray"/>
+          <w:color w:val="000000"/>
+        </w:rPr>
+        <w:t>n</w:t>
+      </w:r>
+      <w:r>
+        <w:rPr>
+          <w:rStyle w:val="Gray"/>
+          <w:color w:val="000000"/>
+        </w:rPr>
+        <w:t xml:space="preserve">et </w:t>
+      </w:r>
+      <w:r>
+        <w:rPr>
+          <w:rStyle w:val="Gray"/>
+          <w:color w:val="000000"/>
+        </w:rPr>
+        <w:lastRenderedPageBreak/>
+        <w:t>c</w:t>
+      </w:r>
+      <w:r>
+        <w:rPr>
+          <w:rStyle w:val="Gray"/>
+          <w:color w:val="000000"/>
+        </w:rPr>
+        <w:t xml:space="preserve">ore as part of an incubation project of a real time </w:t>
+      </w:r>
+      <w:r>
+        <w:rPr>
+          <w:rStyle w:val="Gray"/>
+          <w:color w:val="000000"/>
+        </w:rPr>
+        <w:t xml:space="preserve">collaborative </w:t>
+      </w:r>
+      <w:r>
+        <w:rPr>
+          <w:rStyle w:val="Gray"/>
+          <w:color w:val="000000"/>
+        </w:rPr>
+        <w:t>document editor</w:t>
+      </w:r>
+      <w:r>
+        <w:rPr>
+          <w:rStyle w:val="Gray"/>
+          <w:color w:val="000000"/>
+        </w:rPr>
+        <w:t xml:space="preserve"> that employed B.A.S.E. data consistency and real time collaboration within 10,000 milliseconds</w:t>
+      </w:r>
+      <w:r>
+        <w:rPr>
+          <w:rStyle w:val="Gray"/>
+          <w:color w:val="000000"/>
+        </w:rPr>
+        <w:t xml:space="preserve">.  Developed jQuery plugins for </w:t>
+      </w:r>
+      <w:proofErr w:type="spellStart"/>
+      <w:r>
+        <w:rPr>
+          <w:rStyle w:val="Gray"/>
+          <w:color w:val="000000"/>
+        </w:rPr>
+        <w:t>froala</w:t>
+      </w:r>
+      <w:proofErr w:type="spellEnd"/>
+      <w:r>
+        <w:rPr>
+          <w:rStyle w:val="Gray"/>
+          <w:color w:val="000000"/>
+        </w:rPr>
+        <w:t xml:space="preserve">, a popular </w:t>
+      </w:r>
+      <w:proofErr w:type="spellStart"/>
+      <w:r>
+        <w:rPr>
+          <w:rStyle w:val="Gray"/>
+          <w:color w:val="000000"/>
+        </w:rPr>
+        <w:t>richtext</w:t>
+      </w:r>
+      <w:proofErr w:type="spellEnd"/>
+      <w:r>
+        <w:rPr>
+          <w:rStyle w:val="Gray"/>
+          <w:color w:val="000000"/>
+        </w:rPr>
+        <w:t xml:space="preserve"> editor.</w:t>
+      </w:r>
     </w:p>
     <w:p>
       <w:pPr>
@@ -1975,110 +2181,6 @@
           <w:color w:val="000000"/>
         </w:rPr>
       </w:pPr>
-      <w:r>
-        <w:rPr>
-          <w:rStyle w:val="Gray0"/>
-          <w:b/>
-          <w:color w:val="000000"/>
-        </w:rPr>
-        <w:t>IT Specialist</w:t>
-      </w:r>
-      <w:r>
-        <w:rPr>
-          <w:rStyle w:val="Gray0"/>
-          <w:b/>
-          <w:color w:val="000000"/>
-        </w:rPr>
-        <w:t xml:space="preserve">, </w:t>
-      </w:r>
-      <w:r>
-        <w:rPr>
-          <w:rStyle w:val="Gray0"/>
-          <w:b/>
-          <w:color w:val="000000"/>
-        </w:rPr>
-        <w:t>Department of Defense</w:t>
-      </w:r>
-      <w:r>
-        <w:rPr>
-          <w:rStyle w:val="Gray0"/>
-          <w:b/>
-          <w:color w:val="000000"/>
-        </w:rPr>
-        <w:t xml:space="preserve">; </w:t>
-      </w:r>
-      <w:r>
-        <w:rPr>
-          <w:rStyle w:val="Gray0"/>
-          <w:b/>
-          <w:color w:val="000000"/>
-        </w:rPr>
-        <w:t>Raleigh</w:t>
-      </w:r>
-      <w:r>
-        <w:rPr>
-          <w:rStyle w:val="Gray0"/>
-          <w:b/>
-          <w:color w:val="000000"/>
-        </w:rPr>
-        <w:t xml:space="preserve">, </w:t>
-      </w:r>
-      <w:r>
-        <w:rPr>
-          <w:rStyle w:val="Gray0"/>
-          <w:b/>
-          <w:color w:val="000000"/>
-        </w:rPr>
-        <w:t>NC</w:t>
-      </w:r>
-      <w:r>
-        <w:rPr>
-          <w:rStyle w:val="Gray0"/>
-          <w:b/>
-          <w:color w:val="000000"/>
-        </w:rPr>
-        <w:t xml:space="preserve"> – </w:t>
-      </w:r>
-      <w:r>
-        <w:rPr>
-          <w:rStyle w:val="Gray0"/>
-          <w:b/>
-          <w:color w:val="000000"/>
-        </w:rPr>
-        <w:t xml:space="preserve">June </w:t>
-      </w:r>
-      <w:r>
-        <w:rPr>
-          <w:rStyle w:val="Gray0"/>
-          <w:b/>
-          <w:color w:val="000000"/>
-        </w:rPr>
-        <w:t>2013</w:t>
-      </w:r>
-      <w:r>
-        <w:rPr>
-          <w:rStyle w:val="Gray0"/>
-          <w:b/>
-          <w:color w:val="000000"/>
-        </w:rPr>
-        <w:t>–</w:t>
-      </w:r>
-      <w:r>
-        <w:rPr>
-          <w:rStyle w:val="Gray0"/>
-          <w:b/>
-          <w:color w:val="000000"/>
-        </w:rPr>
-        <w:t xml:space="preserve">July </w:t>
-      </w:r>
-      <w:r>
-        <w:rPr>
-          <w:rStyle w:val="Gray0"/>
-          <w:b/>
-          <w:color w:val="000000"/>
-        </w:rPr>
-        <w:t>2016</w:t>
-      </w:r>
     </w:p>
     <w:p>
       <w:pPr>
@@ -2090,6 +2192,132 @@
         <w:ind w:left="990" w:hanging="960"/>
         <w:rPr>
           <w:rStyle w:val="Gray0"/>
+          <w:b/>
+          <w:color w:val="000000"/>
+        </w:rPr>
+      </w:pPr>
+      <w:r>
+        <w:rPr>
+          <w:rStyle w:val="Gray0"/>
+          <w:b/>
+          <w:color w:val="000000"/>
+        </w:rPr>
+        <w:t>IT Specialist</w:t>
+      </w:r>
+      <w:r>
+        <w:rPr>
+          <w:rStyle w:val="Gray0"/>
+          <w:b/>
+          <w:color w:val="000000"/>
+        </w:rPr>
+        <w:t xml:space="preserve"> (June </w:t>
+      </w:r>
+      <w:r>
+        <w:rPr>
+          <w:rStyle w:val="Gray0"/>
+          <w:b/>
+          <w:color w:val="000000"/>
+        </w:rPr>
+        <w:t>2013–</w:t>
+      </w:r>
+      <w:r>
+        <w:rPr>
+          <w:rStyle w:val="Gray0"/>
+          <w:b/>
+          <w:color w:val="000000"/>
+        </w:rPr>
+        <w:t xml:space="preserve">July </w:t>
+      </w:r>
+      <w:r>
+        <w:rPr>
+          <w:rStyle w:val="Gray0"/>
+          <w:b/>
+          <w:color w:val="000000"/>
+        </w:rPr>
+        <w:t>2016</w:t>
+      </w:r>
+      <w:r>
+        <w:rPr>
+          <w:rStyle w:val="Gray0"/>
+          <w:b/>
+          <w:color w:val="000000"/>
+        </w:rPr>
+        <w:t>)</w:t>
+      </w:r>
+      <w:r>
+        <w:rPr>
+          <w:rStyle w:val="Gray0"/>
+          <w:b/>
+          <w:color w:val="000000"/>
+        </w:rPr>
+        <w:t>,</w:t>
+      </w:r>
+    </w:p>
+    <w:p>
+      <w:pPr>
+        <w:pStyle w:val="Body2"/>
+        <w:tabs>
+          <w:tab w:val="clear" w:pos="2400"/>
+          <w:tab w:val="left" w:pos="990"/>
+        </w:tabs>
+        <w:ind w:left="990" w:hanging="960"/>
+        <w:rPr>
+          <w:rStyle w:val="Gray0"/>
+          <w:b/>
+          <w:color w:val="000000"/>
+        </w:rPr>
+      </w:pPr>
+      <w:r>
+        <w:rPr>
+          <w:rStyle w:val="Gray0"/>
+          <w:b/>
+          <w:color w:val="000000"/>
+        </w:rPr>
+        <w:t>Department of Defense</w:t>
+      </w:r>
+      <w:r>
+        <w:rPr>
+          <w:rStyle w:val="Gray0"/>
+          <w:b/>
+          <w:color w:val="000000"/>
+        </w:rPr>
+        <w:t xml:space="preserve">; </w:t>
+      </w:r>
+      <w:r>
+        <w:rPr>
+          <w:rStyle w:val="Gray0"/>
+          <w:b/>
+          <w:color w:val="000000"/>
+        </w:rPr>
+        <w:t>Raleigh</w:t>
+      </w:r>
+      <w:r>
+        <w:rPr>
+          <w:rStyle w:val="Gray0"/>
+          <w:b/>
+          <w:color w:val="000000"/>
+        </w:rPr>
+        <w:t xml:space="preserve">, </w:t>
+      </w:r>
+      <w:r>
+        <w:rPr>
+          <w:rStyle w:val="Gray0"/>
+          <w:b/>
+          <w:color w:val="000000"/>
+        </w:rPr>
+        <w:t>NC</w:t>
+      </w:r>
+    </w:p>
+    <w:p>
+      <w:pPr>
+        <w:pStyle w:val="Body2"/>
+        <w:tabs>
+          <w:tab w:val="clear" w:pos="2400"/>
+          <w:tab w:val="left" w:pos="990"/>
+        </w:tabs>
+        <w:ind w:left="990" w:hanging="960"/>
+        <w:rPr>
+          <w:rStyle w:val="Gray0"/>
           <w:color w:val="000000"/>
         </w:rPr>
       </w:pPr>
@@ -2231,15 +2459,7 @@
           <w:rStyle w:val="Gray0"/>
           <w:color w:val="000000"/>
         </w:rPr>
-        <w:t xml:space="preserve"> classes for database </w:t>
-      </w:r>
-      <w:r>
-        <w:rPr>
-          <w:rStyle w:val="Gray0"/>
-          <w:color w:val="000000"/>
-        </w:rPr>
-        <w:lastRenderedPageBreak/>
-        <w:t xml:space="preserve">tables that hydrates a </w:t>
+        <w:t xml:space="preserve"> classes for database tables that hydrates a </w:t>
       </w:r>
       <w:r>
         <w:rPr>
@@ -2515,55 +2735,7 @@
           <w:b/>
           <w:color w:val="000000"/>
         </w:rPr>
-        <w:t xml:space="preserve">, </w:t>
-      </w:r>
-      <w:r>
-        <w:rPr>
-          <w:rStyle w:val="Gray0"/>
-          <w:b/>
-          <w:color w:val="000000"/>
-        </w:rPr>
-        <w:t>International Business Machine</w:t>
-      </w:r>
-      <w:r>
-        <w:rPr>
-          <w:rStyle w:val="Gray0"/>
-          <w:b/>
-          <w:color w:val="000000"/>
-        </w:rPr>
-        <w:t xml:space="preserve">; </w:t>
-      </w:r>
-      <w:r>
-        <w:rPr>
-          <w:rStyle w:val="Gray0"/>
-          <w:b/>
-          <w:color w:val="000000"/>
-        </w:rPr>
-        <w:t>Durham</w:t>
-      </w:r>
-      <w:r>
-        <w:rPr>
-          <w:rStyle w:val="Gray0"/>
-          <w:b/>
-          <w:color w:val="000000"/>
-        </w:rPr>
-        <w:t xml:space="preserve">, </w:t>
-      </w:r>
-      <w:r>
-        <w:rPr>
-          <w:rStyle w:val="Gray0"/>
-          <w:b/>
-          <w:color w:val="000000"/>
-        </w:rPr>
-        <w:t>NC</w:t>
-      </w:r>
-      <w:r>
-        <w:rPr>
-          <w:rStyle w:val="Gray0"/>
-          <w:b/>
-          <w:color w:val="000000"/>
-        </w:rPr>
-        <w:t xml:space="preserve"> – </w:t>
+        <w:t xml:space="preserve"> (</w:t>
       </w:r>
       <w:r>
         <w:rPr>
@@ -2587,15 +2759,23 @@
           <w:b/>
           <w:color w:val="000000"/>
         </w:rPr>
-        <w:t xml:space="preserve"> </w:t>
-      </w:r>
-      <w:r>
-        <w:rPr>
-          <w:rStyle w:val="Gray0"/>
-          <w:b/>
-          <w:color w:val="000000"/>
-        </w:rPr>
-        <w:t>2011</w:t>
+        <w:t xml:space="preserve"> 2011</w:t>
+      </w:r>
+      <w:r>
+        <w:rPr>
+          <w:rStyle w:val="Gray0"/>
+          <w:b/>
+          <w:color w:val="000000"/>
+        </w:rPr>
+        <w:t>)</w:t>
+      </w:r>
+      <w:r>
+        <w:rPr>
+          <w:rStyle w:val="Gray0"/>
+          <w:b/>
+          <w:color w:val="000000"/>
+        </w:rPr>
+        <w:t>,</w:t>
       </w:r>
     </w:p>
     <w:p>
@@ -2606,6 +2786,61 @@
           <w:tab w:val="left" w:pos="990"/>
         </w:tabs>
         <w:ind w:left="990" w:hanging="960"/>
+        <w:rPr>
+          <w:rStyle w:val="Gray0"/>
+          <w:b/>
+          <w:color w:val="000000"/>
+        </w:rPr>
+      </w:pPr>
+      <w:r>
+        <w:rPr>
+          <w:rStyle w:val="Gray0"/>
+          <w:b/>
+          <w:color w:val="000000"/>
+        </w:rPr>
+        <w:t>International Business Machine</w:t>
+      </w:r>
+      <w:r>
+        <w:rPr>
+          <w:rStyle w:val="Gray0"/>
+          <w:b/>
+          <w:color w:val="000000"/>
+        </w:rPr>
+        <w:t xml:space="preserve">; </w:t>
+      </w:r>
+      <w:r>
+        <w:rPr>
+          <w:rStyle w:val="Gray0"/>
+          <w:b/>
+          <w:color w:val="000000"/>
+        </w:rPr>
+        <w:t>Durham</w:t>
+      </w:r>
+      <w:r>
+        <w:rPr>
+          <w:rStyle w:val="Gray0"/>
+          <w:b/>
+          <w:color w:val="000000"/>
+        </w:rPr>
+        <w:t xml:space="preserve">, </w:t>
+      </w:r>
+      <w:r>
+        <w:rPr>
+          <w:rStyle w:val="Gray0"/>
+          <w:b/>
+          <w:color w:val="000000"/>
+        </w:rPr>
+        <w:t>NC</w:t>
+      </w:r>
+    </w:p>
+    <w:p>
+      <w:pPr>
+        <w:pStyle w:val="Body2"/>
+        <w:tabs>
+          <w:tab w:val="clear" w:pos="2400"/>
+          <w:tab w:val="left" w:pos="990"/>
+        </w:tabs>
+        <w:ind w:left="990" w:hanging="960"/>
       </w:pPr>
       <w:r>
         <w:rPr>
@@ -2826,6 +3061,7 @@
         <w:pStyle w:val="Heading2"/>
       </w:pPr>
       <w:r>
+        <w:lastRenderedPageBreak/>
         <w:t>Education</w:t>
       </w:r>
     </w:p>
@@ -2998,7 +3234,6 @@
         <w:spacing w:before="0"/>
       </w:pPr>
       <w:r>
-        <w:lastRenderedPageBreak/>
         <w:t>Military Background</w:t>
       </w:r>
     </w:p>
@@ -3233,7 +3468,7 @@
 </file>
 
 <file path=word/endnotes.xml><?xml version="1.0" encoding="utf-8"?>
-<w:endnotes xmlns:wpc="http://schemas.microsoft.com/office/word/2010/wordprocessingCanvas" xmlns:cx="http://schemas.microsoft.com/office/drawing/2014/chartex" xmlns:cx1="http://schemas.microsoft.com/office/drawing/2015/9/8/chartex" xmlns:cx2="http://schemas.microsoft.com/office/drawing/2015/10/21/chartex" xmlns:cx3="http://schemas.microsoft.com/office/drawing/2016/5/9/chartex" xmlns:cx4="http://schemas.microsoft.com/office/drawing/2016/5/10/chartex" xmlns:cx5="http://schemas.microsoft.com/office/drawing/2016/5/11/chartex" xmlns:cx6="http://schemas.microsoft.com/office/drawing/2016/5/12/chartex" xmlns:cx7="http://schemas.microsoft.com/office/drawing/2016/5/13/chartex" xmlns:cx8="http://schemas.microsoft.com/office/drawing/2016/5/14/chartex" xmlns:mc="http://schemas.openxmlformats.org/markup-compatibility/2006" xmlns:aink="http://schemas.microsoft.com/office/drawing/2016/ink" xmlns:am3d="http://schemas.microsoft.com/office/drawing/2017/model3d" xmlns:o="urn:schemas-microsoft-com:office:office" xmlns:oel="http://schemas.microsoft.com/office/2019/extlst" xmlns:r="http://schemas.openxmlformats.org/officeDocument/2006/relationships" xmlns:m="http://schemas.openxmlformats.org/officeDocument/2006/math" xmlns:v="urn:schemas-microsoft-com:vml" xmlns:wp14="http://schemas.microsoft.com/office/word/2010/wordprocessingDrawing" xmlns:wp="http://schemas.openxmlformats.org/drawingml/2006/wordprocessingDrawing" xmlns:w10="urn:schemas-microsoft-com:office:word" xmlns:w="http://schemas.openxmlformats.org/wordprocessingml/2006/main" xmlns:w14="http://schemas.microsoft.com/office/word/2010/wordml" xmlns:w15="http://schemas.microsoft.com/office/word/2012/wordml" xmlns:w16cex="http://schemas.microsoft.com/office/word/2018/wordml/cex" xmlns:w16cid="http://schemas.microsoft.com/office/word/2016/wordml/cid" xmlns:w16="http://schemas.microsoft.com/office/word/2018/wordml" xmlns:w16du="http://schemas.microsoft.com/office/word/2023/wordml/word16du" xmlns:w16sdtdh="http://schemas.microsoft.com/office/word/2020/wordml/sdtdatahash" xmlns:w16se="http://schemas.microsoft.com/office/word/2015/wordml/symex" xmlns:wpg="http://schemas.microsoft.com/office/word/2010/wordprocessingGroup" xmlns:wpi="http://schemas.microsoft.com/office/word/2010/wordprocessingInk" xmlns:wne="http://schemas.microsoft.com/office/word/2006/wordml" xmlns:wps="http://schemas.microsoft.com/office/word/2010/wordprocessingShape" mc:Ignorable="w14 w15 w16se w16cid w16 w16cex w16sdtdh w16du wp14">
+<w:endnotes xmlns:wpc="http://schemas.microsoft.com/office/word/2010/wordprocessingCanvas" xmlns:cx="http://schemas.microsoft.com/office/drawing/2014/chartex" xmlns:cx1="http://schemas.microsoft.com/office/drawing/2015/9/8/chartex" xmlns:cx2="http://schemas.microsoft.com/office/drawing/2015/10/21/chartex" xmlns:cx3="http://schemas.microsoft.com/office/drawing/2016/5/9/chartex" xmlns:cx4="http://schemas.microsoft.com/office/drawing/2016/5/10/chartex" xmlns:cx5="http://schemas.microsoft.com/office/drawing/2016/5/11/chartex" xmlns:cx6="http://schemas.microsoft.com/office/drawing/2016/5/12/chartex" xmlns:cx7="http://schemas.microsoft.com/office/drawing/2016/5/13/chartex" xmlns:cx8="http://schemas.microsoft.com/office/drawing/2016/5/14/chartex" xmlns:mc="http://schemas.openxmlformats.org/markup-compatibility/2006" xmlns:m="http://schemas.openxmlformats.org/officeDocument/2006/math" xmlns:aink="http://schemas.microsoft.com/office/drawing/2016/ink" xmlns:am3d="http://schemas.microsoft.com/office/drawing/2017/model3d" xmlns:oel="http://schemas.microsoft.com/office/2019/extlst" xmlns:r="http://schemas.openxmlformats.org/officeDocument/2006/relationships" xmlns:wp14="http://schemas.microsoft.com/office/word/2010/wordprocessingDrawing" xmlns:wp="http://schemas.openxmlformats.org/drawingml/2006/wordprocessingDrawing" xmlns:wpg="http://schemas.microsoft.com/office/word/2010/wordprocessingGroup" xmlns:wpi="http://schemas.microsoft.com/office/word/2010/wordprocessingInk" xmlns:wps="http://schemas.microsoft.com/office/word/2010/wordprocessingShape" xmlns:o="urn:schemas-microsoft-com:office:office" xmlns:v="urn:schemas-microsoft-com:vml" xmlns:w10="urn:schemas-microsoft-com:office:word" xmlns:w="http://schemas.openxmlformats.org/wordprocessingml/2006/main" xmlns:w14="http://schemas.microsoft.com/office/word/2010/wordml" xmlns:w15="http://schemas.microsoft.com/office/word/2012/wordml" xmlns:w16cex="http://schemas.microsoft.com/office/word/2018/wordml/cex" xmlns:w16cid="http://schemas.microsoft.com/office/word/2016/wordml/cid" xmlns:w16="http://schemas.microsoft.com/office/word/2018/wordml" xmlns:w16sdtdh="http://schemas.microsoft.com/office/word/2020/wordml/sdtdatahash" xmlns:w16sdtfl="http://schemas.microsoft.com/office/word/2024/wordml/sdtformatlock" xmlns:w16se="http://schemas.microsoft.com/office/word/2015/wordml/symex" xmlns:w16du="http://schemas.microsoft.com/office/word/2023/wordml/word16du" xmlns:wne="http://schemas.microsoft.com/office/word/2006/wordml" mc:Ignorable="w14 w15 w16se w16cid w16 w16cex w16sdtdh w16sdtfl w16du wp14">
   <w:endnote w:type="separator" w:id="-1">
     <w:p>
       <w:r>
@@ -3252,7 +3487,7 @@
 </file>
 
 <file path=word/footer1.xml><?xml version="1.0" encoding="utf-8"?>
-<w:ftr xmlns:wpc="http://schemas.microsoft.com/office/word/2010/wordprocessingCanvas" xmlns:cx="http://schemas.microsoft.com/office/drawing/2014/chartex" xmlns:cx1="http://schemas.microsoft.com/office/drawing/2015/9/8/chartex" xmlns:cx2="http://schemas.microsoft.com/office/drawing/2015/10/21/chartex" xmlns:cx3="http://schemas.microsoft.com/office/drawing/2016/5/9/chartex" xmlns:cx4="http://schemas.microsoft.com/office/drawing/2016/5/10/chartex" xmlns:cx5="http://schemas.microsoft.com/office/drawing/2016/5/11/chartex" xmlns:cx6="http://schemas.microsoft.com/office/drawing/2016/5/12/chartex" xmlns:cx7="http://schemas.microsoft.com/office/drawing/2016/5/13/chartex" xmlns:cx8="http://schemas.microsoft.com/office/drawing/2016/5/14/chartex" xmlns:mc="http://schemas.openxmlformats.org/markup-compatibility/2006" xmlns:aink="http://schemas.microsoft.com/office/drawing/2016/ink" xmlns:am3d="http://schemas.microsoft.com/office/drawing/2017/model3d" xmlns:o="urn:schemas-microsoft-com:office:office" xmlns:oel="http://schemas.microsoft.com/office/2019/extlst" xmlns:r="http://schemas.openxmlformats.org/officeDocument/2006/relationships" xmlns:m="http://schemas.openxmlformats.org/officeDocument/2006/math" xmlns:v="urn:schemas-microsoft-com:vml" xmlns:wp14="http://schemas.microsoft.com/office/word/2010/wordprocessingDrawing" xmlns:wp="http://schemas.openxmlformats.org/drawingml/2006/wordprocessingDrawing" xmlns:w10="urn:schemas-microsoft-com:office:word" xmlns:w="http://schemas.openxmlformats.org/wordprocessingml/2006/main" xmlns:w14="http://schemas.microsoft.com/office/word/2010/wordml" xmlns:w15="http://schemas.microsoft.com/office/word/2012/wordml" xmlns:w16cex="http://schemas.microsoft.com/office/word/2018/wordml/cex" xmlns:w16cid="http://schemas.microsoft.com/office/word/2016/wordml/cid" xmlns:w16="http://schemas.microsoft.com/office/word/2018/wordml" xmlns:w16du="http://schemas.microsoft.com/office/word/2023/wordml/word16du" xmlns:w16sdtdh="http://schemas.microsoft.com/office/word/2020/wordml/sdtdatahash" xmlns:w16se="http://schemas.microsoft.com/office/word/2015/wordml/symex" xmlns:wpg="http://schemas.microsoft.com/office/word/2010/wordprocessingGroup" xmlns:wpi="http://schemas.microsoft.com/office/word/2010/wordprocessingInk" xmlns:wne="http://schemas.microsoft.com/office/word/2006/wordml" xmlns:wps="http://schemas.microsoft.com/office/word/2010/wordprocessingShape" mc:Ignorable="w14 w15 w16se w16cid w16 w16cex w16sdtdh w16du wp14">
+<w:ftr xmlns:wpc="http://schemas.microsoft.com/office/word/2010/wordprocessingCanvas" xmlns:cx="http://schemas.microsoft.com/office/drawing/2014/chartex" xmlns:cx1="http://schemas.microsoft.com/office/drawing/2015/9/8/chartex" xmlns:cx2="http://schemas.microsoft.com/office/drawing/2015/10/21/chartex" xmlns:cx3="http://schemas.microsoft.com/office/drawing/2016/5/9/chartex" xmlns:cx4="http://schemas.microsoft.com/office/drawing/2016/5/10/chartex" xmlns:cx5="http://schemas.microsoft.com/office/drawing/2016/5/11/chartex" xmlns:cx6="http://schemas.microsoft.com/office/drawing/2016/5/12/chartex" xmlns:cx7="http://schemas.microsoft.com/office/drawing/2016/5/13/chartex" xmlns:cx8="http://schemas.microsoft.com/office/drawing/2016/5/14/chartex" xmlns:mc="http://schemas.openxmlformats.org/markup-compatibility/2006" xmlns:m="http://schemas.openxmlformats.org/officeDocument/2006/math" xmlns:aink="http://schemas.microsoft.com/office/drawing/2016/ink" xmlns:am3d="http://schemas.microsoft.com/office/drawing/2017/model3d" xmlns:oel="http://schemas.microsoft.com/office/2019/extlst" xmlns:r="http://schemas.openxmlformats.org/officeDocument/2006/relationships" xmlns:wp14="http://schemas.microsoft.com/office/word/2010/wordprocessingDrawing" xmlns:wp="http://schemas.openxmlformats.org/drawingml/2006/wordprocessingDrawing" xmlns:wpg="http://schemas.microsoft.com/office/word/2010/wordprocessingGroup" xmlns:wpi="http://schemas.microsoft.com/office/word/2010/wordprocessingInk" xmlns:wps="http://schemas.microsoft.com/office/word/2010/wordprocessingShape" xmlns:o="urn:schemas-microsoft-com:office:office" xmlns:v="urn:schemas-microsoft-com:vml" xmlns:w10="urn:schemas-microsoft-com:office:word" xmlns:w="http://schemas.openxmlformats.org/wordprocessingml/2006/main" xmlns:w14="http://schemas.microsoft.com/office/word/2010/wordml" xmlns:w15="http://schemas.microsoft.com/office/word/2012/wordml" xmlns:w16cex="http://schemas.microsoft.com/office/word/2018/wordml/cex" xmlns:w16cid="http://schemas.microsoft.com/office/word/2016/wordml/cid" xmlns:w16="http://schemas.microsoft.com/office/word/2018/wordml" xmlns:w16sdtdh="http://schemas.microsoft.com/office/word/2020/wordml/sdtdatahash" xmlns:w16sdtfl="http://schemas.microsoft.com/office/word/2024/wordml/sdtformatlock" xmlns:w16se="http://schemas.microsoft.com/office/word/2015/wordml/symex" xmlns:w16du="http://schemas.microsoft.com/office/word/2023/wordml/word16du" xmlns:wne="http://schemas.microsoft.com/office/word/2006/wordml" mc:Ignorable="w14 w15 w16se w16cid w16 w16cex w16sdtdh w16sdtfl w16du wp14">
   <w:p>
     <w:pPr>
       <w:pStyle w:val="Footer"/>
@@ -3262,7 +3497,7 @@
 </file>
 
 <file path=word/footer2.xml><?xml version="1.0" encoding="utf-8"?>
-<w:ftr xmlns:wpc="http://schemas.microsoft.com/office/word/2010/wordprocessingCanvas" xmlns:cx="http://schemas.microsoft.com/office/drawing/2014/chartex" xmlns:cx1="http://schemas.microsoft.com/office/drawing/2015/9/8/chartex" xmlns:cx2="http://schemas.microsoft.com/office/drawing/2015/10/21/chartex" xmlns:cx3="http://schemas.microsoft.com/office/drawing/2016/5/9/chartex" xmlns:cx4="http://schemas.microsoft.com/office/drawing/2016/5/10/chartex" xmlns:cx5="http://schemas.microsoft.com/office/drawing/2016/5/11/chartex" xmlns:cx6="http://schemas.microsoft.com/office/drawing/2016/5/12/chartex" xmlns:cx7="http://schemas.microsoft.com/office/drawing/2016/5/13/chartex" xmlns:cx8="http://schemas.microsoft.com/office/drawing/2016/5/14/chartex" xmlns:mc="http://schemas.openxmlformats.org/markup-compatibility/2006" xmlns:aink="http://schemas.microsoft.com/office/drawing/2016/ink" xmlns:am3d="http://schemas.microsoft.com/office/drawing/2017/model3d" xmlns:o="urn:schemas-microsoft-com:office:office" xmlns:oel="http://schemas.microsoft.com/office/2019/extlst" xmlns:r="http://schemas.openxmlformats.org/officeDocument/2006/relationships" xmlns:m="http://schemas.openxmlformats.org/officeDocument/2006/math" xmlns:v="urn:schemas-microsoft-com:vml" xmlns:wp14="http://schemas.microsoft.com/office/word/2010/wordprocessingDrawing" xmlns:wp="http://schemas.openxmlformats.org/drawingml/2006/wordprocessingDrawing" xmlns:w10="urn:schemas-microsoft-com:office:word" xmlns:w="http://schemas.openxmlformats.org/wordprocessingml/2006/main" xmlns:w14="http://schemas.microsoft.com/office/word/2010/wordml" xmlns:w15="http://schemas.microsoft.com/office/word/2012/wordml" xmlns:w16cex="http://schemas.microsoft.com/office/word/2018/wordml/cex" xmlns:w16cid="http://schemas.microsoft.com/office/word/2016/wordml/cid" xmlns:w16="http://schemas.microsoft.com/office/word/2018/wordml" xmlns:w16du="http://schemas.microsoft.com/office/word/2023/wordml/word16du" xmlns:w16sdtdh="http://schemas.microsoft.com/office/word/2020/wordml/sdtdatahash" xmlns:w16se="http://schemas.microsoft.com/office/word/2015/wordml/symex" xmlns:wpg="http://schemas.microsoft.com/office/word/2010/wordprocessingGroup" xmlns:wpi="http://schemas.microsoft.com/office/word/2010/wordprocessingInk" xmlns:wne="http://schemas.microsoft.com/office/word/2006/wordml" xmlns:wps="http://schemas.microsoft.com/office/word/2010/wordprocessingShape" mc:Ignorable="w14 w15 w16se w16cid w16 w16cex w16sdtdh w16du wp14">
+<w:ftr xmlns:wpc="http://schemas.microsoft.com/office/word/2010/wordprocessingCanvas" xmlns:cx="http://schemas.microsoft.com/office/drawing/2014/chartex" xmlns:cx1="http://schemas.microsoft.com/office/drawing/2015/9/8/chartex" xmlns:cx2="http://schemas.microsoft.com/office/drawing/2015/10/21/chartex" xmlns:cx3="http://schemas.microsoft.com/office/drawing/2016/5/9/chartex" xmlns:cx4="http://schemas.microsoft.com/office/drawing/2016/5/10/chartex" xmlns:cx5="http://schemas.microsoft.com/office/drawing/2016/5/11/chartex" xmlns:cx6="http://schemas.microsoft.com/office/drawing/2016/5/12/chartex" xmlns:cx7="http://schemas.microsoft.com/office/drawing/2016/5/13/chartex" xmlns:cx8="http://schemas.microsoft.com/office/drawing/2016/5/14/chartex" xmlns:mc="http://schemas.openxmlformats.org/markup-compatibility/2006" xmlns:m="http://schemas.openxmlformats.org/officeDocument/2006/math" xmlns:aink="http://schemas.microsoft.com/office/drawing/2016/ink" xmlns:am3d="http://schemas.microsoft.com/office/drawing/2017/model3d" xmlns:oel="http://schemas.microsoft.com/office/2019/extlst" xmlns:r="http://schemas.openxmlformats.org/officeDocument/2006/relationships" xmlns:wp14="http://schemas.microsoft.com/office/word/2010/wordprocessingDrawing" xmlns:wp="http://schemas.openxmlformats.org/drawingml/2006/wordprocessingDrawing" xmlns:wpg="http://schemas.microsoft.com/office/word/2010/wordprocessingGroup" xmlns:wpi="http://schemas.microsoft.com/office/word/2010/wordprocessingInk" xmlns:wps="http://schemas.microsoft.com/office/word/2010/wordprocessingShape" xmlns:o="urn:schemas-microsoft-com:office:office" xmlns:v="urn:schemas-microsoft-com:vml" xmlns:w10="urn:schemas-microsoft-com:office:word" xmlns:w="http://schemas.openxmlformats.org/wordprocessingml/2006/main" xmlns:w14="http://schemas.microsoft.com/office/word/2010/wordml" xmlns:w15="http://schemas.microsoft.com/office/word/2012/wordml" xmlns:w16cex="http://schemas.microsoft.com/office/word/2018/wordml/cex" xmlns:w16cid="http://schemas.microsoft.com/office/word/2016/wordml/cid" xmlns:w16="http://schemas.microsoft.com/office/word/2018/wordml" xmlns:w16sdtdh="http://schemas.microsoft.com/office/word/2020/wordml/sdtdatahash" xmlns:w16sdtfl="http://schemas.microsoft.com/office/word/2024/wordml/sdtformatlock" xmlns:w16se="http://schemas.microsoft.com/office/word/2015/wordml/symex" xmlns:w16du="http://schemas.microsoft.com/office/word/2023/wordml/word16du" xmlns:wne="http://schemas.microsoft.com/office/word/2006/wordml" mc:Ignorable="w14 w15 w16se w16cid w16 w16cex w16sdtdh w16sdtfl w16du wp14">
   <w:p>
     <w:pPr>
       <w:pStyle w:val="Footer"/>
@@ -3272,7 +3507,7 @@
 </file>
 
 <file path=word/footer3.xml><?xml version="1.0" encoding="utf-8"?>
-<w:ftr xmlns:wpc="http://schemas.microsoft.com/office/word/2010/wordprocessingCanvas" xmlns:cx="http://schemas.microsoft.com/office/drawing/2014/chartex" xmlns:cx1="http://schemas.microsoft.com/office/drawing/2015/9/8/chartex" xmlns:cx2="http://schemas.microsoft.com/office/drawing/2015/10/21/chartex" xmlns:cx3="http://schemas.microsoft.com/office/drawing/2016/5/9/chartex" xmlns:cx4="http://schemas.microsoft.com/office/drawing/2016/5/10/chartex" xmlns:cx5="http://schemas.microsoft.com/office/drawing/2016/5/11/chartex" xmlns:cx6="http://schemas.microsoft.com/office/drawing/2016/5/12/chartex" xmlns:cx7="http://schemas.microsoft.com/office/drawing/2016/5/13/chartex" xmlns:cx8="http://schemas.microsoft.com/office/drawing/2016/5/14/chartex" xmlns:mc="http://schemas.openxmlformats.org/markup-compatibility/2006" xmlns:aink="http://schemas.microsoft.com/office/drawing/2016/ink" xmlns:am3d="http://schemas.microsoft.com/office/drawing/2017/model3d" xmlns:o="urn:schemas-microsoft-com:office:office" xmlns:oel="http://schemas.microsoft.com/office/2019/extlst" xmlns:r="http://schemas.openxmlformats.org/officeDocument/2006/relationships" xmlns:m="http://schemas.openxmlformats.org/officeDocument/2006/math" xmlns:v="urn:schemas-microsoft-com:vml" xmlns:wp14="http://schemas.microsoft.com/office/word/2010/wordprocessingDrawing" xmlns:wp="http://schemas.openxmlformats.org/drawingml/2006/wordprocessingDrawing" xmlns:w10="urn:schemas-microsoft-com:office:word" xmlns:w="http://schemas.openxmlformats.org/wordprocessingml/2006/main" xmlns:w14="http://schemas.microsoft.com/office/word/2010/wordml" xmlns:w15="http://schemas.microsoft.com/office/word/2012/wordml" xmlns:w16cex="http://schemas.microsoft.com/office/word/2018/wordml/cex" xmlns:w16cid="http://schemas.microsoft.com/office/word/2016/wordml/cid" xmlns:w16="http://schemas.microsoft.com/office/word/2018/wordml" xmlns:w16du="http://schemas.microsoft.com/office/word/2023/wordml/word16du" xmlns:w16sdtdh="http://schemas.microsoft.com/office/word/2020/wordml/sdtdatahash" xmlns:w16se="http://schemas.microsoft.com/office/word/2015/wordml/symex" xmlns:wpg="http://schemas.microsoft.com/office/word/2010/wordprocessingGroup" xmlns:wpi="http://schemas.microsoft.com/office/word/2010/wordprocessingInk" xmlns:wne="http://schemas.microsoft.com/office/word/2006/wordml" xmlns:wps="http://schemas.microsoft.com/office/word/2010/wordprocessingShape" mc:Ignorable="w14 w15 w16se w16cid w16 w16cex w16sdtdh w16du wp14">
+<w:ftr xmlns:wpc="http://schemas.microsoft.com/office/word/2010/wordprocessingCanvas" xmlns:cx="http://schemas.microsoft.com/office/drawing/2014/chartex" xmlns:cx1="http://schemas.microsoft.com/office/drawing/2015/9/8/chartex" xmlns:cx2="http://schemas.microsoft.com/office/drawing/2015/10/21/chartex" xmlns:cx3="http://schemas.microsoft.com/office/drawing/2016/5/9/chartex" xmlns:cx4="http://schemas.microsoft.com/office/drawing/2016/5/10/chartex" xmlns:cx5="http://schemas.microsoft.com/office/drawing/2016/5/11/chartex" xmlns:cx6="http://schemas.microsoft.com/office/drawing/2016/5/12/chartex" xmlns:cx7="http://schemas.microsoft.com/office/drawing/2016/5/13/chartex" xmlns:cx8="http://schemas.microsoft.com/office/drawing/2016/5/14/chartex" xmlns:mc="http://schemas.openxmlformats.org/markup-compatibility/2006" xmlns:m="http://schemas.openxmlformats.org/officeDocument/2006/math" xmlns:aink="http://schemas.microsoft.com/office/drawing/2016/ink" xmlns:am3d="http://schemas.microsoft.com/office/drawing/2017/model3d" xmlns:oel="http://schemas.microsoft.com/office/2019/extlst" xmlns:r="http://schemas.openxmlformats.org/officeDocument/2006/relationships" xmlns:wp14="http://schemas.microsoft.com/office/word/2010/wordprocessingDrawing" xmlns:wp="http://schemas.openxmlformats.org/drawingml/2006/wordprocessingDrawing" xmlns:wpg="http://schemas.microsoft.com/office/word/2010/wordprocessingGroup" xmlns:wpi="http://schemas.microsoft.com/office/word/2010/wordprocessingInk" xmlns:wps="http://schemas.microsoft.com/office/word/2010/wordprocessingShape" xmlns:o="urn:schemas-microsoft-com:office:office" xmlns:v="urn:schemas-microsoft-com:vml" xmlns:w10="urn:schemas-microsoft-com:office:word" xmlns:w="http://schemas.openxmlformats.org/wordprocessingml/2006/main" xmlns:w14="http://schemas.microsoft.com/office/word/2010/wordml" xmlns:w15="http://schemas.microsoft.com/office/word/2012/wordml" xmlns:w16cex="http://schemas.microsoft.com/office/word/2018/wordml/cex" xmlns:w16cid="http://schemas.microsoft.com/office/word/2016/wordml/cid" xmlns:w16="http://schemas.microsoft.com/office/word/2018/wordml" xmlns:w16sdtdh="http://schemas.microsoft.com/office/word/2020/wordml/sdtdatahash" xmlns:w16sdtfl="http://schemas.microsoft.com/office/word/2024/wordml/sdtformatlock" xmlns:w16se="http://schemas.microsoft.com/office/word/2015/wordml/symex" xmlns:w16du="http://schemas.microsoft.com/office/word/2023/wordml/word16du" xmlns:wne="http://schemas.microsoft.com/office/word/2006/wordml" mc:Ignorable="w14 w15 w16se w16cid w16 w16cex w16sdtdh w16sdtfl w16du wp14">
   <w:p>
     <w:pPr>
       <w:pStyle w:val="Footer"/>
@@ -3282,7 +3517,7 @@
 </file>
 
 <file path=word/footnotes.xml><?xml version="1.0" encoding="utf-8"?>
-<w:footnotes xmlns:wpc="http://schemas.microsoft.com/office/word/2010/wordprocessingCanvas" xmlns:cx="http://schemas.microsoft.com/office/drawing/2014/chartex" xmlns:cx1="http://schemas.microsoft.com/office/drawing/2015/9/8/chartex" xmlns:cx2="http://schemas.microsoft.com/office/drawing/2015/10/21/chartex" xmlns:cx3="http://schemas.microsoft.com/office/drawing/2016/5/9/chartex" xmlns:cx4="http://schemas.microsoft.com/office/drawing/2016/5/10/chartex" xmlns:cx5="http://schemas.microsoft.com/office/drawing/2016/5/11/chartex" xmlns:cx6="http://schemas.microsoft.com/office/drawing/2016/5/12/chartex" xmlns:cx7="http://schemas.microsoft.com/office/drawing/2016/5/13/chartex" xmlns:cx8="http://schemas.microsoft.com/office/drawing/2016/5/14/chartex" xmlns:mc="http://schemas.openxmlformats.org/markup-compatibility/2006" xmlns:aink="http://schemas.microsoft.com/office/drawing/2016/ink" xmlns:am3d="http://schemas.microsoft.com/office/drawing/2017/model3d" xmlns:o="urn:schemas-microsoft-com:office:office" xmlns:oel="http://schemas.microsoft.com/office/2019/extlst" xmlns:r="http://schemas.openxmlformats.org/officeDocument/2006/relationships" xmlns:m="http://schemas.openxmlformats.org/officeDocument/2006/math" xmlns:v="urn:schemas-microsoft-com:vml" xmlns:wp14="http://schemas.microsoft.com/office/word/2010/wordprocessingDrawing" xmlns:wp="http://schemas.openxmlformats.org/drawingml/2006/wordprocessingDrawing" xmlns:w10="urn:schemas-microsoft-com:office:word" xmlns:w="http://schemas.openxmlformats.org/wordprocessingml/2006/main" xmlns:w14="http://schemas.microsoft.com/office/word/2010/wordml" xmlns:w15="http://schemas.microsoft.com/office/word/2012/wordml" xmlns:w16cex="http://schemas.microsoft.com/office/word/2018/wordml/cex" xmlns:w16cid="http://schemas.microsoft.com/office/word/2016/wordml/cid" xmlns:w16="http://schemas.microsoft.com/office/word/2018/wordml" xmlns:w16du="http://schemas.microsoft.com/office/word/2023/wordml/word16du" xmlns:w16sdtdh="http://schemas.microsoft.com/office/word/2020/wordml/sdtdatahash" xmlns:w16se="http://schemas.microsoft.com/office/word/2015/wordml/symex" xmlns:wpg="http://schemas.microsoft.com/office/word/2010/wordprocessingGroup" xmlns:wpi="http://schemas.microsoft.com/office/word/2010/wordprocessingInk" xmlns:wne="http://schemas.microsoft.com/office/word/2006/wordml" xmlns:wps="http://schemas.microsoft.com/office/word/2010/wordprocessingShape" mc:Ignorable="w14 w15 w16se w16cid w16 w16cex w16sdtdh w16du wp14">
+<w:footnotes xmlns:wpc="http://schemas.microsoft.com/office/word/2010/wordprocessingCanvas" xmlns:cx="http://schemas.microsoft.com/office/drawing/2014/chartex" xmlns:cx1="http://schemas.microsoft.com/office/drawing/2015/9/8/chartex" xmlns:cx2="http://schemas.microsoft.com/office/drawing/2015/10/21/chartex" xmlns:cx3="http://schemas.microsoft.com/office/drawing/2016/5/9/chartex" xmlns:cx4="http://schemas.microsoft.com/office/drawing/2016/5/10/chartex" xmlns:cx5="http://schemas.microsoft.com/office/drawing/2016/5/11/chartex" xmlns:cx6="http://schemas.microsoft.com/office/drawing/2016/5/12/chartex" xmlns:cx7="http://schemas.microsoft.com/office/drawing/2016/5/13/chartex" xmlns:cx8="http://schemas.microsoft.com/office/drawing/2016/5/14/chartex" xmlns:mc="http://schemas.openxmlformats.org/markup-compatibility/2006" xmlns:m="http://schemas.openxmlformats.org/officeDocument/2006/math" xmlns:aink="http://schemas.microsoft.com/office/drawing/2016/ink" xmlns:am3d="http://schemas.microsoft.com/office/drawing/2017/model3d" xmlns:oel="http://schemas.microsoft.com/office/2019/extlst" xmlns:r="http://schemas.openxmlformats.org/officeDocument/2006/relationships" xmlns:wp14="http://schemas.microsoft.com/office/word/2010/wordprocessingDrawing" xmlns:wp="http://schemas.openxmlformats.org/drawingml/2006/wordprocessingDrawing" xmlns:wpg="http://schemas.microsoft.com/office/word/2010/wordprocessingGroup" xmlns:wpi="http://schemas.microsoft.com/office/word/2010/wordprocessingInk" xmlns:wps="http://schemas.microsoft.com/office/word/2010/wordprocessingShape" xmlns:o="urn:schemas-microsoft-com:office:office" xmlns:v="urn:schemas-microsoft-com:vml" xmlns:w10="urn:schemas-microsoft-com:office:word" xmlns:w="http://schemas.openxmlformats.org/wordprocessingml/2006/main" xmlns:w14="http://schemas.microsoft.com/office/word/2010/wordml" xmlns:w15="http://schemas.microsoft.com/office/word/2012/wordml" xmlns:w16cex="http://schemas.microsoft.com/office/word/2018/wordml/cex" xmlns:w16cid="http://schemas.microsoft.com/office/word/2016/wordml/cid" xmlns:w16="http://schemas.microsoft.com/office/word/2018/wordml" xmlns:w16sdtdh="http://schemas.microsoft.com/office/word/2020/wordml/sdtdatahash" xmlns:w16sdtfl="http://schemas.microsoft.com/office/word/2024/wordml/sdtformatlock" xmlns:w16se="http://schemas.microsoft.com/office/word/2015/wordml/symex" xmlns:w16du="http://schemas.microsoft.com/office/word/2023/wordml/word16du" xmlns:wne="http://schemas.microsoft.com/office/word/2006/wordml" mc:Ignorable="w14 w15 w16se w16cid w16 w16cex w16sdtdh w16sdtfl w16du wp14">
   <w:footnote w:type="separator" w:id="-1">
     <w:p>
       <w:r>
@@ -3301,7 +3536,7 @@
 </file>
 
 <file path=word/header1.xml><?xml version="1.0" encoding="utf-8"?>
-<w:hdr xmlns:wpc="http://schemas.microsoft.com/office/word/2010/wordprocessingCanvas" xmlns:cx="http://schemas.microsoft.com/office/drawing/2014/chartex" xmlns:cx1="http://schemas.microsoft.com/office/drawing/2015/9/8/chartex" xmlns:cx2="http://schemas.microsoft.com/office/drawing/2015/10/21/chartex" xmlns:cx3="http://schemas.microsoft.com/office/drawing/2016/5/9/chartex" xmlns:cx4="http://schemas.microsoft.com/office/drawing/2016/5/10/chartex" xmlns:cx5="http://schemas.microsoft.com/office/drawing/2016/5/11/chartex" xmlns:cx6="http://schemas.microsoft.com/office/drawing/2016/5/12/chartex" xmlns:cx7="http://schemas.microsoft.com/office/drawing/2016/5/13/chartex" xmlns:cx8="http://schemas.microsoft.com/office/drawing/2016/5/14/chartex" xmlns:mc="http://schemas.openxmlformats.org/markup-compatibility/2006" xmlns:aink="http://schemas.microsoft.com/office/drawing/2016/ink" xmlns:am3d="http://schemas.microsoft.com/office/drawing/2017/model3d" xmlns:o="urn:schemas-microsoft-com:office:office" xmlns:oel="http://schemas.microsoft.com/office/2019/extlst" xmlns:r="http://schemas.openxmlformats.org/officeDocument/2006/relationships" xmlns:m="http://schemas.openxmlformats.org/officeDocument/2006/math" xmlns:v="urn:schemas-microsoft-com:vml" xmlns:wp14="http://schemas.microsoft.com/office/word/2010/wordprocessingDrawing" xmlns:wp="http://schemas.openxmlformats.org/drawingml/2006/wordprocessingDrawing" xmlns:w10="urn:schemas-microsoft-com:office:word" xmlns:w="http://schemas.openxmlformats.org/wordprocessingml/2006/main" xmlns:w14="http://schemas.microsoft.com/office/word/2010/wordml" xmlns:w15="http://schemas.microsoft.com/office/word/2012/wordml" xmlns:w16cex="http://schemas.microsoft.com/office/word/2018/wordml/cex" xmlns:w16cid="http://schemas.microsoft.com/office/word/2016/wordml/cid" xmlns:w16="http://schemas.microsoft.com/office/word/2018/wordml" xmlns:w16du="http://schemas.microsoft.com/office/word/2023/wordml/word16du" xmlns:w16sdtdh="http://schemas.microsoft.com/office/word/2020/wordml/sdtdatahash" xmlns:w16se="http://schemas.microsoft.com/office/word/2015/wordml/symex" xmlns:wpg="http://schemas.microsoft.com/office/word/2010/wordprocessingGroup" xmlns:wpi="http://schemas.microsoft.com/office/word/2010/wordprocessingInk" xmlns:wne="http://schemas.microsoft.com/office/word/2006/wordml" xmlns:wps="http://schemas.microsoft.com/office/word/2010/wordprocessingShape" mc:Ignorable="w14 w15 w16se w16cid w16 w16cex w16sdtdh w16du wp14">
+<w:hdr xmlns:wpc="http://schemas.microsoft.com/office/word/2010/wordprocessingCanvas" xmlns:cx="http://schemas.microsoft.com/office/drawing/2014/chartex" xmlns:cx1="http://schemas.microsoft.com/office/drawing/2015/9/8/chartex" xmlns:cx2="http://schemas.microsoft.com/office/drawing/2015/10/21/chartex" xmlns:cx3="http://schemas.microsoft.com/office/drawing/2016/5/9/chartex" xmlns:cx4="http://schemas.microsoft.com/office/drawing/2016/5/10/chartex" xmlns:cx5="http://schemas.microsoft.com/office/drawing/2016/5/11/chartex" xmlns:cx6="http://schemas.microsoft.com/office/drawing/2016/5/12/chartex" xmlns:cx7="http://schemas.microsoft.com/office/drawing/2016/5/13/chartex" xmlns:cx8="http://schemas.microsoft.com/office/drawing/2016/5/14/chartex" xmlns:mc="http://schemas.openxmlformats.org/markup-compatibility/2006" xmlns:m="http://schemas.openxmlformats.org/officeDocument/2006/math" xmlns:aink="http://schemas.microsoft.com/office/drawing/2016/ink" xmlns:am3d="http://schemas.microsoft.com/office/drawing/2017/model3d" xmlns:oel="http://schemas.microsoft.com/office/2019/extlst" xmlns:r="http://schemas.openxmlformats.org/officeDocument/2006/relationships" xmlns:wp14="http://schemas.microsoft.com/office/word/2010/wordprocessingDrawing" xmlns:wp="http://schemas.openxmlformats.org/drawingml/2006/wordprocessingDrawing" xmlns:wpg="http://schemas.microsoft.com/office/word/2010/wordprocessingGroup" xmlns:wpi="http://schemas.microsoft.com/office/word/2010/wordprocessingInk" xmlns:wps="http://schemas.microsoft.com/office/word/2010/wordprocessingShape" xmlns:o="urn:schemas-microsoft-com:office:office" xmlns:v="urn:schemas-microsoft-com:vml" xmlns:w10="urn:schemas-microsoft-com:office:word" xmlns:w="http://schemas.openxmlformats.org/wordprocessingml/2006/main" xmlns:w14="http://schemas.microsoft.com/office/word/2010/wordml" xmlns:w15="http://schemas.microsoft.com/office/word/2012/wordml" xmlns:w16cex="http://schemas.microsoft.com/office/word/2018/wordml/cex" xmlns:w16cid="http://schemas.microsoft.com/office/word/2016/wordml/cid" xmlns:w16="http://schemas.microsoft.com/office/word/2018/wordml" xmlns:w16sdtdh="http://schemas.microsoft.com/office/word/2020/wordml/sdtdatahash" xmlns:w16sdtfl="http://schemas.microsoft.com/office/word/2024/wordml/sdtformatlock" xmlns:w16se="http://schemas.microsoft.com/office/word/2015/wordml/symex" xmlns:w16du="http://schemas.microsoft.com/office/word/2023/wordml/word16du" xmlns:wne="http://schemas.microsoft.com/office/word/2006/wordml" mc:Ignorable="w14 w15 w16se w16cid w16 w16cex w16sdtdh w16sdtfl w16du wp14">
   <w:sdt>
     <w:sdtPr>
       <w:rPr>
@@ -3353,7 +3588,7 @@
 </file>
 
 <file path=word/header2.xml><?xml version="1.0" encoding="utf-8"?>
-<w:hdr xmlns:wpc="http://schemas.microsoft.com/office/word/2010/wordprocessingCanvas" xmlns:cx="http://schemas.microsoft.com/office/drawing/2014/chartex" xmlns:cx1="http://schemas.microsoft.com/office/drawing/2015/9/8/chartex" xmlns:cx2="http://schemas.microsoft.com/office/drawing/2015/10/21/chartex" xmlns:cx3="http://schemas.microsoft.com/office/drawing/2016/5/9/chartex" xmlns:cx4="http://schemas.microsoft.com/office/drawing/2016/5/10/chartex" xmlns:cx5="http://schemas.microsoft.com/office/drawing/2016/5/11/chartex" xmlns:cx6="http://schemas.microsoft.com/office/drawing/2016/5/12/chartex" xmlns:cx7="http://schemas.microsoft.com/office/drawing/2016/5/13/chartex" xmlns:cx8="http://schemas.microsoft.com/office/drawing/2016/5/14/chartex" xmlns:mc="http://schemas.openxmlformats.org/markup-compatibility/2006" xmlns:aink="http://schemas.microsoft.com/office/drawing/2016/ink" xmlns:am3d="http://schemas.microsoft.com/office/drawing/2017/model3d" xmlns:o="urn:schemas-microsoft-com:office:office" xmlns:oel="http://schemas.microsoft.com/office/2019/extlst" xmlns:r="http://schemas.openxmlformats.org/officeDocument/2006/relationships" xmlns:m="http://schemas.openxmlformats.org/officeDocument/2006/math" xmlns:v="urn:schemas-microsoft-com:vml" xmlns:wp14="http://schemas.microsoft.com/office/word/2010/wordprocessingDrawing" xmlns:wp="http://schemas.openxmlformats.org/drawingml/2006/wordprocessingDrawing" xmlns:w10="urn:schemas-microsoft-com:office:word" xmlns:w="http://schemas.openxmlformats.org/wordprocessingml/2006/main" xmlns:w14="http://schemas.microsoft.com/office/word/2010/wordml" xmlns:w15="http://schemas.microsoft.com/office/word/2012/wordml" xmlns:w16cex="http://schemas.microsoft.com/office/word/2018/wordml/cex" xmlns:w16cid="http://schemas.microsoft.com/office/word/2016/wordml/cid" xmlns:w16="http://schemas.microsoft.com/office/word/2018/wordml" xmlns:w16du="http://schemas.microsoft.com/office/word/2023/wordml/word16du" xmlns:w16sdtdh="http://schemas.microsoft.com/office/word/2020/wordml/sdtdatahash" xmlns:w16se="http://schemas.microsoft.com/office/word/2015/wordml/symex" xmlns:wpg="http://schemas.microsoft.com/office/word/2010/wordprocessingGroup" xmlns:wpi="http://schemas.microsoft.com/office/word/2010/wordprocessingInk" xmlns:wne="http://schemas.microsoft.com/office/word/2006/wordml" xmlns:wps="http://schemas.microsoft.com/office/word/2010/wordprocessingShape" mc:Ignorable="w14 w15 w16se w16cid w16 w16cex w16sdtdh w16du wp14">
+<w:hdr xmlns:wpc="http://schemas.microsoft.com/office/word/2010/wordprocessingCanvas" xmlns:cx="http://schemas.microsoft.com/office/drawing/2014/chartex" xmlns:cx1="http://schemas.microsoft.com/office/drawing/2015/9/8/chartex" xmlns:cx2="http://schemas.microsoft.com/office/drawing/2015/10/21/chartex" xmlns:cx3="http://schemas.microsoft.com/office/drawing/2016/5/9/chartex" xmlns:cx4="http://schemas.microsoft.com/office/drawing/2016/5/10/chartex" xmlns:cx5="http://schemas.microsoft.com/office/drawing/2016/5/11/chartex" xmlns:cx6="http://schemas.microsoft.com/office/drawing/2016/5/12/chartex" xmlns:cx7="http://schemas.microsoft.com/office/drawing/2016/5/13/chartex" xmlns:cx8="http://schemas.microsoft.com/office/drawing/2016/5/14/chartex" xmlns:mc="http://schemas.openxmlformats.org/markup-compatibility/2006" xmlns:m="http://schemas.openxmlformats.org/officeDocument/2006/math" xmlns:aink="http://schemas.microsoft.com/office/drawing/2016/ink" xmlns:am3d="http://schemas.microsoft.com/office/drawing/2017/model3d" xmlns:oel="http://schemas.microsoft.com/office/2019/extlst" xmlns:r="http://schemas.openxmlformats.org/officeDocument/2006/relationships" xmlns:wp14="http://schemas.microsoft.com/office/word/2010/wordprocessingDrawing" xmlns:wp="http://schemas.openxmlformats.org/drawingml/2006/wordprocessingDrawing" xmlns:wpg="http://schemas.microsoft.com/office/word/2010/wordprocessingGroup" xmlns:wpi="http://schemas.microsoft.com/office/word/2010/wordprocessingInk" xmlns:wps="http://schemas.microsoft.com/office/word/2010/wordprocessingShape" xmlns:o="urn:schemas-microsoft-com:office:office" xmlns:v="urn:schemas-microsoft-com:vml" xmlns:w10="urn:schemas-microsoft-com:office:word" xmlns:w="http://schemas.openxmlformats.org/wordprocessingml/2006/main" xmlns:w14="http://schemas.microsoft.com/office/word/2010/wordml" xmlns:w15="http://schemas.microsoft.com/office/word/2012/wordml" xmlns:w16cex="http://schemas.microsoft.com/office/word/2018/wordml/cex" xmlns:w16cid="http://schemas.microsoft.com/office/word/2016/wordml/cid" xmlns:w16="http://schemas.microsoft.com/office/word/2018/wordml" xmlns:w16sdtdh="http://schemas.microsoft.com/office/word/2020/wordml/sdtdatahash" xmlns:w16sdtfl="http://schemas.microsoft.com/office/word/2024/wordml/sdtformatlock" xmlns:w16se="http://schemas.microsoft.com/office/word/2015/wordml/symex" xmlns:w16du="http://schemas.microsoft.com/office/word/2023/wordml/word16du" xmlns:wne="http://schemas.microsoft.com/office/word/2006/wordml" mc:Ignorable="w14 w15 w16se w16cid w16 w16cex w16sdtdh w16sdtfl w16du wp14">
   <w:sdt>
     <w:sdtPr>
       <w:rPr>
@@ -3429,7 +3664,7 @@
 </file>
 
 <file path=word/header3.xml><?xml version="1.0" encoding="utf-8"?>
-<w:hdr xmlns:wpc="http://schemas.microsoft.com/office/word/2010/wordprocessingCanvas" xmlns:cx="http://schemas.microsoft.com/office/drawing/2014/chartex" xmlns:cx1="http://schemas.microsoft.com/office/drawing/2015/9/8/chartex" xmlns:cx2="http://schemas.microsoft.com/office/drawing/2015/10/21/chartex" xmlns:cx3="http://schemas.microsoft.com/office/drawing/2016/5/9/chartex" xmlns:cx4="http://schemas.microsoft.com/office/drawing/2016/5/10/chartex" xmlns:cx5="http://schemas.microsoft.com/office/drawing/2016/5/11/chartex" xmlns:cx6="http://schemas.microsoft.com/office/drawing/2016/5/12/chartex" xmlns:cx7="http://schemas.microsoft.com/office/drawing/2016/5/13/chartex" xmlns:cx8="http://schemas.microsoft.com/office/drawing/2016/5/14/chartex" xmlns:mc="http://schemas.openxmlformats.org/markup-compatibility/2006" xmlns:aink="http://schemas.microsoft.com/office/drawing/2016/ink" xmlns:am3d="http://schemas.microsoft.com/office/drawing/2017/model3d" xmlns:o="urn:schemas-microsoft-com:office:office" xmlns:oel="http://schemas.microsoft.com/office/2019/extlst" xmlns:r="http://schemas.openxmlformats.org/officeDocument/2006/relationships" xmlns:m="http://schemas.openxmlformats.org/officeDocument/2006/math" xmlns:v="urn:schemas-microsoft-com:vml" xmlns:wp14="http://schemas.microsoft.com/office/word/2010/wordprocessingDrawing" xmlns:wp="http://schemas.openxmlformats.org/drawingml/2006/wordprocessingDrawing" xmlns:w10="urn:schemas-microsoft-com:office:word" xmlns:w="http://schemas.openxmlformats.org/wordprocessingml/2006/main" xmlns:w14="http://schemas.microsoft.com/office/word/2010/wordml" xmlns:w15="http://schemas.microsoft.com/office/word/2012/wordml" xmlns:w16cex="http://schemas.microsoft.com/office/word/2018/wordml/cex" xmlns:w16cid="http://schemas.microsoft.com/office/word/2016/wordml/cid" xmlns:w16="http://schemas.microsoft.com/office/word/2018/wordml" xmlns:w16du="http://schemas.microsoft.com/office/word/2023/wordml/word16du" xmlns:w16sdtdh="http://schemas.microsoft.com/office/word/2020/wordml/sdtdatahash" xmlns:w16se="http://schemas.microsoft.com/office/word/2015/wordml/symex" xmlns:wpg="http://schemas.microsoft.com/office/word/2010/wordprocessingGroup" xmlns:wpi="http://schemas.microsoft.com/office/word/2010/wordprocessingInk" xmlns:wne="http://schemas.microsoft.com/office/word/2006/wordml" xmlns:wps="http://schemas.microsoft.com/office/word/2010/wordprocessingShape" mc:Ignorable="w14 w15 w16se w16cid w16 w16cex w16sdtdh w16du wp14">
+<w:hdr xmlns:wpc="http://schemas.microsoft.com/office/word/2010/wordprocessingCanvas" xmlns:cx="http://schemas.microsoft.com/office/drawing/2014/chartex" xmlns:cx1="http://schemas.microsoft.com/office/drawing/2015/9/8/chartex" xmlns:cx2="http://schemas.microsoft.com/office/drawing/2015/10/21/chartex" xmlns:cx3="http://schemas.microsoft.com/office/drawing/2016/5/9/chartex" xmlns:cx4="http://schemas.microsoft.com/office/drawing/2016/5/10/chartex" xmlns:cx5="http://schemas.microsoft.com/office/drawing/2016/5/11/chartex" xmlns:cx6="http://schemas.microsoft.com/office/drawing/2016/5/12/chartex" xmlns:cx7="http://schemas.microsoft.com/office/drawing/2016/5/13/chartex" xmlns:cx8="http://schemas.microsoft.com/office/drawing/2016/5/14/chartex" xmlns:mc="http://schemas.openxmlformats.org/markup-compatibility/2006" xmlns:m="http://schemas.openxmlformats.org/officeDocument/2006/math" xmlns:aink="http://schemas.microsoft.com/office/drawing/2016/ink" xmlns:am3d="http://schemas.microsoft.com/office/drawing/2017/model3d" xmlns:oel="http://schemas.microsoft.com/office/2019/extlst" xmlns:r="http://schemas.openxmlformats.org/officeDocument/2006/relationships" xmlns:wp14="http://schemas.microsoft.com/office/word/2010/wordprocessingDrawing" xmlns:wp="http://schemas.openxmlformats.org/drawingml/2006/wordprocessingDrawing" xmlns:wpg="http://schemas.microsoft.com/office/word/2010/wordprocessingGroup" xmlns:wpi="http://schemas.microsoft.com/office/word/2010/wordprocessingInk" xmlns:wps="http://schemas.microsoft.com/office/word/2010/wordprocessingShape" xmlns:o="urn:schemas-microsoft-com:office:office" xmlns:v="urn:schemas-microsoft-com:vml" xmlns:w10="urn:schemas-microsoft-com:office:word" xmlns:w="http://schemas.openxmlformats.org/wordprocessingml/2006/main" xmlns:w14="http://schemas.microsoft.com/office/word/2010/wordml" xmlns:w15="http://schemas.microsoft.com/office/word/2012/wordml" xmlns:w16cex="http://schemas.microsoft.com/office/word/2018/wordml/cex" xmlns:w16cid="http://schemas.microsoft.com/office/word/2016/wordml/cid" xmlns:w16="http://schemas.microsoft.com/office/word/2018/wordml" xmlns:w16sdtdh="http://schemas.microsoft.com/office/word/2020/wordml/sdtdatahash" xmlns:w16sdtfl="http://schemas.microsoft.com/office/word/2024/wordml/sdtformatlock" xmlns:w16se="http://schemas.microsoft.com/office/word/2015/wordml/symex" xmlns:w16du="http://schemas.microsoft.com/office/word/2023/wordml/word16du" xmlns:wne="http://schemas.microsoft.com/office/word/2006/wordml" mc:Ignorable="w14 w15 w16se w16cid w16 w16cex w16sdtdh w16sdtfl w16du wp14">
   <w:p>
     <w:pPr>
       <w:pStyle w:val="Header"/>
@@ -3439,7 +3674,7 @@
 </file>
 
 <file path=word/numbering.xml><?xml version="1.0" encoding="utf-8"?>
-<w:numbering xmlns:wpc="http://schemas.microsoft.com/office/word/2010/wordprocessingCanvas" xmlns:cx="http://schemas.microsoft.com/office/drawing/2014/chartex" xmlns:cx1="http://schemas.microsoft.com/office/drawing/2015/9/8/chartex" xmlns:cx2="http://schemas.microsoft.com/office/drawing/2015/10/21/chartex" xmlns:cx3="http://schemas.microsoft.com/office/drawing/2016/5/9/chartex" xmlns:cx4="http://schemas.microsoft.com/office/drawing/2016/5/10/chartex" xmlns:cx5="http://schemas.microsoft.com/office/drawing/2016/5/11/chartex" xmlns:cx6="http://schemas.microsoft.com/office/drawing/2016/5/12/chartex" xmlns:cx7="http://schemas.microsoft.com/office/drawing/2016/5/13/chartex" xmlns:cx8="http://schemas.microsoft.com/office/drawing/2016/5/14/chartex" xmlns:mc="http://schemas.openxmlformats.org/markup-compatibility/2006" xmlns:aink="http://schemas.microsoft.com/office/drawing/2016/ink" xmlns:am3d="http://schemas.microsoft.com/office/drawing/2017/model3d" xmlns:o="urn:schemas-microsoft-com:office:office" xmlns:oel="http://schemas.microsoft.com/office/2019/extlst" xmlns:r="http://schemas.openxmlformats.org/officeDocument/2006/relationships" xmlns:m="http://schemas.openxmlformats.org/officeDocument/2006/math" xmlns:v="urn:schemas-microsoft-com:vml" xmlns:wp14="http://schemas.microsoft.com/office/word/2010/wordprocessingDrawing" xmlns:wp="http://schemas.openxmlformats.org/drawingml/2006/wordprocessingDrawing" xmlns:w10="urn:schemas-microsoft-com:office:word" xmlns:w="http://schemas.openxmlformats.org/wordprocessingml/2006/main" xmlns:w14="http://schemas.microsoft.com/office/word/2010/wordml" xmlns:w15="http://schemas.microsoft.com/office/word/2012/wordml" xmlns:w16cex="http://schemas.microsoft.com/office/word/2018/wordml/cex" xmlns:w16cid="http://schemas.microsoft.com/office/word/2016/wordml/cid" xmlns:w16="http://schemas.microsoft.com/office/word/2018/wordml" xmlns:w16du="http://schemas.microsoft.com/office/word/2023/wordml/word16du" xmlns:w16sdtdh="http://schemas.microsoft.com/office/word/2020/wordml/sdtdatahash" xmlns:w16se="http://schemas.microsoft.com/office/word/2015/wordml/symex" xmlns:wpg="http://schemas.microsoft.com/office/word/2010/wordprocessingGroup" xmlns:wpi="http://schemas.microsoft.com/office/word/2010/wordprocessingInk" xmlns:wne="http://schemas.microsoft.com/office/word/2006/wordml" xmlns:wps="http://schemas.microsoft.com/office/word/2010/wordprocessingShape" mc:Ignorable="w14 w15 w16se w16cid w16 w16cex w16sdtdh w16du wp14">
+<w:numbering xmlns:wpc="http://schemas.microsoft.com/office/word/2010/wordprocessingCanvas" xmlns:cx="http://schemas.microsoft.com/office/drawing/2014/chartex" xmlns:cx1="http://schemas.microsoft.com/office/drawing/2015/9/8/chartex" xmlns:cx2="http://schemas.microsoft.com/office/drawing/2015/10/21/chartex" xmlns:cx3="http://schemas.microsoft.com/office/drawing/2016/5/9/chartex" xmlns:cx4="http://schemas.microsoft.com/office/drawing/2016/5/10/chartex" xmlns:cx5="http://schemas.microsoft.com/office/drawing/2016/5/11/chartex" xmlns:cx6="http://schemas.microsoft.com/office/drawing/2016/5/12/chartex" xmlns:cx7="http://schemas.microsoft.com/office/drawing/2016/5/13/chartex" xmlns:cx8="http://schemas.microsoft.com/office/drawing/2016/5/14/chartex" xmlns:mc="http://schemas.openxmlformats.org/markup-compatibility/2006" xmlns:m="http://schemas.openxmlformats.org/officeDocument/2006/math" xmlns:aink="http://schemas.microsoft.com/office/drawing/2016/ink" xmlns:am3d="http://schemas.microsoft.com/office/drawing/2017/model3d" xmlns:oel="http://schemas.microsoft.com/office/2019/extlst" xmlns:r="http://schemas.openxmlformats.org/officeDocument/2006/relationships" xmlns:wp14="http://schemas.microsoft.com/office/word/2010/wordprocessingDrawing" xmlns:wp="http://schemas.openxmlformats.org/drawingml/2006/wordprocessingDrawing" xmlns:wpg="http://schemas.microsoft.com/office/word/2010/wordprocessingGroup" xmlns:wpi="http://schemas.microsoft.com/office/word/2010/wordprocessingInk" xmlns:wps="http://schemas.microsoft.com/office/word/2010/wordprocessingShape" xmlns:o="urn:schemas-microsoft-com:office:office" xmlns:v="urn:schemas-microsoft-com:vml" xmlns:w10="urn:schemas-microsoft-com:office:word" xmlns:w="http://schemas.openxmlformats.org/wordprocessingml/2006/main" xmlns:w14="http://schemas.microsoft.com/office/word/2010/wordml" xmlns:w15="http://schemas.microsoft.com/office/word/2012/wordml" xmlns:w16cex="http://schemas.microsoft.com/office/word/2018/wordml/cex" xmlns:w16cid="http://schemas.microsoft.com/office/word/2016/wordml/cid" xmlns:w16="http://schemas.microsoft.com/office/word/2018/wordml" xmlns:w16sdtdh="http://schemas.microsoft.com/office/word/2020/wordml/sdtdatahash" xmlns:w16sdtfl="http://schemas.microsoft.com/office/word/2024/wordml/sdtformatlock" xmlns:w16se="http://schemas.microsoft.com/office/word/2015/wordml/symex" xmlns:w16du="http://schemas.microsoft.com/office/word/2023/wordml/word16du" xmlns:wne="http://schemas.microsoft.com/office/word/2006/wordml" mc:Ignorable="w14 w15 w16se w16cid w16 w16cex w16sdtdh w16sdtfl w16du wp14">
   <w:abstractNum w:abstractNumId="0" w15:restartNumberingAfterBreak="0">
     <w:nsid w:val="FFFFFF89"/>
     <w:multiLevelType w:val="singleLevel"/>
@@ -4396,7 +4631,7 @@
 </file>
 
 <file path=word/styles.xml><?xml version="1.0" encoding="utf-8"?>
-<w:styles xmlns:mc="http://schemas.openxmlformats.org/markup-compatibility/2006" xmlns:r="http://schemas.openxmlformats.org/officeDocument/2006/relationships" xmlns:w="http://schemas.openxmlformats.org/wordprocessingml/2006/main" xmlns:w14="http://schemas.microsoft.com/office/word/2010/wordml" xmlns:w15="http://schemas.microsoft.com/office/word/2012/wordml" xmlns:w16cex="http://schemas.microsoft.com/office/word/2018/wordml/cex" xmlns:w16cid="http://schemas.microsoft.com/office/word/2016/wordml/cid" xmlns:w16="http://schemas.microsoft.com/office/word/2018/wordml" xmlns:w16du="http://schemas.microsoft.com/office/word/2023/wordml/word16du" xmlns:w16sdtdh="http://schemas.microsoft.com/office/word/2020/wordml/sdtdatahash" xmlns:w16se="http://schemas.microsoft.com/office/word/2015/wordml/symex" mc:Ignorable="w14 w15 w16se w16cid w16 w16cex w16sdtdh w16du">
+<w:styles xmlns:mc="http://schemas.openxmlformats.org/markup-compatibility/2006" xmlns:r="http://schemas.openxmlformats.org/officeDocument/2006/relationships" xmlns:w="http://schemas.openxmlformats.org/wordprocessingml/2006/main" xmlns:w14="http://schemas.microsoft.com/office/word/2010/wordml" xmlns:w15="http://schemas.microsoft.com/office/word/2012/wordml" xmlns:w16cex="http://schemas.microsoft.com/office/word/2018/wordml/cex" xmlns:w16cid="http://schemas.microsoft.com/office/word/2016/wordml/cid" xmlns:w16="http://schemas.microsoft.com/office/word/2018/wordml" xmlns:w16sdtdh="http://schemas.microsoft.com/office/word/2020/wordml/sdtdatahash" xmlns:w16sdtfl="http://schemas.microsoft.com/office/word/2024/wordml/sdtformatlock" xmlns:w16se="http://schemas.microsoft.com/office/word/2015/wordml/symex" xmlns:w16du="http://schemas.microsoft.com/office/word/2023/wordml/word16du" mc:Ignorable="w14 w15 w16se w16cid w16 w16cex w16sdtdh w16sdtfl w16du">
   <w:docDefaults>
     <w:rPrDefault>
       <w:rPr>
@@ -4849,6 +5084,7 @@
   <w:style w:type="character" w:default="1" w:styleId="DefaultParagraphFont">
     <w:name w:val="Default Paragraph Font"/>
     <w:uiPriority w:val="1"/>
+    <w:semiHidden/>
     <w:unhideWhenUsed/>
   </w:style>
   <w:style w:type="table" w:default="1" w:styleId="TableNormal">

--- a/public/resume.docx
+++ b/public/resume.docx
@@ -1,6 +1,6 @@
 
 <file path=word/document.xml><?xml version="1.0" encoding="utf-8"?>
-<w:document xmlns:wpc="http://schemas.microsoft.com/office/word/2010/wordprocessingCanvas" xmlns:cx="http://schemas.microsoft.com/office/drawing/2014/chartex" xmlns:cx1="http://schemas.microsoft.com/office/drawing/2015/9/8/chartex" xmlns:cx2="http://schemas.microsoft.com/office/drawing/2015/10/21/chartex" xmlns:cx3="http://schemas.microsoft.com/office/drawing/2016/5/9/chartex" xmlns:cx4="http://schemas.microsoft.com/office/drawing/2016/5/10/chartex" xmlns:cx5="http://schemas.microsoft.com/office/drawing/2016/5/11/chartex" xmlns:cx6="http://schemas.microsoft.com/office/drawing/2016/5/12/chartex" xmlns:cx7="http://schemas.microsoft.com/office/drawing/2016/5/13/chartex" xmlns:cx8="http://schemas.microsoft.com/office/drawing/2016/5/14/chartex" xmlns:mc="http://schemas.openxmlformats.org/markup-compatibility/2006" xmlns:aink="http://schemas.microsoft.com/office/drawing/2016/ink" xmlns:am3d="http://schemas.microsoft.com/office/drawing/2017/model3d" xmlns:o="urn:schemas-microsoft-com:office:office" xmlns:oel="http://schemas.microsoft.com/office/2019/extlst" xmlns:r="http://schemas.openxmlformats.org/officeDocument/2006/relationships" xmlns:m="http://schemas.openxmlformats.org/officeDocument/2006/math" xmlns:v="urn:schemas-microsoft-com:vml" xmlns:wp14="http://schemas.microsoft.com/office/word/2010/wordprocessingDrawing" xmlns:wp="http://schemas.openxmlformats.org/drawingml/2006/wordprocessingDrawing" xmlns:w10="urn:schemas-microsoft-com:office:word" xmlns:w="http://schemas.openxmlformats.org/wordprocessingml/2006/main" xmlns:w14="http://schemas.microsoft.com/office/word/2010/wordml" xmlns:w15="http://schemas.microsoft.com/office/word/2012/wordml" xmlns:w16cex="http://schemas.microsoft.com/office/word/2018/wordml/cex" xmlns:w16cid="http://schemas.microsoft.com/office/word/2016/wordml/cid" xmlns:w16="http://schemas.microsoft.com/office/word/2018/wordml" xmlns:w16sdtdh="http://schemas.microsoft.com/office/word/2020/wordml/sdtdatahash" xmlns:w16se="http://schemas.microsoft.com/office/word/2015/wordml/symex" xmlns:wpg="http://schemas.microsoft.com/office/word/2010/wordprocessingGroup" xmlns:wpi="http://schemas.microsoft.com/office/word/2010/wordprocessingInk" xmlns:wne="http://schemas.microsoft.com/office/word/2006/wordml" xmlns:wps="http://schemas.microsoft.com/office/word/2010/wordprocessingShape" mc:Ignorable="w14 w15 w16se w16cid w16 w16cex w16sdtdh wp14">
+<w:document xmlns:wpc="http://schemas.microsoft.com/office/word/2010/wordprocessingCanvas" xmlns:cx="http://schemas.microsoft.com/office/drawing/2014/chartex" xmlns:cx1="http://schemas.microsoft.com/office/drawing/2015/9/8/chartex" xmlns:cx2="http://schemas.microsoft.com/office/drawing/2015/10/21/chartex" xmlns:cx3="http://schemas.microsoft.com/office/drawing/2016/5/9/chartex" xmlns:cx4="http://schemas.microsoft.com/office/drawing/2016/5/10/chartex" xmlns:cx5="http://schemas.microsoft.com/office/drawing/2016/5/11/chartex" xmlns:cx6="http://schemas.microsoft.com/office/drawing/2016/5/12/chartex" xmlns:cx7="http://schemas.microsoft.com/office/drawing/2016/5/13/chartex" xmlns:cx8="http://schemas.microsoft.com/office/drawing/2016/5/14/chartex" xmlns:mc="http://schemas.openxmlformats.org/markup-compatibility/2006" xmlns:m="http://schemas.openxmlformats.org/officeDocument/2006/math" xmlns:aink="http://schemas.microsoft.com/office/drawing/2016/ink" xmlns:am3d="http://schemas.microsoft.com/office/drawing/2017/model3d" xmlns:oel="http://schemas.microsoft.com/office/2019/extlst" xmlns:r="http://schemas.openxmlformats.org/officeDocument/2006/relationships" xmlns:wp14="http://schemas.microsoft.com/office/word/2010/wordprocessingDrawing" xmlns:wp="http://schemas.openxmlformats.org/drawingml/2006/wordprocessingDrawing" xmlns:wpg="http://schemas.microsoft.com/office/word/2010/wordprocessingGroup" xmlns:wpi="http://schemas.microsoft.com/office/word/2010/wordprocessingInk" xmlns:wps="http://schemas.microsoft.com/office/word/2010/wordprocessingShape" xmlns:o="urn:schemas-microsoft-com:office:office" xmlns:v="urn:schemas-microsoft-com:vml" xmlns:w10="urn:schemas-microsoft-com:office:word" xmlns:w="http://schemas.openxmlformats.org/wordprocessingml/2006/main" xmlns:w14="http://schemas.microsoft.com/office/word/2010/wordml" xmlns:w15="http://schemas.microsoft.com/office/word/2012/wordml" xmlns:w16cex="http://schemas.microsoft.com/office/word/2018/wordml/cex" xmlns:w16cid="http://schemas.microsoft.com/office/word/2016/wordml/cid" xmlns:w16="http://schemas.microsoft.com/office/word/2018/wordml" xmlns:w16sdtdh="http://schemas.microsoft.com/office/word/2020/wordml/sdtdatahash" xmlns:w16sdtfl="http://schemas.microsoft.com/office/word/2024/wordml/sdtformatlock" xmlns:w16se="http://schemas.microsoft.com/office/word/2015/wordml/symex" xmlns:w16du="http://schemas.microsoft.com/office/word/2023/wordml/word16du" xmlns:wne="http://schemas.microsoft.com/office/word/2006/wordml" mc:Ignorable="w14 w15 w16se w16cid w16 w16cex w16sdtdh w16sdtfl w16du wp14">
   <w:body>
     <w:p>
       <w:pPr>
@@ -45,15 +45,817 @@
           <w:tab w:val="left" w:pos="990"/>
         </w:tabs>
         <w:ind w:left="990" w:hanging="960"/>
-      </w:pPr>
-      <w:r>
-        <w:rPr>
-          <w:rStyle w:val="Gray0"/>
-          <w:b/>
-          <w:color w:val="000000"/>
-        </w:rPr>
-        <w:t xml:space="preserve">Software Engineer, </w:t>
-      </w:r>
+        <w:rPr>
+          <w:rStyle w:val="Gray0"/>
+          <w:b/>
+          <w:color w:val="000000"/>
+        </w:rPr>
+      </w:pPr>
+      <w:r>
+        <w:rPr>
+          <w:rStyle w:val="Gray0"/>
+          <w:b/>
+          <w:color w:val="000000"/>
+        </w:rPr>
+        <w:t>Director of XBRL Technologies</w:t>
+      </w:r>
+      <w:r>
+        <w:rPr>
+          <w:rStyle w:val="Gray0"/>
+          <w:b/>
+          <w:color w:val="000000"/>
+        </w:rPr>
+        <w:t xml:space="preserve"> (January</w:t>
+      </w:r>
+      <w:r>
+        <w:rPr>
+          <w:rStyle w:val="Gray0"/>
+          <w:b/>
+          <w:color w:val="000000"/>
+        </w:rPr>
+        <w:t xml:space="preserve"> </w:t>
+      </w:r>
+      <w:r>
+        <w:rPr>
+          <w:rStyle w:val="Gray0"/>
+          <w:b/>
+          <w:color w:val="000000"/>
+        </w:rPr>
+        <w:t>2026</w:t>
+      </w:r>
+      <w:r>
+        <w:rPr>
+          <w:rStyle w:val="Gray0"/>
+          <w:b/>
+          <w:color w:val="000000"/>
+        </w:rPr>
+        <w:t>–</w:t>
+      </w:r>
+      <w:r>
+        <w:rPr>
+          <w:rStyle w:val="Gray0"/>
+          <w:b/>
+          <w:color w:val="000000"/>
+        </w:rPr>
+        <w:t>August 2026)</w:t>
+      </w:r>
+    </w:p>
+    <w:p>
+      <w:pPr>
+        <w:pStyle w:val="Body2"/>
+        <w:tabs>
+          <w:tab w:val="clear" w:pos="2400"/>
+          <w:tab w:val="left" w:pos="990"/>
+        </w:tabs>
+        <w:ind w:left="990" w:hanging="960"/>
+        <w:rPr>
+          <w:rStyle w:val="Gray0"/>
+          <w:color w:val="000000"/>
+        </w:rPr>
+      </w:pPr>
+      <w:proofErr w:type="spellStart"/>
+      <w:r>
+        <w:rPr>
+          <w:rStyle w:val="Gray0"/>
+          <w:b/>
+          <w:color w:val="000000"/>
+        </w:rPr>
+        <w:t>SECdirect</w:t>
+      </w:r>
+      <w:proofErr w:type="spellEnd"/>
+      <w:r>
+        <w:rPr>
+          <w:rStyle w:val="Gray0"/>
+          <w:b/>
+          <w:color w:val="000000"/>
+        </w:rPr>
+        <w:t xml:space="preserve">; </w:t>
+      </w:r>
+      <w:r>
+        <w:rPr>
+          <w:rStyle w:val="Gray0"/>
+          <w:b/>
+          <w:color w:val="000000"/>
+        </w:rPr>
+        <w:t>Durham</w:t>
+      </w:r>
+      <w:r>
+        <w:rPr>
+          <w:rStyle w:val="Gray0"/>
+          <w:b/>
+          <w:color w:val="000000"/>
+        </w:rPr>
+        <w:t>, NC</w:t>
+      </w:r>
+      <w:r>
+        <w:rPr>
+          <w:rStyle w:val="Gray0"/>
+          <w:b/>
+          <w:color w:val="000000"/>
+        </w:rPr>
+        <w:t xml:space="preserve"> (remote)</w:t>
+      </w:r>
+    </w:p>
+    <w:p>
+      <w:pPr>
+        <w:pStyle w:val="Body2"/>
+        <w:tabs>
+          <w:tab w:val="clear" w:pos="2400"/>
+          <w:tab w:val="left" w:pos="990"/>
+        </w:tabs>
+        <w:ind w:left="990" w:hanging="960"/>
+      </w:pPr>
+      <w:r>
+        <w:rPr>
+          <w:rStyle w:val="Gray0"/>
+          <w:color w:val="000000"/>
+        </w:rPr>
+        <w:tab/>
+      </w:r>
+      <w:r>
+        <w:t xml:space="preserve">I continued my role from </w:t>
+      </w:r>
+      <w:proofErr w:type="spellStart"/>
+      <w:r>
+        <w:t>Awther</w:t>
+      </w:r>
+      <w:proofErr w:type="spellEnd"/>
+      <w:r>
+        <w:t xml:space="preserve"> to </w:t>
+      </w:r>
+      <w:proofErr w:type="spellStart"/>
+      <w:r>
+        <w:t>SECdirect</w:t>
+      </w:r>
+      <w:proofErr w:type="spellEnd"/>
+      <w:r>
+        <w:t xml:space="preserve">, a spinoff of </w:t>
+      </w:r>
+      <w:proofErr w:type="spellStart"/>
+      <w:r>
+        <w:t>Awther</w:t>
+      </w:r>
+      <w:proofErr w:type="spellEnd"/>
+      <w:r>
+        <w:t>.  I was once again in charge of an engineering team that maintained a diverse array of web services and test automations of varying tech stack (</w:t>
+      </w:r>
+      <w:proofErr w:type="spellStart"/>
+      <w:r>
+        <w:t>dotnetcore</w:t>
+      </w:r>
+      <w:proofErr w:type="spellEnd"/>
+      <w:r>
+        <w:t xml:space="preserve">, </w:t>
+      </w:r>
+      <w:proofErr w:type="spellStart"/>
+      <w:r>
+        <w:t>nodejs</w:t>
+      </w:r>
+      <w:proofErr w:type="spellEnd"/>
+      <w:r>
+        <w:t xml:space="preserve">, </w:t>
+      </w:r>
+      <w:proofErr w:type="spellStart"/>
+      <w:r>
+        <w:t>golang</w:t>
+      </w:r>
+      <w:proofErr w:type="spellEnd"/>
+      <w:r>
+        <w:t xml:space="preserve">, python, </w:t>
+      </w:r>
+      <w:proofErr w:type="spellStart"/>
+      <w:r>
+        <w:t>postgres</w:t>
+      </w:r>
+      <w:proofErr w:type="spellEnd"/>
+      <w:r>
+        <w:t xml:space="preserve">, and </w:t>
+      </w:r>
+      <w:proofErr w:type="spellStart"/>
+      <w:r>
+        <w:t>mongodb</w:t>
+      </w:r>
+      <w:proofErr w:type="spellEnd"/>
+      <w:r>
+        <w:t>).  I continued to review every PR (pull request) and approved deployments to the many different environments including production.  I continued to hold the responsibility of full employee lifecycle, which includes interviewing, onboarding, performance evaluations, and separations.</w:t>
+      </w:r>
+    </w:p>
+    <w:p>
+      <w:pPr>
+        <w:pStyle w:val="Body2"/>
+        <w:tabs>
+          <w:tab w:val="clear" w:pos="2400"/>
+          <w:tab w:val="left" w:pos="990"/>
+        </w:tabs>
+        <w:ind w:left="990" w:hanging="960"/>
+      </w:pPr>
+    </w:p>
+    <w:p>
+      <w:pPr>
+        <w:pStyle w:val="Body2"/>
+        <w:tabs>
+          <w:tab w:val="clear" w:pos="2400"/>
+          <w:tab w:val="left" w:pos="990"/>
+        </w:tabs>
+        <w:ind w:left="990" w:hanging="960"/>
+        <w:rPr>
+          <w:rStyle w:val="Gray"/>
+          <w:color w:val="000000"/>
+        </w:rPr>
+      </w:pPr>
+      <w:r>
+        <w:tab/>
+        <w:t xml:space="preserve">While in this role, I was also given the role of a product owner.  I regularly met with stakeholders and customers to better understand their needs which identified </w:t>
+      </w:r>
+      <w:r>
+        <w:t>w</w:t>
+      </w:r>
+      <w:r>
+        <w:t>hat gaps</w:t>
+      </w:r>
+      <w:r>
+        <w:t xml:space="preserve"> are</w:t>
+      </w:r>
+      <w:r>
+        <w:t xml:space="preserve"> in our product offering.  I have personally sat through over 30 customer discovery calls and created work items afterwards (in Jira) for the engineering team to work on.  My </w:t>
+      </w:r>
+      <w:r>
+        <w:t>team’s work</w:t>
+      </w:r>
+      <w:r>
+        <w:t xml:space="preserve"> </w:t>
+      </w:r>
+      <w:r>
+        <w:t>under my guidance has</w:t>
+      </w:r>
+      <w:r>
+        <w:t xml:space="preserve"> been effective because the sales team achieved a 17% sales funnel</w:t>
+      </w:r>
+      <w:r>
+        <w:t xml:space="preserve"> with the new releases of the product.</w:t>
+      </w:r>
+    </w:p>
+    <w:p>
+      <w:pPr>
+        <w:pStyle w:val="Heading2"/>
+      </w:pPr>
+    </w:p>
+    <w:p>
+      <w:pPr>
+        <w:pStyle w:val="Body2"/>
+        <w:tabs>
+          <w:tab w:val="clear" w:pos="2400"/>
+          <w:tab w:val="left" w:pos="990"/>
+        </w:tabs>
+        <w:ind w:left="990" w:hanging="960"/>
+        <w:rPr>
+          <w:rStyle w:val="Gray0"/>
+          <w:b/>
+          <w:color w:val="000000"/>
+        </w:rPr>
+      </w:pPr>
+      <w:r>
+        <w:rPr>
+          <w:rStyle w:val="Gray0"/>
+          <w:b/>
+          <w:color w:val="000000"/>
+        </w:rPr>
+        <w:t>XBRL Technol</w:t>
+      </w:r>
+      <w:r>
+        <w:rPr>
+          <w:rStyle w:val="Gray0"/>
+          <w:b/>
+          <w:color w:val="000000"/>
+        </w:rPr>
+        <w:t>o</w:t>
+      </w:r>
+      <w:r>
+        <w:rPr>
+          <w:rStyle w:val="Gray0"/>
+          <w:b/>
+          <w:color w:val="000000"/>
+        </w:rPr>
+        <w:t>gist and Founder</w:t>
+      </w:r>
+      <w:r>
+        <w:rPr>
+          <w:rStyle w:val="Gray0"/>
+          <w:b/>
+          <w:color w:val="000000"/>
+        </w:rPr>
+        <w:t xml:space="preserve"> (January</w:t>
+      </w:r>
+      <w:r>
+        <w:rPr>
+          <w:rStyle w:val="Gray0"/>
+          <w:b/>
+          <w:color w:val="000000"/>
+        </w:rPr>
+        <w:t xml:space="preserve"> </w:t>
+      </w:r>
+      <w:r>
+        <w:rPr>
+          <w:rStyle w:val="Gray0"/>
+          <w:b/>
+          <w:color w:val="000000"/>
+        </w:rPr>
+        <w:t>2022</w:t>
+      </w:r>
+      <w:r>
+        <w:rPr>
+          <w:rStyle w:val="Gray0"/>
+          <w:b/>
+          <w:color w:val="000000"/>
+        </w:rPr>
+        <w:t>–</w:t>
+      </w:r>
+      <w:r>
+        <w:rPr>
+          <w:rStyle w:val="Gray0"/>
+          <w:b/>
+          <w:color w:val="000000"/>
+        </w:rPr>
+        <w:t>December 2025)</w:t>
+      </w:r>
+      <w:r>
+        <w:rPr>
+          <w:rStyle w:val="Gray0"/>
+          <w:b/>
+          <w:color w:val="000000"/>
+        </w:rPr>
+        <w:t>,</w:t>
+      </w:r>
+    </w:p>
+    <w:p>
+      <w:pPr>
+        <w:pStyle w:val="Body2"/>
+        <w:tabs>
+          <w:tab w:val="clear" w:pos="2400"/>
+          <w:tab w:val="left" w:pos="990"/>
+        </w:tabs>
+        <w:ind w:left="990" w:hanging="960"/>
+        <w:rPr>
+          <w:rStyle w:val="Gray0"/>
+          <w:b/>
+          <w:color w:val="000000"/>
+        </w:rPr>
+      </w:pPr>
+      <w:r>
+        <w:rPr>
+          <w:rStyle w:val="Gray0"/>
+          <w:b/>
+          <w:color w:val="000000"/>
+        </w:rPr>
+        <w:t>ECKSBEE</w:t>
+      </w:r>
+      <w:r>
+        <w:rPr>
+          <w:rStyle w:val="Gray0"/>
+          <w:b/>
+          <w:color w:val="000000"/>
+        </w:rPr>
+        <w:t xml:space="preserve"> LLC</w:t>
+      </w:r>
+      <w:r>
+        <w:rPr>
+          <w:rStyle w:val="Gray0"/>
+          <w:b/>
+          <w:color w:val="000000"/>
+        </w:rPr>
+        <w:t xml:space="preserve">; </w:t>
+      </w:r>
+      <w:r>
+        <w:rPr>
+          <w:rStyle w:val="Gray0"/>
+          <w:b/>
+          <w:color w:val="000000"/>
+        </w:rPr>
+        <w:t>Durham</w:t>
+      </w:r>
+      <w:r>
+        <w:rPr>
+          <w:rStyle w:val="Gray0"/>
+          <w:b/>
+          <w:color w:val="000000"/>
+        </w:rPr>
+        <w:t>, NC</w:t>
+      </w:r>
+      <w:r>
+        <w:rPr>
+          <w:rStyle w:val="Gray0"/>
+          <w:b/>
+          <w:color w:val="000000"/>
+        </w:rPr>
+        <w:t xml:space="preserve"> (remote)</w:t>
+      </w:r>
+    </w:p>
+    <w:p>
+      <w:pPr>
+        <w:pStyle w:val="Body2"/>
+        <w:tabs>
+          <w:tab w:val="clear" w:pos="2400"/>
+          <w:tab w:val="left" w:pos="990"/>
+        </w:tabs>
+        <w:ind w:left="990" w:hanging="960"/>
+        <w:rPr>
+          <w:rStyle w:val="Gray"/>
+          <w:color w:val="000000"/>
+        </w:rPr>
+      </w:pPr>
+      <w:r>
+        <w:rPr>
+          <w:rStyle w:val="Gray0"/>
+          <w:color w:val="000000"/>
+        </w:rPr>
+        <w:tab/>
+      </w:r>
+      <w:r>
+        <w:t xml:space="preserve">I did </w:t>
+      </w:r>
+      <w:proofErr w:type="gramStart"/>
+      <w:r>
+        <w:t>consulting</w:t>
+      </w:r>
+      <w:proofErr w:type="gramEnd"/>
+      <w:r>
+        <w:t xml:space="preserve"> for a tech startup, </w:t>
+      </w:r>
+      <w:proofErr w:type="spellStart"/>
+      <w:r>
+        <w:t>Awther</w:t>
+      </w:r>
+      <w:proofErr w:type="spellEnd"/>
+      <w:r>
+        <w:t xml:space="preserve"> Inc</w:t>
+      </w:r>
+      <w:r>
+        <w:t>,</w:t>
+      </w:r>
+      <w:r>
+        <w:t xml:space="preserve"> as an XBRL technologist</w:t>
+      </w:r>
+      <w:r>
+        <w:t xml:space="preserve"> and the subject matter expert on the XBRL technical specifications</w:t>
+      </w:r>
+      <w:r>
+        <w:t xml:space="preserve">.  In this role at </w:t>
+      </w:r>
+      <w:proofErr w:type="spellStart"/>
+      <w:r>
+        <w:t>Awther</w:t>
+      </w:r>
+      <w:proofErr w:type="spellEnd"/>
+      <w:r>
+        <w:t xml:space="preserve">, I have developed, tested, and deployed a </w:t>
+      </w:r>
+      <w:proofErr w:type="spellStart"/>
+      <w:r>
+        <w:t>golang</w:t>
+      </w:r>
+      <w:proofErr w:type="spellEnd"/>
+      <w:r>
+        <w:t xml:space="preserve"> microservice that maintains search indices of different XBRL taxonomies</w:t>
+      </w:r>
+      <w:r>
+        <w:t>,</w:t>
+      </w:r>
+      <w:r>
+        <w:t xml:space="preserve"> like USGAAP and IFRS</w:t>
+      </w:r>
+      <w:r>
+        <w:t>,</w:t>
+      </w:r>
+      <w:r>
+        <w:t xml:space="preserve"> deployed in an Azure Kubernetes Service.  I also designed and co-developed tagging and rendering C# microservices with a react frontend.  </w:t>
+      </w:r>
+      <w:r>
+        <w:t>I have built a real-time collaborative document editor using CRDT (convergent replicated data type) technology.</w:t>
+      </w:r>
+      <w:r>
+        <w:t xml:space="preserve">  </w:t>
+      </w:r>
+      <w:r>
+        <w:t xml:space="preserve">I have created document-comparison algorithms that allows the software to automatically tag a document without the use of AI.  </w:t>
+      </w:r>
+      <w:r>
+        <w:t xml:space="preserve">My contributions allowed </w:t>
+      </w:r>
+      <w:proofErr w:type="spellStart"/>
+      <w:r>
+        <w:t>Awther</w:t>
+      </w:r>
+      <w:proofErr w:type="spellEnd"/>
+      <w:r>
+        <w:t xml:space="preserve"> to enter the market for SEC disclosure software (as </w:t>
+      </w:r>
+      <w:proofErr w:type="spellStart"/>
+      <w:r>
+        <w:t>SECdirect</w:t>
+      </w:r>
+      <w:proofErr w:type="spellEnd"/>
+      <w:r>
+        <w:t xml:space="preserve">) and retained the interest of many investors year after year.  Also, I built a global development team consisting of software engineers, quality testers, and </w:t>
+      </w:r>
+      <w:proofErr w:type="spellStart"/>
+      <w:r>
+        <w:t>devops</w:t>
+      </w:r>
+      <w:proofErr w:type="spellEnd"/>
+      <w:r>
+        <w:t xml:space="preserve"> engineer.  As the head of implementation, I held the responsibility of full employee lifecycle, which includes</w:t>
+      </w:r>
+      <w:r>
+        <w:t xml:space="preserve"> interviewing, onboarding, performance evaluations, and separations.  My team, under my hands-on supervision, created microservices on Kubernetes, created playwright test automation with high coverage, </w:t>
+      </w:r>
+      <w:r>
+        <w:t xml:space="preserve">built a load-distributed infrastructure with high availability, </w:t>
+      </w:r>
+      <w:r>
+        <w:t xml:space="preserve">and maintained CI/CD pipelines on </w:t>
+      </w:r>
+      <w:proofErr w:type="spellStart"/>
+      <w:r>
+        <w:t>github</w:t>
+      </w:r>
+      <w:proofErr w:type="spellEnd"/>
+      <w:r>
+        <w:t xml:space="preserve"> actions.  The team is capable of rapid deployments of new features or bug fixes within a week.  I personally maintained a Jira board and roadmap to keep the contributors and stakeholders on track.</w:t>
+      </w:r>
+      <w:r>
+        <w:t xml:space="preserve">  I engaged stakeholders and contributors in conversations every day to level expectations.</w:t>
+      </w:r>
+      <w:r>
+        <w:rPr>
+          <w:rStyle w:val="Gray0"/>
+          <w:color w:val="000000"/>
+        </w:rPr>
+        <w:br/>
+      </w:r>
+      <w:r>
+        <w:rPr>
+          <w:rStyle w:val="Gray0"/>
+          <w:color w:val="000000"/>
+        </w:rPr>
+        <w:br/>
+      </w:r>
+      <w:r>
+        <w:rPr>
+          <w:rStyle w:val="Gray"/>
+          <w:color w:val="000000"/>
+        </w:rPr>
+        <w:t xml:space="preserve">As the founder, I have bootstrapped the company and personally developed </w:t>
+      </w:r>
+      <w:r>
+        <w:t>many bleeding-edge XBRL technologies</w:t>
+      </w:r>
+      <w:r>
+        <w:t xml:space="preserve">, such </w:t>
+      </w:r>
+      <w:proofErr w:type="spellStart"/>
+      <w:r>
+        <w:t>telefacts</w:t>
+      </w:r>
+      <w:proofErr w:type="spellEnd"/>
+      <w:r>
+        <w:t>.</w:t>
+      </w:r>
+      <w:r>
+        <w:t xml:space="preserve">  </w:t>
+      </w:r>
+      <w:proofErr w:type="spellStart"/>
+      <w:r>
+        <w:t>Telefacts</w:t>
+      </w:r>
+      <w:proofErr w:type="spellEnd"/>
+      <w:r>
+        <w:t xml:space="preserve"> is an open-source </w:t>
+      </w:r>
+      <w:proofErr w:type="spellStart"/>
+      <w:r>
+        <w:t>golang</w:t>
+      </w:r>
+      <w:proofErr w:type="spellEnd"/>
+      <w:r>
+        <w:t xml:space="preserve"> software that can process and render XBRL files.  A few clients have adopted it as part of their XBRL </w:t>
+      </w:r>
+      <w:r>
+        <w:lastRenderedPageBreak/>
+        <w:t xml:space="preserve">platform.  I have utilized </w:t>
+      </w:r>
+      <w:proofErr w:type="spellStart"/>
+      <w:r>
+        <w:t>telefacts</w:t>
+      </w:r>
+      <w:proofErr w:type="spellEnd"/>
+      <w:r>
+        <w:t xml:space="preserve"> to sc</w:t>
+      </w:r>
+      <w:r>
+        <w:t>r</w:t>
+      </w:r>
+      <w:r>
+        <w:t xml:space="preserve">ape the SEC’s (Stock Exchange Commission) website with home-grown rate-limiter and home-grown user-agent spoofing to render the XBRL facts in a </w:t>
+      </w:r>
+      <w:proofErr w:type="spellStart"/>
+      <w:r>
+        <w:t>solidjs</w:t>
+      </w:r>
+      <w:proofErr w:type="spellEnd"/>
+      <w:r>
+        <w:t xml:space="preserve"> web app.</w:t>
+      </w:r>
+      <w:r>
+        <w:rPr>
+          <w:rStyle w:val="Gray0"/>
+          <w:color w:val="000000"/>
+        </w:rPr>
+        <w:br/>
+      </w:r>
+      <w:r>
+        <w:rPr>
+          <w:rStyle w:val="Gray0"/>
+          <w:color w:val="000000"/>
+        </w:rPr>
+        <w:br/>
+      </w:r>
+      <w:r>
+        <w:rPr>
+          <w:rStyle w:val="Gray"/>
+          <w:color w:val="000000"/>
+        </w:rPr>
+        <w:t>Also, I have done research and development on incubation projects on ESG (Environment, Social, Governance) disclosure technology with a laser-precision focus on GHG emission (greenhouse gas) concepts within IFRS’ sustainability XBRL taxonomy as outlined within TCFD</w:t>
+      </w:r>
+      <w:r>
+        <w:rPr>
+          <w:rStyle w:val="Gray"/>
+          <w:color w:val="000000"/>
+        </w:rPr>
+        <w:t xml:space="preserve"> (</w:t>
+      </w:r>
+      <w:r>
+        <w:t>Task Force on Climate-related Financial Disclosures</w:t>
+      </w:r>
+      <w:r>
+        <w:t>).  I have attended sustainability conferences and networked with ESG professionals to learn more about scopes 1, 2, and 3 of the GHG emission disclosures.</w:t>
+      </w:r>
+    </w:p>
+    <w:p>
+      <w:pPr>
+        <w:pStyle w:val="Body2"/>
+        <w:tabs>
+          <w:tab w:val="clear" w:pos="2400"/>
+          <w:tab w:val="left" w:pos="990"/>
+        </w:tabs>
+        <w:ind w:left="990" w:hanging="960"/>
+      </w:pPr>
+    </w:p>
+    <w:p>
+      <w:pPr>
+        <w:pStyle w:val="Body2"/>
+        <w:tabs>
+          <w:tab w:val="clear" w:pos="2400"/>
+          <w:tab w:val="left" w:pos="990"/>
+        </w:tabs>
+        <w:ind w:left="990" w:hanging="960"/>
+        <w:rPr>
+          <w:rStyle w:val="Gray0"/>
+          <w:b/>
+          <w:color w:val="000000"/>
+        </w:rPr>
+      </w:pPr>
+      <w:r>
+        <w:rPr>
+          <w:rStyle w:val="Gray0"/>
+          <w:b/>
+          <w:color w:val="000000"/>
+        </w:rPr>
+        <w:t xml:space="preserve">Senior </w:t>
+      </w:r>
+      <w:r>
+        <w:rPr>
+          <w:rStyle w:val="Gray0"/>
+          <w:b/>
+          <w:color w:val="000000"/>
+        </w:rPr>
+        <w:t>Software Engineer</w:t>
+      </w:r>
+      <w:r>
+        <w:rPr>
+          <w:rStyle w:val="Gray0"/>
+          <w:b/>
+          <w:color w:val="000000"/>
+        </w:rPr>
+        <w:t xml:space="preserve"> (</w:t>
+      </w:r>
+      <w:r>
+        <w:rPr>
+          <w:rStyle w:val="Gray0"/>
+          <w:b/>
+          <w:color w:val="000000"/>
+        </w:rPr>
+        <w:t xml:space="preserve">February </w:t>
+      </w:r>
+      <w:r>
+        <w:rPr>
+          <w:rStyle w:val="Gray0"/>
+          <w:b/>
+          <w:color w:val="000000"/>
+        </w:rPr>
+        <w:t>2023</w:t>
+      </w:r>
+      <w:r>
+        <w:rPr>
+          <w:rStyle w:val="Gray0"/>
+          <w:b/>
+          <w:color w:val="000000"/>
+        </w:rPr>
+        <w:t>–</w:t>
+      </w:r>
+      <w:r>
+        <w:rPr>
+          <w:rStyle w:val="Gray0"/>
+          <w:b/>
+          <w:color w:val="000000"/>
+        </w:rPr>
+        <w:t>November 2025)</w:t>
+      </w:r>
+      <w:r>
+        <w:rPr>
+          <w:rStyle w:val="Gray0"/>
+          <w:b/>
+          <w:color w:val="000000"/>
+        </w:rPr>
+        <w:t>,</w:t>
+      </w:r>
+    </w:p>
+    <w:p>
+      <w:pPr>
+        <w:pStyle w:val="Body2"/>
+        <w:tabs>
+          <w:tab w:val="clear" w:pos="2400"/>
+          <w:tab w:val="left" w:pos="990"/>
+        </w:tabs>
+        <w:ind w:left="990" w:hanging="960"/>
+        <w:rPr>
+          <w:rStyle w:val="Gray0"/>
+          <w:b/>
+          <w:color w:val="000000"/>
+        </w:rPr>
+      </w:pPr>
+      <w:r>
+        <w:rPr>
+          <w:rStyle w:val="Gray0"/>
+          <w:b/>
+          <w:color w:val="000000"/>
+        </w:rPr>
+        <w:t>Software Engineer</w:t>
+      </w:r>
+      <w:r>
+        <w:rPr>
+          <w:rStyle w:val="Gray0"/>
+          <w:b/>
+          <w:color w:val="000000"/>
+        </w:rPr>
+        <w:t xml:space="preserve"> (</w:t>
+      </w:r>
+      <w:r>
+        <w:rPr>
+          <w:rStyle w:val="Gray0"/>
+          <w:b/>
+          <w:color w:val="000000"/>
+        </w:rPr>
+        <w:t>February 2019–</w:t>
+      </w:r>
+      <w:r>
+        <w:rPr>
+          <w:rStyle w:val="Gray0"/>
+          <w:b/>
+          <w:color w:val="000000"/>
+        </w:rPr>
+        <w:t>January 2023)</w:t>
+      </w:r>
+      <w:r>
+        <w:rPr>
+          <w:rStyle w:val="Gray0"/>
+          <w:b/>
+          <w:color w:val="000000"/>
+        </w:rPr>
+        <w:t>,</w:t>
+      </w:r>
+    </w:p>
+    <w:p>
+      <w:pPr>
+        <w:pStyle w:val="Body2"/>
+        <w:tabs>
+          <w:tab w:val="clear" w:pos="2400"/>
+          <w:tab w:val="left" w:pos="990"/>
+        </w:tabs>
+        <w:ind w:left="990" w:hanging="960"/>
+        <w:rPr>
+          <w:b/>
+        </w:rPr>
+      </w:pPr>
       <w:proofErr w:type="spellStart"/>
       <w:r>
         <w:rPr>
@@ -86,23 +888,15 @@
           <w:b/>
           <w:color w:val="000000"/>
         </w:rPr>
-        <w:t xml:space="preserve"> before 2023)</w:t>
-      </w:r>
-      <w:r>
-        <w:rPr>
-          <w:rStyle w:val="Gray0"/>
-          <w:b/>
-          <w:color w:val="000000"/>
-        </w:rPr>
-        <w:t>; Raleigh, NC – February 2019–</w:t>
-      </w:r>
-      <w:r>
-        <w:rPr>
-          <w:rStyle w:val="Gray0"/>
-          <w:b/>
-          <w:color w:val="000000"/>
-        </w:rPr>
-        <w:t>Present</w:t>
+        <w:t>)</w:t>
+      </w:r>
+      <w:r>
+        <w:rPr>
+          <w:rStyle w:val="Gray0"/>
+          <w:b/>
+          <w:color w:val="000000"/>
+        </w:rPr>
+        <w:t>; Raleigh, NC</w:t>
       </w:r>
     </w:p>
     <w:p>
@@ -114,7 +908,7 @@
         <w:ind w:left="1680" w:hanging="960"/>
       </w:pPr>
       <w:r>
-        <w:t>EHR</w:t>
+        <w:t>Digital prescription infrastructure</w:t>
       </w:r>
       <w:r>
         <w:t xml:space="preserve">: I </w:t>
@@ -152,19 +946,7 @@
       </w:r>
       <w:proofErr w:type="spellEnd"/>
       <w:r>
-        <w:t xml:space="preserve"> applications </w:t>
-      </w:r>
-      <w:r>
-        <w:t xml:space="preserve">while </w:t>
-      </w:r>
-      <w:r>
-        <w:t xml:space="preserve">introducing zero regressions or detrimental impacts on the </w:t>
-      </w:r>
-      <w:r>
-        <w:t>brownfield</w:t>
-      </w:r>
-      <w:r>
-        <w:t xml:space="preserve"> systems used by 8 million patients and 200,000 medical professionals.  My sprinting team always guaranteed delivery to production environment every two weeks, which kept </w:t>
+        <w:t xml:space="preserve"> applications while introducing zero regressions or detrimental impacts on the brownfield systems used by 8 million patients and 200,000 medical professionals.  My sprinting team always guaranteed delivery to production environment every two weeks, which kept </w:t>
       </w:r>
       <w:proofErr w:type="spellStart"/>
       <w:r>
@@ -172,32 +954,18 @@
       </w:r>
       <w:proofErr w:type="spellEnd"/>
       <w:r>
-        <w:t xml:space="preserve"> interest in the project </w:t>
-      </w:r>
-      <w:r>
-        <w:t>piqued</w:t>
-      </w:r>
-      <w:r>
-        <w:t xml:space="preserve"> and vocal.  The project was pronounced </w:t>
-      </w:r>
-      <w:r>
-        <w:t>feature</w:t>
-      </w:r>
-      <w:r>
-        <w:t>-</w:t>
-      </w:r>
-      <w:r>
-        <w:t>complete</w:t>
-      </w:r>
-      <w:r>
-        <w:t xml:space="preserve"> after six months</w:t>
-      </w:r>
-      <w:r>
-        <w:t xml:space="preserve"> of sprinting</w:t>
-      </w:r>
-      <w:r>
-        <w:t xml:space="preserve"> on April 2023, and it was projected to realize $5 million of annual recurring revenue (ARR).</w:t>
-      </w:r>
+        <w:t xml:space="preserve"> interest in the project piqued and vocal.  The project was pronounced feature-complete after six months of sprinting on April 2023, and it was projected to realize $5 million of annual recurring revenue (ARR).</w:t>
+      </w:r>
+    </w:p>
+    <w:p>
+      <w:pPr>
+        <w:pStyle w:val="Body2"/>
+        <w:tabs>
+          <w:tab w:val="clear" w:pos="2400"/>
+          <w:tab w:val="left" w:pos="990"/>
+        </w:tabs>
+        <w:ind w:left="990" w:hanging="960"/>
+      </w:pPr>
     </w:p>
     <w:p>
       <w:pPr>
@@ -207,60 +975,90 @@
         </w:tabs>
         <w:ind w:left="1680" w:hanging="960"/>
       </w:pPr>
-      <w:proofErr w:type="spellStart"/>
-      <w:r>
-        <w:t>JAMStack</w:t>
-      </w:r>
-      <w:proofErr w:type="spellEnd"/>
-      <w:r>
-        <w:t xml:space="preserve">: I deployed a </w:t>
-      </w:r>
-      <w:proofErr w:type="spellStart"/>
-      <w:r>
-        <w:t>JAMStack</w:t>
-      </w:r>
-      <w:proofErr w:type="spellEnd"/>
-      <w:r>
-        <w:t xml:space="preserve"> with </w:t>
-      </w:r>
-      <w:proofErr w:type="spellStart"/>
-      <w:r>
-        <w:t>Gatsbyjs</w:t>
-      </w:r>
-      <w:proofErr w:type="spellEnd"/>
-      <w:r>
-        <w:t xml:space="preserve">’ static site generator (SSG).  Due to the growing popularity in North America and India, the </w:t>
-      </w:r>
-      <w:r>
-        <w:t xml:space="preserve">web </w:t>
-      </w:r>
-      <w:r>
-        <w:t>pages</w:t>
-      </w:r>
-      <w:r>
-        <w:t xml:space="preserve"> </w:t>
-      </w:r>
-      <w:r>
-        <w:t>were</w:t>
-      </w:r>
-      <w:r>
-        <w:t xml:space="preserve"> eventually ported over to SSR (server-side rendered) </w:t>
-      </w:r>
-      <w:proofErr w:type="spellStart"/>
-      <w:r>
-        <w:t>Nextjs</w:t>
-      </w:r>
-      <w:proofErr w:type="spellEnd"/>
-      <w:r>
-        <w:t xml:space="preserve"> web app hosted on Azure Blob Storage and Azure App Service.  To accommodate the growing worldwide userbase and to serve content with faster response times, the web app is hosted from a </w:t>
-      </w:r>
-      <w:proofErr w:type="spellStart"/>
-      <w:r>
-        <w:t>nodejs</w:t>
-      </w:r>
-      <w:proofErr w:type="spellEnd"/>
-      <w:r>
-        <w:t xml:space="preserve"> memory cache.  Also, the web app utilizes single-sign on workflow through Azure Active Directory.</w:t>
+      <w:r>
+        <w:t>EHR</w:t>
+      </w:r>
+      <w:r>
+        <w:t xml:space="preserve">: I </w:t>
+      </w:r>
+      <w:r>
+        <w:t xml:space="preserve">developed Net4.8 http applications, WCF services, and </w:t>
+      </w:r>
+      <w:proofErr w:type="spellStart"/>
+      <w:r>
+        <w:t>Emberjs</w:t>
+      </w:r>
+      <w:proofErr w:type="spellEnd"/>
+      <w:r>
+        <w:t xml:space="preserve"> components for </w:t>
+      </w:r>
+      <w:proofErr w:type="spellStart"/>
+      <w:r>
+        <w:t>PracticeFusion</w:t>
+      </w:r>
+      <w:proofErr w:type="spellEnd"/>
+      <w:r>
+        <w:t xml:space="preserve">.  The new codebase allowed </w:t>
+      </w:r>
+      <w:proofErr w:type="spellStart"/>
+      <w:r>
+        <w:t>PracticeFusion</w:t>
+      </w:r>
+      <w:proofErr w:type="spellEnd"/>
+      <w:r>
+        <w:t xml:space="preserve"> services to be integrated with </w:t>
+      </w:r>
+      <w:proofErr w:type="spellStart"/>
+      <w:r>
+        <w:t>ZocDoc</w:t>
+      </w:r>
+      <w:proofErr w:type="spellEnd"/>
+      <w:r>
+        <w:t xml:space="preserve"> applications </w:t>
+      </w:r>
+      <w:r>
+        <w:t xml:space="preserve">while </w:t>
+      </w:r>
+      <w:r>
+        <w:t xml:space="preserve">introducing zero regressions or detrimental impacts on the </w:t>
+      </w:r>
+      <w:r>
+        <w:t>brownfield</w:t>
+      </w:r>
+      <w:r>
+        <w:t xml:space="preserve"> systems used by 8 million patients and 200,000 medical professionals.  My sprinting team always guaranteed delivery to production environment every two weeks, which kept </w:t>
+      </w:r>
+      <w:proofErr w:type="spellStart"/>
+      <w:r>
+        <w:t>ZocDoc’s</w:t>
+      </w:r>
+      <w:proofErr w:type="spellEnd"/>
+      <w:r>
+        <w:t xml:space="preserve"> interest in the project </w:t>
+      </w:r>
+      <w:r>
+        <w:t>piqued</w:t>
+      </w:r>
+      <w:r>
+        <w:t xml:space="preserve"> and vocal.  The project was pronounced </w:t>
+      </w:r>
+      <w:r>
+        <w:t>feature</w:t>
+      </w:r>
+      <w:r>
+        <w:t>-</w:t>
+      </w:r>
+      <w:r>
+        <w:t>complete</w:t>
+      </w:r>
+      <w:r>
+        <w:t xml:space="preserve"> after six months</w:t>
+      </w:r>
+      <w:r>
+        <w:t xml:space="preserve"> of sprinting</w:t>
+      </w:r>
+      <w:r>
+        <w:t xml:space="preserve"> on April 2023, and it was projected to realize $5 million of annual recurring revenue (ARR).</w:t>
       </w:r>
     </w:p>
     <w:p>
@@ -271,6 +1069,70 @@
         </w:tabs>
         <w:ind w:left="1680" w:hanging="960"/>
       </w:pPr>
+      <w:proofErr w:type="spellStart"/>
+      <w:r>
+        <w:t>JAMStack</w:t>
+      </w:r>
+      <w:proofErr w:type="spellEnd"/>
+      <w:r>
+        <w:t xml:space="preserve">: I deployed a </w:t>
+      </w:r>
+      <w:proofErr w:type="spellStart"/>
+      <w:r>
+        <w:t>JAMStack</w:t>
+      </w:r>
+      <w:proofErr w:type="spellEnd"/>
+      <w:r>
+        <w:t xml:space="preserve"> with </w:t>
+      </w:r>
+      <w:proofErr w:type="spellStart"/>
+      <w:r>
+        <w:t>Gatsbyjs</w:t>
+      </w:r>
+      <w:proofErr w:type="spellEnd"/>
+      <w:r>
+        <w:t xml:space="preserve">’ static site generator (SSG).  Due to the growing popularity in North America and India, the </w:t>
+      </w:r>
+      <w:r>
+        <w:t xml:space="preserve">web </w:t>
+      </w:r>
+      <w:r>
+        <w:t>pages</w:t>
+      </w:r>
+      <w:r>
+        <w:t xml:space="preserve"> </w:t>
+      </w:r>
+      <w:r>
+        <w:t>were</w:t>
+      </w:r>
+      <w:r>
+        <w:t xml:space="preserve"> eventually ported over to SSR (server-side rendered) </w:t>
+      </w:r>
+      <w:proofErr w:type="spellStart"/>
+      <w:r>
+        <w:t>Nextjs</w:t>
+      </w:r>
+      <w:proofErr w:type="spellEnd"/>
+      <w:r>
+        <w:t xml:space="preserve"> web app hosted on Azure Blob Storage and Azure App Service.  To accommodate the growing worldwide userbase and to serve content with faster response times, the web app is hosted from a </w:t>
+      </w:r>
+      <w:proofErr w:type="spellStart"/>
+      <w:r>
+        <w:t>nodejs</w:t>
+      </w:r>
+      <w:proofErr w:type="spellEnd"/>
+      <w:r>
+        <w:t xml:space="preserve"> memory cache.  Also, the web app utilizes single-sign on workflow through Azure Active Directory.</w:t>
+      </w:r>
+    </w:p>
+    <w:p>
+      <w:pPr>
+        <w:pStyle w:val="Body2"/>
+        <w:tabs>
+          <w:tab w:val="left" w:pos="990"/>
+        </w:tabs>
+        <w:ind w:left="1680" w:hanging="960"/>
+      </w:pPr>
       <w:r>
         <w:t xml:space="preserve">Lift and shift: I </w:t>
       </w:r>
@@ -334,7 +1196,11 @@
       </w:r>
       <w:proofErr w:type="spellEnd"/>
       <w:r>
-        <w:t xml:space="preserve">.  The infrastructure template was eventually deployed to production and hosted webservices with </w:t>
+        <w:t xml:space="preserve">.  The infrastructure template was eventually deployed to </w:t>
+      </w:r>
+      <w:r>
+        <w:lastRenderedPageBreak/>
+        <w:t xml:space="preserve">production and hosted webservices with </w:t>
       </w:r>
       <w:r>
         <w:t xml:space="preserve">uptime of at least </w:t>
@@ -537,11 +1403,7 @@
         <w:t xml:space="preserve">for </w:t>
       </w:r>
       <w:r>
-        <w:t xml:space="preserve">an IAM (Identity-Access Management) system which can provision an account for a human or machine user in a domain through the wiring of IDP (identity providers like </w:t>
-      </w:r>
-      <w:r>
-        <w:lastRenderedPageBreak/>
-        <w:t>Active Directory Federation Server), STS (security token services), and Microsoft SQL Server instances.</w:t>
+        <w:t>an IAM (Identity-Access Management) system which can provision an account for a human or machine user in a domain through the wiring of IDP (identity providers like Active Directory Federation Server), STS (security token services), and Microsoft SQL Server instances.</w:t>
       </w:r>
     </w:p>
     <w:p>
@@ -568,16 +1430,49 @@
         <w:ind w:left="990" w:hanging="960"/>
         <w:rPr>
           <w:rStyle w:val="Gray0"/>
-          <w:color w:val="000000"/>
-        </w:rPr>
-      </w:pPr>
-      <w:r>
-        <w:rPr>
-          <w:rStyle w:val="Gray0"/>
-          <w:b/>
-          <w:color w:val="000000"/>
-        </w:rPr>
-        <w:t>Software Engineer, Issuer Direct; Morrisville, NC – July 2016–October 2018</w:t>
+          <w:b/>
+          <w:color w:val="000000"/>
+        </w:rPr>
+      </w:pPr>
+      <w:r>
+        <w:rPr>
+          <w:rStyle w:val="Gray0"/>
+          <w:b/>
+          <w:color w:val="000000"/>
+        </w:rPr>
+        <w:t>Software Engineer</w:t>
+      </w:r>
+      <w:r>
+        <w:rPr>
+          <w:rStyle w:val="Gray0"/>
+          <w:b/>
+          <w:color w:val="000000"/>
+        </w:rPr>
+        <w:t xml:space="preserve"> (</w:t>
+      </w:r>
+      <w:r>
+        <w:rPr>
+          <w:rStyle w:val="Gray0"/>
+          <w:b/>
+          <w:color w:val="000000"/>
+        </w:rPr>
+        <w:t>July 2016–October 2018</w:t>
+      </w:r>
+      <w:r>
+        <w:rPr>
+          <w:rStyle w:val="Gray0"/>
+          <w:b/>
+          <w:color w:val="000000"/>
+        </w:rPr>
+        <w:t>)</w:t>
+      </w:r>
+      <w:r>
+        <w:rPr>
+          <w:rStyle w:val="Gray0"/>
+          <w:b/>
+          <w:color w:val="000000"/>
+        </w:rPr>
+        <w:t>,</w:t>
       </w:r>
     </w:p>
     <w:p>
@@ -590,688 +1485,17 @@
         <w:ind w:left="990" w:hanging="960"/>
         <w:rPr>
           <w:rStyle w:val="Gray0"/>
-          <w:color w:val="000000"/>
-        </w:rPr>
-      </w:pPr>
-      <w:r>
-        <w:rPr>
-          <w:rStyle w:val="Gray0"/>
-          <w:color w:val="000000"/>
-        </w:rPr>
-        <w:tab/>
-      </w:r>
-      <w:r>
-        <w:t>Conceptualized, architected, designed, developed</w:t>
-      </w:r>
-      <w:r>
-        <w:t>, and deployed</w:t>
-      </w:r>
-      <w:r>
-        <w:t xml:space="preserve"> a financial accounting application that meets the regulatory disclosures mandated by the Stock Exchange Commission (SEC)</w:t>
-      </w:r>
-      <w:r>
-        <w:t xml:space="preserve"> that caters to an audience of accountants, auditors, and lawyers</w:t>
-      </w:r>
-      <w:r>
-        <w:t>.</w:t>
-      </w:r>
-      <w:r>
-        <w:rPr>
-          <w:rStyle w:val="Gray"/>
-          <w:color w:val="000000"/>
-        </w:rPr>
-        <w:t xml:space="preserve">  </w:t>
-      </w:r>
-      <w:r>
-        <w:rPr>
-          <w:rStyle w:val="Gray"/>
-          <w:color w:val="000000"/>
-        </w:rPr>
-        <w:t>The team employed scrum methodology with CI/CD environment with Jenkins churning user stories/developer task</w:t>
-      </w:r>
-      <w:r>
-        <w:rPr>
-          <w:rStyle w:val="Gray"/>
-          <w:color w:val="000000"/>
-        </w:rPr>
-        <w:t>s</w:t>
-      </w:r>
-      <w:r>
-        <w:rPr>
-          <w:rStyle w:val="Gray"/>
-          <w:color w:val="000000"/>
-        </w:rPr>
-        <w:t xml:space="preserve"> into </w:t>
-      </w:r>
-      <w:r>
-        <w:rPr>
-          <w:rStyle w:val="Gray"/>
-          <w:color w:val="000000"/>
-        </w:rPr>
-        <w:t>usable software</w:t>
-      </w:r>
-      <w:r>
-        <w:rPr>
-          <w:rStyle w:val="Gray"/>
-          <w:color w:val="000000"/>
-        </w:rPr>
-        <w:t xml:space="preserve"> every two weeks.  </w:t>
-      </w:r>
-      <w:r>
-        <w:rPr>
-          <w:rStyle w:val="Gray"/>
-          <w:color w:val="000000"/>
-        </w:rPr>
-        <w:t>The green</w:t>
-      </w:r>
-      <w:r>
-        <w:rPr>
-          <w:rStyle w:val="Gray"/>
-          <w:color w:val="000000"/>
-        </w:rPr>
-        <w:t>-</w:t>
-      </w:r>
-      <w:r>
-        <w:rPr>
-          <w:rStyle w:val="Gray"/>
-          <w:color w:val="000000"/>
-        </w:rPr>
-        <w:t xml:space="preserve">field project, part of Issuer </w:t>
-      </w:r>
-      <w:proofErr w:type="spellStart"/>
-      <w:r>
-        <w:rPr>
-          <w:rStyle w:val="Gray"/>
-          <w:color w:val="000000"/>
-        </w:rPr>
-        <w:t>Direct’s</w:t>
-      </w:r>
-      <w:proofErr w:type="spellEnd"/>
-      <w:r>
-        <w:rPr>
-          <w:rStyle w:val="Gray"/>
-          <w:color w:val="000000"/>
-        </w:rPr>
-        <w:t xml:space="preserve"> Blueprint product line</w:t>
-      </w:r>
-      <w:r>
-        <w:rPr>
-          <w:rStyle w:val="Gray"/>
-          <w:color w:val="000000"/>
-        </w:rPr>
-        <w:t xml:space="preserve">, is deployed in Google Cloud Platform with a </w:t>
-      </w:r>
-      <w:r>
-        <w:rPr>
-          <w:rStyle w:val="Gray"/>
-          <w:color w:val="000000"/>
-        </w:rPr>
-        <w:t>docker/</w:t>
-      </w:r>
-      <w:proofErr w:type="spellStart"/>
-      <w:r>
-        <w:rPr>
-          <w:rStyle w:val="Gray"/>
-          <w:color w:val="000000"/>
-        </w:rPr>
-        <w:t>kubernetes</w:t>
-      </w:r>
-      <w:proofErr w:type="spellEnd"/>
-      <w:r>
-        <w:rPr>
-          <w:rStyle w:val="Gray"/>
-          <w:color w:val="000000"/>
-        </w:rPr>
-        <w:t xml:space="preserve"> setup</w:t>
-      </w:r>
-      <w:r>
-        <w:rPr>
-          <w:rStyle w:val="Gray"/>
-          <w:color w:val="000000"/>
-        </w:rPr>
-        <w:t>.</w:t>
-      </w:r>
-      <w:r>
-        <w:rPr>
-          <w:rStyle w:val="Gray"/>
-          <w:color w:val="000000"/>
-        </w:rPr>
-        <w:t xml:space="preserve">  The software application follows a multi-tier architecture that involved the following: a </w:t>
-      </w:r>
-      <w:r>
-        <w:rPr>
-          <w:rStyle w:val="Gray"/>
-          <w:color w:val="000000"/>
-        </w:rPr>
-        <w:t>s</w:t>
-      </w:r>
-      <w:r>
-        <w:rPr>
-          <w:rStyle w:val="Gray"/>
-          <w:color w:val="000000"/>
-        </w:rPr>
-        <w:t>ingle</w:t>
-      </w:r>
-      <w:r>
-        <w:rPr>
-          <w:rStyle w:val="Gray"/>
-          <w:color w:val="000000"/>
-        </w:rPr>
-        <w:t xml:space="preserve"> p</w:t>
-      </w:r>
-      <w:r>
-        <w:rPr>
-          <w:rStyle w:val="Gray"/>
-          <w:color w:val="000000"/>
-        </w:rPr>
-        <w:t>age</w:t>
-      </w:r>
-      <w:r>
-        <w:rPr>
-          <w:rStyle w:val="Gray"/>
-          <w:color w:val="000000"/>
-        </w:rPr>
-        <w:t xml:space="preserve"> a</w:t>
-      </w:r>
-      <w:r>
-        <w:rPr>
-          <w:rStyle w:val="Gray"/>
-          <w:color w:val="000000"/>
-        </w:rPr>
-        <w:t xml:space="preserve">pplication </w:t>
-      </w:r>
-      <w:r>
-        <w:rPr>
-          <w:rStyle w:val="Gray"/>
-          <w:color w:val="000000"/>
-        </w:rPr>
-        <w:t>built</w:t>
-      </w:r>
-      <w:r>
-        <w:rPr>
-          <w:rStyle w:val="Gray"/>
-          <w:color w:val="000000"/>
-        </w:rPr>
-        <w:t xml:space="preserve"> with </w:t>
-      </w:r>
-      <w:proofErr w:type="spellStart"/>
-      <w:r>
-        <w:rPr>
-          <w:rStyle w:val="Gray"/>
-          <w:color w:val="000000"/>
-        </w:rPr>
-        <w:t>r</w:t>
-      </w:r>
-      <w:r>
-        <w:rPr>
-          <w:rStyle w:val="Gray"/>
-          <w:color w:val="000000"/>
-        </w:rPr>
-        <w:t>eactjs</w:t>
-      </w:r>
-      <w:proofErr w:type="spellEnd"/>
-      <w:r>
-        <w:rPr>
-          <w:rStyle w:val="Gray"/>
-          <w:color w:val="000000"/>
-        </w:rPr>
-        <w:t>/</w:t>
-      </w:r>
-      <w:proofErr w:type="spellStart"/>
-      <w:r>
-        <w:rPr>
-          <w:rStyle w:val="Gray"/>
-          <w:color w:val="000000"/>
-        </w:rPr>
-        <w:t>r</w:t>
-      </w:r>
-      <w:r>
-        <w:rPr>
-          <w:rStyle w:val="Gray"/>
-          <w:color w:val="000000"/>
-        </w:rPr>
-        <w:t>eduxjs</w:t>
-      </w:r>
-      <w:proofErr w:type="spellEnd"/>
-      <w:r>
-        <w:rPr>
-          <w:rStyle w:val="Gray"/>
-          <w:color w:val="000000"/>
-        </w:rPr>
-        <w:t xml:space="preserve">; </w:t>
-      </w:r>
-      <w:r>
-        <w:rPr>
-          <w:rStyle w:val="Gray"/>
-          <w:color w:val="000000"/>
-        </w:rPr>
-        <w:t xml:space="preserve">and </w:t>
-      </w:r>
-      <w:r>
-        <w:rPr>
-          <w:rStyle w:val="Gray"/>
-          <w:color w:val="000000"/>
-        </w:rPr>
-        <w:t>a .</w:t>
-      </w:r>
-      <w:r>
-        <w:rPr>
-          <w:rStyle w:val="Gray"/>
-          <w:color w:val="000000"/>
-        </w:rPr>
-        <w:t>n</w:t>
-      </w:r>
-      <w:r>
-        <w:rPr>
-          <w:rStyle w:val="Gray"/>
-          <w:color w:val="000000"/>
-        </w:rPr>
-        <w:t xml:space="preserve">et </w:t>
-      </w:r>
-      <w:r>
-        <w:rPr>
-          <w:rStyle w:val="Gray"/>
-          <w:color w:val="000000"/>
-        </w:rPr>
-        <w:t>c</w:t>
-      </w:r>
-      <w:r>
-        <w:rPr>
-          <w:rStyle w:val="Gray"/>
-          <w:color w:val="000000"/>
-        </w:rPr>
-        <w:t xml:space="preserve">ore </w:t>
-      </w:r>
-      <w:r>
-        <w:rPr>
-          <w:rStyle w:val="Gray"/>
-          <w:color w:val="000000"/>
-        </w:rPr>
-        <w:t>docker container</w:t>
-      </w:r>
-      <w:r>
-        <w:rPr>
-          <w:rStyle w:val="Gray"/>
-          <w:color w:val="000000"/>
-        </w:rPr>
-        <w:t xml:space="preserve"> with </w:t>
-      </w:r>
-      <w:proofErr w:type="spellStart"/>
-      <w:r>
-        <w:rPr>
-          <w:rStyle w:val="Gray"/>
-          <w:color w:val="000000"/>
-        </w:rPr>
-        <w:t>MemoryCache</w:t>
-      </w:r>
-      <w:proofErr w:type="spellEnd"/>
-      <w:r>
-        <w:rPr>
-          <w:rStyle w:val="Gray"/>
-          <w:color w:val="000000"/>
-        </w:rPr>
-        <w:t>,</w:t>
-      </w:r>
-      <w:r>
-        <w:rPr>
-          <w:rStyle w:val="Gray"/>
-          <w:color w:val="000000"/>
-        </w:rPr>
-        <w:t xml:space="preserve"> </w:t>
-      </w:r>
-      <w:proofErr w:type="spellStart"/>
-      <w:r>
-        <w:rPr>
-          <w:rStyle w:val="Gray"/>
-          <w:color w:val="000000"/>
-        </w:rPr>
-        <w:t>MySql</w:t>
-      </w:r>
-      <w:proofErr w:type="spellEnd"/>
-      <w:r>
-        <w:rPr>
-          <w:rStyle w:val="Gray"/>
-          <w:color w:val="000000"/>
-        </w:rPr>
-        <w:t xml:space="preserve"> client, </w:t>
-      </w:r>
-      <w:proofErr w:type="spellStart"/>
-      <w:r>
-        <w:rPr>
-          <w:rStyle w:val="Gray"/>
-          <w:color w:val="000000"/>
-        </w:rPr>
-        <w:t>ElasticSearch</w:t>
-      </w:r>
-      <w:proofErr w:type="spellEnd"/>
-      <w:r>
-        <w:rPr>
-          <w:rStyle w:val="Gray"/>
-          <w:color w:val="000000"/>
-        </w:rPr>
-        <w:t xml:space="preserve"> client, and business logic</w:t>
-      </w:r>
-      <w:r>
-        <w:rPr>
-          <w:rStyle w:val="Gray"/>
-          <w:color w:val="000000"/>
-        </w:rPr>
-        <w:t xml:space="preserve"> layer</w:t>
-      </w:r>
-      <w:r>
-        <w:rPr>
-          <w:rStyle w:val="Gray"/>
-          <w:color w:val="000000"/>
-        </w:rPr>
-        <w:t xml:space="preserve">.  The business domain involved heavy business analysis of the financial and accounting domain knowledge: </w:t>
-      </w:r>
-      <w:r>
-        <w:rPr>
-          <w:rStyle w:val="Gray"/>
-          <w:color w:val="000000"/>
-        </w:rPr>
-        <w:t>specifically,</w:t>
-      </w:r>
-      <w:r>
-        <w:rPr>
-          <w:rStyle w:val="Gray"/>
-          <w:color w:val="000000"/>
-        </w:rPr>
-        <w:t xml:space="preserve"> the technical specification of </w:t>
-      </w:r>
-      <w:r>
-        <w:rPr>
-          <w:rStyle w:val="Gray"/>
-          <w:color w:val="000000"/>
-        </w:rPr>
-        <w:t>XBRL (</w:t>
-      </w:r>
-      <w:proofErr w:type="spellStart"/>
-      <w:r>
-        <w:rPr>
-          <w:rStyle w:val="Gray"/>
-          <w:color w:val="000000"/>
-        </w:rPr>
-        <w:t>eXtensible</w:t>
-      </w:r>
-      <w:proofErr w:type="spellEnd"/>
-      <w:r>
-        <w:rPr>
-          <w:rStyle w:val="Gray"/>
-          <w:color w:val="000000"/>
-        </w:rPr>
-        <w:t xml:space="preserve"> Business Reporting Language) and its application to financial accounting concepts such US GAAP taxonomies, mutual fund/risk return taxonomies, and IFRS taxonomies.  The </w:t>
-      </w:r>
-      <w:r>
-        <w:rPr>
-          <w:rStyle w:val="Gray"/>
-          <w:color w:val="000000"/>
-        </w:rPr>
-        <w:t>software product</w:t>
-      </w:r>
-      <w:r>
-        <w:rPr>
-          <w:rStyle w:val="Gray"/>
-          <w:color w:val="000000"/>
-        </w:rPr>
-        <w:t xml:space="preserve"> is stovepipe engineered into</w:t>
-      </w:r>
-      <w:r>
-        <w:rPr>
-          <w:rStyle w:val="Gray"/>
-          <w:color w:val="000000"/>
-        </w:rPr>
-        <w:t xml:space="preserve"> Disclosure Management System, Issuer </w:t>
-      </w:r>
-      <w:proofErr w:type="spellStart"/>
-      <w:r>
-        <w:rPr>
-          <w:rStyle w:val="Gray"/>
-          <w:color w:val="000000"/>
-        </w:rPr>
-        <w:t>Direct’s</w:t>
-      </w:r>
-      <w:proofErr w:type="spellEnd"/>
-      <w:r>
-        <w:rPr>
-          <w:rStyle w:val="Gray"/>
-          <w:color w:val="000000"/>
-        </w:rPr>
-        <w:t xml:space="preserve"> flagship product and a </w:t>
-      </w:r>
-      <w:r>
-        <w:rPr>
-          <w:rStyle w:val="Gray"/>
-          <w:color w:val="000000"/>
-        </w:rPr>
-        <w:t>S</w:t>
-      </w:r>
-      <w:r>
-        <w:rPr>
-          <w:rStyle w:val="Gray"/>
-          <w:color w:val="000000"/>
-        </w:rPr>
-        <w:t>aaS business communication platform.</w:t>
-      </w:r>
-      <w:r>
-        <w:rPr>
-          <w:rStyle w:val="Gray0"/>
-          <w:color w:val="000000"/>
-        </w:rPr>
-        <w:t xml:space="preserve"> </w:t>
-      </w:r>
-      <w:r>
-        <w:rPr>
-          <w:rStyle w:val="Gray0"/>
-          <w:color w:val="000000"/>
-        </w:rPr>
-        <w:br/>
-      </w:r>
-      <w:r>
-        <w:rPr>
-          <w:rStyle w:val="Gray0"/>
-          <w:color w:val="000000"/>
-        </w:rPr>
-        <w:br/>
-      </w:r>
-      <w:r>
-        <w:rPr>
-          <w:rStyle w:val="Gray"/>
-          <w:color w:val="000000"/>
-        </w:rPr>
-        <w:t>Other tasks included:</w:t>
-      </w:r>
-      <w:r>
-        <w:rPr>
-          <w:rStyle w:val="Gray"/>
-          <w:color w:val="000000"/>
-        </w:rPr>
-        <w:t xml:space="preserve"> Assisted in development or bug-fixing of new and legacy Angular components and </w:t>
-      </w:r>
-      <w:proofErr w:type="spellStart"/>
-      <w:r>
-        <w:rPr>
-          <w:rStyle w:val="Gray"/>
-          <w:color w:val="000000"/>
-        </w:rPr>
-        <w:t>yii</w:t>
-      </w:r>
-      <w:proofErr w:type="spellEnd"/>
-      <w:r>
-        <w:rPr>
-          <w:rStyle w:val="Gray"/>
-          <w:color w:val="000000"/>
-        </w:rPr>
-        <w:t xml:space="preserve"> (</w:t>
-      </w:r>
-      <w:proofErr w:type="spellStart"/>
-      <w:r>
-        <w:rPr>
-          <w:rStyle w:val="Gray"/>
-          <w:color w:val="000000"/>
-        </w:rPr>
-        <w:t>php</w:t>
-      </w:r>
-      <w:proofErr w:type="spellEnd"/>
-      <w:r>
-        <w:rPr>
-          <w:rStyle w:val="Gray"/>
-          <w:color w:val="000000"/>
-        </w:rPr>
-        <w:t xml:space="preserve">) modules.  </w:t>
-      </w:r>
-      <w:r>
-        <w:rPr>
-          <w:rStyle w:val="Gray"/>
-          <w:color w:val="000000"/>
-        </w:rPr>
-        <w:t>Developed a rate-throttled event-driven</w:t>
-      </w:r>
-      <w:r>
-        <w:rPr>
-          <w:rStyle w:val="Gray"/>
-          <w:color w:val="000000"/>
-        </w:rPr>
-        <w:t xml:space="preserve"> sticky session load balancer</w:t>
-      </w:r>
-      <w:r>
-        <w:rPr>
-          <w:rStyle w:val="Gray"/>
-          <w:color w:val="000000"/>
-        </w:rPr>
-        <w:t xml:space="preserve"> in Golang as part of an incubation project</w:t>
-      </w:r>
-      <w:r>
-        <w:rPr>
-          <w:rStyle w:val="Gray"/>
-          <w:color w:val="000000"/>
-        </w:rPr>
-        <w:t xml:space="preserve"> of </w:t>
-      </w:r>
-      <w:r>
-        <w:rPr>
-          <w:rStyle w:val="Gray"/>
-          <w:color w:val="000000"/>
-        </w:rPr>
-        <w:t>a</w:t>
-      </w:r>
-      <w:r>
-        <w:rPr>
-          <w:rStyle w:val="Gray"/>
-          <w:color w:val="000000"/>
-        </w:rPr>
-        <w:t xml:space="preserve"> nginx http routing middleware</w:t>
-      </w:r>
-      <w:r>
-        <w:rPr>
-          <w:rStyle w:val="Gray"/>
-          <w:color w:val="000000"/>
-        </w:rPr>
-        <w:t xml:space="preserve">. Developed a JSON-based Convergent Replicated Data Type (CRDT) with </w:t>
-      </w:r>
-      <w:proofErr w:type="spellStart"/>
-      <w:r>
-        <w:rPr>
-          <w:rStyle w:val="Gray"/>
-          <w:color w:val="000000"/>
-        </w:rPr>
-        <w:t>reduxjs</w:t>
-      </w:r>
-      <w:proofErr w:type="spellEnd"/>
-      <w:r>
-        <w:rPr>
-          <w:rStyle w:val="Gray"/>
-          <w:color w:val="000000"/>
-        </w:rPr>
-        <w:t xml:space="preserve"> and .</w:t>
-      </w:r>
-      <w:r>
-        <w:rPr>
-          <w:rStyle w:val="Gray"/>
-          <w:color w:val="000000"/>
-        </w:rPr>
-        <w:t>n</w:t>
-      </w:r>
-      <w:r>
-        <w:rPr>
-          <w:rStyle w:val="Gray"/>
-          <w:color w:val="000000"/>
-        </w:rPr>
-        <w:t xml:space="preserve">et </w:t>
-      </w:r>
-      <w:r>
-        <w:rPr>
-          <w:rStyle w:val="Gray"/>
-          <w:color w:val="000000"/>
-        </w:rPr>
-        <w:t>c</w:t>
-      </w:r>
-      <w:r>
-        <w:rPr>
-          <w:rStyle w:val="Gray"/>
-          <w:color w:val="000000"/>
-        </w:rPr>
-        <w:t xml:space="preserve">ore as part of an incubation project of a real time </w:t>
-      </w:r>
-      <w:r>
-        <w:rPr>
-          <w:rStyle w:val="Gray"/>
-          <w:color w:val="000000"/>
-        </w:rPr>
-        <w:t xml:space="preserve">collaborative </w:t>
-      </w:r>
-      <w:r>
-        <w:rPr>
-          <w:rStyle w:val="Gray"/>
-          <w:color w:val="000000"/>
-        </w:rPr>
-        <w:t>document editor</w:t>
-      </w:r>
-      <w:r>
-        <w:rPr>
-          <w:rStyle w:val="Gray"/>
-          <w:color w:val="000000"/>
-        </w:rPr>
-        <w:t xml:space="preserve"> that employed B.A.S.E. data consistency and real time collaboration within 10,000 milliseconds</w:t>
-      </w:r>
-      <w:r>
-        <w:rPr>
-          <w:rStyle w:val="Gray"/>
-          <w:color w:val="000000"/>
-        </w:rPr>
-        <w:t xml:space="preserve">.  Developed jQuery plugins for </w:t>
-      </w:r>
-      <w:proofErr w:type="spellStart"/>
-      <w:r>
-        <w:rPr>
-          <w:rStyle w:val="Gray"/>
-          <w:color w:val="000000"/>
-        </w:rPr>
-        <w:t>froala</w:t>
-      </w:r>
-      <w:proofErr w:type="spellEnd"/>
-      <w:r>
-        <w:rPr>
-          <w:rStyle w:val="Gray"/>
-          <w:color w:val="000000"/>
-        </w:rPr>
-        <w:t xml:space="preserve">, a popular </w:t>
-      </w:r>
-      <w:proofErr w:type="spellStart"/>
-      <w:r>
-        <w:rPr>
-          <w:rStyle w:val="Gray"/>
-          <w:color w:val="000000"/>
-        </w:rPr>
-        <w:t>richtext</w:t>
-      </w:r>
-      <w:proofErr w:type="spellEnd"/>
-      <w:r>
-        <w:rPr>
-          <w:rStyle w:val="Gray"/>
-          <w:color w:val="000000"/>
-        </w:rPr>
-        <w:t xml:space="preserve"> editor.</w:t>
+          <w:b/>
+          <w:color w:val="000000"/>
+        </w:rPr>
+      </w:pPr>
+      <w:r>
+        <w:rPr>
+          <w:rStyle w:val="Gray0"/>
+          <w:b/>
+          <w:color w:val="000000"/>
+        </w:rPr>
+        <w:t>Issuer Direct; Morrisville, NC</w:t>
       </w:r>
     </w:p>
     <w:p>
@@ -1287,6 +1511,662 @@
           <w:color w:val="000000"/>
         </w:rPr>
       </w:pPr>
+      <w:r>
+        <w:rPr>
+          <w:rStyle w:val="Gray0"/>
+          <w:color w:val="000000"/>
+        </w:rPr>
+        <w:tab/>
+      </w:r>
+      <w:r>
+        <w:t>Conceptualized, architected, designed, developed</w:t>
+      </w:r>
+      <w:r>
+        <w:t>, and deployed</w:t>
+      </w:r>
+      <w:r>
+        <w:t xml:space="preserve"> a financial accounting application that meets the regulatory disclosures mandated by the Stock Exchange Commission (SEC)</w:t>
+      </w:r>
+      <w:r>
+        <w:t xml:space="preserve"> that caters to an audience of accountants, auditors, and lawyers</w:t>
+      </w:r>
+      <w:r>
+        <w:t>.</w:t>
+      </w:r>
+      <w:r>
+        <w:rPr>
+          <w:rStyle w:val="Gray"/>
+          <w:color w:val="000000"/>
+        </w:rPr>
+        <w:t xml:space="preserve">  </w:t>
+      </w:r>
+      <w:r>
+        <w:rPr>
+          <w:rStyle w:val="Gray"/>
+          <w:color w:val="000000"/>
+        </w:rPr>
+        <w:t>The team employed scrum methodology with CI/CD environment with Jenkins churning user stories/developer task</w:t>
+      </w:r>
+      <w:r>
+        <w:rPr>
+          <w:rStyle w:val="Gray"/>
+          <w:color w:val="000000"/>
+        </w:rPr>
+        <w:t>s</w:t>
+      </w:r>
+      <w:r>
+        <w:rPr>
+          <w:rStyle w:val="Gray"/>
+          <w:color w:val="000000"/>
+        </w:rPr>
+        <w:t xml:space="preserve"> into </w:t>
+      </w:r>
+      <w:r>
+        <w:rPr>
+          <w:rStyle w:val="Gray"/>
+          <w:color w:val="000000"/>
+        </w:rPr>
+        <w:t>usable software</w:t>
+      </w:r>
+      <w:r>
+        <w:rPr>
+          <w:rStyle w:val="Gray"/>
+          <w:color w:val="000000"/>
+        </w:rPr>
+        <w:t xml:space="preserve"> every two weeks.  </w:t>
+      </w:r>
+      <w:r>
+        <w:rPr>
+          <w:rStyle w:val="Gray"/>
+          <w:color w:val="000000"/>
+        </w:rPr>
+        <w:t>The green</w:t>
+      </w:r>
+      <w:r>
+        <w:rPr>
+          <w:rStyle w:val="Gray"/>
+          <w:color w:val="000000"/>
+        </w:rPr>
+        <w:t>-</w:t>
+      </w:r>
+      <w:r>
+        <w:rPr>
+          <w:rStyle w:val="Gray"/>
+          <w:color w:val="000000"/>
+        </w:rPr>
+        <w:t>field project, part of Issuer Direct’s</w:t>
+      </w:r>
+      <w:r>
+        <w:rPr>
+          <w:rStyle w:val="Gray"/>
+          <w:color w:val="000000"/>
+        </w:rPr>
+        <w:t xml:space="preserve"> Blueprint product line</w:t>
+      </w:r>
+      <w:r>
+        <w:rPr>
+          <w:rStyle w:val="Gray"/>
+          <w:color w:val="000000"/>
+        </w:rPr>
+        <w:t xml:space="preserve">, is deployed in Google Cloud Platform with a </w:t>
+      </w:r>
+      <w:r>
+        <w:rPr>
+          <w:rStyle w:val="Gray"/>
+          <w:color w:val="000000"/>
+        </w:rPr>
+        <w:t>docker/</w:t>
+      </w:r>
+      <w:proofErr w:type="spellStart"/>
+      <w:r>
+        <w:rPr>
+          <w:rStyle w:val="Gray"/>
+          <w:color w:val="000000"/>
+        </w:rPr>
+        <w:t>kubernetes</w:t>
+      </w:r>
+      <w:proofErr w:type="spellEnd"/>
+      <w:r>
+        <w:rPr>
+          <w:rStyle w:val="Gray"/>
+          <w:color w:val="000000"/>
+        </w:rPr>
+        <w:t xml:space="preserve"> setup</w:t>
+      </w:r>
+      <w:r>
+        <w:rPr>
+          <w:rStyle w:val="Gray"/>
+          <w:color w:val="000000"/>
+        </w:rPr>
+        <w:t>.</w:t>
+      </w:r>
+      <w:r>
+        <w:rPr>
+          <w:rStyle w:val="Gray"/>
+          <w:color w:val="000000"/>
+        </w:rPr>
+        <w:t xml:space="preserve">  The software application follows a multi-tier architecture that involved the following: a </w:t>
+      </w:r>
+      <w:r>
+        <w:rPr>
+          <w:rStyle w:val="Gray"/>
+          <w:color w:val="000000"/>
+        </w:rPr>
+        <w:t>s</w:t>
+      </w:r>
+      <w:r>
+        <w:rPr>
+          <w:rStyle w:val="Gray"/>
+          <w:color w:val="000000"/>
+        </w:rPr>
+        <w:t>ingle</w:t>
+      </w:r>
+      <w:r>
+        <w:rPr>
+          <w:rStyle w:val="Gray"/>
+          <w:color w:val="000000"/>
+        </w:rPr>
+        <w:t xml:space="preserve"> p</w:t>
+      </w:r>
+      <w:r>
+        <w:rPr>
+          <w:rStyle w:val="Gray"/>
+          <w:color w:val="000000"/>
+        </w:rPr>
+        <w:t>age</w:t>
+      </w:r>
+      <w:r>
+        <w:rPr>
+          <w:rStyle w:val="Gray"/>
+          <w:color w:val="000000"/>
+        </w:rPr>
+        <w:t xml:space="preserve"> a</w:t>
+      </w:r>
+      <w:r>
+        <w:rPr>
+          <w:rStyle w:val="Gray"/>
+          <w:color w:val="000000"/>
+        </w:rPr>
+        <w:t xml:space="preserve">pplication </w:t>
+      </w:r>
+      <w:r>
+        <w:rPr>
+          <w:rStyle w:val="Gray"/>
+          <w:color w:val="000000"/>
+        </w:rPr>
+        <w:t>built</w:t>
+      </w:r>
+      <w:r>
+        <w:rPr>
+          <w:rStyle w:val="Gray"/>
+          <w:color w:val="000000"/>
+        </w:rPr>
+        <w:t xml:space="preserve"> with </w:t>
+      </w:r>
+      <w:proofErr w:type="spellStart"/>
+      <w:r>
+        <w:rPr>
+          <w:rStyle w:val="Gray"/>
+          <w:color w:val="000000"/>
+        </w:rPr>
+        <w:t>r</w:t>
+      </w:r>
+      <w:r>
+        <w:rPr>
+          <w:rStyle w:val="Gray"/>
+          <w:color w:val="000000"/>
+        </w:rPr>
+        <w:t>eactjs</w:t>
+      </w:r>
+      <w:proofErr w:type="spellEnd"/>
+      <w:r>
+        <w:rPr>
+          <w:rStyle w:val="Gray"/>
+          <w:color w:val="000000"/>
+        </w:rPr>
+        <w:t>/</w:t>
+      </w:r>
+      <w:proofErr w:type="spellStart"/>
+      <w:r>
+        <w:rPr>
+          <w:rStyle w:val="Gray"/>
+          <w:color w:val="000000"/>
+        </w:rPr>
+        <w:t>r</w:t>
+      </w:r>
+      <w:r>
+        <w:rPr>
+          <w:rStyle w:val="Gray"/>
+          <w:color w:val="000000"/>
+        </w:rPr>
+        <w:t>eduxjs</w:t>
+      </w:r>
+      <w:proofErr w:type="spellEnd"/>
+      <w:r>
+        <w:rPr>
+          <w:rStyle w:val="Gray"/>
+          <w:color w:val="000000"/>
+        </w:rPr>
+        <w:t xml:space="preserve">; </w:t>
+      </w:r>
+      <w:r>
+        <w:rPr>
+          <w:rStyle w:val="Gray"/>
+          <w:color w:val="000000"/>
+        </w:rPr>
+        <w:t xml:space="preserve">and </w:t>
+      </w:r>
+      <w:r>
+        <w:rPr>
+          <w:rStyle w:val="Gray"/>
+          <w:color w:val="000000"/>
+        </w:rPr>
+        <w:t>a .</w:t>
+      </w:r>
+      <w:r>
+        <w:rPr>
+          <w:rStyle w:val="Gray"/>
+          <w:color w:val="000000"/>
+        </w:rPr>
+        <w:t>n</w:t>
+      </w:r>
+      <w:r>
+        <w:rPr>
+          <w:rStyle w:val="Gray"/>
+          <w:color w:val="000000"/>
+        </w:rPr>
+        <w:t xml:space="preserve">et </w:t>
+      </w:r>
+      <w:r>
+        <w:rPr>
+          <w:rStyle w:val="Gray"/>
+          <w:color w:val="000000"/>
+        </w:rPr>
+        <w:t>c</w:t>
+      </w:r>
+      <w:r>
+        <w:rPr>
+          <w:rStyle w:val="Gray"/>
+          <w:color w:val="000000"/>
+        </w:rPr>
+        <w:t xml:space="preserve">ore </w:t>
+      </w:r>
+      <w:r>
+        <w:rPr>
+          <w:rStyle w:val="Gray"/>
+          <w:color w:val="000000"/>
+        </w:rPr>
+        <w:t>docker container</w:t>
+      </w:r>
+      <w:r>
+        <w:rPr>
+          <w:rStyle w:val="Gray"/>
+          <w:color w:val="000000"/>
+        </w:rPr>
+        <w:t xml:space="preserve"> with </w:t>
+      </w:r>
+      <w:proofErr w:type="spellStart"/>
+      <w:r>
+        <w:rPr>
+          <w:rStyle w:val="Gray"/>
+          <w:color w:val="000000"/>
+        </w:rPr>
+        <w:t>MemoryCache</w:t>
+      </w:r>
+      <w:proofErr w:type="spellEnd"/>
+      <w:r>
+        <w:rPr>
+          <w:rStyle w:val="Gray"/>
+          <w:color w:val="000000"/>
+        </w:rPr>
+        <w:t>,</w:t>
+      </w:r>
+      <w:r>
+        <w:rPr>
+          <w:rStyle w:val="Gray"/>
+          <w:color w:val="000000"/>
+        </w:rPr>
+        <w:t xml:space="preserve"> </w:t>
+      </w:r>
+      <w:proofErr w:type="spellStart"/>
+      <w:r>
+        <w:rPr>
+          <w:rStyle w:val="Gray"/>
+          <w:color w:val="000000"/>
+        </w:rPr>
+        <w:t>MySql</w:t>
+      </w:r>
+      <w:proofErr w:type="spellEnd"/>
+      <w:r>
+        <w:rPr>
+          <w:rStyle w:val="Gray"/>
+          <w:color w:val="000000"/>
+        </w:rPr>
+        <w:t xml:space="preserve"> client, </w:t>
+      </w:r>
+      <w:proofErr w:type="spellStart"/>
+      <w:r>
+        <w:rPr>
+          <w:rStyle w:val="Gray"/>
+          <w:color w:val="000000"/>
+        </w:rPr>
+        <w:t>ElasticSearch</w:t>
+      </w:r>
+      <w:proofErr w:type="spellEnd"/>
+      <w:r>
+        <w:rPr>
+          <w:rStyle w:val="Gray"/>
+          <w:color w:val="000000"/>
+        </w:rPr>
+        <w:t xml:space="preserve"> client, and business logic</w:t>
+      </w:r>
+      <w:r>
+        <w:rPr>
+          <w:rStyle w:val="Gray"/>
+          <w:color w:val="000000"/>
+        </w:rPr>
+        <w:t xml:space="preserve"> layer</w:t>
+      </w:r>
+      <w:r>
+        <w:rPr>
+          <w:rStyle w:val="Gray"/>
+          <w:color w:val="000000"/>
+        </w:rPr>
+        <w:t xml:space="preserve">.  The business domain involved heavy business analysis of the financial and accounting domain knowledge: </w:t>
+      </w:r>
+      <w:r>
+        <w:rPr>
+          <w:rStyle w:val="Gray"/>
+          <w:color w:val="000000"/>
+        </w:rPr>
+        <w:t>specifically,</w:t>
+      </w:r>
+      <w:r>
+        <w:rPr>
+          <w:rStyle w:val="Gray"/>
+          <w:color w:val="000000"/>
+        </w:rPr>
+        <w:t xml:space="preserve"> the technical specification of </w:t>
+      </w:r>
+      <w:r>
+        <w:rPr>
+          <w:rStyle w:val="Gray"/>
+          <w:color w:val="000000"/>
+        </w:rPr>
+        <w:t>XBRL (</w:t>
+      </w:r>
+      <w:proofErr w:type="spellStart"/>
+      <w:r>
+        <w:rPr>
+          <w:rStyle w:val="Gray"/>
+          <w:color w:val="000000"/>
+        </w:rPr>
+        <w:t>eXtensible</w:t>
+      </w:r>
+      <w:proofErr w:type="spellEnd"/>
+      <w:r>
+        <w:rPr>
+          <w:rStyle w:val="Gray"/>
+          <w:color w:val="000000"/>
+        </w:rPr>
+        <w:t xml:space="preserve"> Business Reporting Language) and its application to financial accounting concepts such US GAAP taxonomies, mutual fund/risk return taxonomies, and IFRS taxonomies.  The </w:t>
+      </w:r>
+      <w:r>
+        <w:rPr>
+          <w:rStyle w:val="Gray"/>
+          <w:color w:val="000000"/>
+        </w:rPr>
+        <w:t>software product</w:t>
+      </w:r>
+      <w:r>
+        <w:rPr>
+          <w:rStyle w:val="Gray"/>
+          <w:color w:val="000000"/>
+        </w:rPr>
+        <w:t xml:space="preserve"> is stovepipe engineered into</w:t>
+      </w:r>
+      <w:r>
+        <w:rPr>
+          <w:rStyle w:val="Gray"/>
+          <w:color w:val="000000"/>
+        </w:rPr>
+        <w:t xml:space="preserve"> Disclosure Management System, Issuer Direct’s flagship product and a </w:t>
+      </w:r>
+      <w:r>
+        <w:rPr>
+          <w:rStyle w:val="Gray"/>
+          <w:color w:val="000000"/>
+        </w:rPr>
+        <w:t>S</w:t>
+      </w:r>
+      <w:r>
+        <w:rPr>
+          <w:rStyle w:val="Gray"/>
+          <w:color w:val="000000"/>
+        </w:rPr>
+        <w:t>aaS business communication platform.</w:t>
+      </w:r>
+      <w:r>
+        <w:rPr>
+          <w:rStyle w:val="Gray0"/>
+          <w:color w:val="000000"/>
+        </w:rPr>
+        <w:t xml:space="preserve"> </w:t>
+      </w:r>
+      <w:r>
+        <w:rPr>
+          <w:rStyle w:val="Gray0"/>
+          <w:color w:val="000000"/>
+        </w:rPr>
+        <w:br/>
+      </w:r>
+      <w:r>
+        <w:rPr>
+          <w:rStyle w:val="Gray0"/>
+          <w:color w:val="000000"/>
+        </w:rPr>
+        <w:br/>
+      </w:r>
+      <w:r>
+        <w:rPr>
+          <w:rStyle w:val="Gray"/>
+          <w:color w:val="000000"/>
+        </w:rPr>
+        <w:t>Other tasks included:</w:t>
+      </w:r>
+      <w:r>
+        <w:rPr>
+          <w:rStyle w:val="Gray"/>
+          <w:color w:val="000000"/>
+        </w:rPr>
+        <w:t xml:space="preserve"> Assisted in development or bug-fixing of new and legacy Angular components and </w:t>
+      </w:r>
+      <w:proofErr w:type="spellStart"/>
+      <w:r>
+        <w:rPr>
+          <w:rStyle w:val="Gray"/>
+          <w:color w:val="000000"/>
+        </w:rPr>
+        <w:t>yii</w:t>
+      </w:r>
+      <w:proofErr w:type="spellEnd"/>
+      <w:r>
+        <w:rPr>
+          <w:rStyle w:val="Gray"/>
+          <w:color w:val="000000"/>
+        </w:rPr>
+        <w:t xml:space="preserve"> (</w:t>
+      </w:r>
+      <w:proofErr w:type="spellStart"/>
+      <w:r>
+        <w:rPr>
+          <w:rStyle w:val="Gray"/>
+          <w:color w:val="000000"/>
+        </w:rPr>
+        <w:t>php</w:t>
+      </w:r>
+      <w:proofErr w:type="spellEnd"/>
+      <w:r>
+        <w:rPr>
+          <w:rStyle w:val="Gray"/>
+          <w:color w:val="000000"/>
+        </w:rPr>
+        <w:t xml:space="preserve">) modules.  </w:t>
+      </w:r>
+      <w:r>
+        <w:rPr>
+          <w:rStyle w:val="Gray"/>
+          <w:color w:val="000000"/>
+        </w:rPr>
+        <w:t>Developed a rate-throttled event-driven</w:t>
+      </w:r>
+      <w:r>
+        <w:rPr>
+          <w:rStyle w:val="Gray"/>
+          <w:color w:val="000000"/>
+        </w:rPr>
+        <w:t xml:space="preserve"> sticky session load balancer</w:t>
+      </w:r>
+      <w:r>
+        <w:rPr>
+          <w:rStyle w:val="Gray"/>
+          <w:color w:val="000000"/>
+        </w:rPr>
+        <w:t xml:space="preserve"> in Golang as part of an incubation project</w:t>
+      </w:r>
+      <w:r>
+        <w:rPr>
+          <w:rStyle w:val="Gray"/>
+          <w:color w:val="000000"/>
+        </w:rPr>
+        <w:t xml:space="preserve"> of </w:t>
+      </w:r>
+      <w:r>
+        <w:rPr>
+          <w:rStyle w:val="Gray"/>
+          <w:color w:val="000000"/>
+        </w:rPr>
+        <w:t>a</w:t>
+      </w:r>
+      <w:r>
+        <w:rPr>
+          <w:rStyle w:val="Gray"/>
+          <w:color w:val="000000"/>
+        </w:rPr>
+        <w:t xml:space="preserve"> nginx http routing middleware</w:t>
+      </w:r>
+      <w:r>
+        <w:rPr>
+          <w:rStyle w:val="Gray"/>
+          <w:color w:val="000000"/>
+        </w:rPr>
+        <w:t xml:space="preserve">. Developed a JSON-based Convergent Replicated Data Type (CRDT) with </w:t>
+      </w:r>
+      <w:proofErr w:type="spellStart"/>
+      <w:r>
+        <w:rPr>
+          <w:rStyle w:val="Gray"/>
+          <w:color w:val="000000"/>
+        </w:rPr>
+        <w:t>reduxjs</w:t>
+      </w:r>
+      <w:proofErr w:type="spellEnd"/>
+      <w:r>
+        <w:rPr>
+          <w:rStyle w:val="Gray"/>
+          <w:color w:val="000000"/>
+        </w:rPr>
+        <w:t xml:space="preserve"> and .</w:t>
+      </w:r>
+      <w:r>
+        <w:rPr>
+          <w:rStyle w:val="Gray"/>
+          <w:color w:val="000000"/>
+        </w:rPr>
+        <w:t>n</w:t>
+      </w:r>
+      <w:r>
+        <w:rPr>
+          <w:rStyle w:val="Gray"/>
+          <w:color w:val="000000"/>
+        </w:rPr>
+        <w:t xml:space="preserve">et </w:t>
+      </w:r>
+      <w:r>
+        <w:rPr>
+          <w:rStyle w:val="Gray"/>
+          <w:color w:val="000000"/>
+        </w:rPr>
+        <w:lastRenderedPageBreak/>
+        <w:t>c</w:t>
+      </w:r>
+      <w:r>
+        <w:rPr>
+          <w:rStyle w:val="Gray"/>
+          <w:color w:val="000000"/>
+        </w:rPr>
+        <w:t xml:space="preserve">ore as part of an incubation project of a real time </w:t>
+      </w:r>
+      <w:r>
+        <w:rPr>
+          <w:rStyle w:val="Gray"/>
+          <w:color w:val="000000"/>
+        </w:rPr>
+        <w:t xml:space="preserve">collaborative </w:t>
+      </w:r>
+      <w:r>
+        <w:rPr>
+          <w:rStyle w:val="Gray"/>
+          <w:color w:val="000000"/>
+        </w:rPr>
+        <w:t>document editor</w:t>
+      </w:r>
+      <w:r>
+        <w:rPr>
+          <w:rStyle w:val="Gray"/>
+          <w:color w:val="000000"/>
+        </w:rPr>
+        <w:t xml:space="preserve"> that employed B.A.S.E. data consistency and real time collaboration within 10,000 milliseconds</w:t>
+      </w:r>
+      <w:r>
+        <w:rPr>
+          <w:rStyle w:val="Gray"/>
+          <w:color w:val="000000"/>
+        </w:rPr>
+        <w:t xml:space="preserve">.  Developed jQuery plugins for </w:t>
+      </w:r>
+      <w:proofErr w:type="spellStart"/>
+      <w:r>
+        <w:rPr>
+          <w:rStyle w:val="Gray"/>
+          <w:color w:val="000000"/>
+        </w:rPr>
+        <w:t>froala</w:t>
+      </w:r>
+      <w:proofErr w:type="spellEnd"/>
+      <w:r>
+        <w:rPr>
+          <w:rStyle w:val="Gray"/>
+          <w:color w:val="000000"/>
+        </w:rPr>
+        <w:t xml:space="preserve">, a popular </w:t>
+      </w:r>
+      <w:proofErr w:type="spellStart"/>
+      <w:r>
+        <w:rPr>
+          <w:rStyle w:val="Gray"/>
+          <w:color w:val="000000"/>
+        </w:rPr>
+        <w:t>richtext</w:t>
+      </w:r>
+      <w:proofErr w:type="spellEnd"/>
+      <w:r>
+        <w:rPr>
+          <w:rStyle w:val="Gray"/>
+          <w:color w:val="000000"/>
+        </w:rPr>
+        <w:t xml:space="preserve"> editor.</w:t>
+      </w:r>
     </w:p>
     <w:p>
       <w:pPr>
@@ -1301,110 +2181,6 @@
           <w:color w:val="000000"/>
         </w:rPr>
       </w:pPr>
-      <w:r>
-        <w:rPr>
-          <w:rStyle w:val="Gray0"/>
-          <w:b/>
-          <w:color w:val="000000"/>
-        </w:rPr>
-        <w:t>IT Specialist</w:t>
-      </w:r>
-      <w:r>
-        <w:rPr>
-          <w:rStyle w:val="Gray0"/>
-          <w:b/>
-          <w:color w:val="000000"/>
-        </w:rPr>
-        <w:t xml:space="preserve">, </w:t>
-      </w:r>
-      <w:r>
-        <w:rPr>
-          <w:rStyle w:val="Gray0"/>
-          <w:b/>
-          <w:color w:val="000000"/>
-        </w:rPr>
-        <w:t>Department of Defense</w:t>
-      </w:r>
-      <w:r>
-        <w:rPr>
-          <w:rStyle w:val="Gray0"/>
-          <w:b/>
-          <w:color w:val="000000"/>
-        </w:rPr>
-        <w:t xml:space="preserve">; </w:t>
-      </w:r>
-      <w:r>
-        <w:rPr>
-          <w:rStyle w:val="Gray0"/>
-          <w:b/>
-          <w:color w:val="000000"/>
-        </w:rPr>
-        <w:t>Raleigh</w:t>
-      </w:r>
-      <w:r>
-        <w:rPr>
-          <w:rStyle w:val="Gray0"/>
-          <w:b/>
-          <w:color w:val="000000"/>
-        </w:rPr>
-        <w:t xml:space="preserve">, </w:t>
-      </w:r>
-      <w:r>
-        <w:rPr>
-          <w:rStyle w:val="Gray0"/>
-          <w:b/>
-          <w:color w:val="000000"/>
-        </w:rPr>
-        <w:t>NC</w:t>
-      </w:r>
-      <w:r>
-        <w:rPr>
-          <w:rStyle w:val="Gray0"/>
-          <w:b/>
-          <w:color w:val="000000"/>
-        </w:rPr>
-        <w:t xml:space="preserve"> – </w:t>
-      </w:r>
-      <w:r>
-        <w:rPr>
-          <w:rStyle w:val="Gray0"/>
-          <w:b/>
-          <w:color w:val="000000"/>
-        </w:rPr>
-        <w:t xml:space="preserve">June </w:t>
-      </w:r>
-      <w:r>
-        <w:rPr>
-          <w:rStyle w:val="Gray0"/>
-          <w:b/>
-          <w:color w:val="000000"/>
-        </w:rPr>
-        <w:t>2013</w:t>
-      </w:r>
-      <w:r>
-        <w:rPr>
-          <w:rStyle w:val="Gray0"/>
-          <w:b/>
-          <w:color w:val="000000"/>
-        </w:rPr>
-        <w:t>–</w:t>
-      </w:r>
-      <w:r>
-        <w:rPr>
-          <w:rStyle w:val="Gray0"/>
-          <w:b/>
-          <w:color w:val="000000"/>
-        </w:rPr>
-        <w:t xml:space="preserve">July </w:t>
-      </w:r>
-      <w:r>
-        <w:rPr>
-          <w:rStyle w:val="Gray0"/>
-          <w:b/>
-          <w:color w:val="000000"/>
-        </w:rPr>
-        <w:t>2016</w:t>
-      </w:r>
     </w:p>
     <w:p>
       <w:pPr>
@@ -1416,6 +2192,132 @@
         <w:ind w:left="990" w:hanging="960"/>
         <w:rPr>
           <w:rStyle w:val="Gray0"/>
+          <w:b/>
+          <w:color w:val="000000"/>
+        </w:rPr>
+      </w:pPr>
+      <w:r>
+        <w:rPr>
+          <w:rStyle w:val="Gray0"/>
+          <w:b/>
+          <w:color w:val="000000"/>
+        </w:rPr>
+        <w:t>IT Specialist</w:t>
+      </w:r>
+      <w:r>
+        <w:rPr>
+          <w:rStyle w:val="Gray0"/>
+          <w:b/>
+          <w:color w:val="000000"/>
+        </w:rPr>
+        <w:t xml:space="preserve"> (June </w:t>
+      </w:r>
+      <w:r>
+        <w:rPr>
+          <w:rStyle w:val="Gray0"/>
+          <w:b/>
+          <w:color w:val="000000"/>
+        </w:rPr>
+        <w:t>2013–</w:t>
+      </w:r>
+      <w:r>
+        <w:rPr>
+          <w:rStyle w:val="Gray0"/>
+          <w:b/>
+          <w:color w:val="000000"/>
+        </w:rPr>
+        <w:t xml:space="preserve">July </w:t>
+      </w:r>
+      <w:r>
+        <w:rPr>
+          <w:rStyle w:val="Gray0"/>
+          <w:b/>
+          <w:color w:val="000000"/>
+        </w:rPr>
+        <w:t>2016</w:t>
+      </w:r>
+      <w:r>
+        <w:rPr>
+          <w:rStyle w:val="Gray0"/>
+          <w:b/>
+          <w:color w:val="000000"/>
+        </w:rPr>
+        <w:t>)</w:t>
+      </w:r>
+      <w:r>
+        <w:rPr>
+          <w:rStyle w:val="Gray0"/>
+          <w:b/>
+          <w:color w:val="000000"/>
+        </w:rPr>
+        <w:t>,</w:t>
+      </w:r>
+    </w:p>
+    <w:p>
+      <w:pPr>
+        <w:pStyle w:val="Body2"/>
+        <w:tabs>
+          <w:tab w:val="clear" w:pos="2400"/>
+          <w:tab w:val="left" w:pos="990"/>
+        </w:tabs>
+        <w:ind w:left="990" w:hanging="960"/>
+        <w:rPr>
+          <w:rStyle w:val="Gray0"/>
+          <w:b/>
+          <w:color w:val="000000"/>
+        </w:rPr>
+      </w:pPr>
+      <w:r>
+        <w:rPr>
+          <w:rStyle w:val="Gray0"/>
+          <w:b/>
+          <w:color w:val="000000"/>
+        </w:rPr>
+        <w:t>Department of Defense</w:t>
+      </w:r>
+      <w:r>
+        <w:rPr>
+          <w:rStyle w:val="Gray0"/>
+          <w:b/>
+          <w:color w:val="000000"/>
+        </w:rPr>
+        <w:t xml:space="preserve">; </w:t>
+      </w:r>
+      <w:r>
+        <w:rPr>
+          <w:rStyle w:val="Gray0"/>
+          <w:b/>
+          <w:color w:val="000000"/>
+        </w:rPr>
+        <w:t>Raleigh</w:t>
+      </w:r>
+      <w:r>
+        <w:rPr>
+          <w:rStyle w:val="Gray0"/>
+          <w:b/>
+          <w:color w:val="000000"/>
+        </w:rPr>
+        <w:t xml:space="preserve">, </w:t>
+      </w:r>
+      <w:r>
+        <w:rPr>
+          <w:rStyle w:val="Gray0"/>
+          <w:b/>
+          <w:color w:val="000000"/>
+        </w:rPr>
+        <w:t>NC</w:t>
+      </w:r>
+    </w:p>
+    <w:p>
+      <w:pPr>
+        <w:pStyle w:val="Body2"/>
+        <w:tabs>
+          <w:tab w:val="clear" w:pos="2400"/>
+          <w:tab w:val="left" w:pos="990"/>
+        </w:tabs>
+        <w:ind w:left="990" w:hanging="960"/>
+        <w:rPr>
+          <w:rStyle w:val="Gray0"/>
           <w:color w:val="000000"/>
         </w:rPr>
       </w:pPr>
@@ -1690,15 +2592,7 @@
           <w:rStyle w:val="Gray"/>
           <w:color w:val="000000"/>
         </w:rPr>
-        <w:t xml:space="preserve">24 x 7 high availability and disaster recovery of 85+ vSphere VMs </w:t>
-      </w:r>
-      <w:r>
-        <w:rPr>
-          <w:rStyle w:val="Gray"/>
-          <w:color w:val="000000"/>
-        </w:rPr>
-        <w:lastRenderedPageBreak/>
-        <w:t>through Veeam Backup and vSphere Fault Tolerance with at least 99.5</w:t>
+        <w:t>24 x 7 high availability and disaster recovery of 85+ vSphere VMs through Veeam Backup and vSphere Fault Tolerance with at least 99.5</w:t>
       </w:r>
       <w:r>
         <w:rPr>
@@ -1841,55 +2735,7 @@
           <w:b/>
           <w:color w:val="000000"/>
         </w:rPr>
-        <w:t xml:space="preserve">, </w:t>
-      </w:r>
-      <w:r>
-        <w:rPr>
-          <w:rStyle w:val="Gray0"/>
-          <w:b/>
-          <w:color w:val="000000"/>
-        </w:rPr>
-        <w:t>International Business Machine</w:t>
-      </w:r>
-      <w:r>
-        <w:rPr>
-          <w:rStyle w:val="Gray0"/>
-          <w:b/>
-          <w:color w:val="000000"/>
-        </w:rPr>
-        <w:t xml:space="preserve">; </w:t>
-      </w:r>
-      <w:r>
-        <w:rPr>
-          <w:rStyle w:val="Gray0"/>
-          <w:b/>
-          <w:color w:val="000000"/>
-        </w:rPr>
-        <w:t>Durham</w:t>
-      </w:r>
-      <w:r>
-        <w:rPr>
-          <w:rStyle w:val="Gray0"/>
-          <w:b/>
-          <w:color w:val="000000"/>
-        </w:rPr>
-        <w:t xml:space="preserve">, </w:t>
-      </w:r>
-      <w:r>
-        <w:rPr>
-          <w:rStyle w:val="Gray0"/>
-          <w:b/>
-          <w:color w:val="000000"/>
-        </w:rPr>
-        <w:t>NC</w:t>
-      </w:r>
-      <w:r>
-        <w:rPr>
-          <w:rStyle w:val="Gray0"/>
-          <w:b/>
-          <w:color w:val="000000"/>
-        </w:rPr>
-        <w:t xml:space="preserve"> – </w:t>
+        <w:t xml:space="preserve"> (</w:t>
       </w:r>
       <w:r>
         <w:rPr>
@@ -1913,15 +2759,23 @@
           <w:b/>
           <w:color w:val="000000"/>
         </w:rPr>
-        <w:t xml:space="preserve"> </w:t>
-      </w:r>
-      <w:r>
-        <w:rPr>
-          <w:rStyle w:val="Gray0"/>
-          <w:b/>
-          <w:color w:val="000000"/>
-        </w:rPr>
-        <w:t>2011</w:t>
+        <w:t xml:space="preserve"> 2011</w:t>
+      </w:r>
+      <w:r>
+        <w:rPr>
+          <w:rStyle w:val="Gray0"/>
+          <w:b/>
+          <w:color w:val="000000"/>
+        </w:rPr>
+        <w:t>)</w:t>
+      </w:r>
+      <w:r>
+        <w:rPr>
+          <w:rStyle w:val="Gray0"/>
+          <w:b/>
+          <w:color w:val="000000"/>
+        </w:rPr>
+        <w:t>,</w:t>
       </w:r>
     </w:p>
     <w:p>
@@ -1932,6 +2786,61 @@
           <w:tab w:val="left" w:pos="990"/>
         </w:tabs>
         <w:ind w:left="990" w:hanging="960"/>
+        <w:rPr>
+          <w:rStyle w:val="Gray0"/>
+          <w:b/>
+          <w:color w:val="000000"/>
+        </w:rPr>
+      </w:pPr>
+      <w:r>
+        <w:rPr>
+          <w:rStyle w:val="Gray0"/>
+          <w:b/>
+          <w:color w:val="000000"/>
+        </w:rPr>
+        <w:t>International Business Machine</w:t>
+      </w:r>
+      <w:r>
+        <w:rPr>
+          <w:rStyle w:val="Gray0"/>
+          <w:b/>
+          <w:color w:val="000000"/>
+        </w:rPr>
+        <w:t xml:space="preserve">; </w:t>
+      </w:r>
+      <w:r>
+        <w:rPr>
+          <w:rStyle w:val="Gray0"/>
+          <w:b/>
+          <w:color w:val="000000"/>
+        </w:rPr>
+        <w:t>Durham</w:t>
+      </w:r>
+      <w:r>
+        <w:rPr>
+          <w:rStyle w:val="Gray0"/>
+          <w:b/>
+          <w:color w:val="000000"/>
+        </w:rPr>
+        <w:t xml:space="preserve">, </w:t>
+      </w:r>
+      <w:r>
+        <w:rPr>
+          <w:rStyle w:val="Gray0"/>
+          <w:b/>
+          <w:color w:val="000000"/>
+        </w:rPr>
+        <w:t>NC</w:t>
+      </w:r>
+    </w:p>
+    <w:p>
+      <w:pPr>
+        <w:pStyle w:val="Body2"/>
+        <w:tabs>
+          <w:tab w:val="clear" w:pos="2400"/>
+          <w:tab w:val="left" w:pos="990"/>
+        </w:tabs>
+        <w:ind w:left="990" w:hanging="960"/>
       </w:pPr>
       <w:r>
         <w:rPr>
@@ -2152,6 +3061,7 @@
         <w:pStyle w:val="Heading2"/>
       </w:pPr>
       <w:r>
+        <w:lastRenderedPageBreak/>
         <w:t>Education</w:t>
       </w:r>
     </w:p>
@@ -2431,7 +3341,6 @@
           <w:bdr w:val="none" w:sz="0" w:space="0" w:color="auto"/>
           <w:lang w:eastAsia="ja-JP"/>
         </w:rPr>
-        <w:lastRenderedPageBreak/>
         <w:t>Raised</w:t>
       </w:r>
       <w:r>
@@ -2559,7 +3468,7 @@
 </file>
 
 <file path=word/endnotes.xml><?xml version="1.0" encoding="utf-8"?>
-<w:endnotes xmlns:wpc="http://schemas.microsoft.com/office/word/2010/wordprocessingCanvas" xmlns:cx="http://schemas.microsoft.com/office/drawing/2014/chartex" xmlns:cx1="http://schemas.microsoft.com/office/drawing/2015/9/8/chartex" xmlns:cx2="http://schemas.microsoft.com/office/drawing/2015/10/21/chartex" xmlns:cx3="http://schemas.microsoft.com/office/drawing/2016/5/9/chartex" xmlns:cx4="http://schemas.microsoft.com/office/drawing/2016/5/10/chartex" xmlns:cx5="http://schemas.microsoft.com/office/drawing/2016/5/11/chartex" xmlns:cx6="http://schemas.microsoft.com/office/drawing/2016/5/12/chartex" xmlns:cx7="http://schemas.microsoft.com/office/drawing/2016/5/13/chartex" xmlns:cx8="http://schemas.microsoft.com/office/drawing/2016/5/14/chartex" xmlns:mc="http://schemas.openxmlformats.org/markup-compatibility/2006" xmlns:aink="http://schemas.microsoft.com/office/drawing/2016/ink" xmlns:am3d="http://schemas.microsoft.com/office/drawing/2017/model3d" xmlns:o="urn:schemas-microsoft-com:office:office" xmlns:oel="http://schemas.microsoft.com/office/2019/extlst" xmlns:r="http://schemas.openxmlformats.org/officeDocument/2006/relationships" xmlns:m="http://schemas.openxmlformats.org/officeDocument/2006/math" xmlns:v="urn:schemas-microsoft-com:vml" xmlns:wp14="http://schemas.microsoft.com/office/word/2010/wordprocessingDrawing" xmlns:wp="http://schemas.openxmlformats.org/drawingml/2006/wordprocessingDrawing" xmlns:w10="urn:schemas-microsoft-com:office:word" xmlns:w="http://schemas.openxmlformats.org/wordprocessingml/2006/main" xmlns:w14="http://schemas.microsoft.com/office/word/2010/wordml" xmlns:w15="http://schemas.microsoft.com/office/word/2012/wordml" xmlns:w16cex="http://schemas.microsoft.com/office/word/2018/wordml/cex" xmlns:w16cid="http://schemas.microsoft.com/office/word/2016/wordml/cid" xmlns:w16="http://schemas.microsoft.com/office/word/2018/wordml" xmlns:w16sdtdh="http://schemas.microsoft.com/office/word/2020/wordml/sdtdatahash" xmlns:w16se="http://schemas.microsoft.com/office/word/2015/wordml/symex" xmlns:wpg="http://schemas.microsoft.com/office/word/2010/wordprocessingGroup" xmlns:wpi="http://schemas.microsoft.com/office/word/2010/wordprocessingInk" xmlns:wne="http://schemas.microsoft.com/office/word/2006/wordml" xmlns:wps="http://schemas.microsoft.com/office/word/2010/wordprocessingShape" mc:Ignorable="w14 w15 w16se w16cid w16 w16cex w16sdtdh wp14">
+<w:endnotes xmlns:wpc="http://schemas.microsoft.com/office/word/2010/wordprocessingCanvas" xmlns:cx="http://schemas.microsoft.com/office/drawing/2014/chartex" xmlns:cx1="http://schemas.microsoft.com/office/drawing/2015/9/8/chartex" xmlns:cx2="http://schemas.microsoft.com/office/drawing/2015/10/21/chartex" xmlns:cx3="http://schemas.microsoft.com/office/drawing/2016/5/9/chartex" xmlns:cx4="http://schemas.microsoft.com/office/drawing/2016/5/10/chartex" xmlns:cx5="http://schemas.microsoft.com/office/drawing/2016/5/11/chartex" xmlns:cx6="http://schemas.microsoft.com/office/drawing/2016/5/12/chartex" xmlns:cx7="http://schemas.microsoft.com/office/drawing/2016/5/13/chartex" xmlns:cx8="http://schemas.microsoft.com/office/drawing/2016/5/14/chartex" xmlns:mc="http://schemas.openxmlformats.org/markup-compatibility/2006" xmlns:m="http://schemas.openxmlformats.org/officeDocument/2006/math" xmlns:aink="http://schemas.microsoft.com/office/drawing/2016/ink" xmlns:am3d="http://schemas.microsoft.com/office/drawing/2017/model3d" xmlns:oel="http://schemas.microsoft.com/office/2019/extlst" xmlns:r="http://schemas.openxmlformats.org/officeDocument/2006/relationships" xmlns:wp14="http://schemas.microsoft.com/office/word/2010/wordprocessingDrawing" xmlns:wp="http://schemas.openxmlformats.org/drawingml/2006/wordprocessingDrawing" xmlns:wpg="http://schemas.microsoft.com/office/word/2010/wordprocessingGroup" xmlns:wpi="http://schemas.microsoft.com/office/word/2010/wordprocessingInk" xmlns:wps="http://schemas.microsoft.com/office/word/2010/wordprocessingShape" xmlns:o="urn:schemas-microsoft-com:office:office" xmlns:v="urn:schemas-microsoft-com:vml" xmlns:w10="urn:schemas-microsoft-com:office:word" xmlns:w="http://schemas.openxmlformats.org/wordprocessingml/2006/main" xmlns:w14="http://schemas.microsoft.com/office/word/2010/wordml" xmlns:w15="http://schemas.microsoft.com/office/word/2012/wordml" xmlns:w16cex="http://schemas.microsoft.com/office/word/2018/wordml/cex" xmlns:w16cid="http://schemas.microsoft.com/office/word/2016/wordml/cid" xmlns:w16="http://schemas.microsoft.com/office/word/2018/wordml" xmlns:w16sdtdh="http://schemas.microsoft.com/office/word/2020/wordml/sdtdatahash" xmlns:w16sdtfl="http://schemas.microsoft.com/office/word/2024/wordml/sdtformatlock" xmlns:w16se="http://schemas.microsoft.com/office/word/2015/wordml/symex" xmlns:w16du="http://schemas.microsoft.com/office/word/2023/wordml/word16du" xmlns:wne="http://schemas.microsoft.com/office/word/2006/wordml" mc:Ignorable="w14 w15 w16se w16cid w16 w16cex w16sdtdh w16sdtfl w16du wp14">
   <w:endnote w:type="separator" w:id="-1">
     <w:p>
       <w:r>
@@ -2578,7 +3487,7 @@
 </file>
 
 <file path=word/footer1.xml><?xml version="1.0" encoding="utf-8"?>
-<w:ftr xmlns:wpc="http://schemas.microsoft.com/office/word/2010/wordprocessingCanvas" xmlns:cx="http://schemas.microsoft.com/office/drawing/2014/chartex" xmlns:cx1="http://schemas.microsoft.com/office/drawing/2015/9/8/chartex" xmlns:cx2="http://schemas.microsoft.com/office/drawing/2015/10/21/chartex" xmlns:cx3="http://schemas.microsoft.com/office/drawing/2016/5/9/chartex" xmlns:cx4="http://schemas.microsoft.com/office/drawing/2016/5/10/chartex" xmlns:cx5="http://schemas.microsoft.com/office/drawing/2016/5/11/chartex" xmlns:cx6="http://schemas.microsoft.com/office/drawing/2016/5/12/chartex" xmlns:cx7="http://schemas.microsoft.com/office/drawing/2016/5/13/chartex" xmlns:cx8="http://schemas.microsoft.com/office/drawing/2016/5/14/chartex" xmlns:mc="http://schemas.openxmlformats.org/markup-compatibility/2006" xmlns:aink="http://schemas.microsoft.com/office/drawing/2016/ink" xmlns:am3d="http://schemas.microsoft.com/office/drawing/2017/model3d" xmlns:o="urn:schemas-microsoft-com:office:office" xmlns:oel="http://schemas.microsoft.com/office/2019/extlst" xmlns:r="http://schemas.openxmlformats.org/officeDocument/2006/relationships" xmlns:m="http://schemas.openxmlformats.org/officeDocument/2006/math" xmlns:v="urn:schemas-microsoft-com:vml" xmlns:wp14="http://schemas.microsoft.com/office/word/2010/wordprocessingDrawing" xmlns:wp="http://schemas.openxmlformats.org/drawingml/2006/wordprocessingDrawing" xmlns:w10="urn:schemas-microsoft-com:office:word" xmlns:w="http://schemas.openxmlformats.org/wordprocessingml/2006/main" xmlns:w14="http://schemas.microsoft.com/office/word/2010/wordml" xmlns:w15="http://schemas.microsoft.com/office/word/2012/wordml" xmlns:w16cex="http://schemas.microsoft.com/office/word/2018/wordml/cex" xmlns:w16cid="http://schemas.microsoft.com/office/word/2016/wordml/cid" xmlns:w16="http://schemas.microsoft.com/office/word/2018/wordml" xmlns:w16sdtdh="http://schemas.microsoft.com/office/word/2020/wordml/sdtdatahash" xmlns:w16se="http://schemas.microsoft.com/office/word/2015/wordml/symex" xmlns:wpg="http://schemas.microsoft.com/office/word/2010/wordprocessingGroup" xmlns:wpi="http://schemas.microsoft.com/office/word/2010/wordprocessingInk" xmlns:wne="http://schemas.microsoft.com/office/word/2006/wordml" xmlns:wps="http://schemas.microsoft.com/office/word/2010/wordprocessingShape" mc:Ignorable="w14 w15 w16se w16cid w16 w16cex w16sdtdh wp14">
+<w:ftr xmlns:wpc="http://schemas.microsoft.com/office/word/2010/wordprocessingCanvas" xmlns:cx="http://schemas.microsoft.com/office/drawing/2014/chartex" xmlns:cx1="http://schemas.microsoft.com/office/drawing/2015/9/8/chartex" xmlns:cx2="http://schemas.microsoft.com/office/drawing/2015/10/21/chartex" xmlns:cx3="http://schemas.microsoft.com/office/drawing/2016/5/9/chartex" xmlns:cx4="http://schemas.microsoft.com/office/drawing/2016/5/10/chartex" xmlns:cx5="http://schemas.microsoft.com/office/drawing/2016/5/11/chartex" xmlns:cx6="http://schemas.microsoft.com/office/drawing/2016/5/12/chartex" xmlns:cx7="http://schemas.microsoft.com/office/drawing/2016/5/13/chartex" xmlns:cx8="http://schemas.microsoft.com/office/drawing/2016/5/14/chartex" xmlns:mc="http://schemas.openxmlformats.org/markup-compatibility/2006" xmlns:m="http://schemas.openxmlformats.org/officeDocument/2006/math" xmlns:aink="http://schemas.microsoft.com/office/drawing/2016/ink" xmlns:am3d="http://schemas.microsoft.com/office/drawing/2017/model3d" xmlns:oel="http://schemas.microsoft.com/office/2019/extlst" xmlns:r="http://schemas.openxmlformats.org/officeDocument/2006/relationships" xmlns:wp14="http://schemas.microsoft.com/office/word/2010/wordprocessingDrawing" xmlns:wp="http://schemas.openxmlformats.org/drawingml/2006/wordprocessingDrawing" xmlns:wpg="http://schemas.microsoft.com/office/word/2010/wordprocessingGroup" xmlns:wpi="http://schemas.microsoft.com/office/word/2010/wordprocessingInk" xmlns:wps="http://schemas.microsoft.com/office/word/2010/wordprocessingShape" xmlns:o="urn:schemas-microsoft-com:office:office" xmlns:v="urn:schemas-microsoft-com:vml" xmlns:w10="urn:schemas-microsoft-com:office:word" xmlns:w="http://schemas.openxmlformats.org/wordprocessingml/2006/main" xmlns:w14="http://schemas.microsoft.com/office/word/2010/wordml" xmlns:w15="http://schemas.microsoft.com/office/word/2012/wordml" xmlns:w16cex="http://schemas.microsoft.com/office/word/2018/wordml/cex" xmlns:w16cid="http://schemas.microsoft.com/office/word/2016/wordml/cid" xmlns:w16="http://schemas.microsoft.com/office/word/2018/wordml" xmlns:w16sdtdh="http://schemas.microsoft.com/office/word/2020/wordml/sdtdatahash" xmlns:w16sdtfl="http://schemas.microsoft.com/office/word/2024/wordml/sdtformatlock" xmlns:w16se="http://schemas.microsoft.com/office/word/2015/wordml/symex" xmlns:w16du="http://schemas.microsoft.com/office/word/2023/wordml/word16du" xmlns:wne="http://schemas.microsoft.com/office/word/2006/wordml" mc:Ignorable="w14 w15 w16se w16cid w16 w16cex w16sdtdh w16sdtfl w16du wp14">
   <w:p>
     <w:pPr>
       <w:pStyle w:val="Footer"/>
@@ -2588,7 +3497,7 @@
 </file>
 
 <file path=word/footer2.xml><?xml version="1.0" encoding="utf-8"?>
-<w:ftr xmlns:wpc="http://schemas.microsoft.com/office/word/2010/wordprocessingCanvas" xmlns:cx="http://schemas.microsoft.com/office/drawing/2014/chartex" xmlns:cx1="http://schemas.microsoft.com/office/drawing/2015/9/8/chartex" xmlns:cx2="http://schemas.microsoft.com/office/drawing/2015/10/21/chartex" xmlns:cx3="http://schemas.microsoft.com/office/drawing/2016/5/9/chartex" xmlns:cx4="http://schemas.microsoft.com/office/drawing/2016/5/10/chartex" xmlns:cx5="http://schemas.microsoft.com/office/drawing/2016/5/11/chartex" xmlns:cx6="http://schemas.microsoft.com/office/drawing/2016/5/12/chartex" xmlns:cx7="http://schemas.microsoft.com/office/drawing/2016/5/13/chartex" xmlns:cx8="http://schemas.microsoft.com/office/drawing/2016/5/14/chartex" xmlns:mc="http://schemas.openxmlformats.org/markup-compatibility/2006" xmlns:aink="http://schemas.microsoft.com/office/drawing/2016/ink" xmlns:am3d="http://schemas.microsoft.com/office/drawing/2017/model3d" xmlns:o="urn:schemas-microsoft-com:office:office" xmlns:oel="http://schemas.microsoft.com/office/2019/extlst" xmlns:r="http://schemas.openxmlformats.org/officeDocument/2006/relationships" xmlns:m="http://schemas.openxmlformats.org/officeDocument/2006/math" xmlns:v="urn:schemas-microsoft-com:vml" xmlns:wp14="http://schemas.microsoft.com/office/word/2010/wordprocessingDrawing" xmlns:wp="http://schemas.openxmlformats.org/drawingml/2006/wordprocessingDrawing" xmlns:w10="urn:schemas-microsoft-com:office:word" xmlns:w="http://schemas.openxmlformats.org/wordprocessingml/2006/main" xmlns:w14="http://schemas.microsoft.com/office/word/2010/wordml" xmlns:w15="http://schemas.microsoft.com/office/word/2012/wordml" xmlns:w16cex="http://schemas.microsoft.com/office/word/2018/wordml/cex" xmlns:w16cid="http://schemas.microsoft.com/office/word/2016/wordml/cid" xmlns:w16="http://schemas.microsoft.com/office/word/2018/wordml" xmlns:w16sdtdh="http://schemas.microsoft.com/office/word/2020/wordml/sdtdatahash" xmlns:w16se="http://schemas.microsoft.com/office/word/2015/wordml/symex" xmlns:wpg="http://schemas.microsoft.com/office/word/2010/wordprocessingGroup" xmlns:wpi="http://schemas.microsoft.com/office/word/2010/wordprocessingInk" xmlns:wne="http://schemas.microsoft.com/office/word/2006/wordml" xmlns:wps="http://schemas.microsoft.com/office/word/2010/wordprocessingShape" mc:Ignorable="w14 w15 w16se w16cid w16 w16cex w16sdtdh wp14">
+<w:ftr xmlns:wpc="http://schemas.microsoft.com/office/word/2010/wordprocessingCanvas" xmlns:cx="http://schemas.microsoft.com/office/drawing/2014/chartex" xmlns:cx1="http://schemas.microsoft.com/office/drawing/2015/9/8/chartex" xmlns:cx2="http://schemas.microsoft.com/office/drawing/2015/10/21/chartex" xmlns:cx3="http://schemas.microsoft.com/office/drawing/2016/5/9/chartex" xmlns:cx4="http://schemas.microsoft.com/office/drawing/2016/5/10/chartex" xmlns:cx5="http://schemas.microsoft.com/office/drawing/2016/5/11/chartex" xmlns:cx6="http://schemas.microsoft.com/office/drawing/2016/5/12/chartex" xmlns:cx7="http://schemas.microsoft.com/office/drawing/2016/5/13/chartex" xmlns:cx8="http://schemas.microsoft.com/office/drawing/2016/5/14/chartex" xmlns:mc="http://schemas.openxmlformats.org/markup-compatibility/2006" xmlns:m="http://schemas.openxmlformats.org/officeDocument/2006/math" xmlns:aink="http://schemas.microsoft.com/office/drawing/2016/ink" xmlns:am3d="http://schemas.microsoft.com/office/drawing/2017/model3d" xmlns:oel="http://schemas.microsoft.com/office/2019/extlst" xmlns:r="http://schemas.openxmlformats.org/officeDocument/2006/relationships" xmlns:wp14="http://schemas.microsoft.com/office/word/2010/wordprocessingDrawing" xmlns:wp="http://schemas.openxmlformats.org/drawingml/2006/wordprocessingDrawing" xmlns:wpg="http://schemas.microsoft.com/office/word/2010/wordprocessingGroup" xmlns:wpi="http://schemas.microsoft.com/office/word/2010/wordprocessingInk" xmlns:wps="http://schemas.microsoft.com/office/word/2010/wordprocessingShape" xmlns:o="urn:schemas-microsoft-com:office:office" xmlns:v="urn:schemas-microsoft-com:vml" xmlns:w10="urn:schemas-microsoft-com:office:word" xmlns:w="http://schemas.openxmlformats.org/wordprocessingml/2006/main" xmlns:w14="http://schemas.microsoft.com/office/word/2010/wordml" xmlns:w15="http://schemas.microsoft.com/office/word/2012/wordml" xmlns:w16cex="http://schemas.microsoft.com/office/word/2018/wordml/cex" xmlns:w16cid="http://schemas.microsoft.com/office/word/2016/wordml/cid" xmlns:w16="http://schemas.microsoft.com/office/word/2018/wordml" xmlns:w16sdtdh="http://schemas.microsoft.com/office/word/2020/wordml/sdtdatahash" xmlns:w16sdtfl="http://schemas.microsoft.com/office/word/2024/wordml/sdtformatlock" xmlns:w16se="http://schemas.microsoft.com/office/word/2015/wordml/symex" xmlns:w16du="http://schemas.microsoft.com/office/word/2023/wordml/word16du" xmlns:wne="http://schemas.microsoft.com/office/word/2006/wordml" mc:Ignorable="w14 w15 w16se w16cid w16 w16cex w16sdtdh w16sdtfl w16du wp14">
   <w:p>
     <w:pPr>
       <w:pStyle w:val="Footer"/>
@@ -2598,7 +3507,7 @@
 </file>
 
 <file path=word/footer3.xml><?xml version="1.0" encoding="utf-8"?>
-<w:ftr xmlns:wpc="http://schemas.microsoft.com/office/word/2010/wordprocessingCanvas" xmlns:cx="http://schemas.microsoft.com/office/drawing/2014/chartex" xmlns:cx1="http://schemas.microsoft.com/office/drawing/2015/9/8/chartex" xmlns:cx2="http://schemas.microsoft.com/office/drawing/2015/10/21/chartex" xmlns:cx3="http://schemas.microsoft.com/office/drawing/2016/5/9/chartex" xmlns:cx4="http://schemas.microsoft.com/office/drawing/2016/5/10/chartex" xmlns:cx5="http://schemas.microsoft.com/office/drawing/2016/5/11/chartex" xmlns:cx6="http://schemas.microsoft.com/office/drawing/2016/5/12/chartex" xmlns:cx7="http://schemas.microsoft.com/office/drawing/2016/5/13/chartex" xmlns:cx8="http://schemas.microsoft.com/office/drawing/2016/5/14/chartex" xmlns:mc="http://schemas.openxmlformats.org/markup-compatibility/2006" xmlns:aink="http://schemas.microsoft.com/office/drawing/2016/ink" xmlns:am3d="http://schemas.microsoft.com/office/drawing/2017/model3d" xmlns:o="urn:schemas-microsoft-com:office:office" xmlns:oel="http://schemas.microsoft.com/office/2019/extlst" xmlns:r="http://schemas.openxmlformats.org/officeDocument/2006/relationships" xmlns:m="http://schemas.openxmlformats.org/officeDocument/2006/math" xmlns:v="urn:schemas-microsoft-com:vml" xmlns:wp14="http://schemas.microsoft.com/office/word/2010/wordprocessingDrawing" xmlns:wp="http://schemas.openxmlformats.org/drawingml/2006/wordprocessingDrawing" xmlns:w10="urn:schemas-microsoft-com:office:word" xmlns:w="http://schemas.openxmlformats.org/wordprocessingml/2006/main" xmlns:w14="http://schemas.microsoft.com/office/word/2010/wordml" xmlns:w15="http://schemas.microsoft.com/office/word/2012/wordml" xmlns:w16cex="http://schemas.microsoft.com/office/word/2018/wordml/cex" xmlns:w16cid="http://schemas.microsoft.com/office/word/2016/wordml/cid" xmlns:w16="http://schemas.microsoft.com/office/word/2018/wordml" xmlns:w16sdtdh="http://schemas.microsoft.com/office/word/2020/wordml/sdtdatahash" xmlns:w16se="http://schemas.microsoft.com/office/word/2015/wordml/symex" xmlns:wpg="http://schemas.microsoft.com/office/word/2010/wordprocessingGroup" xmlns:wpi="http://schemas.microsoft.com/office/word/2010/wordprocessingInk" xmlns:wne="http://schemas.microsoft.com/office/word/2006/wordml" xmlns:wps="http://schemas.microsoft.com/office/word/2010/wordprocessingShape" mc:Ignorable="w14 w15 w16se w16cid w16 w16cex w16sdtdh wp14">
+<w:ftr xmlns:wpc="http://schemas.microsoft.com/office/word/2010/wordprocessingCanvas" xmlns:cx="http://schemas.microsoft.com/office/drawing/2014/chartex" xmlns:cx1="http://schemas.microsoft.com/office/drawing/2015/9/8/chartex" xmlns:cx2="http://schemas.microsoft.com/office/drawing/2015/10/21/chartex" xmlns:cx3="http://schemas.microsoft.com/office/drawing/2016/5/9/chartex" xmlns:cx4="http://schemas.microsoft.com/office/drawing/2016/5/10/chartex" xmlns:cx5="http://schemas.microsoft.com/office/drawing/2016/5/11/chartex" xmlns:cx6="http://schemas.microsoft.com/office/drawing/2016/5/12/chartex" xmlns:cx7="http://schemas.microsoft.com/office/drawing/2016/5/13/chartex" xmlns:cx8="http://schemas.microsoft.com/office/drawing/2016/5/14/chartex" xmlns:mc="http://schemas.openxmlformats.org/markup-compatibility/2006" xmlns:m="http://schemas.openxmlformats.org/officeDocument/2006/math" xmlns:aink="http://schemas.microsoft.com/office/drawing/2016/ink" xmlns:am3d="http://schemas.microsoft.com/office/drawing/2017/model3d" xmlns:oel="http://schemas.microsoft.com/office/2019/extlst" xmlns:r="http://schemas.openxmlformats.org/officeDocument/2006/relationships" xmlns:wp14="http://schemas.microsoft.com/office/word/2010/wordprocessingDrawing" xmlns:wp="http://schemas.openxmlformats.org/drawingml/2006/wordprocessingDrawing" xmlns:wpg="http://schemas.microsoft.com/office/word/2010/wordprocessingGroup" xmlns:wpi="http://schemas.microsoft.com/office/word/2010/wordprocessingInk" xmlns:wps="http://schemas.microsoft.com/office/word/2010/wordprocessingShape" xmlns:o="urn:schemas-microsoft-com:office:office" xmlns:v="urn:schemas-microsoft-com:vml" xmlns:w10="urn:schemas-microsoft-com:office:word" xmlns:w="http://schemas.openxmlformats.org/wordprocessingml/2006/main" xmlns:w14="http://schemas.microsoft.com/office/word/2010/wordml" xmlns:w15="http://schemas.microsoft.com/office/word/2012/wordml" xmlns:w16cex="http://schemas.microsoft.com/office/word/2018/wordml/cex" xmlns:w16cid="http://schemas.microsoft.com/office/word/2016/wordml/cid" xmlns:w16="http://schemas.microsoft.com/office/word/2018/wordml" xmlns:w16sdtdh="http://schemas.microsoft.com/office/word/2020/wordml/sdtdatahash" xmlns:w16sdtfl="http://schemas.microsoft.com/office/word/2024/wordml/sdtformatlock" xmlns:w16se="http://schemas.microsoft.com/office/word/2015/wordml/symex" xmlns:w16du="http://schemas.microsoft.com/office/word/2023/wordml/word16du" xmlns:wne="http://schemas.microsoft.com/office/word/2006/wordml" mc:Ignorable="w14 w15 w16se w16cid w16 w16cex w16sdtdh w16sdtfl w16du wp14">
   <w:p>
     <w:pPr>
       <w:pStyle w:val="Footer"/>
@@ -2608,7 +3517,7 @@
 </file>
 
 <file path=word/footnotes.xml><?xml version="1.0" encoding="utf-8"?>
-<w:footnotes xmlns:wpc="http://schemas.microsoft.com/office/word/2010/wordprocessingCanvas" xmlns:cx="http://schemas.microsoft.com/office/drawing/2014/chartex" xmlns:cx1="http://schemas.microsoft.com/office/drawing/2015/9/8/chartex" xmlns:cx2="http://schemas.microsoft.com/office/drawing/2015/10/21/chartex" xmlns:cx3="http://schemas.microsoft.com/office/drawing/2016/5/9/chartex" xmlns:cx4="http://schemas.microsoft.com/office/drawing/2016/5/10/chartex" xmlns:cx5="http://schemas.microsoft.com/office/drawing/2016/5/11/chartex" xmlns:cx6="http://schemas.microsoft.com/office/drawing/2016/5/12/chartex" xmlns:cx7="http://schemas.microsoft.com/office/drawing/2016/5/13/chartex" xmlns:cx8="http://schemas.microsoft.com/office/drawing/2016/5/14/chartex" xmlns:mc="http://schemas.openxmlformats.org/markup-compatibility/2006" xmlns:aink="http://schemas.microsoft.com/office/drawing/2016/ink" xmlns:am3d="http://schemas.microsoft.com/office/drawing/2017/model3d" xmlns:o="urn:schemas-microsoft-com:office:office" xmlns:oel="http://schemas.microsoft.com/office/2019/extlst" xmlns:r="http://schemas.openxmlformats.org/officeDocument/2006/relationships" xmlns:m="http://schemas.openxmlformats.org/officeDocument/2006/math" xmlns:v="urn:schemas-microsoft-com:vml" xmlns:wp14="http://schemas.microsoft.com/office/word/2010/wordprocessingDrawing" xmlns:wp="http://schemas.openxmlformats.org/drawingml/2006/wordprocessingDrawing" xmlns:w10="urn:schemas-microsoft-com:office:word" xmlns:w="http://schemas.openxmlformats.org/wordprocessingml/2006/main" xmlns:w14="http://schemas.microsoft.com/office/word/2010/wordml" xmlns:w15="http://schemas.microsoft.com/office/word/2012/wordml" xmlns:w16cex="http://schemas.microsoft.com/office/word/2018/wordml/cex" xmlns:w16cid="http://schemas.microsoft.com/office/word/2016/wordml/cid" xmlns:w16="http://schemas.microsoft.com/office/word/2018/wordml" xmlns:w16sdtdh="http://schemas.microsoft.com/office/word/2020/wordml/sdtdatahash" xmlns:w16se="http://schemas.microsoft.com/office/word/2015/wordml/symex" xmlns:wpg="http://schemas.microsoft.com/office/word/2010/wordprocessingGroup" xmlns:wpi="http://schemas.microsoft.com/office/word/2010/wordprocessingInk" xmlns:wne="http://schemas.microsoft.com/office/word/2006/wordml" xmlns:wps="http://schemas.microsoft.com/office/word/2010/wordprocessingShape" mc:Ignorable="w14 w15 w16se w16cid w16 w16cex w16sdtdh wp14">
+<w:footnotes xmlns:wpc="http://schemas.microsoft.com/office/word/2010/wordprocessingCanvas" xmlns:cx="http://schemas.microsoft.com/office/drawing/2014/chartex" xmlns:cx1="http://schemas.microsoft.com/office/drawing/2015/9/8/chartex" xmlns:cx2="http://schemas.microsoft.com/office/drawing/2015/10/21/chartex" xmlns:cx3="http://schemas.microsoft.com/office/drawing/2016/5/9/chartex" xmlns:cx4="http://schemas.microsoft.com/office/drawing/2016/5/10/chartex" xmlns:cx5="http://schemas.microsoft.com/office/drawing/2016/5/11/chartex" xmlns:cx6="http://schemas.microsoft.com/office/drawing/2016/5/12/chartex" xmlns:cx7="http://schemas.microsoft.com/office/drawing/2016/5/13/chartex" xmlns:cx8="http://schemas.microsoft.com/office/drawing/2016/5/14/chartex" xmlns:mc="http://schemas.openxmlformats.org/markup-compatibility/2006" xmlns:m="http://schemas.openxmlformats.org/officeDocument/2006/math" xmlns:aink="http://schemas.microsoft.com/office/drawing/2016/ink" xmlns:am3d="http://schemas.microsoft.com/office/drawing/2017/model3d" xmlns:oel="http://schemas.microsoft.com/office/2019/extlst" xmlns:r="http://schemas.openxmlformats.org/officeDocument/2006/relationships" xmlns:wp14="http://schemas.microsoft.com/office/word/2010/wordprocessingDrawing" xmlns:wp="http://schemas.openxmlformats.org/drawingml/2006/wordprocessingDrawing" xmlns:wpg="http://schemas.microsoft.com/office/word/2010/wordprocessingGroup" xmlns:wpi="http://schemas.microsoft.com/office/word/2010/wordprocessingInk" xmlns:wps="http://schemas.microsoft.com/office/word/2010/wordprocessingShape" xmlns:o="urn:schemas-microsoft-com:office:office" xmlns:v="urn:schemas-microsoft-com:vml" xmlns:w10="urn:schemas-microsoft-com:office:word" xmlns:w="http://schemas.openxmlformats.org/wordprocessingml/2006/main" xmlns:w14="http://schemas.microsoft.com/office/word/2010/wordml" xmlns:w15="http://schemas.microsoft.com/office/word/2012/wordml" xmlns:w16cex="http://schemas.microsoft.com/office/word/2018/wordml/cex" xmlns:w16cid="http://schemas.microsoft.com/office/word/2016/wordml/cid" xmlns:w16="http://schemas.microsoft.com/office/word/2018/wordml" xmlns:w16sdtdh="http://schemas.microsoft.com/office/word/2020/wordml/sdtdatahash" xmlns:w16sdtfl="http://schemas.microsoft.com/office/word/2024/wordml/sdtformatlock" xmlns:w16se="http://schemas.microsoft.com/office/word/2015/wordml/symex" xmlns:w16du="http://schemas.microsoft.com/office/word/2023/wordml/word16du" xmlns:wne="http://schemas.microsoft.com/office/word/2006/wordml" mc:Ignorable="w14 w15 w16se w16cid w16 w16cex w16sdtdh w16sdtfl w16du wp14">
   <w:footnote w:type="separator" w:id="-1">
     <w:p>
       <w:r>
@@ -2627,7 +3536,7 @@
 </file>
 
 <file path=word/header1.xml><?xml version="1.0" encoding="utf-8"?>
-<w:hdr xmlns:wpc="http://schemas.microsoft.com/office/word/2010/wordprocessingCanvas" xmlns:cx="http://schemas.microsoft.com/office/drawing/2014/chartex" xmlns:cx1="http://schemas.microsoft.com/office/drawing/2015/9/8/chartex" xmlns:cx2="http://schemas.microsoft.com/office/drawing/2015/10/21/chartex" xmlns:cx3="http://schemas.microsoft.com/office/drawing/2016/5/9/chartex" xmlns:cx4="http://schemas.microsoft.com/office/drawing/2016/5/10/chartex" xmlns:cx5="http://schemas.microsoft.com/office/drawing/2016/5/11/chartex" xmlns:cx6="http://schemas.microsoft.com/office/drawing/2016/5/12/chartex" xmlns:cx7="http://schemas.microsoft.com/office/drawing/2016/5/13/chartex" xmlns:cx8="http://schemas.microsoft.com/office/drawing/2016/5/14/chartex" xmlns:mc="http://schemas.openxmlformats.org/markup-compatibility/2006" xmlns:aink="http://schemas.microsoft.com/office/drawing/2016/ink" xmlns:am3d="http://schemas.microsoft.com/office/drawing/2017/model3d" xmlns:o="urn:schemas-microsoft-com:office:office" xmlns:oel="http://schemas.microsoft.com/office/2019/extlst" xmlns:r="http://schemas.openxmlformats.org/officeDocument/2006/relationships" xmlns:m="http://schemas.openxmlformats.org/officeDocument/2006/math" xmlns:v="urn:schemas-microsoft-com:vml" xmlns:wp14="http://schemas.microsoft.com/office/word/2010/wordprocessingDrawing" xmlns:wp="http://schemas.openxmlformats.org/drawingml/2006/wordprocessingDrawing" xmlns:w10="urn:schemas-microsoft-com:office:word" xmlns:w="http://schemas.openxmlformats.org/wordprocessingml/2006/main" xmlns:w14="http://schemas.microsoft.com/office/word/2010/wordml" xmlns:w15="http://schemas.microsoft.com/office/word/2012/wordml" xmlns:w16cex="http://schemas.microsoft.com/office/word/2018/wordml/cex" xmlns:w16cid="http://schemas.microsoft.com/office/word/2016/wordml/cid" xmlns:w16="http://schemas.microsoft.com/office/word/2018/wordml" xmlns:w16sdtdh="http://schemas.microsoft.com/office/word/2020/wordml/sdtdatahash" xmlns:w16se="http://schemas.microsoft.com/office/word/2015/wordml/symex" xmlns:wpg="http://schemas.microsoft.com/office/word/2010/wordprocessingGroup" xmlns:wpi="http://schemas.microsoft.com/office/word/2010/wordprocessingInk" xmlns:wne="http://schemas.microsoft.com/office/word/2006/wordml" xmlns:wps="http://schemas.microsoft.com/office/word/2010/wordprocessingShape" mc:Ignorable="w14 w15 w16se w16cid w16 w16cex w16sdtdh wp14">
+<w:hdr xmlns:wpc="http://schemas.microsoft.com/office/word/2010/wordprocessingCanvas" xmlns:cx="http://schemas.microsoft.com/office/drawing/2014/chartex" xmlns:cx1="http://schemas.microsoft.com/office/drawing/2015/9/8/chartex" xmlns:cx2="http://schemas.microsoft.com/office/drawing/2015/10/21/chartex" xmlns:cx3="http://schemas.microsoft.com/office/drawing/2016/5/9/chartex" xmlns:cx4="http://schemas.microsoft.com/office/drawing/2016/5/10/chartex" xmlns:cx5="http://schemas.microsoft.com/office/drawing/2016/5/11/chartex" xmlns:cx6="http://schemas.microsoft.com/office/drawing/2016/5/12/chartex" xmlns:cx7="http://schemas.microsoft.com/office/drawing/2016/5/13/chartex" xmlns:cx8="http://schemas.microsoft.com/office/drawing/2016/5/14/chartex" xmlns:mc="http://schemas.openxmlformats.org/markup-compatibility/2006" xmlns:m="http://schemas.openxmlformats.org/officeDocument/2006/math" xmlns:aink="http://schemas.microsoft.com/office/drawing/2016/ink" xmlns:am3d="http://schemas.microsoft.com/office/drawing/2017/model3d" xmlns:oel="http://schemas.microsoft.com/office/2019/extlst" xmlns:r="http://schemas.openxmlformats.org/officeDocument/2006/relationships" xmlns:wp14="http://schemas.microsoft.com/office/word/2010/wordprocessingDrawing" xmlns:wp="http://schemas.openxmlformats.org/drawingml/2006/wordprocessingDrawing" xmlns:wpg="http://schemas.microsoft.com/office/word/2010/wordprocessingGroup" xmlns:wpi="http://schemas.microsoft.com/office/word/2010/wordprocessingInk" xmlns:wps="http://schemas.microsoft.com/office/word/2010/wordprocessingShape" xmlns:o="urn:schemas-microsoft-com:office:office" xmlns:v="urn:schemas-microsoft-com:vml" xmlns:w10="urn:schemas-microsoft-com:office:word" xmlns:w="http://schemas.openxmlformats.org/wordprocessingml/2006/main" xmlns:w14="http://schemas.microsoft.com/office/word/2010/wordml" xmlns:w15="http://schemas.microsoft.com/office/word/2012/wordml" xmlns:w16cex="http://schemas.microsoft.com/office/word/2018/wordml/cex" xmlns:w16cid="http://schemas.microsoft.com/office/word/2016/wordml/cid" xmlns:w16="http://schemas.microsoft.com/office/word/2018/wordml" xmlns:w16sdtdh="http://schemas.microsoft.com/office/word/2020/wordml/sdtdatahash" xmlns:w16sdtfl="http://schemas.microsoft.com/office/word/2024/wordml/sdtformatlock" xmlns:w16se="http://schemas.microsoft.com/office/word/2015/wordml/symex" xmlns:w16du="http://schemas.microsoft.com/office/word/2023/wordml/word16du" xmlns:wne="http://schemas.microsoft.com/office/word/2006/wordml" mc:Ignorable="w14 w15 w16se w16cid w16 w16cex w16sdtdh w16sdtfl w16du wp14">
   <w:sdt>
     <w:sdtPr>
       <w:rPr>
@@ -2679,7 +3588,7 @@
 </file>
 
 <file path=word/header2.xml><?xml version="1.0" encoding="utf-8"?>
-<w:hdr xmlns:wpc="http://schemas.microsoft.com/office/word/2010/wordprocessingCanvas" xmlns:cx="http://schemas.microsoft.com/office/drawing/2014/chartex" xmlns:cx1="http://schemas.microsoft.com/office/drawing/2015/9/8/chartex" xmlns:cx2="http://schemas.microsoft.com/office/drawing/2015/10/21/chartex" xmlns:cx3="http://schemas.microsoft.com/office/drawing/2016/5/9/chartex" xmlns:cx4="http://schemas.microsoft.com/office/drawing/2016/5/10/chartex" xmlns:cx5="http://schemas.microsoft.com/office/drawing/2016/5/11/chartex" xmlns:cx6="http://schemas.microsoft.com/office/drawing/2016/5/12/chartex" xmlns:cx7="http://schemas.microsoft.com/office/drawing/2016/5/13/chartex" xmlns:cx8="http://schemas.microsoft.com/office/drawing/2016/5/14/chartex" xmlns:mc="http://schemas.openxmlformats.org/markup-compatibility/2006" xmlns:aink="http://schemas.microsoft.com/office/drawing/2016/ink" xmlns:am3d="http://schemas.microsoft.com/office/drawing/2017/model3d" xmlns:o="urn:schemas-microsoft-com:office:office" xmlns:oel="http://schemas.microsoft.com/office/2019/extlst" xmlns:r="http://schemas.openxmlformats.org/officeDocument/2006/relationships" xmlns:m="http://schemas.openxmlformats.org/officeDocument/2006/math" xmlns:v="urn:schemas-microsoft-com:vml" xmlns:wp14="http://schemas.microsoft.com/office/word/2010/wordprocessingDrawing" xmlns:wp="http://schemas.openxmlformats.org/drawingml/2006/wordprocessingDrawing" xmlns:w10="urn:schemas-microsoft-com:office:word" xmlns:w="http://schemas.openxmlformats.org/wordprocessingml/2006/main" xmlns:w14="http://schemas.microsoft.com/office/word/2010/wordml" xmlns:w15="http://schemas.microsoft.com/office/word/2012/wordml" xmlns:w16cex="http://schemas.microsoft.com/office/word/2018/wordml/cex" xmlns:w16cid="http://schemas.microsoft.com/office/word/2016/wordml/cid" xmlns:w16="http://schemas.microsoft.com/office/word/2018/wordml" xmlns:w16sdtdh="http://schemas.microsoft.com/office/word/2020/wordml/sdtdatahash" xmlns:w16se="http://schemas.microsoft.com/office/word/2015/wordml/symex" xmlns:wpg="http://schemas.microsoft.com/office/word/2010/wordprocessingGroup" xmlns:wpi="http://schemas.microsoft.com/office/word/2010/wordprocessingInk" xmlns:wne="http://schemas.microsoft.com/office/word/2006/wordml" xmlns:wps="http://schemas.microsoft.com/office/word/2010/wordprocessingShape" mc:Ignorable="w14 w15 w16se w16cid w16 w16cex w16sdtdh wp14">
+<w:hdr xmlns:wpc="http://schemas.microsoft.com/office/word/2010/wordprocessingCanvas" xmlns:cx="http://schemas.microsoft.com/office/drawing/2014/chartex" xmlns:cx1="http://schemas.microsoft.com/office/drawing/2015/9/8/chartex" xmlns:cx2="http://schemas.microsoft.com/office/drawing/2015/10/21/chartex" xmlns:cx3="http://schemas.microsoft.com/office/drawing/2016/5/9/chartex" xmlns:cx4="http://schemas.microsoft.com/office/drawing/2016/5/10/chartex" xmlns:cx5="http://schemas.microsoft.com/office/drawing/2016/5/11/chartex" xmlns:cx6="http://schemas.microsoft.com/office/drawing/2016/5/12/chartex" xmlns:cx7="http://schemas.microsoft.com/office/drawing/2016/5/13/chartex" xmlns:cx8="http://schemas.microsoft.com/office/drawing/2016/5/14/chartex" xmlns:mc="http://schemas.openxmlformats.org/markup-compatibility/2006" xmlns:m="http://schemas.openxmlformats.org/officeDocument/2006/math" xmlns:aink="http://schemas.microsoft.com/office/drawing/2016/ink" xmlns:am3d="http://schemas.microsoft.com/office/drawing/2017/model3d" xmlns:oel="http://schemas.microsoft.com/office/2019/extlst" xmlns:r="http://schemas.openxmlformats.org/officeDocument/2006/relationships" xmlns:wp14="http://schemas.microsoft.com/office/word/2010/wordprocessingDrawing" xmlns:wp="http://schemas.openxmlformats.org/drawingml/2006/wordprocessingDrawing" xmlns:wpg="http://schemas.microsoft.com/office/word/2010/wordprocessingGroup" xmlns:wpi="http://schemas.microsoft.com/office/word/2010/wordprocessingInk" xmlns:wps="http://schemas.microsoft.com/office/word/2010/wordprocessingShape" xmlns:o="urn:schemas-microsoft-com:office:office" xmlns:v="urn:schemas-microsoft-com:vml" xmlns:w10="urn:schemas-microsoft-com:office:word" xmlns:w="http://schemas.openxmlformats.org/wordprocessingml/2006/main" xmlns:w14="http://schemas.microsoft.com/office/word/2010/wordml" xmlns:w15="http://schemas.microsoft.com/office/word/2012/wordml" xmlns:w16cex="http://schemas.microsoft.com/office/word/2018/wordml/cex" xmlns:w16cid="http://schemas.microsoft.com/office/word/2016/wordml/cid" xmlns:w16="http://schemas.microsoft.com/office/word/2018/wordml" xmlns:w16sdtdh="http://schemas.microsoft.com/office/word/2020/wordml/sdtdatahash" xmlns:w16sdtfl="http://schemas.microsoft.com/office/word/2024/wordml/sdtformatlock" xmlns:w16se="http://schemas.microsoft.com/office/word/2015/wordml/symex" xmlns:w16du="http://schemas.microsoft.com/office/word/2023/wordml/word16du" xmlns:wne="http://schemas.microsoft.com/office/word/2006/wordml" mc:Ignorable="w14 w15 w16se w16cid w16 w16cex w16sdtdh w16sdtfl w16du wp14">
   <w:sdt>
     <w:sdtPr>
       <w:rPr>
@@ -2755,7 +3664,7 @@
 </file>
 
 <file path=word/header3.xml><?xml version="1.0" encoding="utf-8"?>
-<w:hdr xmlns:wpc="http://schemas.microsoft.com/office/word/2010/wordprocessingCanvas" xmlns:cx="http://schemas.microsoft.com/office/drawing/2014/chartex" xmlns:cx1="http://schemas.microsoft.com/office/drawing/2015/9/8/chartex" xmlns:cx2="http://schemas.microsoft.com/office/drawing/2015/10/21/chartex" xmlns:cx3="http://schemas.microsoft.com/office/drawing/2016/5/9/chartex" xmlns:cx4="http://schemas.microsoft.com/office/drawing/2016/5/10/chartex" xmlns:cx5="http://schemas.microsoft.com/office/drawing/2016/5/11/chartex" xmlns:cx6="http://schemas.microsoft.com/office/drawing/2016/5/12/chartex" xmlns:cx7="http://schemas.microsoft.com/office/drawing/2016/5/13/chartex" xmlns:cx8="http://schemas.microsoft.com/office/drawing/2016/5/14/chartex" xmlns:mc="http://schemas.openxmlformats.org/markup-compatibility/2006" xmlns:aink="http://schemas.microsoft.com/office/drawing/2016/ink" xmlns:am3d="http://schemas.microsoft.com/office/drawing/2017/model3d" xmlns:o="urn:schemas-microsoft-com:office:office" xmlns:oel="http://schemas.microsoft.com/office/2019/extlst" xmlns:r="http://schemas.openxmlformats.org/officeDocument/2006/relationships" xmlns:m="http://schemas.openxmlformats.org/officeDocument/2006/math" xmlns:v="urn:schemas-microsoft-com:vml" xmlns:wp14="http://schemas.microsoft.com/office/word/2010/wordprocessingDrawing" xmlns:wp="http://schemas.openxmlformats.org/drawingml/2006/wordprocessingDrawing" xmlns:w10="urn:schemas-microsoft-com:office:word" xmlns:w="http://schemas.openxmlformats.org/wordprocessingml/2006/main" xmlns:w14="http://schemas.microsoft.com/office/word/2010/wordml" xmlns:w15="http://schemas.microsoft.com/office/word/2012/wordml" xmlns:w16cex="http://schemas.microsoft.com/office/word/2018/wordml/cex" xmlns:w16cid="http://schemas.microsoft.com/office/word/2016/wordml/cid" xmlns:w16="http://schemas.microsoft.com/office/word/2018/wordml" xmlns:w16sdtdh="http://schemas.microsoft.com/office/word/2020/wordml/sdtdatahash" xmlns:w16se="http://schemas.microsoft.com/office/word/2015/wordml/symex" xmlns:wpg="http://schemas.microsoft.com/office/word/2010/wordprocessingGroup" xmlns:wpi="http://schemas.microsoft.com/office/word/2010/wordprocessingInk" xmlns:wne="http://schemas.microsoft.com/office/word/2006/wordml" xmlns:wps="http://schemas.microsoft.com/office/word/2010/wordprocessingShape" mc:Ignorable="w14 w15 w16se w16cid w16 w16cex w16sdtdh wp14">
+<w:hdr xmlns:wpc="http://schemas.microsoft.com/office/word/2010/wordprocessingCanvas" xmlns:cx="http://schemas.microsoft.com/office/drawing/2014/chartex" xmlns:cx1="http://schemas.microsoft.com/office/drawing/2015/9/8/chartex" xmlns:cx2="http://schemas.microsoft.com/office/drawing/2015/10/21/chartex" xmlns:cx3="http://schemas.microsoft.com/office/drawing/2016/5/9/chartex" xmlns:cx4="http://schemas.microsoft.com/office/drawing/2016/5/10/chartex" xmlns:cx5="http://schemas.microsoft.com/office/drawing/2016/5/11/chartex" xmlns:cx6="http://schemas.microsoft.com/office/drawing/2016/5/12/chartex" xmlns:cx7="http://schemas.microsoft.com/office/drawing/2016/5/13/chartex" xmlns:cx8="http://schemas.microsoft.com/office/drawing/2016/5/14/chartex" xmlns:mc="http://schemas.openxmlformats.org/markup-compatibility/2006" xmlns:m="http://schemas.openxmlformats.org/officeDocument/2006/math" xmlns:aink="http://schemas.microsoft.com/office/drawing/2016/ink" xmlns:am3d="http://schemas.microsoft.com/office/drawing/2017/model3d" xmlns:oel="http://schemas.microsoft.com/office/2019/extlst" xmlns:r="http://schemas.openxmlformats.org/officeDocument/2006/relationships" xmlns:wp14="http://schemas.microsoft.com/office/word/2010/wordprocessingDrawing" xmlns:wp="http://schemas.openxmlformats.org/drawingml/2006/wordprocessingDrawing" xmlns:wpg="http://schemas.microsoft.com/office/word/2010/wordprocessingGroup" xmlns:wpi="http://schemas.microsoft.com/office/word/2010/wordprocessingInk" xmlns:wps="http://schemas.microsoft.com/office/word/2010/wordprocessingShape" xmlns:o="urn:schemas-microsoft-com:office:office" xmlns:v="urn:schemas-microsoft-com:vml" xmlns:w10="urn:schemas-microsoft-com:office:word" xmlns:w="http://schemas.openxmlformats.org/wordprocessingml/2006/main" xmlns:w14="http://schemas.microsoft.com/office/word/2010/wordml" xmlns:w15="http://schemas.microsoft.com/office/word/2012/wordml" xmlns:w16cex="http://schemas.microsoft.com/office/word/2018/wordml/cex" xmlns:w16cid="http://schemas.microsoft.com/office/word/2016/wordml/cid" xmlns:w16="http://schemas.microsoft.com/office/word/2018/wordml" xmlns:w16sdtdh="http://schemas.microsoft.com/office/word/2020/wordml/sdtdatahash" xmlns:w16sdtfl="http://schemas.microsoft.com/office/word/2024/wordml/sdtformatlock" xmlns:w16se="http://schemas.microsoft.com/office/word/2015/wordml/symex" xmlns:w16du="http://schemas.microsoft.com/office/word/2023/wordml/word16du" xmlns:wne="http://schemas.microsoft.com/office/word/2006/wordml" mc:Ignorable="w14 w15 w16se w16cid w16 w16cex w16sdtdh w16sdtfl w16du wp14">
   <w:p>
     <w:pPr>
       <w:pStyle w:val="Header"/>
@@ -2765,7 +3674,7 @@
 </file>
 
 <file path=word/numbering.xml><?xml version="1.0" encoding="utf-8"?>
-<w:numbering xmlns:wpc="http://schemas.microsoft.com/office/word/2010/wordprocessingCanvas" xmlns:cx="http://schemas.microsoft.com/office/drawing/2014/chartex" xmlns:cx1="http://schemas.microsoft.com/office/drawing/2015/9/8/chartex" xmlns:cx2="http://schemas.microsoft.com/office/drawing/2015/10/21/chartex" xmlns:cx3="http://schemas.microsoft.com/office/drawing/2016/5/9/chartex" xmlns:cx4="http://schemas.microsoft.com/office/drawing/2016/5/10/chartex" xmlns:cx5="http://schemas.microsoft.com/office/drawing/2016/5/11/chartex" xmlns:cx6="http://schemas.microsoft.com/office/drawing/2016/5/12/chartex" xmlns:cx7="http://schemas.microsoft.com/office/drawing/2016/5/13/chartex" xmlns:cx8="http://schemas.microsoft.com/office/drawing/2016/5/14/chartex" xmlns:mc="http://schemas.openxmlformats.org/markup-compatibility/2006" xmlns:aink="http://schemas.microsoft.com/office/drawing/2016/ink" xmlns:am3d="http://schemas.microsoft.com/office/drawing/2017/model3d" xmlns:o="urn:schemas-microsoft-com:office:office" xmlns:oel="http://schemas.microsoft.com/office/2019/extlst" xmlns:r="http://schemas.openxmlformats.org/officeDocument/2006/relationships" xmlns:m="http://schemas.openxmlformats.org/officeDocument/2006/math" xmlns:v="urn:schemas-microsoft-com:vml" xmlns:wp14="http://schemas.microsoft.com/office/word/2010/wordprocessingDrawing" xmlns:wp="http://schemas.openxmlformats.org/drawingml/2006/wordprocessingDrawing" xmlns:w10="urn:schemas-microsoft-com:office:word" xmlns:w="http://schemas.openxmlformats.org/wordprocessingml/2006/main" xmlns:w14="http://schemas.microsoft.com/office/word/2010/wordml" xmlns:w15="http://schemas.microsoft.com/office/word/2012/wordml" xmlns:w16cex="http://schemas.microsoft.com/office/word/2018/wordml/cex" xmlns:w16cid="http://schemas.microsoft.com/office/word/2016/wordml/cid" xmlns:w16="http://schemas.microsoft.com/office/word/2018/wordml" xmlns:w16sdtdh="http://schemas.microsoft.com/office/word/2020/wordml/sdtdatahash" xmlns:w16se="http://schemas.microsoft.com/office/word/2015/wordml/symex" xmlns:wpg="http://schemas.microsoft.com/office/word/2010/wordprocessingGroup" xmlns:wpi="http://schemas.microsoft.com/office/word/2010/wordprocessingInk" xmlns:wne="http://schemas.microsoft.com/office/word/2006/wordml" xmlns:wps="http://schemas.microsoft.com/office/word/2010/wordprocessingShape" mc:Ignorable="w14 w15 w16se w16cid w16 w16cex w16sdtdh wp14">
+<w:numbering xmlns:wpc="http://schemas.microsoft.com/office/word/2010/wordprocessingCanvas" xmlns:cx="http://schemas.microsoft.com/office/drawing/2014/chartex" xmlns:cx1="http://schemas.microsoft.com/office/drawing/2015/9/8/chartex" xmlns:cx2="http://schemas.microsoft.com/office/drawing/2015/10/21/chartex" xmlns:cx3="http://schemas.microsoft.com/office/drawing/2016/5/9/chartex" xmlns:cx4="http://schemas.microsoft.com/office/drawing/2016/5/10/chartex" xmlns:cx5="http://schemas.microsoft.com/office/drawing/2016/5/11/chartex" xmlns:cx6="http://schemas.microsoft.com/office/drawing/2016/5/12/chartex" xmlns:cx7="http://schemas.microsoft.com/office/drawing/2016/5/13/chartex" xmlns:cx8="http://schemas.microsoft.com/office/drawing/2016/5/14/chartex" xmlns:mc="http://schemas.openxmlformats.org/markup-compatibility/2006" xmlns:m="http://schemas.openxmlformats.org/officeDocument/2006/math" xmlns:aink="http://schemas.microsoft.com/office/drawing/2016/ink" xmlns:am3d="http://schemas.microsoft.com/office/drawing/2017/model3d" xmlns:oel="http://schemas.microsoft.com/office/2019/extlst" xmlns:r="http://schemas.openxmlformats.org/officeDocument/2006/relationships" xmlns:wp14="http://schemas.microsoft.com/office/word/2010/wordprocessingDrawing" xmlns:wp="http://schemas.openxmlformats.org/drawingml/2006/wordprocessingDrawing" xmlns:wpg="http://schemas.microsoft.com/office/word/2010/wordprocessingGroup" xmlns:wpi="http://schemas.microsoft.com/office/word/2010/wordprocessingInk" xmlns:wps="http://schemas.microsoft.com/office/word/2010/wordprocessingShape" xmlns:o="urn:schemas-microsoft-com:office:office" xmlns:v="urn:schemas-microsoft-com:vml" xmlns:w10="urn:schemas-microsoft-com:office:word" xmlns:w="http://schemas.openxmlformats.org/wordprocessingml/2006/main" xmlns:w14="http://schemas.microsoft.com/office/word/2010/wordml" xmlns:w15="http://schemas.microsoft.com/office/word/2012/wordml" xmlns:w16cex="http://schemas.microsoft.com/office/word/2018/wordml/cex" xmlns:w16cid="http://schemas.microsoft.com/office/word/2016/wordml/cid" xmlns:w16="http://schemas.microsoft.com/office/word/2018/wordml" xmlns:w16sdtdh="http://schemas.microsoft.com/office/word/2020/wordml/sdtdatahash" xmlns:w16sdtfl="http://schemas.microsoft.com/office/word/2024/wordml/sdtformatlock" xmlns:w16se="http://schemas.microsoft.com/office/word/2015/wordml/symex" xmlns:w16du="http://schemas.microsoft.com/office/word/2023/wordml/word16du" xmlns:wne="http://schemas.microsoft.com/office/word/2006/wordml" mc:Ignorable="w14 w15 w16se w16cid w16 w16cex w16sdtdh w16sdtfl w16du wp14">
   <w:abstractNum w:abstractNumId="0" w15:restartNumberingAfterBreak="0">
     <w:nsid w:val="FFFFFF89"/>
     <w:multiLevelType w:val="singleLevel"/>
@@ -3722,7 +4631,7 @@
 </file>
 
 <file path=word/styles.xml><?xml version="1.0" encoding="utf-8"?>
-<w:styles xmlns:mc="http://schemas.openxmlformats.org/markup-compatibility/2006" xmlns:r="http://schemas.openxmlformats.org/officeDocument/2006/relationships" xmlns:w="http://schemas.openxmlformats.org/wordprocessingml/2006/main" xmlns:w14="http://schemas.microsoft.com/office/word/2010/wordml" xmlns:w15="http://schemas.microsoft.com/office/word/2012/wordml" xmlns:w16cex="http://schemas.microsoft.com/office/word/2018/wordml/cex" xmlns:w16cid="http://schemas.microsoft.com/office/word/2016/wordml/cid" xmlns:w16="http://schemas.microsoft.com/office/word/2018/wordml" xmlns:w16sdtdh="http://schemas.microsoft.com/office/word/2020/wordml/sdtdatahash" xmlns:w16se="http://schemas.microsoft.com/office/word/2015/wordml/symex" mc:Ignorable="w14 w15 w16se w16cid w16 w16cex w16sdtdh">
+<w:styles xmlns:mc="http://schemas.openxmlformats.org/markup-compatibility/2006" xmlns:r="http://schemas.openxmlformats.org/officeDocument/2006/relationships" xmlns:w="http://schemas.openxmlformats.org/wordprocessingml/2006/main" xmlns:w14="http://schemas.microsoft.com/office/word/2010/wordml" xmlns:w15="http://schemas.microsoft.com/office/word/2012/wordml" xmlns:w16cex="http://schemas.microsoft.com/office/word/2018/wordml/cex" xmlns:w16cid="http://schemas.microsoft.com/office/word/2016/wordml/cid" xmlns:w16="http://schemas.microsoft.com/office/word/2018/wordml" xmlns:w16sdtdh="http://schemas.microsoft.com/office/word/2020/wordml/sdtdatahash" xmlns:w16sdtfl="http://schemas.microsoft.com/office/word/2024/wordml/sdtformatlock" xmlns:w16se="http://schemas.microsoft.com/office/word/2015/wordml/symex" xmlns:w16du="http://schemas.microsoft.com/office/word/2023/wordml/word16du" mc:Ignorable="w14 w15 w16se w16cid w16 w16cex w16sdtdh w16sdtfl w16du">
   <w:docDefaults>
     <w:rPrDefault>
       <w:rPr>
